--- a/Diplomski_rad.docx
+++ b/Diplomski_rad.docx
@@ -102,27 +102,7 @@
           <w:bCs/>
           <w:sz w:val="40"/>
         </w:rPr>
-        <w:t xml:space="preserve">Vrednovanje primjene konfliktno-slobodnih repliciranih tipova podataka (CRDT) u razvoju aplikacija s pretežito </w:t>
-      </w:r>
-      <w:proofErr w:type="spellStart"/>
-      <w:r>
-        <w:rPr>
-          <w:rFonts w:ascii="Arial" w:hAnsi="Arial" w:cs="Arial"/>
-          <w:b/>
-          <w:bCs/>
-          <w:sz w:val="40"/>
-        </w:rPr>
-        <w:t>izvanmrežnim</w:t>
-      </w:r>
-      <w:proofErr w:type="spellEnd"/>
-      <w:r>
-        <w:rPr>
-          <w:rFonts w:ascii="Arial" w:hAnsi="Arial" w:cs="Arial"/>
-          <w:b/>
-          <w:bCs/>
-          <w:sz w:val="40"/>
-        </w:rPr>
-        <w:t xml:space="preserve"> radom </w:t>
+        <w:t xml:space="preserve">Vrednovanje primjene konfliktno-slobodnih repliciranih tipova podataka (CRDT) u razvoju aplikacija s pretežito izvanmrežnim radom </w:t>
       </w:r>
     </w:p>
     <w:p>
@@ -562,15 +542,7 @@
       </w:pPr>
       <w:r>
         <w:lastRenderedPageBreak/>
-        <w:t xml:space="preserve">Student predaje samo pdf verziju rada preko </w:t>
-      </w:r>
-      <w:proofErr w:type="spellStart"/>
-      <w:r>
-        <w:t>FERweb</w:t>
-      </w:r>
-      <w:proofErr w:type="spellEnd"/>
-      <w:r>
-        <w:t>-a</w:t>
+        <w:t>Student predaje samo pdf verziju rada preko FERweb-a</w:t>
       </w:r>
       <w:r>
         <w:rPr>
@@ -1838,7 +1810,6 @@
         <w:lastRenderedPageBreak/>
         <w:t xml:space="preserve">Sadržaj se kreira automatski pomoću opcija </w:t>
       </w:r>
-      <w:proofErr w:type="spellStart"/>
       <w:r>
         <w:rPr>
           <w:b/>
@@ -1846,7 +1817,6 @@
         </w:rPr>
         <w:t>References</w:t>
       </w:r>
-      <w:proofErr w:type="spellEnd"/>
       <w:r>
         <w:t xml:space="preserve"> </w:t>
       </w:r>
@@ -1861,65 +1831,15 @@
           <w:b/>
           <w:bCs/>
         </w:rPr>
-        <w:t xml:space="preserve">Table </w:t>
-      </w:r>
-      <w:proofErr w:type="spellStart"/>
+        <w:t xml:space="preserve">Table of </w:t>
+      </w:r>
       <w:r>
         <w:rPr>
           <w:b/>
           <w:bCs/>
         </w:rPr>
-        <w:t>of</w:t>
-      </w:r>
-      <w:proofErr w:type="spellEnd"/>
-      <w:r>
-        <w:rPr>
-          <w:b/>
-          <w:bCs/>
-        </w:rPr>
-        <w:t xml:space="preserve"> </w:t>
-      </w:r>
-      <w:proofErr w:type="spellStart"/>
-      <w:r>
-        <w:rPr>
-          <w:b/>
-          <w:bCs/>
-        </w:rPr>
-        <w:t>Contents</w:t>
-      </w:r>
-      <w:proofErr w:type="spellEnd"/>
-      <w:r>
-        <w:rPr>
-          <w:b/>
-          <w:bCs/>
-        </w:rPr>
-        <w:t xml:space="preserve"> – Insert Table </w:t>
-      </w:r>
-      <w:proofErr w:type="spellStart"/>
-      <w:r>
-        <w:rPr>
-          <w:b/>
-          <w:bCs/>
-        </w:rPr>
-        <w:t>of</w:t>
-      </w:r>
-      <w:proofErr w:type="spellEnd"/>
-      <w:r>
-        <w:rPr>
-          <w:b/>
-          <w:bCs/>
-        </w:rPr>
-        <w:t xml:space="preserve"> </w:t>
-      </w:r>
-      <w:proofErr w:type="spellStart"/>
-      <w:r>
-        <w:rPr>
-          <w:b/>
-          <w:bCs/>
-        </w:rPr>
-        <w:t>Contents</w:t>
-      </w:r>
-      <w:proofErr w:type="spellEnd"/>
+        <w:t>Contents – Insert Table of Contents</w:t>
+      </w:r>
       <w:r>
         <w:t>. Nakon toga se otvara sljedeći prozor</w:t>
       </w:r>
@@ -2057,15 +1977,7 @@
         <w:t xml:space="preserve"> treba dati kratak uvod (cca 1 stranica</w:t>
       </w:r>
       <w:r>
-        <w:t xml:space="preserve">, </w:t>
-      </w:r>
-      <w:proofErr w:type="spellStart"/>
-      <w:r>
-        <w:t>max</w:t>
-      </w:r>
-      <w:proofErr w:type="spellEnd"/>
-      <w:r>
-        <w:t>. 2</w:t>
+        <w:t>, max. 2</w:t>
       </w:r>
       <w:r>
         <w:t xml:space="preserve">) u </w:t>
@@ -2092,15 +2004,7 @@
         <w:t>Uvod</w:t>
       </w:r>
       <w:r>
-        <w:t xml:space="preserve"> primijenite stil </w:t>
-      </w:r>
-      <w:proofErr w:type="spellStart"/>
-      <w:r>
-        <w:t>Heading</w:t>
-      </w:r>
-      <w:proofErr w:type="spellEnd"/>
-      <w:r>
-        <w:t xml:space="preserve"> 1, a zatim ručno maknite brojčanu oznaku.</w:t>
+        <w:t xml:space="preserve"> primijenite stil Heading 1, a zatim ručno maknite brojčanu oznaku.</w:t>
       </w:r>
       <w:r>
         <w:t xml:space="preserve"> </w:t>
@@ -2118,99 +2022,25 @@
     </w:p>
     <w:p>
       <w:r>
-        <w:t>Konfliktno-slobodni replicirani</w:t>
-      </w:r>
-      <w:r>
-        <w:t xml:space="preserve"> </w:t>
-      </w:r>
-      <w:r>
-        <w:t xml:space="preserve">tipovi podataka (CRDT – </w:t>
-      </w:r>
-      <w:proofErr w:type="spellStart"/>
+        <w:t xml:space="preserve">Konfliktno-slobodni replicirani tipovi podataka (CRDT – </w:t>
+      </w:r>
       <w:r>
         <w:rPr>
           <w:i/>
           <w:iCs/>
         </w:rPr>
-        <w:t>Conflict</w:t>
-      </w:r>
-      <w:proofErr w:type="spellEnd"/>
+        <w:t>Conflict-Free Replicated Data Types</w:t>
+      </w:r>
+      <w:r>
+        <w:t>) predstavljaju klasu distribuiranih struktura podataka osmišljenih za rad u sustavima s više replika, pri čemu se dopušta istovremeni rad nad podacima bez potrebe za centraliziranom sinkronizacijom. Njihova ključna karakteristika je sposobnost automatskog i determinističkog razrješavanja konflikata, čime se postiže svojstvo snažne konačne konzistentnosti (</w:t>
+      </w:r>
       <w:r>
         <w:rPr>
           <w:i/>
           <w:iCs/>
         </w:rPr>
-        <w:t xml:space="preserve">-Free </w:t>
-      </w:r>
-      <w:proofErr w:type="spellStart"/>
-      <w:r>
-        <w:rPr>
-          <w:i/>
-          <w:iCs/>
-        </w:rPr>
-        <w:t>Replicated</w:t>
-      </w:r>
-      <w:proofErr w:type="spellEnd"/>
-      <w:r>
-        <w:rPr>
-          <w:i/>
-          <w:iCs/>
-        </w:rPr>
-        <w:t xml:space="preserve"> Data </w:t>
-      </w:r>
-      <w:proofErr w:type="spellStart"/>
-      <w:r>
-        <w:rPr>
-          <w:i/>
-          <w:iCs/>
-        </w:rPr>
-        <w:t>Types</w:t>
-      </w:r>
-      <w:proofErr w:type="spellEnd"/>
-      <w:r>
-        <w:t>) predstavljaju klasu distribuiranih struktura podataka osmišljenih za rad u sustavima s više replika, pri čemu se dopušta istovremeni rad nad podacima bez potrebe za centraliziranom sinkronizacijom. Njihova ključna karakteristika je sposobnost automatskog i determinističkog razrješavanja konflikata, čime se postiže svojstvo snažne konačne konzistentnosti (</w:t>
-      </w:r>
-      <w:proofErr w:type="spellStart"/>
-      <w:r>
-        <w:rPr>
-          <w:i/>
-          <w:iCs/>
-        </w:rPr>
-        <w:t>strong</w:t>
-      </w:r>
-      <w:proofErr w:type="spellEnd"/>
-      <w:r>
-        <w:rPr>
-          <w:i/>
-          <w:iCs/>
-        </w:rPr>
-        <w:t xml:space="preserve"> </w:t>
-      </w:r>
-      <w:proofErr w:type="spellStart"/>
-      <w:r>
-        <w:rPr>
-          <w:i/>
-          <w:iCs/>
-        </w:rPr>
-        <w:t>eventual</w:t>
-      </w:r>
-      <w:proofErr w:type="spellEnd"/>
-      <w:r>
-        <w:rPr>
-          <w:i/>
-          <w:iCs/>
-        </w:rPr>
-        <w:t xml:space="preserve"> </w:t>
-      </w:r>
-      <w:proofErr w:type="spellStart"/>
-      <w:r>
-        <w:rPr>
-          <w:i/>
-          <w:iCs/>
-        </w:rPr>
-        <w:t>consistency</w:t>
-      </w:r>
-      <w:proofErr w:type="spellEnd"/>
+        <w:t>strong eventual consistency</w:t>
+      </w:r>
       <w:r>
         <w:t>).</w:t>
       </w:r>
@@ -2225,34 +2055,12 @@
     </w:p>
     <w:p>
       <w:r>
-        <w:t xml:space="preserve">U distribuiranim sustavima, osobito onima koji podržavaju </w:t>
-      </w:r>
-      <w:proofErr w:type="spellStart"/>
-      <w:r>
-        <w:t>izvanmrežni</w:t>
-      </w:r>
-      <w:proofErr w:type="spellEnd"/>
-      <w:r>
-        <w:t xml:space="preserve"> (offline-</w:t>
-      </w:r>
-      <w:proofErr w:type="spellStart"/>
-      <w:r>
-        <w:t>first</w:t>
-      </w:r>
-      <w:proofErr w:type="spellEnd"/>
-      <w:r>
-        <w:t>) rad, čvorovi (klijenti) često rade s lokalnim kopijama podataka. Promjene se kasnije sinkroniziraju s drugim čvorovima, što može dovesti do konflikata ako je isti podatak izmijenjen na više mjesta.</w:t>
-      </w:r>
-    </w:p>
-    <w:p>
-      <w:r>
-        <w:t xml:space="preserve">CRDT </w:t>
-      </w:r>
-      <w:r>
-        <w:t>modeli</w:t>
-      </w:r>
-      <w:r>
-        <w:t xml:space="preserve"> rješavaju ovaj problem tako da:</w:t>
+        <w:t>U distribuiranim sustavima, osobito onima koji podržavaju izvanmrežni (offline-first) rad, čvorovi (klijenti) često rade s lokalnim kopijama podataka. Promjene se kasnije sinkroniziraju s drugim čvorovima, što može dovesti do konflikata ako je isti podatak izmijenjen na više mjesta.</w:t>
+      </w:r>
+    </w:p>
+    <w:p>
+      <w:r>
+        <w:t>CRDT modeli rješavaju ovaj problem tako da:</w:t>
       </w:r>
     </w:p>
     <w:p>
@@ -2285,15 +2093,7 @@
         </w:numPr>
       </w:pPr>
       <w:r>
-        <w:t>koriste determinističke funkcije spajanja (</w:t>
-      </w:r>
-      <w:proofErr w:type="spellStart"/>
-      <w:r>
-        <w:t>merge</w:t>
-      </w:r>
-      <w:proofErr w:type="spellEnd"/>
-      <w:r>
-        <w:t>) koje uklanjaju potrebu za ručnim rješavanjem konflikata.</w:t>
+        <w:t>koriste determinističke funkcije spajanja (merge) koje uklanjaju potrebu za ručnim rješavanjem konflikata.</w:t>
       </w:r>
     </w:p>
     <w:p>
@@ -2308,13 +2108,8 @@
           <w:numId w:val="14"/>
         </w:numPr>
       </w:pPr>
-      <w:proofErr w:type="spellStart"/>
-      <w:r>
-        <w:t>Komutativnost</w:t>
-      </w:r>
-      <w:proofErr w:type="spellEnd"/>
-      <w:r>
-        <w:t xml:space="preserve"> – redoslijed primjene operacija ne utječe na konačni rezultat, </w:t>
+      <w:r>
+        <w:t xml:space="preserve">Komutativnost – redoslijed primjene operacija ne utječe na konačni rezultat, </w:t>
       </w:r>
     </w:p>
     <w:p>
@@ -2335,13 +2130,8 @@
           <w:numId w:val="14"/>
         </w:numPr>
       </w:pPr>
-      <w:proofErr w:type="spellStart"/>
-      <w:r>
-        <w:t>Idempotentnost</w:t>
-      </w:r>
-      <w:proofErr w:type="spellEnd"/>
-      <w:r>
-        <w:t xml:space="preserve"> – ponovljena primjena iste operacije ne mijenja rezultat. </w:t>
+      <w:r>
+        <w:t xml:space="preserve">Idempotentnost – ponovljena primjena iste operacije ne mijenja rezultat. </w:t>
       </w:r>
     </w:p>
     <w:p>
@@ -2401,15 +2191,7 @@
         </w:numPr>
       </w:pPr>
       <w:r>
-        <w:t>offline-</w:t>
-      </w:r>
-      <w:proofErr w:type="spellStart"/>
-      <w:r>
-        <w:t>first</w:t>
-      </w:r>
-      <w:proofErr w:type="spellEnd"/>
-      <w:r>
-        <w:t xml:space="preserve"> aplikacije, </w:t>
+        <w:t xml:space="preserve">offline-first aplikacije, </w:t>
       </w:r>
     </w:p>
     <w:p>
@@ -2441,479 +2223,892 @@
         <w:pStyle w:val="Heading2"/>
       </w:pPr>
       <w:r>
-        <w:t>State-</w:t>
-      </w:r>
-      <w:proofErr w:type="spellStart"/>
-      <w:r>
-        <w:t>based</w:t>
-      </w:r>
-      <w:proofErr w:type="spellEnd"/>
-      <w:r>
-        <w:t xml:space="preserve"> CRDT (</w:t>
-      </w:r>
-      <w:proofErr w:type="spellStart"/>
-      <w:r>
-        <w:t>CvRDT</w:t>
-      </w:r>
-      <w:proofErr w:type="spellEnd"/>
-      <w:r>
-        <w:t>)</w:t>
-      </w:r>
-    </w:p>
-    <w:p>
-      <w:r>
-        <w:t>State-</w:t>
-      </w:r>
-      <w:proofErr w:type="spellStart"/>
-      <w:r>
-        <w:t>based</w:t>
-      </w:r>
-      <w:proofErr w:type="spellEnd"/>
-      <w:r>
-        <w:t xml:space="preserve"> CRDT modeli (</w:t>
-      </w:r>
-      <w:proofErr w:type="spellStart"/>
+        <w:t>State-based CRDT (CvRDT)</w:t>
+      </w:r>
+    </w:p>
+    <w:p>
+      <w:r>
+        <w:t>State-based CRDT modeli (</w:t>
+      </w:r>
       <w:r>
         <w:rPr>
           <w:i/>
           <w:iCs/>
         </w:rPr>
-        <w:t>Convergent</w:t>
-      </w:r>
-      <w:proofErr w:type="spellEnd"/>
+        <w:t>Convergent Replicated Data Types</w:t>
+      </w:r>
+      <w:r>
+        <w:t>, CvRDT) temelje se na razmjeni cjelokupnog stanja između replika. Svaki čvor održava lokalno stanje podatka te povremeno šalje to stanje drugim čvorovima. Prilikom sinkronizacije koristi se funkcija spajanja (</w:t>
+      </w:r>
       <w:r>
         <w:rPr>
           <w:i/>
           <w:iCs/>
         </w:rPr>
-        <w:t xml:space="preserve"> </w:t>
-      </w:r>
-      <w:proofErr w:type="spellStart"/>
+        <w:t>merge</w:t>
+      </w:r>
+      <w:r>
+        <w:t>) koja kombinira dva stanja u jedno.</w:t>
+      </w:r>
+    </w:p>
+    <w:p>
+      <w:pPr>
+        <w:pStyle w:val="Heading3"/>
+      </w:pPr>
+      <w:r>
+        <w:t>I</w:t>
+      </w:r>
+      <w:r>
+        <w:t>deja i princip rada</w:t>
+      </w:r>
+    </w:p>
+    <w:p>
+      <w:r>
+        <w:t>U state-based CRDT modelu svaki čvor u sustavu održava lokalnu kopiju (repliku) podatka. Promjene se primjenjuju lokalno, bez potrebe za komunikacijom s drugim čvorovima u trenutku izvršavanja operacije. Periodički, čvorovi međusobno razmjenjuju svoja stanja, nakon čega se ta stanja spajaju pomoću posebno definirane funkcije spajanja (</w:t>
+      </w:r>
       <w:r>
         <w:rPr>
           <w:i/>
           <w:iCs/>
         </w:rPr>
-        <w:t>Replicated</w:t>
-      </w:r>
-      <w:proofErr w:type="spellEnd"/>
+        <w:t>merge</w:t>
+      </w:r>
+      <w:r>
+        <w:t>).</w:t>
+      </w:r>
+    </w:p>
+    <w:p>
+      <w:r>
+        <w:t>Proces rada može se opisati kroz sljedeće korake:</w:t>
+      </w:r>
+    </w:p>
+    <w:p>
+      <w:pPr>
+        <w:numPr>
+          <w:ilvl w:val="0"/>
+          <w:numId w:val="27"/>
+        </w:numPr>
+      </w:pPr>
+      <w:r>
+        <w:t xml:space="preserve">Lokalna izmjena </w:t>
+      </w:r>
+      <w:r>
+        <w:t>-</w:t>
+      </w:r>
+      <w:r>
+        <w:t xml:space="preserve"> čvor primjenjuje promjenu nad svojom lokalnom replikom. </w:t>
+      </w:r>
+    </w:p>
+    <w:p>
+      <w:pPr>
+        <w:numPr>
+          <w:ilvl w:val="0"/>
+          <w:numId w:val="27"/>
+        </w:numPr>
+      </w:pPr>
+      <w:r>
+        <w:t xml:space="preserve">Razmjena stanja </w:t>
+      </w:r>
+      <w:r>
+        <w:t>-</w:t>
+      </w:r>
+      <w:r>
+        <w:t xml:space="preserve"> čvor šalje svoje trenutno stanje drugim replikama. </w:t>
+      </w:r>
+    </w:p>
+    <w:p>
+      <w:pPr>
+        <w:numPr>
+          <w:ilvl w:val="0"/>
+          <w:numId w:val="27"/>
+        </w:numPr>
+      </w:pPr>
+      <w:r>
+        <w:t xml:space="preserve">Spajanje (merge) </w:t>
+      </w:r>
+      <w:r>
+        <w:t>-</w:t>
+      </w:r>
+      <w:r>
+        <w:t xml:space="preserve"> primljeno stanje kombinira se s lokalnim stanjem koristeći determinističku funkciju. </w:t>
+      </w:r>
+    </w:p>
+    <w:p>
+      <w:pPr>
+        <w:numPr>
+          <w:ilvl w:val="0"/>
+          <w:numId w:val="27"/>
+        </w:numPr>
+      </w:pPr>
+      <w:r>
+        <w:t xml:space="preserve">Konvergencija – nakon dovoljnog broja razmjena, sve replike postižu isto stanje. </w:t>
+      </w:r>
+    </w:p>
+    <w:p>
+      <w:r>
+        <w:t>Ključna prednost ovog pristupa je što ne zahtijeva sinkronizaciju u stvarnom vremenu niti koordinaciju između čvorova tijekom izvođenja operacija.</w:t>
+      </w:r>
+    </w:p>
+    <w:p>
+      <w:pPr>
+        <w:pStyle w:val="Heading3"/>
+      </w:pPr>
+      <w:r>
+        <w:lastRenderedPageBreak/>
+        <w:t>Matematička osnova</w:t>
+      </w:r>
+    </w:p>
+    <w:p>
+      <w:r>
+        <w:t>State-based CRDT temelji se na konceptu poluuređenih skupova (</w:t>
+      </w:r>
       <w:r>
         <w:rPr>
           <w:i/>
           <w:iCs/>
         </w:rPr>
-        <w:t xml:space="preserve"> Data </w:t>
-      </w:r>
-      <w:proofErr w:type="spellStart"/>
+        <w:t>partially ordered sets</w:t>
+      </w:r>
+      <w:r>
+        <w:t>) i rešetki (</w:t>
+      </w:r>
       <w:r>
         <w:rPr>
           <w:i/>
           <w:iCs/>
         </w:rPr>
-        <w:t>Types</w:t>
-      </w:r>
-      <w:proofErr w:type="spellEnd"/>
-      <w:r>
-        <w:t xml:space="preserve">, </w:t>
-      </w:r>
-      <w:proofErr w:type="spellStart"/>
-      <w:r>
-        <w:t>CvRDT</w:t>
-      </w:r>
-      <w:proofErr w:type="spellEnd"/>
-      <w:r>
-        <w:t>) temelje se na razmjeni cjelokupnog stanja između replika. Svaki čvor održava lokalno stanje podatka te povremeno šalje to stanje drugim čvorovima. Prilikom sinkronizacije koristi se funkcija spajanja (</w:t>
-      </w:r>
-      <w:proofErr w:type="spellStart"/>
+        <w:t>lattices</w:t>
+      </w:r>
+      <w:r>
+        <w:t>). Svako stanje CRDT-a pripada skupu u kojem je definiran parcijalni poredak (≤), a operacija spajanja definira se kao funkcija koja vraća najmanju gornju među (</w:t>
+      </w:r>
       <w:r>
         <w:rPr>
           <w:i/>
           <w:iCs/>
         </w:rPr>
-        <w:t>merge</w:t>
-      </w:r>
-      <w:proofErr w:type="spellEnd"/>
-      <w:r>
-        <w:t>) koja kombinira dva stanja u jedno.</w:t>
-      </w:r>
-    </w:p>
-    <w:p>
-      <w:r>
-        <w:t>Ključne karakteristike:</w:t>
+        <w:t>least upper bound</w:t>
+      </w:r>
+      <w:r>
+        <w:t>, LUB) dvaju stanja.</w:t>
+      </w:r>
+    </w:p>
+    <w:p>
+      <w:r>
+        <w:t>Za ispravnost modela potrebno je da funkcija spajanja zadovoljava sljedeća svojstva:</w:t>
       </w:r>
     </w:p>
     <w:p>
       <w:pPr>
         <w:numPr>
           <w:ilvl w:val="0"/>
-          <w:numId w:val="15"/>
+          <w:numId w:val="28"/>
         </w:numPr>
       </w:pPr>
       <w:r>
-        <w:t xml:space="preserve">Svaka replika može samostalno primjenjivati promjene. </w:t>
-      </w:r>
+        <w:t>Komutativnost:</w:t>
+      </w:r>
+      <w:r>
+        <w:br/>
+      </w:r>
+      <m:oMathPara>
+        <m:oMath>
+          <m:r>
+            <w:rPr>
+              <w:rFonts w:ascii="Cambria Math" w:hAnsi="Cambria Math"/>
+            </w:rPr>
+            <m:t>merge(a,b)=merge(b,a)</m:t>
+          </m:r>
+        </m:oMath>
+      </m:oMathPara>
     </w:p>
     <w:p>
       <w:pPr>
         <w:numPr>
           <w:ilvl w:val="0"/>
-          <w:numId w:val="15"/>
+          <w:numId w:val="28"/>
         </w:numPr>
       </w:pPr>
       <w:r>
-        <w:t xml:space="preserve">Sinkronizacija se vrši slanjem cijelog stanja. </w:t>
-      </w:r>
+        <w:t>Asocijativnost:</w:t>
+      </w:r>
+      <w:r>
+        <w:br/>
+      </w:r>
+      <m:oMathPara>
+        <m:oMath>
+          <m:r>
+            <w:rPr>
+              <w:rFonts w:ascii="Cambria Math" w:hAnsi="Cambria Math"/>
+            </w:rPr>
+            <m:t>merge(a,merge(b,c))=merge(merge(a,b),c)</m:t>
+          </m:r>
+        </m:oMath>
+      </m:oMathPara>
     </w:p>
     <w:p>
       <w:pPr>
         <w:numPr>
           <w:ilvl w:val="0"/>
-          <w:numId w:val="15"/>
+          <w:numId w:val="28"/>
         </w:numPr>
       </w:pPr>
       <w:r>
-        <w:t xml:space="preserve">Funkcija spajanja mora biti: </w:t>
+        <w:t>Idempotentnost:</w:t>
+      </w:r>
+      <w:r>
+        <w:br/>
+      </w:r>
+      <m:oMathPara>
+        <m:oMath>
+          <m:r>
+            <w:rPr>
+              <w:rFonts w:ascii="Cambria Math" w:hAnsi="Cambria Math"/>
+            </w:rPr>
+            <m:t>merge(a,a)=a</m:t>
+          </m:r>
+        </m:oMath>
+      </m:oMathPara>
+    </w:p>
+    <w:p>
+      <w:r>
+        <w:t>Ova svojstva garantiraju da će, bez obzira na redoslijed i broj primjena operacija spajanja, sve replike konvergirati prema istom stanju.</w:t>
+      </w:r>
+    </w:p>
+    <w:p>
+      <w:pPr>
+        <w:pStyle w:val="Heading3"/>
+      </w:pPr>
+      <w:r>
+        <w:t>Mehanizam spajanja (merge funkcija)</w:t>
+      </w:r>
+    </w:p>
+    <w:p>
+      <w:r>
+        <w:t>Funkcija spajanja predstavlja ključni element state-based CRDT-a. Ona definira kako se dva različita stanja kombiniraju u jedno konzistentno stanje.</w:t>
+      </w:r>
+    </w:p>
+    <w:p>
+      <w:r>
+        <w:t>Općenito, merge funkcija:</w:t>
       </w:r>
     </w:p>
     <w:p>
       <w:pPr>
         <w:numPr>
-          <w:ilvl w:val="1"/>
-          <w:numId w:val="15"/>
+          <w:ilvl w:val="0"/>
+          <w:numId w:val="29"/>
         </w:numPr>
-        <w:tabs>
-          <w:tab w:val="num" w:pos="1440"/>
-        </w:tabs>
-      </w:pPr>
-      <w:proofErr w:type="spellStart"/>
-      <w:r>
-        <w:t>komutativna</w:t>
-      </w:r>
-      <w:proofErr w:type="spellEnd"/>
-      <w:r>
-        <w:t xml:space="preserve">, </w:t>
+      </w:pPr>
+      <w:r>
+        <w:t xml:space="preserve">mora biti deterministička, </w:t>
       </w:r>
     </w:p>
     <w:p>
       <w:pPr>
         <w:numPr>
-          <w:ilvl w:val="1"/>
-          <w:numId w:val="15"/>
+          <w:ilvl w:val="0"/>
+          <w:numId w:val="29"/>
         </w:numPr>
-        <w:tabs>
-          <w:tab w:val="num" w:pos="1440"/>
-        </w:tabs>
-      </w:pPr>
-      <w:r>
-        <w:t xml:space="preserve">asocijativna, </w:t>
+      </w:pPr>
+      <w:r>
+        <w:t xml:space="preserve">ne smije gubiti informacije, </w:t>
       </w:r>
     </w:p>
     <w:p>
       <w:pPr>
         <w:numPr>
-          <w:ilvl w:val="1"/>
-          <w:numId w:val="15"/>
+          <w:ilvl w:val="0"/>
+          <w:numId w:val="29"/>
         </w:numPr>
-        <w:tabs>
-          <w:tab w:val="num" w:pos="1440"/>
-        </w:tabs>
-      </w:pPr>
-      <w:proofErr w:type="spellStart"/>
-      <w:r>
-        <w:t>idempotentna</w:t>
-      </w:r>
-      <w:proofErr w:type="spellEnd"/>
-    </w:p>
-    <w:p>
-      <w:r>
-        <w:t>State-</w:t>
-      </w:r>
-      <w:proofErr w:type="spellStart"/>
-      <w:r>
-        <w:t>based</w:t>
-      </w:r>
-      <w:proofErr w:type="spellEnd"/>
-      <w:r>
-        <w:t xml:space="preserve"> CRDT definiran je kao parcijalno uređen skup (</w:t>
-      </w:r>
-      <w:proofErr w:type="spellStart"/>
+      </w:pPr>
+      <w:r>
+        <w:t xml:space="preserve">mora osigurati monoton rast stanja (stanje se uvijek "povećava" prema parcijalnom poretku). </w:t>
+      </w:r>
+    </w:p>
+    <w:p>
+      <w:r>
+        <w:t>U praksi to znači da se prilikom spajanja često koristi:</w:t>
+      </w:r>
+    </w:p>
+    <w:p>
+      <w:pPr>
+        <w:numPr>
+          <w:ilvl w:val="0"/>
+          <w:numId w:val="30"/>
+        </w:numPr>
+      </w:pPr>
+      <w:r>
+        <w:t xml:space="preserve">maksimalna vrijednost (npr. kod brojača), </w:t>
+      </w:r>
+    </w:p>
+    <w:p>
+      <w:pPr>
+        <w:numPr>
+          <w:ilvl w:val="0"/>
+          <w:numId w:val="30"/>
+        </w:numPr>
+      </w:pPr>
+      <w:r>
+        <w:t xml:space="preserve">unija skupova, </w:t>
+      </w:r>
+    </w:p>
+    <w:p>
+      <w:pPr>
+        <w:numPr>
+          <w:ilvl w:val="0"/>
+          <w:numId w:val="30"/>
+        </w:numPr>
+      </w:pPr>
+      <w:r>
+        <w:t>kombinacija struktura podataka.</w:t>
+      </w:r>
+    </w:p>
+    <w:p>
+      <w:pPr>
+        <w:pStyle w:val="Heading3"/>
+      </w:pPr>
+      <w:r>
+        <w:lastRenderedPageBreak/>
+        <w:t>Primjeri state-based CRDT struktura</w:t>
+      </w:r>
+    </w:p>
+    <w:p>
+      <w:pPr>
+        <w:pStyle w:val="Heading4"/>
+      </w:pPr>
+      <w:r>
+        <w:t>G-Counter (Grow-only Counter)</w:t>
+      </w:r>
+    </w:p>
+    <w:p>
+      <w:r>
+        <w:t>G-Counter je jednostavan brojač koji podržava samo operaciju povećanja.</w:t>
+      </w:r>
+    </w:p>
+    <w:p>
+      <w:pPr>
+        <w:numPr>
+          <w:ilvl w:val="0"/>
+          <w:numId w:val="31"/>
+        </w:numPr>
+      </w:pPr>
+      <w:r>
+        <w:t xml:space="preserve">Svaka replika održava vlastiti lokalni brojač. </w:t>
+      </w:r>
+    </w:p>
+    <w:p>
+      <w:pPr>
+        <w:numPr>
+          <w:ilvl w:val="0"/>
+          <w:numId w:val="31"/>
+        </w:numPr>
+      </w:pPr>
+      <w:r>
+        <w:t xml:space="preserve">Stanje je predstavljeno kao mapa (čvor → vrijednost). </w:t>
+      </w:r>
+    </w:p>
+    <w:p>
+      <w:pPr>
+        <w:numPr>
+          <w:ilvl w:val="0"/>
+          <w:numId w:val="31"/>
+        </w:numPr>
+      </w:pPr>
+      <w:r>
+        <w:t xml:space="preserve">Operacija </w:t>
+      </w:r>
       <w:r>
         <w:rPr>
           <w:i/>
           <w:iCs/>
         </w:rPr>
-        <w:t>lattice</w:t>
-      </w:r>
-      <w:proofErr w:type="spellEnd"/>
-      <w:r>
-        <w:t>), gdje svako stanje ima definiran odnos "veće ili jednako". Funkcija spajanja računa najmanju gornju među (</w:t>
-      </w:r>
-      <w:proofErr w:type="spellStart"/>
+        <w:t>increment</w:t>
+      </w:r>
+      <w:r>
+        <w:t xml:space="preserve"> povećava lokalnu vrijednost. </w:t>
+      </w:r>
+    </w:p>
+    <w:p>
+      <w:pPr>
+        <w:numPr>
+          <w:ilvl w:val="0"/>
+          <w:numId w:val="31"/>
+        </w:numPr>
+      </w:pPr>
+      <w:r>
+        <w:t xml:space="preserve">Funkcija spajanja uzima maksimalnu vrijednost za svaki čvor. </w:t>
+      </w:r>
+    </w:p>
+    <w:p>
+      <w:r>
+        <w:t>Konačna vrijednost brojača dobiva se sumiranjem svih lokalnih vrijednosti.</w:t>
+      </w:r>
+    </w:p>
+    <w:p>
+      <w:r>
+        <w:t>Karakteristike:</w:t>
+      </w:r>
+    </w:p>
+    <w:p>
+      <w:pPr>
+        <w:numPr>
+          <w:ilvl w:val="0"/>
+          <w:numId w:val="32"/>
+        </w:numPr>
+      </w:pPr>
+      <w:r>
+        <w:t xml:space="preserve">jednostavna implementacija, </w:t>
+      </w:r>
+    </w:p>
+    <w:p>
+      <w:pPr>
+        <w:numPr>
+          <w:ilvl w:val="0"/>
+          <w:numId w:val="32"/>
+        </w:numPr>
+      </w:pPr>
+      <w:r>
+        <w:t xml:space="preserve">nema podrške za smanjenje vrijednosti. </w:t>
+      </w:r>
+    </w:p>
+    <w:p>
+      <w:pPr>
+        <w:pStyle w:val="Heading4"/>
+      </w:pPr>
+      <w:r>
+        <w:t>G-Set (Grow-only Set)</w:t>
+      </w:r>
+    </w:p>
+    <w:p>
+      <w:r>
+        <w:t>G-Set je skup koji podržava samo dodavanje elemenata.</w:t>
+      </w:r>
+    </w:p>
+    <w:p>
+      <w:pPr>
+        <w:numPr>
+          <w:ilvl w:val="0"/>
+          <w:numId w:val="34"/>
+        </w:numPr>
+      </w:pPr>
+      <w:r>
+        <w:t xml:space="preserve">Operacija add dodaje element u skup. </w:t>
+      </w:r>
+    </w:p>
+    <w:p>
+      <w:pPr>
+        <w:numPr>
+          <w:ilvl w:val="0"/>
+          <w:numId w:val="34"/>
+        </w:numPr>
+      </w:pPr>
+      <w:r>
+        <w:t xml:space="preserve">Ne postoji operacija uklanjanja. </w:t>
+      </w:r>
+    </w:p>
+    <w:p>
+      <w:pPr>
+        <w:numPr>
+          <w:ilvl w:val="0"/>
+          <w:numId w:val="34"/>
+        </w:numPr>
+      </w:pPr>
+      <w:r>
+        <w:t xml:space="preserve">Funkcija spajanja je unija skupova. </w:t>
+      </w:r>
+    </w:p>
+    <w:p>
+      <w:r>
+        <w:t>Prednosti:</w:t>
+      </w:r>
+    </w:p>
+    <w:p>
+      <w:pPr>
+        <w:numPr>
+          <w:ilvl w:val="0"/>
+          <w:numId w:val="35"/>
+        </w:numPr>
+      </w:pPr>
+      <w:r>
+        <w:t xml:space="preserve">vrlo jednostavan model, </w:t>
+      </w:r>
+    </w:p>
+    <w:p>
+      <w:pPr>
+        <w:numPr>
+          <w:ilvl w:val="0"/>
+          <w:numId w:val="35"/>
+        </w:numPr>
+      </w:pPr>
+      <w:r>
+        <w:t xml:space="preserve">nema konflikata pri dodavanju. </w:t>
+      </w:r>
+    </w:p>
+    <w:p>
+      <w:r>
+        <w:t>Nedostatak:</w:t>
+      </w:r>
+    </w:p>
+    <w:p>
+      <w:pPr>
+        <w:numPr>
+          <w:ilvl w:val="0"/>
+          <w:numId w:val="36"/>
+        </w:numPr>
+      </w:pPr>
+      <w:r>
+        <w:t>elementi se ne mogu ukloniti.</w:t>
+      </w:r>
+    </w:p>
+    <w:p>
+      <w:pPr>
+        <w:pStyle w:val="Heading3"/>
+      </w:pPr>
+      <w:r>
+        <w:t>Prednosti state-based pristupa</w:t>
+      </w:r>
+    </w:p>
+    <w:p>
+      <w:r>
+        <w:t>State-based CRDT modeli imaju nekoliko značajnih prednosti:</w:t>
+      </w:r>
+    </w:p>
+    <w:p>
+      <w:pPr>
+        <w:pStyle w:val="ListParagraph"/>
+        <w:numPr>
+          <w:ilvl w:val="0"/>
+          <w:numId w:val="37"/>
+        </w:numPr>
+      </w:pPr>
+      <w:r>
+        <w:t>Jednostavnost implementacije</w:t>
+      </w:r>
+      <w:r>
+        <w:t xml:space="preserve"> - n</w:t>
+      </w:r>
+      <w:r>
+        <w:t>ema potrebe za kompleksnim protokolima za razmjenu operacija.</w:t>
+      </w:r>
+    </w:p>
+    <w:p>
+      <w:pPr>
+        <w:pStyle w:val="ListParagraph"/>
+        <w:numPr>
+          <w:ilvl w:val="0"/>
+          <w:numId w:val="37"/>
+        </w:numPr>
+      </w:pPr>
+      <w:r>
+        <w:lastRenderedPageBreak/>
+        <w:t>Otpornost na mrežne probleme</w:t>
+      </w:r>
+      <w:r>
+        <w:t xml:space="preserve"> - s</w:t>
+      </w:r>
+      <w:r>
+        <w:t>ustav tolerira gubitak, dupliciranje i promjenu redoslijeda poruka.</w:t>
+      </w:r>
+    </w:p>
+    <w:p>
+      <w:pPr>
+        <w:pStyle w:val="ListParagraph"/>
+        <w:numPr>
+          <w:ilvl w:val="0"/>
+          <w:numId w:val="37"/>
+        </w:numPr>
+      </w:pPr>
+      <w:r>
+        <w:t>N</w:t>
+      </w:r>
+      <w:r>
+        <w:t>eovisnost o redoslijedu poruka</w:t>
+      </w:r>
+      <w:r>
+        <w:t xml:space="preserve"> - z</w:t>
+      </w:r>
+      <w:r>
+        <w:t>bog idempotentnosti i komutativnosti nije važno kojim redoslijedom stanja dolaze.</w:t>
+      </w:r>
+    </w:p>
+    <w:p>
+      <w:pPr>
+        <w:pStyle w:val="ListParagraph"/>
+        <w:numPr>
+          <w:ilvl w:val="0"/>
+          <w:numId w:val="37"/>
+        </w:numPr>
+      </w:pPr>
+      <w:r>
+        <w:t>Pogodnost za offline-first aplikacije</w:t>
+      </w:r>
+      <w:r>
+        <w:t xml:space="preserve"> - k</w:t>
+      </w:r>
+      <w:r>
+        <w:t>lijenti mogu raditi potpuno lokalno i sinkronizirati se kasnije.</w:t>
+      </w:r>
+    </w:p>
+    <w:p>
+      <w:pPr>
+        <w:pStyle w:val="Heading3"/>
+      </w:pPr>
+      <w:r>
+        <w:t>Nedostaci i ograničenja</w:t>
+      </w:r>
+    </w:p>
+    <w:p>
+      <w:r>
+        <w:t>Unatoč prednostima, state-based CRDT ima i određene nedostatke:</w:t>
+      </w:r>
+    </w:p>
+    <w:p>
+      <w:pPr>
+        <w:pStyle w:val="ListParagraph"/>
+        <w:numPr>
+          <w:ilvl w:val="0"/>
+          <w:numId w:val="38"/>
+        </w:numPr>
+      </w:pPr>
+      <w:r>
+        <w:t>Velika količina podataka za prijenos</w:t>
+      </w:r>
+      <w:r>
+        <w:t xml:space="preserve"> - s</w:t>
+      </w:r>
+      <w:r>
+        <w:t>vaka sinkronizacija uključuje slanje cijelog stanja, što može biti problem kod velikih struktura.</w:t>
+      </w:r>
+    </w:p>
+    <w:p>
+      <w:pPr>
+        <w:pStyle w:val="ListParagraph"/>
+        <w:numPr>
+          <w:ilvl w:val="0"/>
+          <w:numId w:val="38"/>
+        </w:numPr>
+      </w:pPr>
+      <w:r>
+        <w:t>Rast memorijskih zahtjeva</w:t>
+      </w:r>
+      <w:r>
+        <w:t xml:space="preserve"> - s</w:t>
+      </w:r>
+      <w:r>
+        <w:t>tanje može rasti tijekom vremena (npr. pohrana metapodataka).</w:t>
+      </w:r>
+    </w:p>
+    <w:p>
+      <w:pPr>
+        <w:pStyle w:val="ListParagraph"/>
+        <w:numPr>
+          <w:ilvl w:val="0"/>
+          <w:numId w:val="38"/>
+        </w:numPr>
+      </w:pPr>
+      <w:r>
+        <w:t>Manja efikasnost kod čestih promjena</w:t>
+      </w:r>
+      <w:r>
+        <w:t xml:space="preserve"> - u</w:t>
+      </w:r>
+      <w:r>
+        <w:t xml:space="preserve"> usporedbi s operation-based pristupom, prijenos cijelog stanja može biti neefikasan.</w:t>
+      </w:r>
+    </w:p>
+    <w:p>
+      <w:pPr>
+        <w:pStyle w:val="Heading3"/>
+      </w:pPr>
+      <w:r>
+        <w:t>Optimizacije state-based CRDT-a</w:t>
+      </w:r>
+    </w:p>
+    <w:p>
+      <w:r>
+        <w:t>Kako bi se ublažili nedostaci, koriste se različite optimizacije:</w:t>
+      </w:r>
+    </w:p>
+    <w:p>
+      <w:pPr>
+        <w:pStyle w:val="ListParagraph"/>
+        <w:numPr>
+          <w:ilvl w:val="0"/>
+          <w:numId w:val="39"/>
+        </w:numPr>
+      </w:pPr>
+      <w:r>
+        <w:t>Delta-state CRDT (Δ-CRDT)</w:t>
+      </w:r>
+      <w:r>
+        <w:t xml:space="preserve"> - u</w:t>
+      </w:r>
+      <w:r>
+        <w:t>mjesto slanja cijelog stanja, šalju se samo promjene</w:t>
+      </w:r>
+    </w:p>
+    <w:p>
+      <w:pPr>
+        <w:pStyle w:val="ListParagraph"/>
+        <w:numPr>
+          <w:ilvl w:val="0"/>
+          <w:numId w:val="39"/>
+        </w:numPr>
+      </w:pPr>
+      <w:r>
+        <w:t>Kompresija stanja</w:t>
+      </w:r>
+      <w:r>
+        <w:t xml:space="preserve"> - u</w:t>
+      </w:r>
+      <w:r>
+        <w:t>klanjanje zastarjelih ili redundantnih podataka.</w:t>
+      </w:r>
+    </w:p>
+    <w:p>
+      <w:pPr>
+        <w:pStyle w:val="ListParagraph"/>
+        <w:numPr>
+          <w:ilvl w:val="0"/>
+          <w:numId w:val="39"/>
+        </w:numPr>
+      </w:pPr>
+      <w:r>
+        <w:t>Periodična sinkronizacija</w:t>
+      </w:r>
+      <w:r>
+        <w:t xml:space="preserve"> - u</w:t>
+      </w:r>
+      <w:r>
+        <w:t>mjesto stalne razmjene, sinkronizacija se vrši u određenim intervalima.</w:t>
+      </w:r>
+    </w:p>
+    <w:p>
+      <w:pPr>
+        <w:pStyle w:val="Heading3"/>
+      </w:pPr>
+      <w:r>
+        <w:t>Primjena u stvarnim sustavima</w:t>
+      </w:r>
+    </w:p>
+    <w:p>
+      <w:pPr>
+        <w:rPr>
+          <w:lang w:val="en-GB"/>
+        </w:rPr>
+      </w:pPr>
+      <w:r>
+        <w:rPr>
+          <w:lang w:val="en-GB"/>
+        </w:rPr>
+        <w:t>State-based CRDT modeli koriste se u različitim sustavima:</w:t>
+      </w:r>
+    </w:p>
+    <w:p>
+      <w:pPr>
+        <w:numPr>
+          <w:ilvl w:val="0"/>
+          <w:numId w:val="40"/>
+        </w:numPr>
+        <w:rPr>
+          <w:lang w:val="en-GB"/>
+        </w:rPr>
+      </w:pPr>
+      <w:r>
+        <w:rPr>
+          <w:lang w:val="en-GB"/>
+        </w:rPr>
+        <w:t xml:space="preserve">distribuirane baze podataka, </w:t>
+      </w:r>
+    </w:p>
+    <w:p>
+      <w:pPr>
+        <w:numPr>
+          <w:ilvl w:val="0"/>
+          <w:numId w:val="40"/>
+        </w:numPr>
+        <w:rPr>
+          <w:lang w:val="en-GB"/>
+        </w:rPr>
+      </w:pPr>
+      <w:r>
+        <w:rPr>
+          <w:lang w:val="en-GB"/>
+        </w:rPr>
+        <w:t xml:space="preserve">offline-first web i mobilne aplikacije, </w:t>
+      </w:r>
+    </w:p>
+    <w:p>
+      <w:pPr>
+        <w:numPr>
+          <w:ilvl w:val="0"/>
+          <w:numId w:val="40"/>
+        </w:numPr>
+        <w:rPr>
+          <w:lang w:val="en-GB"/>
+        </w:rPr>
+      </w:pPr>
+      <w:r>
+        <w:rPr>
+          <w:lang w:val="en-GB"/>
+        </w:rPr>
+        <w:t xml:space="preserve">sustavi za kolaboraciju (npr. dijeljenje podataka), </w:t>
+      </w:r>
+    </w:p>
+    <w:p>
+      <w:pPr>
+        <w:numPr>
+          <w:ilvl w:val="0"/>
+          <w:numId w:val="40"/>
+        </w:numPr>
+        <w:rPr>
+          <w:lang w:val="en-GB"/>
+        </w:rPr>
+      </w:pPr>
+      <w:r>
+        <w:rPr>
+          <w:lang w:val="en-GB"/>
+        </w:rPr>
+        <w:t xml:space="preserve">cache sustavi i edge computing. </w:t>
+      </w:r>
+    </w:p>
+    <w:p>
+      <w:pPr>
+        <w:rPr>
+          <w:lang w:val="en-GB"/>
+        </w:rPr>
+      </w:pPr>
+      <w:r>
+        <w:rPr>
+          <w:lang w:val="en-GB"/>
+        </w:rPr>
+        <w:t>Posebno su korisni u okruženjima gdje mreža nije pouzdana ili gdje je latencija visoka.</w:t>
+      </w:r>
+    </w:p>
+    <w:p/>
+    <w:p/>
+    <w:p>
+      <w:pPr>
+        <w:pStyle w:val="Heading2"/>
+      </w:pPr>
+      <w:r>
+        <w:t>Operation-based CRDT (CmRDT)</w:t>
+      </w:r>
+    </w:p>
+    <w:p>
+      <w:r>
+        <w:t>Operation-based CRDT modeli (</w:t>
+      </w:r>
       <w:r>
         <w:rPr>
           <w:i/>
           <w:iCs/>
         </w:rPr>
-        <w:t>least</w:t>
-      </w:r>
-      <w:proofErr w:type="spellEnd"/>
-      <w:r>
-        <w:rPr>
-          <w:i/>
-          <w:iCs/>
-        </w:rPr>
-        <w:t xml:space="preserve"> </w:t>
-      </w:r>
-      <w:proofErr w:type="spellStart"/>
-      <w:r>
-        <w:rPr>
-          <w:i/>
-          <w:iCs/>
-        </w:rPr>
-        <w:t>upper</w:t>
-      </w:r>
-      <w:proofErr w:type="spellEnd"/>
-      <w:r>
-        <w:rPr>
-          <w:i/>
-          <w:iCs/>
-        </w:rPr>
-        <w:t xml:space="preserve"> </w:t>
-      </w:r>
-      <w:proofErr w:type="spellStart"/>
-      <w:r>
-        <w:rPr>
-          <w:i/>
-          <w:iCs/>
-        </w:rPr>
-        <w:t>bound</w:t>
-      </w:r>
-      <w:proofErr w:type="spellEnd"/>
-      <w:r>
-        <w:t>) dvaju stanja.</w:t>
-      </w:r>
-    </w:p>
-    <w:p>
-      <w:r>
-        <w:t>Jednostavan primjer je G-</w:t>
-      </w:r>
-      <w:proofErr w:type="spellStart"/>
-      <w:r>
-        <w:t>Counter</w:t>
-      </w:r>
-      <w:proofErr w:type="spellEnd"/>
-      <w:r>
-        <w:t xml:space="preserve"> (</w:t>
-      </w:r>
-      <w:proofErr w:type="spellStart"/>
-      <w:r>
-        <w:rPr>
-          <w:i/>
-          <w:iCs/>
-        </w:rPr>
-        <w:t>Grow-only</w:t>
-      </w:r>
-      <w:proofErr w:type="spellEnd"/>
-      <w:r>
-        <w:rPr>
-          <w:i/>
-          <w:iCs/>
-        </w:rPr>
-        <w:t xml:space="preserve"> </w:t>
-      </w:r>
-      <w:proofErr w:type="spellStart"/>
-      <w:r>
-        <w:rPr>
-          <w:i/>
-          <w:iCs/>
-        </w:rPr>
-        <w:t>Counter</w:t>
-      </w:r>
-      <w:proofErr w:type="spellEnd"/>
-      <w:r>
-        <w:t>):</w:t>
-      </w:r>
-    </w:p>
-    <w:p>
-      <w:pPr>
-        <w:numPr>
-          <w:ilvl w:val="0"/>
-          <w:numId w:val="16"/>
-        </w:numPr>
-      </w:pPr>
-      <w:r>
-        <w:t xml:space="preserve">Svaki čvor ima vlastiti brojač. </w:t>
-      </w:r>
-    </w:p>
-    <w:p>
-      <w:pPr>
-        <w:numPr>
-          <w:ilvl w:val="0"/>
-          <w:numId w:val="16"/>
-        </w:numPr>
-      </w:pPr>
-      <w:r>
-        <w:t xml:space="preserve">Vrijednost se povećava lokalno. </w:t>
-      </w:r>
-    </w:p>
-    <w:p>
-      <w:pPr>
-        <w:numPr>
-          <w:ilvl w:val="0"/>
-          <w:numId w:val="16"/>
-        </w:numPr>
-      </w:pPr>
-      <w:r>
-        <w:t xml:space="preserve">Prilikom spajanja uzima se maksimalna vrijednost za svaki čvor. </w:t>
-      </w:r>
-    </w:p>
-    <w:p>
-      <w:pPr>
-        <w:numPr>
-          <w:ilvl w:val="0"/>
-          <w:numId w:val="16"/>
-        </w:numPr>
-      </w:pPr>
-      <w:r>
-        <w:lastRenderedPageBreak/>
-        <w:t>Konačna vrijednost je suma svih lokalnih brojača.</w:t>
-      </w:r>
-    </w:p>
-    <w:p>
-      <w:r>
-        <w:t>Prednosti:</w:t>
-      </w:r>
-    </w:p>
-    <w:p>
-      <w:pPr>
-        <w:numPr>
-          <w:ilvl w:val="0"/>
-          <w:numId w:val="17"/>
-        </w:numPr>
-      </w:pPr>
-      <w:r>
-        <w:t xml:space="preserve">Jednostavna implementacija. </w:t>
-      </w:r>
-    </w:p>
-    <w:p>
-      <w:pPr>
-        <w:numPr>
-          <w:ilvl w:val="0"/>
-          <w:numId w:val="17"/>
-        </w:numPr>
-      </w:pPr>
-      <w:r>
-        <w:t>Robusnost na gubitak i dupliciranje poruka.</w:t>
-      </w:r>
-    </w:p>
-    <w:p>
-      <w:r>
-        <w:t>Nedostaci:</w:t>
-      </w:r>
-    </w:p>
-    <w:p>
-      <w:pPr>
-        <w:numPr>
-          <w:ilvl w:val="0"/>
-          <w:numId w:val="18"/>
-        </w:numPr>
-      </w:pPr>
-      <w:r>
-        <w:t xml:space="preserve">Veća količina podataka za prijenos (šalje se cijelo stanje). </w:t>
-      </w:r>
-    </w:p>
-    <w:p>
-      <w:pPr>
-        <w:numPr>
-          <w:ilvl w:val="0"/>
-          <w:numId w:val="18"/>
-        </w:numPr>
-      </w:pPr>
-      <w:r>
-        <w:t>Neefikasno za velike strukture podataka.</w:t>
-      </w:r>
-    </w:p>
-    <w:p>
-      <w:pPr>
-        <w:pStyle w:val="Heading2"/>
-      </w:pPr>
-      <w:proofErr w:type="spellStart"/>
-      <w:r>
-        <w:t>Operation-based</w:t>
-      </w:r>
-      <w:proofErr w:type="spellEnd"/>
-      <w:r>
-        <w:t xml:space="preserve"> CRDT (</w:t>
-      </w:r>
-      <w:proofErr w:type="spellStart"/>
-      <w:r>
-        <w:t>CmRDT</w:t>
-      </w:r>
-      <w:proofErr w:type="spellEnd"/>
-      <w:r>
-        <w:t>)</w:t>
-      </w:r>
-    </w:p>
-    <w:p>
-      <w:proofErr w:type="spellStart"/>
-      <w:r>
-        <w:t>Operation-based</w:t>
-      </w:r>
-      <w:proofErr w:type="spellEnd"/>
-      <w:r>
-        <w:t xml:space="preserve"> CRDT modeli (</w:t>
-      </w:r>
-      <w:proofErr w:type="spellStart"/>
-      <w:r>
-        <w:rPr>
-          <w:i/>
-          <w:iCs/>
-        </w:rPr>
-        <w:t>Commutative</w:t>
-      </w:r>
-      <w:proofErr w:type="spellEnd"/>
-      <w:r>
-        <w:rPr>
-          <w:i/>
-          <w:iCs/>
-        </w:rPr>
-        <w:t xml:space="preserve"> </w:t>
-      </w:r>
-      <w:proofErr w:type="spellStart"/>
-      <w:r>
-        <w:rPr>
-          <w:i/>
-          <w:iCs/>
-        </w:rPr>
-        <w:t>Replicated</w:t>
-      </w:r>
-      <w:proofErr w:type="spellEnd"/>
-      <w:r>
-        <w:rPr>
-          <w:i/>
-          <w:iCs/>
-        </w:rPr>
-        <w:t xml:space="preserve"> Data </w:t>
-      </w:r>
-      <w:proofErr w:type="spellStart"/>
-      <w:r>
-        <w:rPr>
-          <w:i/>
-          <w:iCs/>
-        </w:rPr>
-        <w:t>Types</w:t>
-      </w:r>
-      <w:proofErr w:type="spellEnd"/>
-      <w:r>
-        <w:t xml:space="preserve">, </w:t>
-      </w:r>
-      <w:proofErr w:type="spellStart"/>
-      <w:r>
-        <w:t>CmRDT</w:t>
-      </w:r>
-      <w:proofErr w:type="spellEnd"/>
-      <w:r>
-        <w:t>) temelje se na razmjeni operacija umjesto stanja. Svaka promjena se modelira kao operacija koja se propagira drugim replikama.</w:t>
+        <w:t>Commutative Replicated Data Types</w:t>
+      </w:r>
+      <w:r>
+        <w:t>, CmRDT) temelje se na razmjeni operacija umjesto stanja. Svaka promjena se modelira kao operacija koja se propagira drugim replikama.</w:t>
       </w:r>
     </w:p>
     <w:p>
@@ -2953,11 +3148,9 @@
           <w:tab w:val="num" w:pos="1440"/>
         </w:tabs>
       </w:pPr>
-      <w:proofErr w:type="spellStart"/>
       <w:r>
         <w:t>komutativne</w:t>
       </w:r>
-      <w:proofErr w:type="spellEnd"/>
     </w:p>
     <w:p>
       <w:pPr>
@@ -2995,23 +3188,7 @@
         </w:tabs>
       </w:pPr>
       <w:r>
-        <w:t>isporuku svih operacija (</w:t>
-      </w:r>
-      <w:proofErr w:type="spellStart"/>
-      <w:r>
-        <w:t>reliable</w:t>
-      </w:r>
-      <w:proofErr w:type="spellEnd"/>
-      <w:r>
-        <w:t xml:space="preserve"> </w:t>
-      </w:r>
-      <w:proofErr w:type="spellStart"/>
-      <w:r>
-        <w:t>delivery</w:t>
-      </w:r>
-      <w:proofErr w:type="spellEnd"/>
-      <w:r>
-        <w:t>),</w:t>
+        <w:t>isporuku svih operacija (reliable delivery),</w:t>
       </w:r>
     </w:p>
     <w:p>
@@ -3025,63 +3202,15 @@
         </w:tabs>
       </w:pPr>
       <w:r>
-        <w:t xml:space="preserve">redoslijed koji omogućuje konzistentnost (često </w:t>
-      </w:r>
-      <w:proofErr w:type="spellStart"/>
-      <w:r>
-        <w:t>causal</w:t>
-      </w:r>
-      <w:proofErr w:type="spellEnd"/>
-      <w:r>
-        <w:t xml:space="preserve"> </w:t>
-      </w:r>
-      <w:proofErr w:type="spellStart"/>
-      <w:r>
-        <w:t>ordering</w:t>
-      </w:r>
-      <w:proofErr w:type="spellEnd"/>
+        <w:t>redoslijed koji omogućuje konzistentnost (često causal ordering</w:t>
+      </w:r>
       <w:r>
         <w:t>)</w:t>
       </w:r>
     </w:p>
     <w:p>
       <w:r>
-        <w:t xml:space="preserve">Primjer </w:t>
-      </w:r>
-      <w:proofErr w:type="spellStart"/>
-      <w:r>
-        <w:t>CmRDT</w:t>
-      </w:r>
-      <w:proofErr w:type="spellEnd"/>
-      <w:r>
-        <w:t xml:space="preserve">-a je </w:t>
-      </w:r>
-      <w:r>
-        <w:t>PN-</w:t>
-      </w:r>
-      <w:proofErr w:type="spellStart"/>
-      <w:r>
-        <w:t>Counter</w:t>
-      </w:r>
-      <w:proofErr w:type="spellEnd"/>
-      <w:r>
-        <w:t xml:space="preserve"> (</w:t>
-      </w:r>
-      <w:proofErr w:type="spellStart"/>
-      <w:r>
-        <w:t>Positive</w:t>
-      </w:r>
-      <w:proofErr w:type="spellEnd"/>
-      <w:r>
-        <w:t xml:space="preserve">-Negative </w:t>
-      </w:r>
-      <w:proofErr w:type="spellStart"/>
-      <w:r>
-        <w:t>Counter</w:t>
-      </w:r>
-      <w:proofErr w:type="spellEnd"/>
-      <w:r>
-        <w:t>):</w:t>
+        <w:t>Primjer CmRDT-a je PN-Counter (Positive-Negative Counter):</w:t>
       </w:r>
     </w:p>
     <w:p>
@@ -3092,15 +3221,7 @@
         </w:numPr>
       </w:pPr>
       <w:r>
-        <w:t>Sastoji se od dva G-</w:t>
-      </w:r>
-      <w:proofErr w:type="spellStart"/>
-      <w:r>
-        <w:t>Countera</w:t>
-      </w:r>
-      <w:proofErr w:type="spellEnd"/>
-      <w:r>
-        <w:t xml:space="preserve"> (za povećanje i smanjenje). </w:t>
+        <w:t xml:space="preserve">Sastoji se od dva G-Countera (za povećanje i smanjenje). </w:t>
       </w:r>
     </w:p>
     <w:p>
@@ -3111,23 +3232,7 @@
         </w:numPr>
       </w:pPr>
       <w:r>
-        <w:t xml:space="preserve">Operacije </w:t>
-      </w:r>
-      <w:proofErr w:type="spellStart"/>
-      <w:r>
-        <w:t>increment</w:t>
-      </w:r>
-      <w:proofErr w:type="spellEnd"/>
-      <w:r>
-        <w:t xml:space="preserve"> i </w:t>
-      </w:r>
-      <w:proofErr w:type="spellStart"/>
-      <w:r>
-        <w:t>decrement</w:t>
-      </w:r>
-      <w:proofErr w:type="spellEnd"/>
-      <w:r>
-        <w:t xml:space="preserve"> šalju se drugim čvorovima. </w:t>
+        <w:t xml:space="preserve">Operacije increment i decrement šalju se drugim čvorovima. </w:t>
       </w:r>
     </w:p>
     <w:p>
@@ -3170,7 +3275,6 @@
     </w:p>
     <w:p>
       <w:r>
-        <w:lastRenderedPageBreak/>
         <w:t>Nedostaci:</w:t>
       </w:r>
     </w:p>
@@ -3193,15 +3297,7 @@
         </w:numPr>
       </w:pPr>
       <w:r>
-        <w:t xml:space="preserve">Složenija implementacija u odnosu na </w:t>
-      </w:r>
-      <w:proofErr w:type="spellStart"/>
-      <w:r>
-        <w:t>state-based</w:t>
-      </w:r>
-      <w:proofErr w:type="spellEnd"/>
-      <w:r>
-        <w:t xml:space="preserve"> pristup.</w:t>
+        <w:t>Složenija implementacija u odnosu na state-based pristup.</w:t>
       </w:r>
     </w:p>
     <w:p>
@@ -3252,9 +3348,6 @@
         <w:fldChar w:fldCharType="separate"/>
       </w:r>
       <w:r>
-        <w:rPr>
-          <w:noProof/>
-        </w:rPr>
         <w:t>1</w:t>
       </w:r>
       <w:r>
@@ -3267,23 +3360,7 @@
         <w:t>1</w:t>
       </w:r>
       <w:r>
-        <w:t xml:space="preserve"> Usporedba </w:t>
-      </w:r>
-      <w:proofErr w:type="spellStart"/>
-      <w:r>
-        <w:t>state-based</w:t>
-      </w:r>
-      <w:proofErr w:type="spellEnd"/>
-      <w:r>
-        <w:t xml:space="preserve"> i </w:t>
-      </w:r>
-      <w:proofErr w:type="spellStart"/>
-      <w:r>
-        <w:t>operation-based</w:t>
-      </w:r>
-      <w:proofErr w:type="spellEnd"/>
-      <w:r>
-        <w:t xml:space="preserve"> CRDT-a</w:t>
+        <w:t xml:space="preserve"> Usporedba state-based i operation-based CRDT-a</w:t>
       </w:r>
     </w:p>
     <w:tbl>
@@ -3336,39 +3413,7 @@
                 <w:b/>
                 <w:bCs/>
               </w:rPr>
-              <w:t>State-</w:t>
-            </w:r>
-            <w:proofErr w:type="spellStart"/>
-            <w:r>
-              <w:rPr>
-                <w:b/>
-                <w:bCs/>
-              </w:rPr>
-              <w:t>based</w:t>
-            </w:r>
-            <w:proofErr w:type="spellEnd"/>
-            <w:r>
-              <w:rPr>
-                <w:b/>
-                <w:bCs/>
-              </w:rPr>
-              <w:t xml:space="preserve"> (</w:t>
-            </w:r>
-            <w:proofErr w:type="spellStart"/>
-            <w:r>
-              <w:rPr>
-                <w:b/>
-                <w:bCs/>
-              </w:rPr>
-              <w:t>CvRDT</w:t>
-            </w:r>
-            <w:proofErr w:type="spellEnd"/>
-            <w:r>
-              <w:rPr>
-                <w:b/>
-                <w:bCs/>
-              </w:rPr>
-              <w:t>)</w:t>
+              <w:t>State-based (CvRDT)</w:t>
             </w:r>
           </w:p>
         </w:tc>
@@ -3384,37 +3429,12 @@
                 <w:bCs/>
               </w:rPr>
             </w:pPr>
-            <w:proofErr w:type="spellStart"/>
             <w:r>
               <w:rPr>
                 <w:b/>
                 <w:bCs/>
               </w:rPr>
-              <w:t>Operation-based</w:t>
-            </w:r>
-            <w:proofErr w:type="spellEnd"/>
-            <w:r>
-              <w:rPr>
-                <w:b/>
-                <w:bCs/>
-              </w:rPr>
-              <w:t xml:space="preserve"> (</w:t>
-            </w:r>
-            <w:proofErr w:type="spellStart"/>
-            <w:r>
-              <w:rPr>
-                <w:b/>
-                <w:bCs/>
-              </w:rPr>
-              <w:t>CmRDT</w:t>
-            </w:r>
-            <w:proofErr w:type="spellEnd"/>
-            <w:r>
-              <w:rPr>
-                <w:b/>
-                <w:bCs/>
-              </w:rPr>
-              <w:t>)</w:t>
+              <w:t>Operation-based (CmRDT)</w:t>
             </w:r>
           </w:p>
         </w:tc>
@@ -3625,131 +3645,6 @@
         </w:tc>
       </w:tr>
     </w:tbl>
-    <w:p>
-      <w:pPr>
-        <w:pStyle w:val="Heading2"/>
-        <w:rPr>
-          <w:b w:val="0"/>
-          <w:bCs w:val="0"/>
-        </w:rPr>
-      </w:pPr>
-      <w:r>
-        <w:rPr>
-          <w:b w:val="0"/>
-          <w:bCs w:val="0"/>
-        </w:rPr>
-        <w:t xml:space="preserve">Vrste </w:t>
-      </w:r>
-      <w:r>
-        <w:rPr>
-          <w:b w:val="0"/>
-          <w:bCs w:val="0"/>
-        </w:rPr>
-        <w:t>CRDT struktura</w:t>
-      </w:r>
-    </w:p>
-    <w:p>
-      <w:r>
-        <w:t>CRDT modeli mogu se primijeniti na različite tipove podataka:</w:t>
-      </w:r>
-    </w:p>
-    <w:p>
-      <w:pPr>
-        <w:numPr>
-          <w:ilvl w:val="0"/>
-          <w:numId w:val="24"/>
-        </w:numPr>
-      </w:pPr>
-      <w:r>
-        <w:t>Brojači (</w:t>
-      </w:r>
-      <w:proofErr w:type="spellStart"/>
-      <w:r>
-        <w:t>Counters</w:t>
-      </w:r>
-      <w:proofErr w:type="spellEnd"/>
-      <w:r>
-        <w:t>) – npr. G-</w:t>
-      </w:r>
-      <w:proofErr w:type="spellStart"/>
-      <w:r>
-        <w:t>Counter</w:t>
-      </w:r>
-      <w:proofErr w:type="spellEnd"/>
-      <w:r>
-        <w:t>, PN-</w:t>
-      </w:r>
-      <w:proofErr w:type="spellStart"/>
-      <w:r>
-        <w:t>Counter</w:t>
-      </w:r>
-      <w:proofErr w:type="spellEnd"/>
-      <w:r>
-        <w:t xml:space="preserve"> </w:t>
-      </w:r>
-    </w:p>
-    <w:p>
-      <w:pPr>
-        <w:numPr>
-          <w:ilvl w:val="0"/>
-          <w:numId w:val="24"/>
-        </w:numPr>
-      </w:pPr>
-      <w:r>
-        <w:t>Skupovi (</w:t>
-      </w:r>
-      <w:proofErr w:type="spellStart"/>
-      <w:r>
-        <w:t>Sets</w:t>
-      </w:r>
-      <w:proofErr w:type="spellEnd"/>
-      <w:r>
-        <w:t>) – npr. OR-Set (</w:t>
-      </w:r>
-      <w:proofErr w:type="spellStart"/>
-      <w:r>
-        <w:t>Observed</w:t>
-      </w:r>
-      <w:proofErr w:type="spellEnd"/>
-      <w:r>
-        <w:t xml:space="preserve">-Remove Set) </w:t>
-      </w:r>
-    </w:p>
-    <w:p>
-      <w:pPr>
-        <w:numPr>
-          <w:ilvl w:val="0"/>
-          <w:numId w:val="24"/>
-        </w:numPr>
-      </w:pPr>
-      <w:r>
-        <w:t xml:space="preserve">Liste i sekvence – koriste se u kolaborativnim editorima </w:t>
-      </w:r>
-    </w:p>
-    <w:p>
-      <w:pPr>
-        <w:numPr>
-          <w:ilvl w:val="0"/>
-          <w:numId w:val="24"/>
-        </w:numPr>
-      </w:pPr>
-      <w:r>
-        <w:t>Mape (</w:t>
-      </w:r>
-      <w:proofErr w:type="spellStart"/>
-      <w:r>
-        <w:t>Maps</w:t>
-      </w:r>
-      <w:proofErr w:type="spellEnd"/>
-      <w:r>
-        <w:t>) – kombinacija više CRDT struktura</w:t>
-      </w:r>
-    </w:p>
-    <w:p>
-      <w:r>
-        <w:t>Posebno su zanimljive strukture za uređivanje teksta (npr. kolaborativni dokumenti), gdje CRDT omogućuje paralelno uređivanje bez konflikata.</w:t>
-      </w:r>
-    </w:p>
     <w:p/>
     <w:p>
       <w:pPr>
@@ -3836,15 +3731,7 @@
         <w:t>Literatura</w:t>
       </w:r>
       <w:r>
-        <w:t xml:space="preserve"> primijenite stil </w:t>
-      </w:r>
-      <w:proofErr w:type="spellStart"/>
-      <w:r>
-        <w:t>Heading</w:t>
-      </w:r>
-      <w:proofErr w:type="spellEnd"/>
-      <w:r>
-        <w:t xml:space="preserve"> 1, a zatim ručno maknite brojčanu oznaku (to je važno kako bi i </w:t>
+        <w:t xml:space="preserve"> primijenite stil Heading 1, a zatim ručno maknite brojčanu oznaku (to je važno kako bi i </w:t>
       </w:r>
       <w:r>
         <w:t>naslov „Literatura“</w:t>
@@ -3981,55 +3868,206 @@
           <w:lang w:val="hr-HR"/>
         </w:rPr>
       </w:pPr>
-      <w:proofErr w:type="spellStart"/>
       <w:r>
         <w:rPr>
           <w:lang w:val="hr-HR"/>
         </w:rPr>
-        <w:t>Tanenbaum</w:t>
-      </w:r>
-      <w:proofErr w:type="spellEnd"/>
-      <w:r>
-        <w:rPr>
-          <w:lang w:val="hr-HR"/>
-        </w:rPr>
-        <w:t xml:space="preserve">, A. S., </w:t>
-      </w:r>
-      <w:proofErr w:type="spellStart"/>
-      <w:r>
-        <w:rPr>
-          <w:lang w:val="hr-HR"/>
-        </w:rPr>
-        <w:t>Wetherall</w:t>
-      </w:r>
-      <w:proofErr w:type="spellEnd"/>
-      <w:r>
-        <w:rPr>
-          <w:lang w:val="hr-HR"/>
-        </w:rPr>
-        <w:t xml:space="preserve">, D. J.  </w:t>
+        <w:t xml:space="preserve">Tanenbaum, A. S., Wetherall, D. J.  </w:t>
       </w:r>
       <w:r>
         <w:rPr>
           <w:i/>
           <w:lang w:val="hr-HR"/>
         </w:rPr>
-        <w:t xml:space="preserve">Computer </w:t>
-      </w:r>
-      <w:proofErr w:type="spellStart"/>
+        <w:t>Computer Networks</w:t>
+      </w:r>
+      <w:r>
+        <w:rPr>
+          <w:iCs/>
+          <w:lang w:val="hr-HR"/>
+        </w:rPr>
+        <w:t xml:space="preserve">. </w:t>
+      </w:r>
+      <w:r>
+        <w:rPr>
+          <w:iCs/>
+          <w:lang w:val="hr-HR"/>
+        </w:rPr>
+        <w:t xml:space="preserve">5. </w:t>
+      </w:r>
+      <w:r>
+        <w:rPr>
+          <w:iCs/>
+          <w:lang w:val="hr-HR"/>
+        </w:rPr>
+        <w:t>izdanje</w:t>
+      </w:r>
+      <w:r>
+        <w:rPr>
+          <w:lang w:val="hr-HR"/>
+        </w:rPr>
+        <w:t xml:space="preserve">. </w:t>
+      </w:r>
+      <w:r>
+        <w:rPr>
+          <w:lang w:val="hr-HR"/>
+        </w:rPr>
+        <w:t xml:space="preserve">London: </w:t>
+      </w:r>
+      <w:r>
+        <w:rPr>
+          <w:lang w:val="hr-HR"/>
+        </w:rPr>
+        <w:t>Pearson</w:t>
+      </w:r>
+      <w:r>
+        <w:rPr>
+          <w:lang w:val="hr-HR"/>
+        </w:rPr>
+        <w:t>,</w:t>
+      </w:r>
+      <w:r>
+        <w:rPr>
+          <w:lang w:val="hr-HR"/>
+        </w:rPr>
+        <w:t xml:space="preserve"> 20</w:t>
+      </w:r>
+      <w:r>
+        <w:rPr>
+          <w:lang w:val="hr-HR"/>
+        </w:rPr>
+        <w:t>1</w:t>
+      </w:r>
+      <w:r>
+        <w:rPr>
+          <w:lang w:val="hr-HR"/>
+        </w:rPr>
+        <w:t>3</w:t>
+      </w:r>
+      <w:r>
+        <w:rPr>
+          <w:lang w:val="hr-HR"/>
+        </w:rPr>
+        <w:t>.</w:t>
+      </w:r>
+    </w:p>
+    <w:p>
+      <w:pPr>
+        <w:pStyle w:val="literatura"/>
+        <w:rPr>
+          <w:lang w:val="hr-HR"/>
+        </w:rPr>
+      </w:pPr>
+      <w:r>
+        <w:rPr>
+          <w:lang w:val="hr-HR"/>
+        </w:rPr>
+        <w:t xml:space="preserve">Brady, P.T. </w:t>
+      </w:r>
       <w:r>
         <w:rPr>
           <w:i/>
           <w:lang w:val="hr-HR"/>
         </w:rPr>
-        <w:t>Networks</w:t>
-      </w:r>
-      <w:proofErr w:type="spellEnd"/>
+        <w:t xml:space="preserve">A </w:t>
+      </w:r>
+      <w:r>
+        <w:rPr>
+          <w:i/>
+          <w:lang w:val="hr-HR"/>
+        </w:rPr>
+        <w:t>S</w:t>
+      </w:r>
+      <w:r>
+        <w:rPr>
+          <w:i/>
+          <w:lang w:val="hr-HR"/>
+        </w:rPr>
+        <w:t>tatistical Analysis of On-off Patterns in 16 Conversation</w:t>
+      </w:r>
+      <w:r>
+        <w:rPr>
+          <w:i/>
+          <w:lang w:val="hr-HR"/>
+        </w:rPr>
+        <w:t>s</w:t>
+      </w:r>
+      <w:r>
+        <w:rPr>
+          <w:lang w:val="hr-HR"/>
+        </w:rPr>
+        <w:t xml:space="preserve">, </w:t>
+      </w:r>
       <w:r>
         <w:rPr>
           <w:iCs/>
           <w:lang w:val="hr-HR"/>
         </w:rPr>
+        <w:t>Bell System Technical Journal</w:t>
+      </w:r>
+      <w:r>
+        <w:rPr>
+          <w:lang w:val="hr-HR"/>
+        </w:rPr>
+        <w:t xml:space="preserve">, 47,1 (1998), </w:t>
+      </w:r>
+      <w:r>
+        <w:rPr>
+          <w:lang w:val="hr-HR"/>
+        </w:rPr>
+        <w:t xml:space="preserve">str. </w:t>
+      </w:r>
+      <w:r>
+        <w:rPr>
+          <w:lang w:val="hr-HR"/>
+        </w:rPr>
+        <w:t>55-62.</w:t>
+      </w:r>
+    </w:p>
+    <w:p>
+      <w:pPr>
+        <w:pStyle w:val="literatura"/>
+        <w:rPr>
+          <w:lang w:val="hr-HR"/>
+        </w:rPr>
+      </w:pPr>
+      <w:r>
+        <w:rPr>
+          <w:lang w:val="hr-HR"/>
+        </w:rPr>
+        <w:t>Brady, N.</w:t>
+      </w:r>
+      <w:r>
+        <w:rPr>
+          <w:lang w:val="hr-HR"/>
+        </w:rPr>
+        <w:t xml:space="preserve"> </w:t>
+      </w:r>
+      <w:r>
+        <w:rPr>
+          <w:i/>
+          <w:lang w:val="hr-HR"/>
+        </w:rPr>
+        <w:t xml:space="preserve">A </w:t>
+      </w:r>
+      <w:r>
+        <w:rPr>
+          <w:i/>
+          <w:lang w:val="hr-HR"/>
+        </w:rPr>
+        <w:t>S</w:t>
+      </w:r>
+      <w:r>
+        <w:rPr>
+          <w:i/>
+          <w:lang w:val="hr-HR"/>
+        </w:rPr>
+        <w:t>tatistical Analysis of Use Case</w:t>
+      </w:r>
+      <w:r>
+        <w:rPr>
+          <w:lang w:val="hr-HR"/>
+        </w:rPr>
         <w:t xml:space="preserve">. </w:t>
       </w:r>
       <w:r>
@@ -4037,677 +4075,149 @@
           <w:iCs/>
           <w:lang w:val="hr-HR"/>
         </w:rPr>
-        <w:t xml:space="preserve">5. </w:t>
+        <w:t>Proceedings of the 7th International Conference o</w:t>
       </w:r>
       <w:r>
         <w:rPr>
           <w:iCs/>
           <w:lang w:val="hr-HR"/>
         </w:rPr>
-        <w:t>izdanje</w:t>
+        <w:t xml:space="preserve">n Telecommunications ConTEL, </w:t>
       </w:r>
       <w:r>
         <w:rPr>
           <w:lang w:val="hr-HR"/>
         </w:rPr>
-        <w:t xml:space="preserve">. </w:t>
+        <w:t xml:space="preserve">Zagreb, (2003), </w:t>
       </w:r>
       <w:r>
         <w:rPr>
           <w:lang w:val="hr-HR"/>
         </w:rPr>
-        <w:t xml:space="preserve">London: </w:t>
+        <w:t xml:space="preserve">str. </w:t>
       </w:r>
       <w:r>
         <w:rPr>
           <w:lang w:val="hr-HR"/>
         </w:rPr>
-        <w:t>Pearson</w:t>
-      </w:r>
-      <w:r>
+        <w:t>45-52.</w:t>
+      </w:r>
+    </w:p>
+    <w:p>
+      <w:pPr>
+        <w:pStyle w:val="literatura"/>
         <w:rPr>
           <w:lang w:val="hr-HR"/>
         </w:rPr>
-        <w:t>,</w:t>
-      </w:r>
+      </w:pPr>
       <w:r>
         <w:rPr>
           <w:lang w:val="hr-HR"/>
         </w:rPr>
-        <w:t xml:space="preserve"> 20</w:t>
+        <w:t>Ivić</w:t>
       </w:r>
       <w:r>
         <w:rPr>
           <w:lang w:val="hr-HR"/>
         </w:rPr>
-        <w:t>1</w:t>
-      </w:r>
-      <w:r>
-        <w:rPr>
-          <w:lang w:val="hr-HR"/>
-        </w:rPr>
-        <w:t>3</w:t>
-      </w:r>
-      <w:r>
-        <w:rPr>
-          <w:lang w:val="hr-HR"/>
-        </w:rPr>
-        <w:t>.</w:t>
-      </w:r>
-    </w:p>
-    <w:p>
-      <w:pPr>
-        <w:pStyle w:val="literatura"/>
-        <w:rPr>
-          <w:lang w:val="hr-HR"/>
-        </w:rPr>
-      </w:pPr>
-      <w:proofErr w:type="spellStart"/>
-      <w:r>
-        <w:rPr>
-          <w:lang w:val="hr-HR"/>
-        </w:rPr>
-        <w:t>Brady</w:t>
-      </w:r>
-      <w:proofErr w:type="spellEnd"/>
-      <w:r>
-        <w:rPr>
-          <w:lang w:val="hr-HR"/>
-        </w:rPr>
-        <w:t xml:space="preserve">, P.T. </w:t>
+        <w:t xml:space="preserve">, M. </w:t>
       </w:r>
       <w:r>
         <w:rPr>
           <w:i/>
           <w:lang w:val="hr-HR"/>
         </w:rPr>
-        <w:t xml:space="preserve">A </w:t>
-      </w:r>
-      <w:proofErr w:type="spellStart"/>
+        <w:t>Analiza po</w:t>
+      </w:r>
       <w:r>
         <w:rPr>
           <w:i/>
           <w:lang w:val="hr-HR"/>
         </w:rPr>
-        <w:t>S</w:t>
+        <w:t>našanja korisnika u digitalnim igrama namijenjenim</w:t>
       </w:r>
       <w:r>
         <w:rPr>
           <w:i/>
           <w:lang w:val="hr-HR"/>
         </w:rPr>
-        <w:t>tatistical</w:t>
-      </w:r>
-      <w:proofErr w:type="spellEnd"/>
+        <w:t>a</w:t>
+      </w:r>
       <w:r>
         <w:rPr>
           <w:i/>
           <w:lang w:val="hr-HR"/>
         </w:rPr>
-        <w:t xml:space="preserve"> </w:t>
-      </w:r>
-      <w:proofErr w:type="spellStart"/>
+        <w:t xml:space="preserve"> učenju</w:t>
+      </w:r>
+      <w:r>
+        <w:rPr>
+          <w:lang w:val="hr-HR"/>
+        </w:rPr>
+        <w:t>. D</w:t>
+      </w:r>
+      <w:r>
+        <w:rPr>
+          <w:lang w:val="hr-HR"/>
+        </w:rPr>
+        <w:t xml:space="preserve">iplomski </w:t>
+      </w:r>
+      <w:r>
+        <w:rPr>
+          <w:lang w:val="hr-HR"/>
+        </w:rPr>
+        <w:t xml:space="preserve">rad. Sveučilište u Zagrebu </w:t>
+      </w:r>
+      <w:r>
+        <w:rPr>
+          <w:lang w:val="hr-HR"/>
+        </w:rPr>
+        <w:t xml:space="preserve">Fakultet elektrotehnike i računarstva, </w:t>
+      </w:r>
+      <w:r>
+        <w:rPr>
+          <w:lang w:val="hr-HR"/>
+        </w:rPr>
+        <w:t>201</w:t>
+      </w:r>
+      <w:r>
+        <w:rPr>
+          <w:lang w:val="hr-HR"/>
+        </w:rPr>
+        <w:t>6</w:t>
+      </w:r>
+      <w:r>
+        <w:rPr>
+          <w:lang w:val="hr-HR"/>
+        </w:rPr>
+        <w:t>.</w:t>
+      </w:r>
+    </w:p>
+    <w:p>
+      <w:pPr>
+        <w:pStyle w:val="literatura"/>
+        <w:rPr>
+          <w:lang w:val="hr-HR"/>
+        </w:rPr>
+      </w:pPr>
+      <w:r>
+        <w:rPr>
+          <w:lang w:val="hr-HR"/>
+        </w:rPr>
+        <w:t xml:space="preserve">Epstein M., The </w:t>
+      </w:r>
       <w:r>
         <w:rPr>
           <w:i/>
           <w:lang w:val="hr-HR"/>
         </w:rPr>
-        <w:t>Analysis</w:t>
-      </w:r>
-      <w:proofErr w:type="spellEnd"/>
-      <w:r>
-        <w:rPr>
-          <w:i/>
+        <w:t>best VR headset in 2019</w:t>
+      </w:r>
+      <w:r>
+        <w:rPr>
           <w:lang w:val="hr-HR"/>
         </w:rPr>
-        <w:t xml:space="preserve"> </w:t>
-      </w:r>
-      <w:proofErr w:type="spellStart"/>
-      <w:r>
-        <w:rPr>
-          <w:i/>
-          <w:lang w:val="hr-HR"/>
-        </w:rPr>
-        <w:t>of</w:t>
-      </w:r>
-      <w:proofErr w:type="spellEnd"/>
-      <w:r>
-        <w:rPr>
-          <w:i/>
-          <w:lang w:val="hr-HR"/>
-        </w:rPr>
-        <w:t xml:space="preserve"> On-</w:t>
-      </w:r>
-      <w:proofErr w:type="spellStart"/>
-      <w:r>
-        <w:rPr>
-          <w:i/>
-          <w:lang w:val="hr-HR"/>
-        </w:rPr>
-        <w:t>off</w:t>
-      </w:r>
-      <w:proofErr w:type="spellEnd"/>
-      <w:r>
-        <w:rPr>
-          <w:i/>
-          <w:lang w:val="hr-HR"/>
-        </w:rPr>
-        <w:t xml:space="preserve"> </w:t>
-      </w:r>
-      <w:proofErr w:type="spellStart"/>
-      <w:r>
-        <w:rPr>
-          <w:i/>
-          <w:lang w:val="hr-HR"/>
-        </w:rPr>
-        <w:t>Patterns</w:t>
-      </w:r>
-      <w:proofErr w:type="spellEnd"/>
-      <w:r>
-        <w:rPr>
-          <w:i/>
-          <w:lang w:val="hr-HR"/>
-        </w:rPr>
-        <w:t xml:space="preserve"> </w:t>
-      </w:r>
-      <w:proofErr w:type="spellStart"/>
-      <w:r>
-        <w:rPr>
-          <w:i/>
-          <w:lang w:val="hr-HR"/>
-        </w:rPr>
-        <w:t>in</w:t>
-      </w:r>
-      <w:proofErr w:type="spellEnd"/>
-      <w:r>
-        <w:rPr>
-          <w:i/>
-          <w:lang w:val="hr-HR"/>
-        </w:rPr>
-        <w:t xml:space="preserve"> 16 </w:t>
-      </w:r>
-      <w:proofErr w:type="spellStart"/>
-      <w:r>
-        <w:rPr>
-          <w:i/>
-          <w:lang w:val="hr-HR"/>
-        </w:rPr>
-        <w:t>Conversation</w:t>
-      </w:r>
-      <w:r>
-        <w:rPr>
-          <w:i/>
-          <w:lang w:val="hr-HR"/>
-        </w:rPr>
-        <w:t>s</w:t>
-      </w:r>
-      <w:proofErr w:type="spellEnd"/>
-      <w:r>
-        <w:rPr>
-          <w:lang w:val="hr-HR"/>
-        </w:rPr>
-        <w:t xml:space="preserve">, </w:t>
-      </w:r>
-      <w:r>
-        <w:rPr>
-          <w:iCs/>
-          <w:lang w:val="hr-HR"/>
-        </w:rPr>
-        <w:t xml:space="preserve">Bell System </w:t>
-      </w:r>
-      <w:proofErr w:type="spellStart"/>
-      <w:r>
-        <w:rPr>
-          <w:iCs/>
-          <w:lang w:val="hr-HR"/>
-        </w:rPr>
-        <w:t>Technical</w:t>
-      </w:r>
-      <w:proofErr w:type="spellEnd"/>
-      <w:r>
-        <w:rPr>
-          <w:iCs/>
-          <w:lang w:val="hr-HR"/>
-        </w:rPr>
-        <w:t xml:space="preserve"> Journal</w:t>
-      </w:r>
-      <w:r>
-        <w:rPr>
-          <w:lang w:val="hr-HR"/>
-        </w:rPr>
-        <w:t xml:space="preserve">, 47,1 (1998), </w:t>
-      </w:r>
-      <w:r>
-        <w:rPr>
-          <w:lang w:val="hr-HR"/>
-        </w:rPr>
-        <w:t xml:space="preserve">str. </w:t>
-      </w:r>
-      <w:r>
-        <w:rPr>
-          <w:lang w:val="hr-HR"/>
-        </w:rPr>
-        <w:t>55-62.</w:t>
-      </w:r>
-    </w:p>
-    <w:p>
-      <w:pPr>
-        <w:pStyle w:val="literatura"/>
-        <w:rPr>
-          <w:lang w:val="hr-HR"/>
-        </w:rPr>
-      </w:pPr>
-      <w:proofErr w:type="spellStart"/>
-      <w:r>
-        <w:rPr>
-          <w:lang w:val="hr-HR"/>
-        </w:rPr>
-        <w:t>Brady</w:t>
-      </w:r>
-      <w:proofErr w:type="spellEnd"/>
-      <w:r>
-        <w:rPr>
-          <w:lang w:val="hr-HR"/>
-        </w:rPr>
-        <w:t>, N.</w:t>
-      </w:r>
-      <w:r>
-        <w:rPr>
-          <w:lang w:val="hr-HR"/>
-        </w:rPr>
-        <w:t xml:space="preserve"> </w:t>
-      </w:r>
-      <w:r>
-        <w:rPr>
-          <w:i/>
-          <w:lang w:val="hr-HR"/>
-        </w:rPr>
-        <w:t xml:space="preserve">A </w:t>
-      </w:r>
-      <w:proofErr w:type="spellStart"/>
-      <w:r>
-        <w:rPr>
-          <w:i/>
-          <w:lang w:val="hr-HR"/>
-        </w:rPr>
-        <w:t>S</w:t>
-      </w:r>
-      <w:r>
-        <w:rPr>
-          <w:i/>
-          <w:lang w:val="hr-HR"/>
-        </w:rPr>
-        <w:t>tatistical</w:t>
-      </w:r>
-      <w:proofErr w:type="spellEnd"/>
-      <w:r>
-        <w:rPr>
-          <w:i/>
-          <w:lang w:val="hr-HR"/>
-        </w:rPr>
-        <w:t xml:space="preserve"> </w:t>
-      </w:r>
-      <w:proofErr w:type="spellStart"/>
-      <w:r>
-        <w:rPr>
-          <w:i/>
-          <w:lang w:val="hr-HR"/>
-        </w:rPr>
-        <w:t>Analysis</w:t>
-      </w:r>
-      <w:proofErr w:type="spellEnd"/>
-      <w:r>
-        <w:rPr>
-          <w:i/>
-          <w:lang w:val="hr-HR"/>
-        </w:rPr>
-        <w:t xml:space="preserve"> </w:t>
-      </w:r>
-      <w:proofErr w:type="spellStart"/>
-      <w:r>
-        <w:rPr>
-          <w:i/>
-          <w:lang w:val="hr-HR"/>
-        </w:rPr>
-        <w:t>of</w:t>
-      </w:r>
-      <w:proofErr w:type="spellEnd"/>
-      <w:r>
-        <w:rPr>
-          <w:i/>
-          <w:lang w:val="hr-HR"/>
-        </w:rPr>
-        <w:t xml:space="preserve"> Use </w:t>
-      </w:r>
-      <w:proofErr w:type="spellStart"/>
-      <w:r>
-        <w:rPr>
-          <w:i/>
-          <w:lang w:val="hr-HR"/>
-        </w:rPr>
-        <w:t>Case</w:t>
-      </w:r>
-      <w:proofErr w:type="spellEnd"/>
-      <w:r>
-        <w:rPr>
-          <w:lang w:val="hr-HR"/>
-        </w:rPr>
-        <w:t xml:space="preserve">. </w:t>
-      </w:r>
-      <w:proofErr w:type="spellStart"/>
-      <w:r>
-        <w:rPr>
-          <w:iCs/>
-          <w:lang w:val="hr-HR"/>
-        </w:rPr>
-        <w:t>Proceedings</w:t>
-      </w:r>
-      <w:proofErr w:type="spellEnd"/>
-      <w:r>
-        <w:rPr>
-          <w:iCs/>
-          <w:lang w:val="hr-HR"/>
-        </w:rPr>
-        <w:t xml:space="preserve"> </w:t>
-      </w:r>
-      <w:proofErr w:type="spellStart"/>
-      <w:r>
-        <w:rPr>
-          <w:iCs/>
-          <w:lang w:val="hr-HR"/>
-        </w:rPr>
-        <w:t>of</w:t>
-      </w:r>
-      <w:proofErr w:type="spellEnd"/>
-      <w:r>
-        <w:rPr>
-          <w:iCs/>
-          <w:lang w:val="hr-HR"/>
-        </w:rPr>
-        <w:t xml:space="preserve"> </w:t>
-      </w:r>
-      <w:proofErr w:type="spellStart"/>
-      <w:r>
-        <w:rPr>
-          <w:iCs/>
-          <w:lang w:val="hr-HR"/>
-        </w:rPr>
-        <w:t>the</w:t>
-      </w:r>
-      <w:proofErr w:type="spellEnd"/>
-      <w:r>
-        <w:rPr>
-          <w:iCs/>
-          <w:lang w:val="hr-HR"/>
-        </w:rPr>
-        <w:t xml:space="preserve"> 7th International </w:t>
-      </w:r>
-      <w:proofErr w:type="spellStart"/>
-      <w:r>
-        <w:rPr>
-          <w:iCs/>
-          <w:lang w:val="hr-HR"/>
-        </w:rPr>
-        <w:t>Conference</w:t>
-      </w:r>
-      <w:proofErr w:type="spellEnd"/>
-      <w:r>
-        <w:rPr>
-          <w:iCs/>
-          <w:lang w:val="hr-HR"/>
-        </w:rPr>
-        <w:t xml:space="preserve"> o</w:t>
-      </w:r>
-      <w:r>
-        <w:rPr>
-          <w:iCs/>
-          <w:lang w:val="hr-HR"/>
-        </w:rPr>
-        <w:t xml:space="preserve">n </w:t>
-      </w:r>
-      <w:proofErr w:type="spellStart"/>
-      <w:r>
-        <w:rPr>
-          <w:iCs/>
-          <w:lang w:val="hr-HR"/>
-        </w:rPr>
-        <w:t>Telecommunications</w:t>
-      </w:r>
-      <w:proofErr w:type="spellEnd"/>
-      <w:r>
-        <w:rPr>
-          <w:iCs/>
-          <w:lang w:val="hr-HR"/>
-        </w:rPr>
-        <w:t xml:space="preserve"> </w:t>
-      </w:r>
-      <w:proofErr w:type="spellStart"/>
-      <w:r>
-        <w:rPr>
-          <w:iCs/>
-          <w:lang w:val="hr-HR"/>
-        </w:rPr>
-        <w:t>ConTEL</w:t>
-      </w:r>
-      <w:proofErr w:type="spellEnd"/>
-      <w:r>
-        <w:rPr>
-          <w:iCs/>
-          <w:lang w:val="hr-HR"/>
-        </w:rPr>
-        <w:t xml:space="preserve">, </w:t>
-      </w:r>
-      <w:r>
-        <w:rPr>
-          <w:lang w:val="hr-HR"/>
-        </w:rPr>
-        <w:t xml:space="preserve">Zagreb, (2003), </w:t>
-      </w:r>
-      <w:r>
-        <w:rPr>
-          <w:lang w:val="hr-HR"/>
-        </w:rPr>
-        <w:t xml:space="preserve">str. </w:t>
-      </w:r>
-      <w:r>
-        <w:rPr>
-          <w:lang w:val="hr-HR"/>
-        </w:rPr>
-        <w:t>45-52.</w:t>
-      </w:r>
-    </w:p>
-    <w:p>
-      <w:pPr>
-        <w:pStyle w:val="literatura"/>
-        <w:rPr>
-          <w:lang w:val="hr-HR"/>
-        </w:rPr>
-      </w:pPr>
-      <w:r>
-        <w:rPr>
-          <w:lang w:val="hr-HR"/>
-        </w:rPr>
-        <w:t>Ivić</w:t>
-      </w:r>
-      <w:r>
-        <w:rPr>
-          <w:lang w:val="hr-HR"/>
-        </w:rPr>
-        <w:t xml:space="preserve">, M. </w:t>
-      </w:r>
-      <w:r>
-        <w:rPr>
-          <w:i/>
-          <w:lang w:val="hr-HR"/>
-        </w:rPr>
-        <w:t>Analiza po</w:t>
-      </w:r>
-      <w:r>
-        <w:rPr>
-          <w:i/>
-          <w:lang w:val="hr-HR"/>
-        </w:rPr>
-        <w:t>našanja korisnika u digitalnim igrama namijenjenim</w:t>
-      </w:r>
-      <w:r>
-        <w:rPr>
-          <w:i/>
-          <w:lang w:val="hr-HR"/>
-        </w:rPr>
-        <w:t>a</w:t>
-      </w:r>
-      <w:r>
-        <w:rPr>
-          <w:i/>
-          <w:lang w:val="hr-HR"/>
-        </w:rPr>
-        <w:t xml:space="preserve"> učenju</w:t>
-      </w:r>
-      <w:r>
-        <w:rPr>
-          <w:lang w:val="hr-HR"/>
-        </w:rPr>
-        <w:t>. D</w:t>
-      </w:r>
-      <w:r>
-        <w:rPr>
-          <w:lang w:val="hr-HR"/>
-        </w:rPr>
-        <w:t xml:space="preserve">iplomski </w:t>
-      </w:r>
-      <w:r>
-        <w:rPr>
-          <w:lang w:val="hr-HR"/>
-        </w:rPr>
-        <w:t xml:space="preserve">rad. Sveučilište u Zagrebu </w:t>
-      </w:r>
-      <w:r>
-        <w:rPr>
-          <w:lang w:val="hr-HR"/>
-        </w:rPr>
-        <w:t xml:space="preserve">Fakultet elektrotehnike i računarstva, </w:t>
-      </w:r>
-      <w:r>
-        <w:rPr>
-          <w:lang w:val="hr-HR"/>
-        </w:rPr>
-        <w:t>201</w:t>
-      </w:r>
-      <w:r>
-        <w:rPr>
-          <w:lang w:val="hr-HR"/>
-        </w:rPr>
-        <w:t>6</w:t>
-      </w:r>
-      <w:r>
-        <w:rPr>
-          <w:lang w:val="hr-HR"/>
-        </w:rPr>
-        <w:t>.</w:t>
-      </w:r>
-    </w:p>
-    <w:p>
-      <w:pPr>
-        <w:pStyle w:val="literatura"/>
-        <w:rPr>
-          <w:lang w:val="hr-HR"/>
-        </w:rPr>
-      </w:pPr>
-      <w:proofErr w:type="spellStart"/>
-      <w:r>
-        <w:rPr>
-          <w:lang w:val="hr-HR"/>
-        </w:rPr>
-        <w:t>Epstein</w:t>
-      </w:r>
-      <w:proofErr w:type="spellEnd"/>
-      <w:r>
-        <w:rPr>
-          <w:lang w:val="hr-HR"/>
-        </w:rPr>
-        <w:t xml:space="preserve"> M., </w:t>
-      </w:r>
-      <w:proofErr w:type="spellStart"/>
-      <w:r>
-        <w:rPr>
-          <w:lang w:val="hr-HR"/>
-        </w:rPr>
-        <w:t>The</w:t>
-      </w:r>
-      <w:proofErr w:type="spellEnd"/>
-      <w:r>
-        <w:rPr>
-          <w:lang w:val="hr-HR"/>
-        </w:rPr>
-        <w:t xml:space="preserve"> </w:t>
-      </w:r>
-      <w:proofErr w:type="spellStart"/>
-      <w:r>
-        <w:rPr>
-          <w:i/>
-          <w:lang w:val="hr-HR"/>
-        </w:rPr>
-        <w:t>best</w:t>
-      </w:r>
-      <w:proofErr w:type="spellEnd"/>
-      <w:r>
-        <w:rPr>
-          <w:i/>
-          <w:lang w:val="hr-HR"/>
-        </w:rPr>
-        <w:t xml:space="preserve"> VR </w:t>
-      </w:r>
-      <w:proofErr w:type="spellStart"/>
-      <w:r>
-        <w:rPr>
-          <w:i/>
-          <w:lang w:val="hr-HR"/>
-        </w:rPr>
-        <w:t>headset</w:t>
-      </w:r>
-      <w:proofErr w:type="spellEnd"/>
-      <w:r>
-        <w:rPr>
-          <w:i/>
-          <w:lang w:val="hr-HR"/>
-        </w:rPr>
-        <w:t xml:space="preserve"> </w:t>
-      </w:r>
-      <w:proofErr w:type="spellStart"/>
-      <w:r>
-        <w:rPr>
-          <w:i/>
-          <w:lang w:val="hr-HR"/>
-        </w:rPr>
-        <w:t>in</w:t>
-      </w:r>
-      <w:proofErr w:type="spellEnd"/>
-      <w:r>
-        <w:rPr>
-          <w:i/>
-          <w:lang w:val="hr-HR"/>
-        </w:rPr>
-        <w:t xml:space="preserve"> 2019</w:t>
-      </w:r>
-      <w:r>
-        <w:rPr>
-          <w:lang w:val="hr-HR"/>
-        </w:rPr>
-        <w:t xml:space="preserve">, PC </w:t>
-      </w:r>
-      <w:proofErr w:type="spellStart"/>
-      <w:r>
-        <w:rPr>
-          <w:lang w:val="hr-HR"/>
-        </w:rPr>
-        <w:t>Gamer</w:t>
-      </w:r>
-      <w:proofErr w:type="spellEnd"/>
-      <w:r>
-        <w:rPr>
-          <w:lang w:val="hr-HR"/>
-        </w:rPr>
-        <w:t>, (2019</w:t>
+        <w:t>, PC Gamer, (2019</w:t>
       </w:r>
       <w:r>
         <w:rPr>
@@ -4757,21 +4267,7 @@
             <w:rStyle w:val="Hyperlink"/>
             <w:lang w:val="hr-HR"/>
           </w:rPr>
-          <w:t>https://www.pcgamer.com/best-</w:t>
-        </w:r>
-        <w:r>
-          <w:rPr>
-            <w:rStyle w:val="Hyperlink"/>
-            <w:lang w:val="hr-HR"/>
-          </w:rPr>
-          <w:t>v</w:t>
-        </w:r>
-        <w:r>
-          <w:rPr>
-            <w:rStyle w:val="Hyperlink"/>
-            <w:lang w:val="hr-HR"/>
-          </w:rPr>
-          <w:t>r-headset/</w:t>
+          <w:t>https://www.pcgamer.com/best-vr-headset/</w:t>
         </w:r>
       </w:hyperlink>
       <w:r>
@@ -4780,19 +4276,11 @@
         </w:rPr>
         <w:t xml:space="preserve">; </w:t>
       </w:r>
-      <w:proofErr w:type="spellStart"/>
       <w:r>
         <w:rPr>
           <w:lang w:val="hr-HR"/>
         </w:rPr>
-        <w:t>pristupljeno</w:t>
-      </w:r>
-      <w:proofErr w:type="spellEnd"/>
-      <w:r>
-        <w:rPr>
-          <w:lang w:val="hr-HR"/>
-        </w:rPr>
-        <w:t xml:space="preserve"> 4.</w:t>
+        <w:t>pristupljeno 4.</w:t>
       </w:r>
       <w:r>
         <w:rPr>
@@ -4963,28 +4451,12 @@
         </w:rPr>
         <w:t>(</w:t>
       </w:r>
-      <w:proofErr w:type="spellStart"/>
       <w:r>
         <w:rPr>
           <w:lang w:val="hr-HR"/>
         </w:rPr>
-        <w:t>Tanenbaum</w:t>
-      </w:r>
-      <w:proofErr w:type="spellEnd"/>
-      <w:r>
-        <w:rPr>
-          <w:lang w:val="hr-HR"/>
-        </w:rPr>
-        <w:t xml:space="preserve"> i </w:t>
-      </w:r>
-      <w:proofErr w:type="spellStart"/>
-      <w:r>
-        <w:rPr>
-          <w:lang w:val="hr-HR"/>
-        </w:rPr>
-        <w:t>Wetheral</w:t>
-      </w:r>
-      <w:proofErr w:type="spellEnd"/>
+        <w:t>Tanenbaum i Wetheral</w:t>
+      </w:r>
       <w:r>
         <w:rPr>
           <w:lang w:val="hr-HR"/>
@@ -5014,21 +4486,7 @@
         <w:rPr>
           <w:lang w:val="hr-HR"/>
         </w:rPr>
-        <w:t xml:space="preserve">Podaci o karakteristikama uređaja za virtualnu stvarnost preuzeti su s portala PC </w:t>
-      </w:r>
-      <w:proofErr w:type="spellStart"/>
-      <w:r>
-        <w:rPr>
-          <w:lang w:val="hr-HR"/>
-        </w:rPr>
-        <w:t>Gamer</w:t>
-      </w:r>
-      <w:proofErr w:type="spellEnd"/>
-      <w:r>
-        <w:rPr>
-          <w:lang w:val="hr-HR"/>
-        </w:rPr>
-        <w:t xml:space="preserve"> </w:t>
+        <w:t xml:space="preserve">Podaci o karakteristikama uređaja za virtualnu stvarnost preuzeti su s portala PC Gamer </w:t>
       </w:r>
       <w:r>
         <w:rPr>
@@ -5120,35 +4578,7 @@
         <w:rPr>
           <w:lang w:val="hr-HR"/>
         </w:rPr>
-        <w:t>(</w:t>
-      </w:r>
-      <w:proofErr w:type="spellStart"/>
-      <w:r>
-        <w:rPr>
-          <w:lang w:val="hr-HR"/>
-        </w:rPr>
-        <w:t>Tanenbaum</w:t>
-      </w:r>
-      <w:proofErr w:type="spellEnd"/>
-      <w:r>
-        <w:rPr>
-          <w:lang w:val="hr-HR"/>
-        </w:rPr>
-        <w:t xml:space="preserve"> i </w:t>
-      </w:r>
-      <w:proofErr w:type="spellStart"/>
-      <w:r>
-        <w:rPr>
-          <w:lang w:val="hr-HR"/>
-        </w:rPr>
-        <w:t>Wetheral</w:t>
-      </w:r>
-      <w:proofErr w:type="spellEnd"/>
-      <w:r>
-        <w:rPr>
-          <w:lang w:val="hr-HR"/>
-        </w:rPr>
-        <w:t xml:space="preserve">, 2014), </w:t>
+        <w:t xml:space="preserve">(Tanenbaum i Wetheral, 2014), </w:t>
       </w:r>
     </w:p>
     <w:p>
@@ -5245,21 +4675,8 @@
     </w:p>
     <w:p>
       <w:r>
-        <w:t xml:space="preserve">Title, </w:t>
-      </w:r>
-      <w:proofErr w:type="spellStart"/>
-      <w:r>
-        <w:t>summary</w:t>
-      </w:r>
-      <w:proofErr w:type="spellEnd"/>
-      <w:r>
-        <w:t xml:space="preserve">, </w:t>
-      </w:r>
-      <w:proofErr w:type="spellStart"/>
-      <w:r>
-        <w:t>keywords</w:t>
-      </w:r>
-      <w:proofErr w:type="spellEnd"/>
+        <w:t>Title, summary, keywords</w:t>
+      </w:r>
       <w:r>
         <w:t xml:space="preserve"> (na engleskom jeziku)</w:t>
       </w:r>
@@ -5314,68 +4731,34 @@
       <w:r>
         <w:tab/>
       </w:r>
-      <w:proofErr w:type="spellStart"/>
       <w:r>
         <w:rPr>
           <w:i/>
           <w:iCs/>
         </w:rPr>
-        <w:t>Asynchronous</w:t>
-      </w:r>
-      <w:proofErr w:type="spellEnd"/>
+        <w:t>Asynchronous Transfer Mode</w:t>
+      </w:r>
+      <w:r>
+        <w:tab/>
+        <w:t>asinkroni način prijenosa</w:t>
+      </w:r>
+    </w:p>
+    <w:p>
+      <w:pPr>
+        <w:pStyle w:val="nabrajanje"/>
+      </w:pPr>
+      <w:r>
+        <w:t>ISDN</w:t>
+      </w:r>
+      <w:r>
+        <w:tab/>
+      </w:r>
       <w:r>
         <w:rPr>
           <w:i/>
           <w:iCs/>
         </w:rPr>
-        <w:t xml:space="preserve"> Transfer Mode</w:t>
-      </w:r>
-      <w:r>
-        <w:tab/>
-        <w:t>asinkroni način prijenosa</w:t>
-      </w:r>
-    </w:p>
-    <w:p>
-      <w:pPr>
-        <w:pStyle w:val="nabrajanje"/>
-      </w:pPr>
-      <w:r>
-        <w:t>ISDN</w:t>
-      </w:r>
-      <w:r>
-        <w:tab/>
-      </w:r>
-      <w:proofErr w:type="spellStart"/>
-      <w:r>
-        <w:rPr>
-          <w:i/>
-          <w:iCs/>
-        </w:rPr>
-        <w:t>Integrated</w:t>
-      </w:r>
-      <w:proofErr w:type="spellEnd"/>
-      <w:r>
-        <w:rPr>
-          <w:i/>
-          <w:iCs/>
-        </w:rPr>
-        <w:t xml:space="preserve"> </w:t>
-      </w:r>
-      <w:proofErr w:type="spellStart"/>
-      <w:r>
-        <w:rPr>
-          <w:i/>
-          <w:iCs/>
-        </w:rPr>
-        <w:t>Services</w:t>
-      </w:r>
-      <w:proofErr w:type="spellEnd"/>
-      <w:r>
-        <w:rPr>
-          <w:i/>
-          <w:iCs/>
-        </w:rPr>
-        <w:t xml:space="preserve"> Digital Network</w:t>
+        <w:t>Integrated Services Digital Network</w:t>
       </w:r>
       <w:r>
         <w:tab/>
@@ -5408,15 +4791,7 @@
         <w:t>Skraćenice</w:t>
       </w:r>
       <w:r>
-        <w:t xml:space="preserve"> primijenite stil </w:t>
-      </w:r>
-      <w:proofErr w:type="spellStart"/>
-      <w:r>
-        <w:t>Heading</w:t>
-      </w:r>
-      <w:proofErr w:type="spellEnd"/>
-      <w:r>
-        <w:t xml:space="preserve"> 1, a zatim ručno maknite brojčanu oznaku (to je važno kako bi i skraćenice ušle u sadržaj na početku rada, prije uvoda). Pri kreiranju popisa skraćenica koristite stil </w:t>
+        <w:t xml:space="preserve"> primijenite stil Heading 1, a zatim ručno maknite brojčanu oznaku (to je važno kako bi i skraćenice ušle u sadržaj na početku rada, prije uvoda). Pri kreiranju popisa skraćenica koristite stil </w:t>
       </w:r>
       <w:r>
         <w:rPr>
@@ -5572,11 +4947,9 @@
       <w:r>
         <w:t xml:space="preserve">razine </w:t>
       </w:r>
-      <w:proofErr w:type="spellStart"/>
       <w:r>
         <w:t>Heading</w:t>
       </w:r>
-      <w:proofErr w:type="spellEnd"/>
       <w:r>
         <w:t xml:space="preserve">, već samo </w:t>
       </w:r>
@@ -5677,25 +5050,8 @@
         <w:t>U</w:t>
       </w:r>
       <w:r>
-        <w:t xml:space="preserve"> izborniku </w:t>
-      </w:r>
-      <w:proofErr w:type="spellStart"/>
-      <w:r>
-        <w:t>Tools</w:t>
-      </w:r>
-      <w:proofErr w:type="spellEnd"/>
-      <w:r>
-        <w:t xml:space="preserve"> - opcija </w:t>
-      </w:r>
-      <w:proofErr w:type="spellStart"/>
-      <w:r>
-        <w:t>Language</w:t>
-      </w:r>
-      <w:proofErr w:type="spellEnd"/>
-      <w:r>
-        <w:t xml:space="preserve"> postavite Croatian kao </w:t>
-      </w:r>
-      <w:proofErr w:type="spellStart"/>
+        <w:t xml:space="preserve"> izborniku Tools - opcija Language postavite Croatian kao </w:t>
+      </w:r>
       <w:r>
         <w:rPr>
           <w:i/>
@@ -5703,146 +5059,87 @@
         </w:rPr>
         <w:t>default</w:t>
       </w:r>
-      <w:proofErr w:type="spellEnd"/>
       <w:r>
         <w:t xml:space="preserve"> jezik. Na kraju provedite </w:t>
       </w:r>
       <w:r>
         <w:t>strojnu provjeru teksta (</w:t>
       </w:r>
-      <w:proofErr w:type="spellStart"/>
       <w:r>
         <w:rPr>
           <w:i/>
           <w:iCs/>
         </w:rPr>
-        <w:t>spell</w:t>
-      </w:r>
-      <w:proofErr w:type="spellEnd"/>
+        <w:t>spell checking</w:t>
+      </w:r>
+      <w:r>
+        <w:t xml:space="preserve">, ako </w:t>
+      </w:r>
+      <w:r>
+        <w:t xml:space="preserve">ga </w:t>
+      </w:r>
+      <w:r>
+        <w:t xml:space="preserve">imate </w:t>
+      </w:r>
+      <w:r>
+        <w:t>ugrađenoga)</w:t>
+      </w:r>
+      <w:r>
+        <w:t xml:space="preserve">, </w:t>
+      </w:r>
+      <w:r>
+        <w:t xml:space="preserve">ali svakako </w:t>
+      </w:r>
+      <w:r>
+        <w:t>pažljiv</w:t>
+      </w:r>
+      <w:r>
+        <w:t>o i pročitajte vlastiti tekst.</w:t>
+      </w:r>
+    </w:p>
+    <w:p>
+      <w:r>
+        <w:t xml:space="preserve">Ako nemate </w:t>
+      </w:r>
+      <w:r>
+        <w:t xml:space="preserve">ugrađeni </w:t>
+      </w:r>
       <w:r>
         <w:rPr>
           <w:i/>
-          <w:iCs/>
-        </w:rPr>
+        </w:rPr>
+        <w:t>spelling ch</w:t>
+      </w:r>
+      <w:r>
+        <w:rPr>
+          <w:i/>
+        </w:rPr>
+        <w:t>e</w:t>
+      </w:r>
+      <w:r>
+        <w:rPr>
+          <w:i/>
+        </w:rPr>
+        <w:t>cker</w:t>
+      </w:r>
+      <w:r>
         <w:t xml:space="preserve"> </w:t>
       </w:r>
-      <w:proofErr w:type="spellStart"/>
+      <w:r>
+        <w:t xml:space="preserve">za hrvatski jezik, </w:t>
+      </w:r>
+      <w:r>
+        <w:t xml:space="preserve">možete </w:t>
+      </w:r>
+      <w:r>
+        <w:t xml:space="preserve">se poslužiti Hascheckom (izgovara se Hašek, a ime dolazi od kratice za Hrvatski akademski </w:t>
+      </w:r>
       <w:r>
         <w:rPr>
           <w:i/>
-          <w:iCs/>
-        </w:rPr>
-        <w:t>checking</w:t>
-      </w:r>
-      <w:proofErr w:type="spellEnd"/>
-      <w:r>
-        <w:t xml:space="preserve">, ako </w:t>
-      </w:r>
-      <w:r>
-        <w:t xml:space="preserve">ga </w:t>
-      </w:r>
-      <w:r>
-        <w:t xml:space="preserve">imate </w:t>
-      </w:r>
-      <w:r>
-        <w:t>ugrađenoga)</w:t>
-      </w:r>
-      <w:r>
-        <w:t xml:space="preserve">, </w:t>
-      </w:r>
-      <w:r>
-        <w:t xml:space="preserve">ali svakako </w:t>
-      </w:r>
-      <w:r>
-        <w:t>pažljiv</w:t>
-      </w:r>
-      <w:r>
-        <w:t>o i pročitajte vlastiti tekst.</w:t>
-      </w:r>
-    </w:p>
-    <w:p>
-      <w:r>
-        <w:t xml:space="preserve">Ako nemate </w:t>
-      </w:r>
-      <w:r>
-        <w:t xml:space="preserve">ugrađeni </w:t>
-      </w:r>
-      <w:proofErr w:type="spellStart"/>
-      <w:r>
-        <w:rPr>
-          <w:i/>
-        </w:rPr>
-        <w:t>spelling</w:t>
-      </w:r>
-      <w:proofErr w:type="spellEnd"/>
-      <w:r>
-        <w:rPr>
-          <w:i/>
-        </w:rPr>
-        <w:t xml:space="preserve"> </w:t>
-      </w:r>
-      <w:proofErr w:type="spellStart"/>
-      <w:r>
-        <w:rPr>
-          <w:i/>
-        </w:rPr>
-        <w:t>ch</w:t>
-      </w:r>
-      <w:r>
-        <w:rPr>
-          <w:i/>
-        </w:rPr>
-        <w:t>e</w:t>
-      </w:r>
-      <w:r>
-        <w:rPr>
-          <w:i/>
-        </w:rPr>
-        <w:t>cker</w:t>
-      </w:r>
-      <w:proofErr w:type="spellEnd"/>
-      <w:r>
-        <w:t xml:space="preserve"> </w:t>
-      </w:r>
-      <w:r>
-        <w:t xml:space="preserve">za hrvatski jezik, </w:t>
-      </w:r>
-      <w:r>
-        <w:t xml:space="preserve">možete </w:t>
-      </w:r>
-      <w:r>
-        <w:t xml:space="preserve">se poslužiti </w:t>
-      </w:r>
-      <w:proofErr w:type="spellStart"/>
-      <w:r>
-        <w:t>Hascheckom</w:t>
-      </w:r>
-      <w:proofErr w:type="spellEnd"/>
-      <w:r>
-        <w:t xml:space="preserve"> (izgovara se Hašek, a ime dolazi od kratice za Hrvatski akademski </w:t>
-      </w:r>
-      <w:proofErr w:type="spellStart"/>
-      <w:r>
-        <w:rPr>
-          <w:i/>
-        </w:rPr>
-        <w:t>spelling</w:t>
-      </w:r>
-      <w:proofErr w:type="spellEnd"/>
-      <w:r>
-        <w:rPr>
-          <w:i/>
-        </w:rPr>
-        <w:t xml:space="preserve"> </w:t>
-      </w:r>
-      <w:proofErr w:type="spellStart"/>
-      <w:r>
-        <w:rPr>
-          <w:i/>
-        </w:rPr>
-        <w:t>checker</w:t>
-      </w:r>
-      <w:proofErr w:type="spellEnd"/>
+        </w:rPr>
+        <w:t>spelling checker</w:t>
+      </w:r>
       <w:r>
         <w:t xml:space="preserve">), dostupan putem poveznice </w:t>
       </w:r>
@@ -5918,10 +5215,7 @@
       <w:fldChar w:fldCharType="separate"/>
     </w:r>
     <w:r>
-      <w:t>i</w:t>
-    </w:r>
-    <w:r>
-      <w:t>v</w:t>
+      <w:t>iv</w:t>
     </w:r>
     <w:r>
       <w:fldChar w:fldCharType="end"/>
@@ -5964,13 +5258,7 @@
       <w:rPr>
         <w:rStyle w:val="PageNumber"/>
       </w:rPr>
-      <w:t>1</w:t>
-    </w:r>
-    <w:r>
-      <w:rPr>
-        <w:rStyle w:val="PageNumber"/>
-      </w:rPr>
-      <w:t>5</w:t>
+      <w:t>15</w:t>
     </w:r>
     <w:r>
       <w:rPr>
@@ -6246,6 +5534,381 @@
     </w:lvl>
   </w:abstractNum>
   <w:abstractNum w:abstractNumId="2" w15:restartNumberingAfterBreak="0">
+    <w:nsid w:val="02BB63F0"/>
+    <w:multiLevelType w:val="hybridMultilevel"/>
+    <w:tmpl w:val="71D0C3F6"/>
+    <w:lvl w:ilvl="0" w:tplc="08090001">
+      <w:start w:val="1"/>
+      <w:numFmt w:val="bullet"/>
+      <w:lvlText w:val=""/>
+      <w:lvlJc w:val="left"/>
+      <w:pPr>
+        <w:ind w:left="720" w:hanging="360"/>
+      </w:pPr>
+      <w:rPr>
+        <w:rFonts w:ascii="Symbol" w:hAnsi="Symbol" w:hint="default"/>
+      </w:rPr>
+    </w:lvl>
+    <w:lvl w:ilvl="1" w:tplc="08090003" w:tentative="1">
+      <w:start w:val="1"/>
+      <w:numFmt w:val="bullet"/>
+      <w:lvlText w:val="o"/>
+      <w:lvlJc w:val="left"/>
+      <w:pPr>
+        <w:ind w:left="1440" w:hanging="360"/>
+      </w:pPr>
+      <w:rPr>
+        <w:rFonts w:ascii="Courier New" w:hAnsi="Courier New" w:cs="Courier New" w:hint="default"/>
+      </w:rPr>
+    </w:lvl>
+    <w:lvl w:ilvl="2" w:tplc="08090005" w:tentative="1">
+      <w:start w:val="1"/>
+      <w:numFmt w:val="bullet"/>
+      <w:lvlText w:val=""/>
+      <w:lvlJc w:val="left"/>
+      <w:pPr>
+        <w:ind w:left="2160" w:hanging="360"/>
+      </w:pPr>
+      <w:rPr>
+        <w:rFonts w:ascii="Wingdings" w:hAnsi="Wingdings" w:hint="default"/>
+      </w:rPr>
+    </w:lvl>
+    <w:lvl w:ilvl="3" w:tplc="08090001" w:tentative="1">
+      <w:start w:val="1"/>
+      <w:numFmt w:val="bullet"/>
+      <w:lvlText w:val=""/>
+      <w:lvlJc w:val="left"/>
+      <w:pPr>
+        <w:ind w:left="2880" w:hanging="360"/>
+      </w:pPr>
+      <w:rPr>
+        <w:rFonts w:ascii="Symbol" w:hAnsi="Symbol" w:hint="default"/>
+      </w:rPr>
+    </w:lvl>
+    <w:lvl w:ilvl="4" w:tplc="08090003" w:tentative="1">
+      <w:start w:val="1"/>
+      <w:numFmt w:val="bullet"/>
+      <w:lvlText w:val="o"/>
+      <w:lvlJc w:val="left"/>
+      <w:pPr>
+        <w:ind w:left="3600" w:hanging="360"/>
+      </w:pPr>
+      <w:rPr>
+        <w:rFonts w:ascii="Courier New" w:hAnsi="Courier New" w:cs="Courier New" w:hint="default"/>
+      </w:rPr>
+    </w:lvl>
+    <w:lvl w:ilvl="5" w:tplc="08090005" w:tentative="1">
+      <w:start w:val="1"/>
+      <w:numFmt w:val="bullet"/>
+      <w:lvlText w:val=""/>
+      <w:lvlJc w:val="left"/>
+      <w:pPr>
+        <w:ind w:left="4320" w:hanging="360"/>
+      </w:pPr>
+      <w:rPr>
+        <w:rFonts w:ascii="Wingdings" w:hAnsi="Wingdings" w:hint="default"/>
+      </w:rPr>
+    </w:lvl>
+    <w:lvl w:ilvl="6" w:tplc="08090001" w:tentative="1">
+      <w:start w:val="1"/>
+      <w:numFmt w:val="bullet"/>
+      <w:lvlText w:val=""/>
+      <w:lvlJc w:val="left"/>
+      <w:pPr>
+        <w:ind w:left="5040" w:hanging="360"/>
+      </w:pPr>
+      <w:rPr>
+        <w:rFonts w:ascii="Symbol" w:hAnsi="Symbol" w:hint="default"/>
+      </w:rPr>
+    </w:lvl>
+    <w:lvl w:ilvl="7" w:tplc="08090003" w:tentative="1">
+      <w:start w:val="1"/>
+      <w:numFmt w:val="bullet"/>
+      <w:lvlText w:val="o"/>
+      <w:lvlJc w:val="left"/>
+      <w:pPr>
+        <w:ind w:left="5760" w:hanging="360"/>
+      </w:pPr>
+      <w:rPr>
+        <w:rFonts w:ascii="Courier New" w:hAnsi="Courier New" w:cs="Courier New" w:hint="default"/>
+      </w:rPr>
+    </w:lvl>
+    <w:lvl w:ilvl="8" w:tplc="08090005" w:tentative="1">
+      <w:start w:val="1"/>
+      <w:numFmt w:val="bullet"/>
+      <w:lvlText w:val=""/>
+      <w:lvlJc w:val="left"/>
+      <w:pPr>
+        <w:ind w:left="6480" w:hanging="360"/>
+      </w:pPr>
+      <w:rPr>
+        <w:rFonts w:ascii="Wingdings" w:hAnsi="Wingdings" w:hint="default"/>
+      </w:rPr>
+    </w:lvl>
+  </w:abstractNum>
+  <w:abstractNum w:abstractNumId="3" w15:restartNumberingAfterBreak="0">
+    <w:nsid w:val="02EF43C3"/>
+    <w:multiLevelType w:val="multilevel"/>
+    <w:tmpl w:val="A5BA6E2E"/>
+    <w:lvl w:ilvl="0">
+      <w:start w:val="1"/>
+      <w:numFmt w:val="decimal"/>
+      <w:lvlText w:val="%1."/>
+      <w:lvlJc w:val="left"/>
+      <w:pPr>
+        <w:tabs>
+          <w:tab w:val="num" w:pos="720"/>
+        </w:tabs>
+        <w:ind w:left="720" w:hanging="360"/>
+      </w:pPr>
+    </w:lvl>
+    <w:lvl w:ilvl="1" w:tentative="1">
+      <w:start w:val="1"/>
+      <w:numFmt w:val="decimal"/>
+      <w:lvlText w:val="%2."/>
+      <w:lvlJc w:val="left"/>
+      <w:pPr>
+        <w:tabs>
+          <w:tab w:val="num" w:pos="1440"/>
+        </w:tabs>
+        <w:ind w:left="1440" w:hanging="360"/>
+      </w:pPr>
+    </w:lvl>
+    <w:lvl w:ilvl="2" w:tentative="1">
+      <w:start w:val="1"/>
+      <w:numFmt w:val="decimal"/>
+      <w:lvlText w:val="%3."/>
+      <w:lvlJc w:val="left"/>
+      <w:pPr>
+        <w:tabs>
+          <w:tab w:val="num" w:pos="2160"/>
+        </w:tabs>
+        <w:ind w:left="2160" w:hanging="360"/>
+      </w:pPr>
+    </w:lvl>
+    <w:lvl w:ilvl="3" w:tentative="1">
+      <w:start w:val="1"/>
+      <w:numFmt w:val="decimal"/>
+      <w:lvlText w:val="%4."/>
+      <w:lvlJc w:val="left"/>
+      <w:pPr>
+        <w:tabs>
+          <w:tab w:val="num" w:pos="2880"/>
+        </w:tabs>
+        <w:ind w:left="2880" w:hanging="360"/>
+      </w:pPr>
+    </w:lvl>
+    <w:lvl w:ilvl="4" w:tentative="1">
+      <w:start w:val="1"/>
+      <w:numFmt w:val="decimal"/>
+      <w:lvlText w:val="%5."/>
+      <w:lvlJc w:val="left"/>
+      <w:pPr>
+        <w:tabs>
+          <w:tab w:val="num" w:pos="3600"/>
+        </w:tabs>
+        <w:ind w:left="3600" w:hanging="360"/>
+      </w:pPr>
+    </w:lvl>
+    <w:lvl w:ilvl="5" w:tentative="1">
+      <w:start w:val="1"/>
+      <w:numFmt w:val="decimal"/>
+      <w:lvlText w:val="%6."/>
+      <w:lvlJc w:val="left"/>
+      <w:pPr>
+        <w:tabs>
+          <w:tab w:val="num" w:pos="4320"/>
+        </w:tabs>
+        <w:ind w:left="4320" w:hanging="360"/>
+      </w:pPr>
+    </w:lvl>
+    <w:lvl w:ilvl="6" w:tentative="1">
+      <w:start w:val="1"/>
+      <w:numFmt w:val="decimal"/>
+      <w:lvlText w:val="%7."/>
+      <w:lvlJc w:val="left"/>
+      <w:pPr>
+        <w:tabs>
+          <w:tab w:val="num" w:pos="5040"/>
+        </w:tabs>
+        <w:ind w:left="5040" w:hanging="360"/>
+      </w:pPr>
+    </w:lvl>
+    <w:lvl w:ilvl="7" w:tentative="1">
+      <w:start w:val="1"/>
+      <w:numFmt w:val="decimal"/>
+      <w:lvlText w:val="%8."/>
+      <w:lvlJc w:val="left"/>
+      <w:pPr>
+        <w:tabs>
+          <w:tab w:val="num" w:pos="5760"/>
+        </w:tabs>
+        <w:ind w:left="5760" w:hanging="360"/>
+      </w:pPr>
+    </w:lvl>
+    <w:lvl w:ilvl="8" w:tentative="1">
+      <w:start w:val="1"/>
+      <w:numFmt w:val="decimal"/>
+      <w:lvlText w:val="%9."/>
+      <w:lvlJc w:val="left"/>
+      <w:pPr>
+        <w:tabs>
+          <w:tab w:val="num" w:pos="6480"/>
+        </w:tabs>
+        <w:ind w:left="6480" w:hanging="360"/>
+      </w:pPr>
+    </w:lvl>
+  </w:abstractNum>
+  <w:abstractNum w:abstractNumId="4" w15:restartNumberingAfterBreak="0">
+    <w:nsid w:val="035514C7"/>
+    <w:multiLevelType w:val="multilevel"/>
+    <w:tmpl w:val="93466F02"/>
+    <w:lvl w:ilvl="0">
+      <w:start w:val="1"/>
+      <w:numFmt w:val="bullet"/>
+      <w:lvlText w:val=""/>
+      <w:lvlJc w:val="left"/>
+      <w:pPr>
+        <w:tabs>
+          <w:tab w:val="num" w:pos="720"/>
+        </w:tabs>
+        <w:ind w:left="720" w:hanging="360"/>
+      </w:pPr>
+      <w:rPr>
+        <w:rFonts w:ascii="Symbol" w:hAnsi="Symbol" w:hint="default"/>
+        <w:sz w:val="20"/>
+      </w:rPr>
+    </w:lvl>
+    <w:lvl w:ilvl="1" w:tentative="1">
+      <w:start w:val="1"/>
+      <w:numFmt w:val="bullet"/>
+      <w:lvlText w:val="o"/>
+      <w:lvlJc w:val="left"/>
+      <w:pPr>
+        <w:tabs>
+          <w:tab w:val="num" w:pos="1440"/>
+        </w:tabs>
+        <w:ind w:left="1440" w:hanging="360"/>
+      </w:pPr>
+      <w:rPr>
+        <w:rFonts w:ascii="Courier New" w:hAnsi="Courier New" w:hint="default"/>
+        <w:sz w:val="20"/>
+      </w:rPr>
+    </w:lvl>
+    <w:lvl w:ilvl="2" w:tentative="1">
+      <w:start w:val="1"/>
+      <w:numFmt w:val="bullet"/>
+      <w:lvlText w:val=""/>
+      <w:lvlJc w:val="left"/>
+      <w:pPr>
+        <w:tabs>
+          <w:tab w:val="num" w:pos="2160"/>
+        </w:tabs>
+        <w:ind w:left="2160" w:hanging="360"/>
+      </w:pPr>
+      <w:rPr>
+        <w:rFonts w:ascii="Wingdings" w:hAnsi="Wingdings" w:hint="default"/>
+        <w:sz w:val="20"/>
+      </w:rPr>
+    </w:lvl>
+    <w:lvl w:ilvl="3" w:tentative="1">
+      <w:start w:val="1"/>
+      <w:numFmt w:val="bullet"/>
+      <w:lvlText w:val=""/>
+      <w:lvlJc w:val="left"/>
+      <w:pPr>
+        <w:tabs>
+          <w:tab w:val="num" w:pos="2880"/>
+        </w:tabs>
+        <w:ind w:left="2880" w:hanging="360"/>
+      </w:pPr>
+      <w:rPr>
+        <w:rFonts w:ascii="Wingdings" w:hAnsi="Wingdings" w:hint="default"/>
+        <w:sz w:val="20"/>
+      </w:rPr>
+    </w:lvl>
+    <w:lvl w:ilvl="4" w:tentative="1">
+      <w:start w:val="1"/>
+      <w:numFmt w:val="bullet"/>
+      <w:lvlText w:val=""/>
+      <w:lvlJc w:val="left"/>
+      <w:pPr>
+        <w:tabs>
+          <w:tab w:val="num" w:pos="3600"/>
+        </w:tabs>
+        <w:ind w:left="3600" w:hanging="360"/>
+      </w:pPr>
+      <w:rPr>
+        <w:rFonts w:ascii="Wingdings" w:hAnsi="Wingdings" w:hint="default"/>
+        <w:sz w:val="20"/>
+      </w:rPr>
+    </w:lvl>
+    <w:lvl w:ilvl="5" w:tentative="1">
+      <w:start w:val="1"/>
+      <w:numFmt w:val="bullet"/>
+      <w:lvlText w:val=""/>
+      <w:lvlJc w:val="left"/>
+      <w:pPr>
+        <w:tabs>
+          <w:tab w:val="num" w:pos="4320"/>
+        </w:tabs>
+        <w:ind w:left="4320" w:hanging="360"/>
+      </w:pPr>
+      <w:rPr>
+        <w:rFonts w:ascii="Wingdings" w:hAnsi="Wingdings" w:hint="default"/>
+        <w:sz w:val="20"/>
+      </w:rPr>
+    </w:lvl>
+    <w:lvl w:ilvl="6" w:tentative="1">
+      <w:start w:val="1"/>
+      <w:numFmt w:val="bullet"/>
+      <w:lvlText w:val=""/>
+      <w:lvlJc w:val="left"/>
+      <w:pPr>
+        <w:tabs>
+          <w:tab w:val="num" w:pos="5040"/>
+        </w:tabs>
+        <w:ind w:left="5040" w:hanging="360"/>
+      </w:pPr>
+      <w:rPr>
+        <w:rFonts w:ascii="Wingdings" w:hAnsi="Wingdings" w:hint="default"/>
+        <w:sz w:val="20"/>
+      </w:rPr>
+    </w:lvl>
+    <w:lvl w:ilvl="7" w:tentative="1">
+      <w:start w:val="1"/>
+      <w:numFmt w:val="bullet"/>
+      <w:lvlText w:val=""/>
+      <w:lvlJc w:val="left"/>
+      <w:pPr>
+        <w:tabs>
+          <w:tab w:val="num" w:pos="5760"/>
+        </w:tabs>
+        <w:ind w:left="5760" w:hanging="360"/>
+      </w:pPr>
+      <w:rPr>
+        <w:rFonts w:ascii="Wingdings" w:hAnsi="Wingdings" w:hint="default"/>
+        <w:sz w:val="20"/>
+      </w:rPr>
+    </w:lvl>
+    <w:lvl w:ilvl="8" w:tentative="1">
+      <w:start w:val="1"/>
+      <w:numFmt w:val="bullet"/>
+      <w:lvlText w:val=""/>
+      <w:lvlJc w:val="left"/>
+      <w:pPr>
+        <w:tabs>
+          <w:tab w:val="num" w:pos="6480"/>
+        </w:tabs>
+        <w:ind w:left="6480" w:hanging="360"/>
+      </w:pPr>
+      <w:rPr>
+        <w:rFonts w:ascii="Wingdings" w:hAnsi="Wingdings" w:hint="default"/>
+        <w:sz w:val="20"/>
+      </w:rPr>
+    </w:lvl>
+  </w:abstractNum>
+  <w:abstractNum w:abstractNumId="5" w15:restartNumberingAfterBreak="0">
     <w:nsid w:val="06855EAE"/>
     <w:multiLevelType w:val="multilevel"/>
     <w:tmpl w:val="BEAA0E66"/>
@@ -6397,7 +6060,7 @@
       </w:rPr>
     </w:lvl>
   </w:abstractNum>
-  <w:abstractNum w:abstractNumId="3" w15:restartNumberingAfterBreak="0">
+  <w:abstractNum w:abstractNumId="6" w15:restartNumberingAfterBreak="0">
     <w:nsid w:val="08710D4C"/>
     <w:multiLevelType w:val="multilevel"/>
     <w:tmpl w:val="F13ABEFC"/>
@@ -6513,7 +6176,7 @@
       </w:pPr>
     </w:lvl>
   </w:abstractNum>
-  <w:abstractNum w:abstractNumId="4" w15:restartNumberingAfterBreak="0">
+  <w:abstractNum w:abstractNumId="7" w15:restartNumberingAfterBreak="0">
     <w:nsid w:val="09147F0E"/>
     <w:multiLevelType w:val="multilevel"/>
     <w:tmpl w:val="126C2AA2"/>
@@ -6662,7 +6325,748 @@
       </w:rPr>
     </w:lvl>
   </w:abstractNum>
-  <w:abstractNum w:abstractNumId="5" w15:restartNumberingAfterBreak="0">
+  <w:abstractNum w:abstractNumId="8" w15:restartNumberingAfterBreak="0">
+    <w:nsid w:val="091E636B"/>
+    <w:multiLevelType w:val="multilevel"/>
+    <w:tmpl w:val="89D2CE4C"/>
+    <w:lvl w:ilvl="0">
+      <w:start w:val="1"/>
+      <w:numFmt w:val="bullet"/>
+      <w:lvlText w:val=""/>
+      <w:lvlJc w:val="left"/>
+      <w:pPr>
+        <w:tabs>
+          <w:tab w:val="num" w:pos="720"/>
+        </w:tabs>
+        <w:ind w:left="720" w:hanging="360"/>
+      </w:pPr>
+      <w:rPr>
+        <w:rFonts w:ascii="Symbol" w:hAnsi="Symbol" w:hint="default"/>
+        <w:sz w:val="20"/>
+      </w:rPr>
+    </w:lvl>
+    <w:lvl w:ilvl="1" w:tentative="1">
+      <w:start w:val="1"/>
+      <w:numFmt w:val="bullet"/>
+      <w:lvlText w:val="o"/>
+      <w:lvlJc w:val="left"/>
+      <w:pPr>
+        <w:tabs>
+          <w:tab w:val="num" w:pos="1440"/>
+        </w:tabs>
+        <w:ind w:left="1440" w:hanging="360"/>
+      </w:pPr>
+      <w:rPr>
+        <w:rFonts w:ascii="Courier New" w:hAnsi="Courier New" w:hint="default"/>
+        <w:sz w:val="20"/>
+      </w:rPr>
+    </w:lvl>
+    <w:lvl w:ilvl="2" w:tentative="1">
+      <w:start w:val="1"/>
+      <w:numFmt w:val="bullet"/>
+      <w:lvlText w:val=""/>
+      <w:lvlJc w:val="left"/>
+      <w:pPr>
+        <w:tabs>
+          <w:tab w:val="num" w:pos="2160"/>
+        </w:tabs>
+        <w:ind w:left="2160" w:hanging="360"/>
+      </w:pPr>
+      <w:rPr>
+        <w:rFonts w:ascii="Wingdings" w:hAnsi="Wingdings" w:hint="default"/>
+        <w:sz w:val="20"/>
+      </w:rPr>
+    </w:lvl>
+    <w:lvl w:ilvl="3" w:tentative="1">
+      <w:start w:val="1"/>
+      <w:numFmt w:val="bullet"/>
+      <w:lvlText w:val=""/>
+      <w:lvlJc w:val="left"/>
+      <w:pPr>
+        <w:tabs>
+          <w:tab w:val="num" w:pos="2880"/>
+        </w:tabs>
+        <w:ind w:left="2880" w:hanging="360"/>
+      </w:pPr>
+      <w:rPr>
+        <w:rFonts w:ascii="Wingdings" w:hAnsi="Wingdings" w:hint="default"/>
+        <w:sz w:val="20"/>
+      </w:rPr>
+    </w:lvl>
+    <w:lvl w:ilvl="4" w:tentative="1">
+      <w:start w:val="1"/>
+      <w:numFmt w:val="bullet"/>
+      <w:lvlText w:val=""/>
+      <w:lvlJc w:val="left"/>
+      <w:pPr>
+        <w:tabs>
+          <w:tab w:val="num" w:pos="3600"/>
+        </w:tabs>
+        <w:ind w:left="3600" w:hanging="360"/>
+      </w:pPr>
+      <w:rPr>
+        <w:rFonts w:ascii="Wingdings" w:hAnsi="Wingdings" w:hint="default"/>
+        <w:sz w:val="20"/>
+      </w:rPr>
+    </w:lvl>
+    <w:lvl w:ilvl="5" w:tentative="1">
+      <w:start w:val="1"/>
+      <w:numFmt w:val="bullet"/>
+      <w:lvlText w:val=""/>
+      <w:lvlJc w:val="left"/>
+      <w:pPr>
+        <w:tabs>
+          <w:tab w:val="num" w:pos="4320"/>
+        </w:tabs>
+        <w:ind w:left="4320" w:hanging="360"/>
+      </w:pPr>
+      <w:rPr>
+        <w:rFonts w:ascii="Wingdings" w:hAnsi="Wingdings" w:hint="default"/>
+        <w:sz w:val="20"/>
+      </w:rPr>
+    </w:lvl>
+    <w:lvl w:ilvl="6" w:tentative="1">
+      <w:start w:val="1"/>
+      <w:numFmt w:val="bullet"/>
+      <w:lvlText w:val=""/>
+      <w:lvlJc w:val="left"/>
+      <w:pPr>
+        <w:tabs>
+          <w:tab w:val="num" w:pos="5040"/>
+        </w:tabs>
+        <w:ind w:left="5040" w:hanging="360"/>
+      </w:pPr>
+      <w:rPr>
+        <w:rFonts w:ascii="Wingdings" w:hAnsi="Wingdings" w:hint="default"/>
+        <w:sz w:val="20"/>
+      </w:rPr>
+    </w:lvl>
+    <w:lvl w:ilvl="7" w:tentative="1">
+      <w:start w:val="1"/>
+      <w:numFmt w:val="bullet"/>
+      <w:lvlText w:val=""/>
+      <w:lvlJc w:val="left"/>
+      <w:pPr>
+        <w:tabs>
+          <w:tab w:val="num" w:pos="5760"/>
+        </w:tabs>
+        <w:ind w:left="5760" w:hanging="360"/>
+      </w:pPr>
+      <w:rPr>
+        <w:rFonts w:ascii="Wingdings" w:hAnsi="Wingdings" w:hint="default"/>
+        <w:sz w:val="20"/>
+      </w:rPr>
+    </w:lvl>
+    <w:lvl w:ilvl="8" w:tentative="1">
+      <w:start w:val="1"/>
+      <w:numFmt w:val="bullet"/>
+      <w:lvlText w:val=""/>
+      <w:lvlJc w:val="left"/>
+      <w:pPr>
+        <w:tabs>
+          <w:tab w:val="num" w:pos="6480"/>
+        </w:tabs>
+        <w:ind w:left="6480" w:hanging="360"/>
+      </w:pPr>
+      <w:rPr>
+        <w:rFonts w:ascii="Wingdings" w:hAnsi="Wingdings" w:hint="default"/>
+        <w:sz w:val="20"/>
+      </w:rPr>
+    </w:lvl>
+  </w:abstractNum>
+  <w:abstractNum w:abstractNumId="9" w15:restartNumberingAfterBreak="0">
+    <w:nsid w:val="0ABE4B90"/>
+    <w:multiLevelType w:val="multilevel"/>
+    <w:tmpl w:val="D53C18F0"/>
+    <w:lvl w:ilvl="0">
+      <w:start w:val="1"/>
+      <w:numFmt w:val="bullet"/>
+      <w:lvlText w:val=""/>
+      <w:lvlJc w:val="left"/>
+      <w:pPr>
+        <w:tabs>
+          <w:tab w:val="num" w:pos="720"/>
+        </w:tabs>
+        <w:ind w:left="720" w:hanging="360"/>
+      </w:pPr>
+      <w:rPr>
+        <w:rFonts w:ascii="Symbol" w:hAnsi="Symbol" w:hint="default"/>
+        <w:sz w:val="20"/>
+      </w:rPr>
+    </w:lvl>
+    <w:lvl w:ilvl="1">
+      <w:start w:val="1"/>
+      <w:numFmt w:val="bullet"/>
+      <w:lvlText w:val=""/>
+      <w:lvlJc w:val="left"/>
+      <w:pPr>
+        <w:ind w:left="1440" w:hanging="360"/>
+      </w:pPr>
+      <w:rPr>
+        <w:rFonts w:ascii="Symbol" w:hAnsi="Symbol" w:hint="default"/>
+      </w:rPr>
+    </w:lvl>
+    <w:lvl w:ilvl="2" w:tentative="1">
+      <w:start w:val="1"/>
+      <w:numFmt w:val="bullet"/>
+      <w:lvlText w:val=""/>
+      <w:lvlJc w:val="left"/>
+      <w:pPr>
+        <w:tabs>
+          <w:tab w:val="num" w:pos="2160"/>
+        </w:tabs>
+        <w:ind w:left="2160" w:hanging="360"/>
+      </w:pPr>
+      <w:rPr>
+        <w:rFonts w:ascii="Wingdings" w:hAnsi="Wingdings" w:hint="default"/>
+        <w:sz w:val="20"/>
+      </w:rPr>
+    </w:lvl>
+    <w:lvl w:ilvl="3" w:tentative="1">
+      <w:start w:val="1"/>
+      <w:numFmt w:val="bullet"/>
+      <w:lvlText w:val=""/>
+      <w:lvlJc w:val="left"/>
+      <w:pPr>
+        <w:tabs>
+          <w:tab w:val="num" w:pos="2880"/>
+        </w:tabs>
+        <w:ind w:left="2880" w:hanging="360"/>
+      </w:pPr>
+      <w:rPr>
+        <w:rFonts w:ascii="Wingdings" w:hAnsi="Wingdings" w:hint="default"/>
+        <w:sz w:val="20"/>
+      </w:rPr>
+    </w:lvl>
+    <w:lvl w:ilvl="4" w:tentative="1">
+      <w:start w:val="1"/>
+      <w:numFmt w:val="bullet"/>
+      <w:lvlText w:val=""/>
+      <w:lvlJc w:val="left"/>
+      <w:pPr>
+        <w:tabs>
+          <w:tab w:val="num" w:pos="3600"/>
+        </w:tabs>
+        <w:ind w:left="3600" w:hanging="360"/>
+      </w:pPr>
+      <w:rPr>
+        <w:rFonts w:ascii="Wingdings" w:hAnsi="Wingdings" w:hint="default"/>
+        <w:sz w:val="20"/>
+      </w:rPr>
+    </w:lvl>
+    <w:lvl w:ilvl="5" w:tentative="1">
+      <w:start w:val="1"/>
+      <w:numFmt w:val="bullet"/>
+      <w:lvlText w:val=""/>
+      <w:lvlJc w:val="left"/>
+      <w:pPr>
+        <w:tabs>
+          <w:tab w:val="num" w:pos="4320"/>
+        </w:tabs>
+        <w:ind w:left="4320" w:hanging="360"/>
+      </w:pPr>
+      <w:rPr>
+        <w:rFonts w:ascii="Wingdings" w:hAnsi="Wingdings" w:hint="default"/>
+        <w:sz w:val="20"/>
+      </w:rPr>
+    </w:lvl>
+    <w:lvl w:ilvl="6" w:tentative="1">
+      <w:start w:val="1"/>
+      <w:numFmt w:val="bullet"/>
+      <w:lvlText w:val=""/>
+      <w:lvlJc w:val="left"/>
+      <w:pPr>
+        <w:tabs>
+          <w:tab w:val="num" w:pos="5040"/>
+        </w:tabs>
+        <w:ind w:left="5040" w:hanging="360"/>
+      </w:pPr>
+      <w:rPr>
+        <w:rFonts w:ascii="Wingdings" w:hAnsi="Wingdings" w:hint="default"/>
+        <w:sz w:val="20"/>
+      </w:rPr>
+    </w:lvl>
+    <w:lvl w:ilvl="7" w:tentative="1">
+      <w:start w:val="1"/>
+      <w:numFmt w:val="bullet"/>
+      <w:lvlText w:val=""/>
+      <w:lvlJc w:val="left"/>
+      <w:pPr>
+        <w:tabs>
+          <w:tab w:val="num" w:pos="5760"/>
+        </w:tabs>
+        <w:ind w:left="5760" w:hanging="360"/>
+      </w:pPr>
+      <w:rPr>
+        <w:rFonts w:ascii="Wingdings" w:hAnsi="Wingdings" w:hint="default"/>
+        <w:sz w:val="20"/>
+      </w:rPr>
+    </w:lvl>
+    <w:lvl w:ilvl="8" w:tentative="1">
+      <w:start w:val="1"/>
+      <w:numFmt w:val="bullet"/>
+      <w:lvlText w:val=""/>
+      <w:lvlJc w:val="left"/>
+      <w:pPr>
+        <w:tabs>
+          <w:tab w:val="num" w:pos="6480"/>
+        </w:tabs>
+        <w:ind w:left="6480" w:hanging="360"/>
+      </w:pPr>
+      <w:rPr>
+        <w:rFonts w:ascii="Wingdings" w:hAnsi="Wingdings" w:hint="default"/>
+        <w:sz w:val="20"/>
+      </w:rPr>
+    </w:lvl>
+  </w:abstractNum>
+  <w:abstractNum w:abstractNumId="10" w15:restartNumberingAfterBreak="0">
+    <w:nsid w:val="17536EEF"/>
+    <w:multiLevelType w:val="multilevel"/>
+    <w:tmpl w:val="25D0FD6A"/>
+    <w:lvl w:ilvl="0">
+      <w:start w:val="1"/>
+      <w:numFmt w:val="bullet"/>
+      <w:lvlText w:val=""/>
+      <w:lvlJc w:val="left"/>
+      <w:pPr>
+        <w:tabs>
+          <w:tab w:val="num" w:pos="720"/>
+        </w:tabs>
+        <w:ind w:left="720" w:hanging="360"/>
+      </w:pPr>
+      <w:rPr>
+        <w:rFonts w:ascii="Symbol" w:hAnsi="Symbol" w:hint="default"/>
+        <w:sz w:val="20"/>
+      </w:rPr>
+    </w:lvl>
+    <w:lvl w:ilvl="1" w:tentative="1">
+      <w:start w:val="1"/>
+      <w:numFmt w:val="bullet"/>
+      <w:lvlText w:val="o"/>
+      <w:lvlJc w:val="left"/>
+      <w:pPr>
+        <w:tabs>
+          <w:tab w:val="num" w:pos="1440"/>
+        </w:tabs>
+        <w:ind w:left="1440" w:hanging="360"/>
+      </w:pPr>
+      <w:rPr>
+        <w:rFonts w:ascii="Courier New" w:hAnsi="Courier New" w:hint="default"/>
+        <w:sz w:val="20"/>
+      </w:rPr>
+    </w:lvl>
+    <w:lvl w:ilvl="2" w:tentative="1">
+      <w:start w:val="1"/>
+      <w:numFmt w:val="bullet"/>
+      <w:lvlText w:val=""/>
+      <w:lvlJc w:val="left"/>
+      <w:pPr>
+        <w:tabs>
+          <w:tab w:val="num" w:pos="2160"/>
+        </w:tabs>
+        <w:ind w:left="2160" w:hanging="360"/>
+      </w:pPr>
+      <w:rPr>
+        <w:rFonts w:ascii="Wingdings" w:hAnsi="Wingdings" w:hint="default"/>
+        <w:sz w:val="20"/>
+      </w:rPr>
+    </w:lvl>
+    <w:lvl w:ilvl="3" w:tentative="1">
+      <w:start w:val="1"/>
+      <w:numFmt w:val="bullet"/>
+      <w:lvlText w:val=""/>
+      <w:lvlJc w:val="left"/>
+      <w:pPr>
+        <w:tabs>
+          <w:tab w:val="num" w:pos="2880"/>
+        </w:tabs>
+        <w:ind w:left="2880" w:hanging="360"/>
+      </w:pPr>
+      <w:rPr>
+        <w:rFonts w:ascii="Wingdings" w:hAnsi="Wingdings" w:hint="default"/>
+        <w:sz w:val="20"/>
+      </w:rPr>
+    </w:lvl>
+    <w:lvl w:ilvl="4" w:tentative="1">
+      <w:start w:val="1"/>
+      <w:numFmt w:val="bullet"/>
+      <w:lvlText w:val=""/>
+      <w:lvlJc w:val="left"/>
+      <w:pPr>
+        <w:tabs>
+          <w:tab w:val="num" w:pos="3600"/>
+        </w:tabs>
+        <w:ind w:left="3600" w:hanging="360"/>
+      </w:pPr>
+      <w:rPr>
+        <w:rFonts w:ascii="Wingdings" w:hAnsi="Wingdings" w:hint="default"/>
+        <w:sz w:val="20"/>
+      </w:rPr>
+    </w:lvl>
+    <w:lvl w:ilvl="5" w:tentative="1">
+      <w:start w:val="1"/>
+      <w:numFmt w:val="bullet"/>
+      <w:lvlText w:val=""/>
+      <w:lvlJc w:val="left"/>
+      <w:pPr>
+        <w:tabs>
+          <w:tab w:val="num" w:pos="4320"/>
+        </w:tabs>
+        <w:ind w:left="4320" w:hanging="360"/>
+      </w:pPr>
+      <w:rPr>
+        <w:rFonts w:ascii="Wingdings" w:hAnsi="Wingdings" w:hint="default"/>
+        <w:sz w:val="20"/>
+      </w:rPr>
+    </w:lvl>
+    <w:lvl w:ilvl="6" w:tentative="1">
+      <w:start w:val="1"/>
+      <w:numFmt w:val="bullet"/>
+      <w:lvlText w:val=""/>
+      <w:lvlJc w:val="left"/>
+      <w:pPr>
+        <w:tabs>
+          <w:tab w:val="num" w:pos="5040"/>
+        </w:tabs>
+        <w:ind w:left="5040" w:hanging="360"/>
+      </w:pPr>
+      <w:rPr>
+        <w:rFonts w:ascii="Wingdings" w:hAnsi="Wingdings" w:hint="default"/>
+        <w:sz w:val="20"/>
+      </w:rPr>
+    </w:lvl>
+    <w:lvl w:ilvl="7" w:tentative="1">
+      <w:start w:val="1"/>
+      <w:numFmt w:val="bullet"/>
+      <w:lvlText w:val=""/>
+      <w:lvlJc w:val="left"/>
+      <w:pPr>
+        <w:tabs>
+          <w:tab w:val="num" w:pos="5760"/>
+        </w:tabs>
+        <w:ind w:left="5760" w:hanging="360"/>
+      </w:pPr>
+      <w:rPr>
+        <w:rFonts w:ascii="Wingdings" w:hAnsi="Wingdings" w:hint="default"/>
+        <w:sz w:val="20"/>
+      </w:rPr>
+    </w:lvl>
+    <w:lvl w:ilvl="8" w:tentative="1">
+      <w:start w:val="1"/>
+      <w:numFmt w:val="bullet"/>
+      <w:lvlText w:val=""/>
+      <w:lvlJc w:val="left"/>
+      <w:pPr>
+        <w:tabs>
+          <w:tab w:val="num" w:pos="6480"/>
+        </w:tabs>
+        <w:ind w:left="6480" w:hanging="360"/>
+      </w:pPr>
+      <w:rPr>
+        <w:rFonts w:ascii="Wingdings" w:hAnsi="Wingdings" w:hint="default"/>
+        <w:sz w:val="20"/>
+      </w:rPr>
+    </w:lvl>
+  </w:abstractNum>
+  <w:abstractNum w:abstractNumId="11" w15:restartNumberingAfterBreak="0">
+    <w:nsid w:val="1EA966AB"/>
+    <w:multiLevelType w:val="multilevel"/>
+    <w:tmpl w:val="028E8036"/>
+    <w:lvl w:ilvl="0">
+      <w:start w:val="1"/>
+      <w:numFmt w:val="bullet"/>
+      <w:lvlText w:val=""/>
+      <w:lvlJc w:val="left"/>
+      <w:pPr>
+        <w:tabs>
+          <w:tab w:val="num" w:pos="720"/>
+        </w:tabs>
+        <w:ind w:left="720" w:hanging="360"/>
+      </w:pPr>
+      <w:rPr>
+        <w:rFonts w:ascii="Symbol" w:hAnsi="Symbol" w:hint="default"/>
+        <w:sz w:val="20"/>
+      </w:rPr>
+    </w:lvl>
+    <w:lvl w:ilvl="1" w:tentative="1">
+      <w:start w:val="1"/>
+      <w:numFmt w:val="bullet"/>
+      <w:lvlText w:val="o"/>
+      <w:lvlJc w:val="left"/>
+      <w:pPr>
+        <w:tabs>
+          <w:tab w:val="num" w:pos="1440"/>
+        </w:tabs>
+        <w:ind w:left="1440" w:hanging="360"/>
+      </w:pPr>
+      <w:rPr>
+        <w:rFonts w:ascii="Courier New" w:hAnsi="Courier New" w:hint="default"/>
+        <w:sz w:val="20"/>
+      </w:rPr>
+    </w:lvl>
+    <w:lvl w:ilvl="2" w:tentative="1">
+      <w:start w:val="1"/>
+      <w:numFmt w:val="bullet"/>
+      <w:lvlText w:val=""/>
+      <w:lvlJc w:val="left"/>
+      <w:pPr>
+        <w:tabs>
+          <w:tab w:val="num" w:pos="2160"/>
+        </w:tabs>
+        <w:ind w:left="2160" w:hanging="360"/>
+      </w:pPr>
+      <w:rPr>
+        <w:rFonts w:ascii="Wingdings" w:hAnsi="Wingdings" w:hint="default"/>
+        <w:sz w:val="20"/>
+      </w:rPr>
+    </w:lvl>
+    <w:lvl w:ilvl="3" w:tentative="1">
+      <w:start w:val="1"/>
+      <w:numFmt w:val="bullet"/>
+      <w:lvlText w:val=""/>
+      <w:lvlJc w:val="left"/>
+      <w:pPr>
+        <w:tabs>
+          <w:tab w:val="num" w:pos="2880"/>
+        </w:tabs>
+        <w:ind w:left="2880" w:hanging="360"/>
+      </w:pPr>
+      <w:rPr>
+        <w:rFonts w:ascii="Wingdings" w:hAnsi="Wingdings" w:hint="default"/>
+        <w:sz w:val="20"/>
+      </w:rPr>
+    </w:lvl>
+    <w:lvl w:ilvl="4" w:tentative="1">
+      <w:start w:val="1"/>
+      <w:numFmt w:val="bullet"/>
+      <w:lvlText w:val=""/>
+      <w:lvlJc w:val="left"/>
+      <w:pPr>
+        <w:tabs>
+          <w:tab w:val="num" w:pos="3600"/>
+        </w:tabs>
+        <w:ind w:left="3600" w:hanging="360"/>
+      </w:pPr>
+      <w:rPr>
+        <w:rFonts w:ascii="Wingdings" w:hAnsi="Wingdings" w:hint="default"/>
+        <w:sz w:val="20"/>
+      </w:rPr>
+    </w:lvl>
+    <w:lvl w:ilvl="5" w:tentative="1">
+      <w:start w:val="1"/>
+      <w:numFmt w:val="bullet"/>
+      <w:lvlText w:val=""/>
+      <w:lvlJc w:val="left"/>
+      <w:pPr>
+        <w:tabs>
+          <w:tab w:val="num" w:pos="4320"/>
+        </w:tabs>
+        <w:ind w:left="4320" w:hanging="360"/>
+      </w:pPr>
+      <w:rPr>
+        <w:rFonts w:ascii="Wingdings" w:hAnsi="Wingdings" w:hint="default"/>
+        <w:sz w:val="20"/>
+      </w:rPr>
+    </w:lvl>
+    <w:lvl w:ilvl="6" w:tentative="1">
+      <w:start w:val="1"/>
+      <w:numFmt w:val="bullet"/>
+      <w:lvlText w:val=""/>
+      <w:lvlJc w:val="left"/>
+      <w:pPr>
+        <w:tabs>
+          <w:tab w:val="num" w:pos="5040"/>
+        </w:tabs>
+        <w:ind w:left="5040" w:hanging="360"/>
+      </w:pPr>
+      <w:rPr>
+        <w:rFonts w:ascii="Wingdings" w:hAnsi="Wingdings" w:hint="default"/>
+        <w:sz w:val="20"/>
+      </w:rPr>
+    </w:lvl>
+    <w:lvl w:ilvl="7" w:tentative="1">
+      <w:start w:val="1"/>
+      <w:numFmt w:val="bullet"/>
+      <w:lvlText w:val=""/>
+      <w:lvlJc w:val="left"/>
+      <w:pPr>
+        <w:tabs>
+          <w:tab w:val="num" w:pos="5760"/>
+        </w:tabs>
+        <w:ind w:left="5760" w:hanging="360"/>
+      </w:pPr>
+      <w:rPr>
+        <w:rFonts w:ascii="Wingdings" w:hAnsi="Wingdings" w:hint="default"/>
+        <w:sz w:val="20"/>
+      </w:rPr>
+    </w:lvl>
+    <w:lvl w:ilvl="8" w:tentative="1">
+      <w:start w:val="1"/>
+      <w:numFmt w:val="bullet"/>
+      <w:lvlText w:val=""/>
+      <w:lvlJc w:val="left"/>
+      <w:pPr>
+        <w:tabs>
+          <w:tab w:val="num" w:pos="6480"/>
+        </w:tabs>
+        <w:ind w:left="6480" w:hanging="360"/>
+      </w:pPr>
+      <w:rPr>
+        <w:rFonts w:ascii="Wingdings" w:hAnsi="Wingdings" w:hint="default"/>
+        <w:sz w:val="20"/>
+      </w:rPr>
+    </w:lvl>
+  </w:abstractNum>
+  <w:abstractNum w:abstractNumId="12" w15:restartNumberingAfterBreak="0">
+    <w:nsid w:val="1F4845D4"/>
+    <w:multiLevelType w:val="multilevel"/>
+    <w:tmpl w:val="4B36AB86"/>
+    <w:lvl w:ilvl="0">
+      <w:start w:val="1"/>
+      <w:numFmt w:val="bullet"/>
+      <w:lvlText w:val=""/>
+      <w:lvlJc w:val="left"/>
+      <w:pPr>
+        <w:tabs>
+          <w:tab w:val="num" w:pos="720"/>
+        </w:tabs>
+        <w:ind w:left="720" w:hanging="360"/>
+      </w:pPr>
+      <w:rPr>
+        <w:rFonts w:ascii="Symbol" w:hAnsi="Symbol" w:hint="default"/>
+        <w:sz w:val="20"/>
+      </w:rPr>
+    </w:lvl>
+    <w:lvl w:ilvl="1" w:tentative="1">
+      <w:start w:val="1"/>
+      <w:numFmt w:val="bullet"/>
+      <w:lvlText w:val="o"/>
+      <w:lvlJc w:val="left"/>
+      <w:pPr>
+        <w:tabs>
+          <w:tab w:val="num" w:pos="1440"/>
+        </w:tabs>
+        <w:ind w:left="1440" w:hanging="360"/>
+      </w:pPr>
+      <w:rPr>
+        <w:rFonts w:ascii="Courier New" w:hAnsi="Courier New" w:hint="default"/>
+        <w:sz w:val="20"/>
+      </w:rPr>
+    </w:lvl>
+    <w:lvl w:ilvl="2" w:tentative="1">
+      <w:start w:val="1"/>
+      <w:numFmt w:val="bullet"/>
+      <w:lvlText w:val=""/>
+      <w:lvlJc w:val="left"/>
+      <w:pPr>
+        <w:tabs>
+          <w:tab w:val="num" w:pos="2160"/>
+        </w:tabs>
+        <w:ind w:left="2160" w:hanging="360"/>
+      </w:pPr>
+      <w:rPr>
+        <w:rFonts w:ascii="Wingdings" w:hAnsi="Wingdings" w:hint="default"/>
+        <w:sz w:val="20"/>
+      </w:rPr>
+    </w:lvl>
+    <w:lvl w:ilvl="3" w:tentative="1">
+      <w:start w:val="1"/>
+      <w:numFmt w:val="bullet"/>
+      <w:lvlText w:val=""/>
+      <w:lvlJc w:val="left"/>
+      <w:pPr>
+        <w:tabs>
+          <w:tab w:val="num" w:pos="2880"/>
+        </w:tabs>
+        <w:ind w:left="2880" w:hanging="360"/>
+      </w:pPr>
+      <w:rPr>
+        <w:rFonts w:ascii="Wingdings" w:hAnsi="Wingdings" w:hint="default"/>
+        <w:sz w:val="20"/>
+      </w:rPr>
+    </w:lvl>
+    <w:lvl w:ilvl="4" w:tentative="1">
+      <w:start w:val="1"/>
+      <w:numFmt w:val="bullet"/>
+      <w:lvlText w:val=""/>
+      <w:lvlJc w:val="left"/>
+      <w:pPr>
+        <w:tabs>
+          <w:tab w:val="num" w:pos="3600"/>
+        </w:tabs>
+        <w:ind w:left="3600" w:hanging="360"/>
+      </w:pPr>
+      <w:rPr>
+        <w:rFonts w:ascii="Wingdings" w:hAnsi="Wingdings" w:hint="default"/>
+        <w:sz w:val="20"/>
+      </w:rPr>
+    </w:lvl>
+    <w:lvl w:ilvl="5" w:tentative="1">
+      <w:start w:val="1"/>
+      <w:numFmt w:val="bullet"/>
+      <w:lvlText w:val=""/>
+      <w:lvlJc w:val="left"/>
+      <w:pPr>
+        <w:tabs>
+          <w:tab w:val="num" w:pos="4320"/>
+        </w:tabs>
+        <w:ind w:left="4320" w:hanging="360"/>
+      </w:pPr>
+      <w:rPr>
+        <w:rFonts w:ascii="Wingdings" w:hAnsi="Wingdings" w:hint="default"/>
+        <w:sz w:val="20"/>
+      </w:rPr>
+    </w:lvl>
+    <w:lvl w:ilvl="6" w:tentative="1">
+      <w:start w:val="1"/>
+      <w:numFmt w:val="bullet"/>
+      <w:lvlText w:val=""/>
+      <w:lvlJc w:val="left"/>
+      <w:pPr>
+        <w:tabs>
+          <w:tab w:val="num" w:pos="5040"/>
+        </w:tabs>
+        <w:ind w:left="5040" w:hanging="360"/>
+      </w:pPr>
+      <w:rPr>
+        <w:rFonts w:ascii="Wingdings" w:hAnsi="Wingdings" w:hint="default"/>
+        <w:sz w:val="20"/>
+      </w:rPr>
+    </w:lvl>
+    <w:lvl w:ilvl="7" w:tentative="1">
+      <w:start w:val="1"/>
+      <w:numFmt w:val="bullet"/>
+      <w:lvlText w:val=""/>
+      <w:lvlJc w:val="left"/>
+      <w:pPr>
+        <w:tabs>
+          <w:tab w:val="num" w:pos="5760"/>
+        </w:tabs>
+        <w:ind w:left="5760" w:hanging="360"/>
+      </w:pPr>
+      <w:rPr>
+        <w:rFonts w:ascii="Wingdings" w:hAnsi="Wingdings" w:hint="default"/>
+        <w:sz w:val="20"/>
+      </w:rPr>
+    </w:lvl>
+    <w:lvl w:ilvl="8" w:tentative="1">
+      <w:start w:val="1"/>
+      <w:numFmt w:val="bullet"/>
+      <w:lvlText w:val=""/>
+      <w:lvlJc w:val="left"/>
+      <w:pPr>
+        <w:tabs>
+          <w:tab w:val="num" w:pos="6480"/>
+        </w:tabs>
+        <w:ind w:left="6480" w:hanging="360"/>
+      </w:pPr>
+      <w:rPr>
+        <w:rFonts w:ascii="Wingdings" w:hAnsi="Wingdings" w:hint="default"/>
+        <w:sz w:val="20"/>
+      </w:rPr>
+    </w:lvl>
+  </w:abstractNum>
+  <w:abstractNum w:abstractNumId="13" w15:restartNumberingAfterBreak="0">
     <w:nsid w:val="1FE01CB2"/>
     <w:multiLevelType w:val="hybridMultilevel"/>
     <w:tmpl w:val="26C82CEE"/>
@@ -6779,7 +7183,7 @@
       </w:pPr>
     </w:lvl>
   </w:abstractNum>
-  <w:abstractNum w:abstractNumId="6" w15:restartNumberingAfterBreak="0">
+  <w:abstractNum w:abstractNumId="14" w15:restartNumberingAfterBreak="0">
     <w:nsid w:val="20FB70D7"/>
     <w:multiLevelType w:val="multilevel"/>
     <w:tmpl w:val="700884CA"/>
@@ -6928,7 +7332,156 @@
       </w:rPr>
     </w:lvl>
   </w:abstractNum>
-  <w:abstractNum w:abstractNumId="7" w15:restartNumberingAfterBreak="0">
+  <w:abstractNum w:abstractNumId="15" w15:restartNumberingAfterBreak="0">
+    <w:nsid w:val="225127A4"/>
+    <w:multiLevelType w:val="multilevel"/>
+    <w:tmpl w:val="CF2A17CC"/>
+    <w:lvl w:ilvl="0">
+      <w:start w:val="1"/>
+      <w:numFmt w:val="bullet"/>
+      <w:lvlText w:val=""/>
+      <w:lvlJc w:val="left"/>
+      <w:pPr>
+        <w:tabs>
+          <w:tab w:val="num" w:pos="720"/>
+        </w:tabs>
+        <w:ind w:left="720" w:hanging="360"/>
+      </w:pPr>
+      <w:rPr>
+        <w:rFonts w:ascii="Symbol" w:hAnsi="Symbol" w:hint="default"/>
+        <w:sz w:val="20"/>
+      </w:rPr>
+    </w:lvl>
+    <w:lvl w:ilvl="1" w:tentative="1">
+      <w:start w:val="1"/>
+      <w:numFmt w:val="bullet"/>
+      <w:lvlText w:val="o"/>
+      <w:lvlJc w:val="left"/>
+      <w:pPr>
+        <w:tabs>
+          <w:tab w:val="num" w:pos="1440"/>
+        </w:tabs>
+        <w:ind w:left="1440" w:hanging="360"/>
+      </w:pPr>
+      <w:rPr>
+        <w:rFonts w:ascii="Courier New" w:hAnsi="Courier New" w:hint="default"/>
+        <w:sz w:val="20"/>
+      </w:rPr>
+    </w:lvl>
+    <w:lvl w:ilvl="2" w:tentative="1">
+      <w:start w:val="1"/>
+      <w:numFmt w:val="bullet"/>
+      <w:lvlText w:val=""/>
+      <w:lvlJc w:val="left"/>
+      <w:pPr>
+        <w:tabs>
+          <w:tab w:val="num" w:pos="2160"/>
+        </w:tabs>
+        <w:ind w:left="2160" w:hanging="360"/>
+      </w:pPr>
+      <w:rPr>
+        <w:rFonts w:ascii="Wingdings" w:hAnsi="Wingdings" w:hint="default"/>
+        <w:sz w:val="20"/>
+      </w:rPr>
+    </w:lvl>
+    <w:lvl w:ilvl="3" w:tentative="1">
+      <w:start w:val="1"/>
+      <w:numFmt w:val="bullet"/>
+      <w:lvlText w:val=""/>
+      <w:lvlJc w:val="left"/>
+      <w:pPr>
+        <w:tabs>
+          <w:tab w:val="num" w:pos="2880"/>
+        </w:tabs>
+        <w:ind w:left="2880" w:hanging="360"/>
+      </w:pPr>
+      <w:rPr>
+        <w:rFonts w:ascii="Wingdings" w:hAnsi="Wingdings" w:hint="default"/>
+        <w:sz w:val="20"/>
+      </w:rPr>
+    </w:lvl>
+    <w:lvl w:ilvl="4" w:tentative="1">
+      <w:start w:val="1"/>
+      <w:numFmt w:val="bullet"/>
+      <w:lvlText w:val=""/>
+      <w:lvlJc w:val="left"/>
+      <w:pPr>
+        <w:tabs>
+          <w:tab w:val="num" w:pos="3600"/>
+        </w:tabs>
+        <w:ind w:left="3600" w:hanging="360"/>
+      </w:pPr>
+      <w:rPr>
+        <w:rFonts w:ascii="Wingdings" w:hAnsi="Wingdings" w:hint="default"/>
+        <w:sz w:val="20"/>
+      </w:rPr>
+    </w:lvl>
+    <w:lvl w:ilvl="5" w:tentative="1">
+      <w:start w:val="1"/>
+      <w:numFmt w:val="bullet"/>
+      <w:lvlText w:val=""/>
+      <w:lvlJc w:val="left"/>
+      <w:pPr>
+        <w:tabs>
+          <w:tab w:val="num" w:pos="4320"/>
+        </w:tabs>
+        <w:ind w:left="4320" w:hanging="360"/>
+      </w:pPr>
+      <w:rPr>
+        <w:rFonts w:ascii="Wingdings" w:hAnsi="Wingdings" w:hint="default"/>
+        <w:sz w:val="20"/>
+      </w:rPr>
+    </w:lvl>
+    <w:lvl w:ilvl="6" w:tentative="1">
+      <w:start w:val="1"/>
+      <w:numFmt w:val="bullet"/>
+      <w:lvlText w:val=""/>
+      <w:lvlJc w:val="left"/>
+      <w:pPr>
+        <w:tabs>
+          <w:tab w:val="num" w:pos="5040"/>
+        </w:tabs>
+        <w:ind w:left="5040" w:hanging="360"/>
+      </w:pPr>
+      <w:rPr>
+        <w:rFonts w:ascii="Wingdings" w:hAnsi="Wingdings" w:hint="default"/>
+        <w:sz w:val="20"/>
+      </w:rPr>
+    </w:lvl>
+    <w:lvl w:ilvl="7" w:tentative="1">
+      <w:start w:val="1"/>
+      <w:numFmt w:val="bullet"/>
+      <w:lvlText w:val=""/>
+      <w:lvlJc w:val="left"/>
+      <w:pPr>
+        <w:tabs>
+          <w:tab w:val="num" w:pos="5760"/>
+        </w:tabs>
+        <w:ind w:left="5760" w:hanging="360"/>
+      </w:pPr>
+      <w:rPr>
+        <w:rFonts w:ascii="Wingdings" w:hAnsi="Wingdings" w:hint="default"/>
+        <w:sz w:val="20"/>
+      </w:rPr>
+    </w:lvl>
+    <w:lvl w:ilvl="8" w:tentative="1">
+      <w:start w:val="1"/>
+      <w:numFmt w:val="bullet"/>
+      <w:lvlText w:val=""/>
+      <w:lvlJc w:val="left"/>
+      <w:pPr>
+        <w:tabs>
+          <w:tab w:val="num" w:pos="6480"/>
+        </w:tabs>
+        <w:ind w:left="6480" w:hanging="360"/>
+      </w:pPr>
+      <w:rPr>
+        <w:rFonts w:ascii="Wingdings" w:hAnsi="Wingdings" w:hint="default"/>
+        <w:sz w:val="20"/>
+      </w:rPr>
+    </w:lvl>
+  </w:abstractNum>
+  <w:abstractNum w:abstractNumId="16" w15:restartNumberingAfterBreak="0">
     <w:nsid w:val="234831F0"/>
     <w:multiLevelType w:val="multilevel"/>
     <w:tmpl w:val="06E000C6"/>
@@ -7077,7 +7630,156 @@
       </w:rPr>
     </w:lvl>
   </w:abstractNum>
-  <w:abstractNum w:abstractNumId="8" w15:restartNumberingAfterBreak="0">
+  <w:abstractNum w:abstractNumId="17" w15:restartNumberingAfterBreak="0">
+    <w:nsid w:val="29B12858"/>
+    <w:multiLevelType w:val="multilevel"/>
+    <w:tmpl w:val="FF701DB8"/>
+    <w:lvl w:ilvl="0">
+      <w:start w:val="1"/>
+      <w:numFmt w:val="bullet"/>
+      <w:lvlText w:val=""/>
+      <w:lvlJc w:val="left"/>
+      <w:pPr>
+        <w:tabs>
+          <w:tab w:val="num" w:pos="720"/>
+        </w:tabs>
+        <w:ind w:left="720" w:hanging="360"/>
+      </w:pPr>
+      <w:rPr>
+        <w:rFonts w:ascii="Symbol" w:hAnsi="Symbol" w:hint="default"/>
+        <w:sz w:val="20"/>
+      </w:rPr>
+    </w:lvl>
+    <w:lvl w:ilvl="1" w:tentative="1">
+      <w:start w:val="1"/>
+      <w:numFmt w:val="bullet"/>
+      <w:lvlText w:val="o"/>
+      <w:lvlJc w:val="left"/>
+      <w:pPr>
+        <w:tabs>
+          <w:tab w:val="num" w:pos="1440"/>
+        </w:tabs>
+        <w:ind w:left="1440" w:hanging="360"/>
+      </w:pPr>
+      <w:rPr>
+        <w:rFonts w:ascii="Courier New" w:hAnsi="Courier New" w:hint="default"/>
+        <w:sz w:val="20"/>
+      </w:rPr>
+    </w:lvl>
+    <w:lvl w:ilvl="2" w:tentative="1">
+      <w:start w:val="1"/>
+      <w:numFmt w:val="bullet"/>
+      <w:lvlText w:val=""/>
+      <w:lvlJc w:val="left"/>
+      <w:pPr>
+        <w:tabs>
+          <w:tab w:val="num" w:pos="2160"/>
+        </w:tabs>
+        <w:ind w:left="2160" w:hanging="360"/>
+      </w:pPr>
+      <w:rPr>
+        <w:rFonts w:ascii="Wingdings" w:hAnsi="Wingdings" w:hint="default"/>
+        <w:sz w:val="20"/>
+      </w:rPr>
+    </w:lvl>
+    <w:lvl w:ilvl="3" w:tentative="1">
+      <w:start w:val="1"/>
+      <w:numFmt w:val="bullet"/>
+      <w:lvlText w:val=""/>
+      <w:lvlJc w:val="left"/>
+      <w:pPr>
+        <w:tabs>
+          <w:tab w:val="num" w:pos="2880"/>
+        </w:tabs>
+        <w:ind w:left="2880" w:hanging="360"/>
+      </w:pPr>
+      <w:rPr>
+        <w:rFonts w:ascii="Wingdings" w:hAnsi="Wingdings" w:hint="default"/>
+        <w:sz w:val="20"/>
+      </w:rPr>
+    </w:lvl>
+    <w:lvl w:ilvl="4" w:tentative="1">
+      <w:start w:val="1"/>
+      <w:numFmt w:val="bullet"/>
+      <w:lvlText w:val=""/>
+      <w:lvlJc w:val="left"/>
+      <w:pPr>
+        <w:tabs>
+          <w:tab w:val="num" w:pos="3600"/>
+        </w:tabs>
+        <w:ind w:left="3600" w:hanging="360"/>
+      </w:pPr>
+      <w:rPr>
+        <w:rFonts w:ascii="Wingdings" w:hAnsi="Wingdings" w:hint="default"/>
+        <w:sz w:val="20"/>
+      </w:rPr>
+    </w:lvl>
+    <w:lvl w:ilvl="5" w:tentative="1">
+      <w:start w:val="1"/>
+      <w:numFmt w:val="bullet"/>
+      <w:lvlText w:val=""/>
+      <w:lvlJc w:val="left"/>
+      <w:pPr>
+        <w:tabs>
+          <w:tab w:val="num" w:pos="4320"/>
+        </w:tabs>
+        <w:ind w:left="4320" w:hanging="360"/>
+      </w:pPr>
+      <w:rPr>
+        <w:rFonts w:ascii="Wingdings" w:hAnsi="Wingdings" w:hint="default"/>
+        <w:sz w:val="20"/>
+      </w:rPr>
+    </w:lvl>
+    <w:lvl w:ilvl="6" w:tentative="1">
+      <w:start w:val="1"/>
+      <w:numFmt w:val="bullet"/>
+      <w:lvlText w:val=""/>
+      <w:lvlJc w:val="left"/>
+      <w:pPr>
+        <w:tabs>
+          <w:tab w:val="num" w:pos="5040"/>
+        </w:tabs>
+        <w:ind w:left="5040" w:hanging="360"/>
+      </w:pPr>
+      <w:rPr>
+        <w:rFonts w:ascii="Wingdings" w:hAnsi="Wingdings" w:hint="default"/>
+        <w:sz w:val="20"/>
+      </w:rPr>
+    </w:lvl>
+    <w:lvl w:ilvl="7" w:tentative="1">
+      <w:start w:val="1"/>
+      <w:numFmt w:val="bullet"/>
+      <w:lvlText w:val=""/>
+      <w:lvlJc w:val="left"/>
+      <w:pPr>
+        <w:tabs>
+          <w:tab w:val="num" w:pos="5760"/>
+        </w:tabs>
+        <w:ind w:left="5760" w:hanging="360"/>
+      </w:pPr>
+      <w:rPr>
+        <w:rFonts w:ascii="Wingdings" w:hAnsi="Wingdings" w:hint="default"/>
+        <w:sz w:val="20"/>
+      </w:rPr>
+    </w:lvl>
+    <w:lvl w:ilvl="8" w:tentative="1">
+      <w:start w:val="1"/>
+      <w:numFmt w:val="bullet"/>
+      <w:lvlText w:val=""/>
+      <w:lvlJc w:val="left"/>
+      <w:pPr>
+        <w:tabs>
+          <w:tab w:val="num" w:pos="6480"/>
+        </w:tabs>
+        <w:ind w:left="6480" w:hanging="360"/>
+      </w:pPr>
+      <w:rPr>
+        <w:rFonts w:ascii="Wingdings" w:hAnsi="Wingdings" w:hint="default"/>
+        <w:sz w:val="20"/>
+      </w:rPr>
+    </w:lvl>
+  </w:abstractNum>
+  <w:abstractNum w:abstractNumId="18" w15:restartNumberingAfterBreak="0">
     <w:nsid w:val="2BBE6273"/>
     <w:multiLevelType w:val="multilevel"/>
     <w:tmpl w:val="29423912"/>
@@ -7226,7 +7928,7 @@
       </w:rPr>
     </w:lvl>
   </w:abstractNum>
-  <w:abstractNum w:abstractNumId="9" w15:restartNumberingAfterBreak="0">
+  <w:abstractNum w:abstractNumId="19" w15:restartNumberingAfterBreak="0">
     <w:nsid w:val="2C2839AC"/>
     <w:multiLevelType w:val="multilevel"/>
     <w:tmpl w:val="832A61A6"/>
@@ -7375,7 +8077,305 @@
       </w:rPr>
     </w:lvl>
   </w:abstractNum>
-  <w:abstractNum w:abstractNumId="10" w15:restartNumberingAfterBreak="0">
+  <w:abstractNum w:abstractNumId="20" w15:restartNumberingAfterBreak="0">
+    <w:nsid w:val="2CF14E1D"/>
+    <w:multiLevelType w:val="multilevel"/>
+    <w:tmpl w:val="F23EB73E"/>
+    <w:lvl w:ilvl="0">
+      <w:start w:val="1"/>
+      <w:numFmt w:val="bullet"/>
+      <w:lvlText w:val=""/>
+      <w:lvlJc w:val="left"/>
+      <w:pPr>
+        <w:tabs>
+          <w:tab w:val="num" w:pos="720"/>
+        </w:tabs>
+        <w:ind w:left="720" w:hanging="360"/>
+      </w:pPr>
+      <w:rPr>
+        <w:rFonts w:ascii="Symbol" w:hAnsi="Symbol" w:hint="default"/>
+        <w:sz w:val="20"/>
+      </w:rPr>
+    </w:lvl>
+    <w:lvl w:ilvl="1" w:tentative="1">
+      <w:start w:val="1"/>
+      <w:numFmt w:val="bullet"/>
+      <w:lvlText w:val="o"/>
+      <w:lvlJc w:val="left"/>
+      <w:pPr>
+        <w:tabs>
+          <w:tab w:val="num" w:pos="1440"/>
+        </w:tabs>
+        <w:ind w:left="1440" w:hanging="360"/>
+      </w:pPr>
+      <w:rPr>
+        <w:rFonts w:ascii="Courier New" w:hAnsi="Courier New" w:hint="default"/>
+        <w:sz w:val="20"/>
+      </w:rPr>
+    </w:lvl>
+    <w:lvl w:ilvl="2" w:tentative="1">
+      <w:start w:val="1"/>
+      <w:numFmt w:val="bullet"/>
+      <w:lvlText w:val=""/>
+      <w:lvlJc w:val="left"/>
+      <w:pPr>
+        <w:tabs>
+          <w:tab w:val="num" w:pos="2160"/>
+        </w:tabs>
+        <w:ind w:left="2160" w:hanging="360"/>
+      </w:pPr>
+      <w:rPr>
+        <w:rFonts w:ascii="Wingdings" w:hAnsi="Wingdings" w:hint="default"/>
+        <w:sz w:val="20"/>
+      </w:rPr>
+    </w:lvl>
+    <w:lvl w:ilvl="3" w:tentative="1">
+      <w:start w:val="1"/>
+      <w:numFmt w:val="bullet"/>
+      <w:lvlText w:val=""/>
+      <w:lvlJc w:val="left"/>
+      <w:pPr>
+        <w:tabs>
+          <w:tab w:val="num" w:pos="2880"/>
+        </w:tabs>
+        <w:ind w:left="2880" w:hanging="360"/>
+      </w:pPr>
+      <w:rPr>
+        <w:rFonts w:ascii="Wingdings" w:hAnsi="Wingdings" w:hint="default"/>
+        <w:sz w:val="20"/>
+      </w:rPr>
+    </w:lvl>
+    <w:lvl w:ilvl="4" w:tentative="1">
+      <w:start w:val="1"/>
+      <w:numFmt w:val="bullet"/>
+      <w:lvlText w:val=""/>
+      <w:lvlJc w:val="left"/>
+      <w:pPr>
+        <w:tabs>
+          <w:tab w:val="num" w:pos="3600"/>
+        </w:tabs>
+        <w:ind w:left="3600" w:hanging="360"/>
+      </w:pPr>
+      <w:rPr>
+        <w:rFonts w:ascii="Wingdings" w:hAnsi="Wingdings" w:hint="default"/>
+        <w:sz w:val="20"/>
+      </w:rPr>
+    </w:lvl>
+    <w:lvl w:ilvl="5" w:tentative="1">
+      <w:start w:val="1"/>
+      <w:numFmt w:val="bullet"/>
+      <w:lvlText w:val=""/>
+      <w:lvlJc w:val="left"/>
+      <w:pPr>
+        <w:tabs>
+          <w:tab w:val="num" w:pos="4320"/>
+        </w:tabs>
+        <w:ind w:left="4320" w:hanging="360"/>
+      </w:pPr>
+      <w:rPr>
+        <w:rFonts w:ascii="Wingdings" w:hAnsi="Wingdings" w:hint="default"/>
+        <w:sz w:val="20"/>
+      </w:rPr>
+    </w:lvl>
+    <w:lvl w:ilvl="6" w:tentative="1">
+      <w:start w:val="1"/>
+      <w:numFmt w:val="bullet"/>
+      <w:lvlText w:val=""/>
+      <w:lvlJc w:val="left"/>
+      <w:pPr>
+        <w:tabs>
+          <w:tab w:val="num" w:pos="5040"/>
+        </w:tabs>
+        <w:ind w:left="5040" w:hanging="360"/>
+      </w:pPr>
+      <w:rPr>
+        <w:rFonts w:ascii="Wingdings" w:hAnsi="Wingdings" w:hint="default"/>
+        <w:sz w:val="20"/>
+      </w:rPr>
+    </w:lvl>
+    <w:lvl w:ilvl="7" w:tentative="1">
+      <w:start w:val="1"/>
+      <w:numFmt w:val="bullet"/>
+      <w:lvlText w:val=""/>
+      <w:lvlJc w:val="left"/>
+      <w:pPr>
+        <w:tabs>
+          <w:tab w:val="num" w:pos="5760"/>
+        </w:tabs>
+        <w:ind w:left="5760" w:hanging="360"/>
+      </w:pPr>
+      <w:rPr>
+        <w:rFonts w:ascii="Wingdings" w:hAnsi="Wingdings" w:hint="default"/>
+        <w:sz w:val="20"/>
+      </w:rPr>
+    </w:lvl>
+    <w:lvl w:ilvl="8" w:tentative="1">
+      <w:start w:val="1"/>
+      <w:numFmt w:val="bullet"/>
+      <w:lvlText w:val=""/>
+      <w:lvlJc w:val="left"/>
+      <w:pPr>
+        <w:tabs>
+          <w:tab w:val="num" w:pos="6480"/>
+        </w:tabs>
+        <w:ind w:left="6480" w:hanging="360"/>
+      </w:pPr>
+      <w:rPr>
+        <w:rFonts w:ascii="Wingdings" w:hAnsi="Wingdings" w:hint="default"/>
+        <w:sz w:val="20"/>
+      </w:rPr>
+    </w:lvl>
+  </w:abstractNum>
+  <w:abstractNum w:abstractNumId="21" w15:restartNumberingAfterBreak="0">
+    <w:nsid w:val="365D547E"/>
+    <w:multiLevelType w:val="multilevel"/>
+    <w:tmpl w:val="4E78E0C2"/>
+    <w:lvl w:ilvl="0">
+      <w:start w:val="1"/>
+      <w:numFmt w:val="bullet"/>
+      <w:lvlText w:val=""/>
+      <w:lvlJc w:val="left"/>
+      <w:pPr>
+        <w:tabs>
+          <w:tab w:val="num" w:pos="720"/>
+        </w:tabs>
+        <w:ind w:left="720" w:hanging="360"/>
+      </w:pPr>
+      <w:rPr>
+        <w:rFonts w:ascii="Symbol" w:hAnsi="Symbol" w:hint="default"/>
+        <w:sz w:val="20"/>
+      </w:rPr>
+    </w:lvl>
+    <w:lvl w:ilvl="1" w:tentative="1">
+      <w:start w:val="1"/>
+      <w:numFmt w:val="bullet"/>
+      <w:lvlText w:val="o"/>
+      <w:lvlJc w:val="left"/>
+      <w:pPr>
+        <w:tabs>
+          <w:tab w:val="num" w:pos="1440"/>
+        </w:tabs>
+        <w:ind w:left="1440" w:hanging="360"/>
+      </w:pPr>
+      <w:rPr>
+        <w:rFonts w:ascii="Courier New" w:hAnsi="Courier New" w:hint="default"/>
+        <w:sz w:val="20"/>
+      </w:rPr>
+    </w:lvl>
+    <w:lvl w:ilvl="2" w:tentative="1">
+      <w:start w:val="1"/>
+      <w:numFmt w:val="bullet"/>
+      <w:lvlText w:val=""/>
+      <w:lvlJc w:val="left"/>
+      <w:pPr>
+        <w:tabs>
+          <w:tab w:val="num" w:pos="2160"/>
+        </w:tabs>
+        <w:ind w:left="2160" w:hanging="360"/>
+      </w:pPr>
+      <w:rPr>
+        <w:rFonts w:ascii="Wingdings" w:hAnsi="Wingdings" w:hint="default"/>
+        <w:sz w:val="20"/>
+      </w:rPr>
+    </w:lvl>
+    <w:lvl w:ilvl="3" w:tentative="1">
+      <w:start w:val="1"/>
+      <w:numFmt w:val="bullet"/>
+      <w:lvlText w:val=""/>
+      <w:lvlJc w:val="left"/>
+      <w:pPr>
+        <w:tabs>
+          <w:tab w:val="num" w:pos="2880"/>
+        </w:tabs>
+        <w:ind w:left="2880" w:hanging="360"/>
+      </w:pPr>
+      <w:rPr>
+        <w:rFonts w:ascii="Wingdings" w:hAnsi="Wingdings" w:hint="default"/>
+        <w:sz w:val="20"/>
+      </w:rPr>
+    </w:lvl>
+    <w:lvl w:ilvl="4" w:tentative="1">
+      <w:start w:val="1"/>
+      <w:numFmt w:val="bullet"/>
+      <w:lvlText w:val=""/>
+      <w:lvlJc w:val="left"/>
+      <w:pPr>
+        <w:tabs>
+          <w:tab w:val="num" w:pos="3600"/>
+        </w:tabs>
+        <w:ind w:left="3600" w:hanging="360"/>
+      </w:pPr>
+      <w:rPr>
+        <w:rFonts w:ascii="Wingdings" w:hAnsi="Wingdings" w:hint="default"/>
+        <w:sz w:val="20"/>
+      </w:rPr>
+    </w:lvl>
+    <w:lvl w:ilvl="5" w:tentative="1">
+      <w:start w:val="1"/>
+      <w:numFmt w:val="bullet"/>
+      <w:lvlText w:val=""/>
+      <w:lvlJc w:val="left"/>
+      <w:pPr>
+        <w:tabs>
+          <w:tab w:val="num" w:pos="4320"/>
+        </w:tabs>
+        <w:ind w:left="4320" w:hanging="360"/>
+      </w:pPr>
+      <w:rPr>
+        <w:rFonts w:ascii="Wingdings" w:hAnsi="Wingdings" w:hint="default"/>
+        <w:sz w:val="20"/>
+      </w:rPr>
+    </w:lvl>
+    <w:lvl w:ilvl="6" w:tentative="1">
+      <w:start w:val="1"/>
+      <w:numFmt w:val="bullet"/>
+      <w:lvlText w:val=""/>
+      <w:lvlJc w:val="left"/>
+      <w:pPr>
+        <w:tabs>
+          <w:tab w:val="num" w:pos="5040"/>
+        </w:tabs>
+        <w:ind w:left="5040" w:hanging="360"/>
+      </w:pPr>
+      <w:rPr>
+        <w:rFonts w:ascii="Wingdings" w:hAnsi="Wingdings" w:hint="default"/>
+        <w:sz w:val="20"/>
+      </w:rPr>
+    </w:lvl>
+    <w:lvl w:ilvl="7" w:tentative="1">
+      <w:start w:val="1"/>
+      <w:numFmt w:val="bullet"/>
+      <w:lvlText w:val=""/>
+      <w:lvlJc w:val="left"/>
+      <w:pPr>
+        <w:tabs>
+          <w:tab w:val="num" w:pos="5760"/>
+        </w:tabs>
+        <w:ind w:left="5760" w:hanging="360"/>
+      </w:pPr>
+      <w:rPr>
+        <w:rFonts w:ascii="Wingdings" w:hAnsi="Wingdings" w:hint="default"/>
+        <w:sz w:val="20"/>
+      </w:rPr>
+    </w:lvl>
+    <w:lvl w:ilvl="8" w:tentative="1">
+      <w:start w:val="1"/>
+      <w:numFmt w:val="bullet"/>
+      <w:lvlText w:val=""/>
+      <w:lvlJc w:val="left"/>
+      <w:pPr>
+        <w:tabs>
+          <w:tab w:val="num" w:pos="6480"/>
+        </w:tabs>
+        <w:ind w:left="6480" w:hanging="360"/>
+      </w:pPr>
+      <w:rPr>
+        <w:rFonts w:ascii="Wingdings" w:hAnsi="Wingdings" w:hint="default"/>
+        <w:sz w:val="20"/>
+      </w:rPr>
+    </w:lvl>
+  </w:abstractNum>
+  <w:abstractNum w:abstractNumId="22" w15:restartNumberingAfterBreak="0">
     <w:nsid w:val="3A7C6508"/>
     <w:multiLevelType w:val="hybridMultilevel"/>
     <w:tmpl w:val="3D7AF2BC"/>
@@ -7516,7 +8516,7 @@
       </w:rPr>
     </w:lvl>
   </w:abstractNum>
-  <w:abstractNum w:abstractNumId="11" w15:restartNumberingAfterBreak="0">
+  <w:abstractNum w:abstractNumId="23" w15:restartNumberingAfterBreak="0">
     <w:nsid w:val="3CC76EA2"/>
     <w:multiLevelType w:val="multilevel"/>
     <w:tmpl w:val="289C6AE2"/>
@@ -7665,7 +8665,7 @@
       </w:rPr>
     </w:lvl>
   </w:abstractNum>
-  <w:abstractNum w:abstractNumId="12" w15:restartNumberingAfterBreak="0">
+  <w:abstractNum w:abstractNumId="24" w15:restartNumberingAfterBreak="0">
     <w:nsid w:val="3D187FFD"/>
     <w:multiLevelType w:val="hybridMultilevel"/>
     <w:tmpl w:val="1700A63E"/>
@@ -7782,7 +8782,7 @@
       </w:pPr>
     </w:lvl>
   </w:abstractNum>
-  <w:abstractNum w:abstractNumId="13" w15:restartNumberingAfterBreak="0">
+  <w:abstractNum w:abstractNumId="25" w15:restartNumberingAfterBreak="0">
     <w:nsid w:val="442D4280"/>
     <w:multiLevelType w:val="hybridMultilevel"/>
     <w:tmpl w:val="EF3C80DE"/>
@@ -7899,7 +8899,7 @@
       </w:pPr>
     </w:lvl>
   </w:abstractNum>
-  <w:abstractNum w:abstractNumId="14" w15:restartNumberingAfterBreak="0">
+  <w:abstractNum w:abstractNumId="26" w15:restartNumberingAfterBreak="0">
     <w:nsid w:val="495C18A6"/>
     <w:multiLevelType w:val="multilevel"/>
     <w:tmpl w:val="A9A21C68"/>
@@ -8048,7 +9048,120 @@
       </w:rPr>
     </w:lvl>
   </w:abstractNum>
-  <w:abstractNum w:abstractNumId="15" w15:restartNumberingAfterBreak="0">
+  <w:abstractNum w:abstractNumId="27" w15:restartNumberingAfterBreak="0">
+    <w:nsid w:val="4AB139E2"/>
+    <w:multiLevelType w:val="hybridMultilevel"/>
+    <w:tmpl w:val="BEB25C36"/>
+    <w:lvl w:ilvl="0" w:tplc="08090001">
+      <w:start w:val="1"/>
+      <w:numFmt w:val="bullet"/>
+      <w:lvlText w:val=""/>
+      <w:lvlJc w:val="left"/>
+      <w:pPr>
+        <w:ind w:left="720" w:hanging="360"/>
+      </w:pPr>
+      <w:rPr>
+        <w:rFonts w:ascii="Symbol" w:hAnsi="Symbol" w:hint="default"/>
+      </w:rPr>
+    </w:lvl>
+    <w:lvl w:ilvl="1" w:tplc="08090003" w:tentative="1">
+      <w:start w:val="1"/>
+      <w:numFmt w:val="bullet"/>
+      <w:lvlText w:val="o"/>
+      <w:lvlJc w:val="left"/>
+      <w:pPr>
+        <w:ind w:left="1440" w:hanging="360"/>
+      </w:pPr>
+      <w:rPr>
+        <w:rFonts w:ascii="Courier New" w:hAnsi="Courier New" w:cs="Courier New" w:hint="default"/>
+      </w:rPr>
+    </w:lvl>
+    <w:lvl w:ilvl="2" w:tplc="08090005" w:tentative="1">
+      <w:start w:val="1"/>
+      <w:numFmt w:val="bullet"/>
+      <w:lvlText w:val=""/>
+      <w:lvlJc w:val="left"/>
+      <w:pPr>
+        <w:ind w:left="2160" w:hanging="360"/>
+      </w:pPr>
+      <w:rPr>
+        <w:rFonts w:ascii="Wingdings" w:hAnsi="Wingdings" w:hint="default"/>
+      </w:rPr>
+    </w:lvl>
+    <w:lvl w:ilvl="3" w:tplc="08090001" w:tentative="1">
+      <w:start w:val="1"/>
+      <w:numFmt w:val="bullet"/>
+      <w:lvlText w:val=""/>
+      <w:lvlJc w:val="left"/>
+      <w:pPr>
+        <w:ind w:left="2880" w:hanging="360"/>
+      </w:pPr>
+      <w:rPr>
+        <w:rFonts w:ascii="Symbol" w:hAnsi="Symbol" w:hint="default"/>
+      </w:rPr>
+    </w:lvl>
+    <w:lvl w:ilvl="4" w:tplc="08090003" w:tentative="1">
+      <w:start w:val="1"/>
+      <w:numFmt w:val="bullet"/>
+      <w:lvlText w:val="o"/>
+      <w:lvlJc w:val="left"/>
+      <w:pPr>
+        <w:ind w:left="3600" w:hanging="360"/>
+      </w:pPr>
+      <w:rPr>
+        <w:rFonts w:ascii="Courier New" w:hAnsi="Courier New" w:cs="Courier New" w:hint="default"/>
+      </w:rPr>
+    </w:lvl>
+    <w:lvl w:ilvl="5" w:tplc="08090005" w:tentative="1">
+      <w:start w:val="1"/>
+      <w:numFmt w:val="bullet"/>
+      <w:lvlText w:val=""/>
+      <w:lvlJc w:val="left"/>
+      <w:pPr>
+        <w:ind w:left="4320" w:hanging="360"/>
+      </w:pPr>
+      <w:rPr>
+        <w:rFonts w:ascii="Wingdings" w:hAnsi="Wingdings" w:hint="default"/>
+      </w:rPr>
+    </w:lvl>
+    <w:lvl w:ilvl="6" w:tplc="08090001" w:tentative="1">
+      <w:start w:val="1"/>
+      <w:numFmt w:val="bullet"/>
+      <w:lvlText w:val=""/>
+      <w:lvlJc w:val="left"/>
+      <w:pPr>
+        <w:ind w:left="5040" w:hanging="360"/>
+      </w:pPr>
+      <w:rPr>
+        <w:rFonts w:ascii="Symbol" w:hAnsi="Symbol" w:hint="default"/>
+      </w:rPr>
+    </w:lvl>
+    <w:lvl w:ilvl="7" w:tplc="08090003" w:tentative="1">
+      <w:start w:val="1"/>
+      <w:numFmt w:val="bullet"/>
+      <w:lvlText w:val="o"/>
+      <w:lvlJc w:val="left"/>
+      <w:pPr>
+        <w:ind w:left="5760" w:hanging="360"/>
+      </w:pPr>
+      <w:rPr>
+        <w:rFonts w:ascii="Courier New" w:hAnsi="Courier New" w:cs="Courier New" w:hint="default"/>
+      </w:rPr>
+    </w:lvl>
+    <w:lvl w:ilvl="8" w:tplc="08090005" w:tentative="1">
+      <w:start w:val="1"/>
+      <w:numFmt w:val="bullet"/>
+      <w:lvlText w:val=""/>
+      <w:lvlJc w:val="left"/>
+      <w:pPr>
+        <w:ind w:left="6480" w:hanging="360"/>
+      </w:pPr>
+      <w:rPr>
+        <w:rFonts w:ascii="Wingdings" w:hAnsi="Wingdings" w:hint="default"/>
+      </w:rPr>
+    </w:lvl>
+  </w:abstractNum>
+  <w:abstractNum w:abstractNumId="28" w15:restartNumberingAfterBreak="0">
     <w:nsid w:val="52681E8E"/>
     <w:multiLevelType w:val="hybridMultilevel"/>
     <w:tmpl w:val="B8D8CC1C"/>
@@ -8165,7 +9278,7 @@
       </w:pPr>
     </w:lvl>
   </w:abstractNum>
-  <w:abstractNum w:abstractNumId="16" w15:restartNumberingAfterBreak="0">
+  <w:abstractNum w:abstractNumId="29" w15:restartNumberingAfterBreak="0">
     <w:nsid w:val="55FB4499"/>
     <w:multiLevelType w:val="multilevel"/>
     <w:tmpl w:val="68A01994"/>
@@ -8310,7 +9423,7 @@
       </w:rPr>
     </w:lvl>
   </w:abstractNum>
-  <w:abstractNum w:abstractNumId="17" w15:restartNumberingAfterBreak="0">
+  <w:abstractNum w:abstractNumId="30" w15:restartNumberingAfterBreak="0">
     <w:nsid w:val="560C53A3"/>
     <w:multiLevelType w:val="multilevel"/>
     <w:tmpl w:val="DB80402A"/>
@@ -8459,7 +9572,7 @@
       </w:rPr>
     </w:lvl>
   </w:abstractNum>
-  <w:abstractNum w:abstractNumId="18" w15:restartNumberingAfterBreak="0">
+  <w:abstractNum w:abstractNumId="31" w15:restartNumberingAfterBreak="0">
     <w:nsid w:val="56776743"/>
     <w:multiLevelType w:val="multilevel"/>
     <w:tmpl w:val="A2B8ED70"/>
@@ -8608,7 +9721,7 @@
       </w:rPr>
     </w:lvl>
   </w:abstractNum>
-  <w:abstractNum w:abstractNumId="19" w15:restartNumberingAfterBreak="0">
+  <w:abstractNum w:abstractNumId="32" w15:restartNumberingAfterBreak="0">
     <w:nsid w:val="5EBF1C74"/>
     <w:multiLevelType w:val="multilevel"/>
     <w:tmpl w:val="01D23C20"/>
@@ -8753,7 +9866,7 @@
       </w:rPr>
     </w:lvl>
   </w:abstractNum>
-  <w:abstractNum w:abstractNumId="20" w15:restartNumberingAfterBreak="0">
+  <w:abstractNum w:abstractNumId="33" w15:restartNumberingAfterBreak="0">
     <w:nsid w:val="60C5347C"/>
     <w:multiLevelType w:val="hybridMultilevel"/>
     <w:tmpl w:val="92008578"/>
@@ -8866,7 +9979,7 @@
       </w:rPr>
     </w:lvl>
   </w:abstractNum>
-  <w:abstractNum w:abstractNumId="21" w15:restartNumberingAfterBreak="0">
+  <w:abstractNum w:abstractNumId="34" w15:restartNumberingAfterBreak="0">
     <w:nsid w:val="612C3267"/>
     <w:multiLevelType w:val="hybridMultilevel"/>
     <w:tmpl w:val="8AE63E00"/>
@@ -8983,7 +10096,7 @@
       </w:pPr>
     </w:lvl>
   </w:abstractNum>
-  <w:abstractNum w:abstractNumId="22" w15:restartNumberingAfterBreak="0">
+  <w:abstractNum w:abstractNumId="35" w15:restartNumberingAfterBreak="0">
     <w:nsid w:val="65A82A3D"/>
     <w:multiLevelType w:val="hybridMultilevel"/>
     <w:tmpl w:val="10CA8502"/>
@@ -9125,7 +10238,7 @@
       </w:rPr>
     </w:lvl>
   </w:abstractNum>
-  <w:abstractNum w:abstractNumId="23" w15:restartNumberingAfterBreak="0">
+  <w:abstractNum w:abstractNumId="36" w15:restartNumberingAfterBreak="0">
     <w:nsid w:val="65D73353"/>
     <w:multiLevelType w:val="multilevel"/>
     <w:tmpl w:val="88745DBC"/>
@@ -9274,83 +10387,238 @@
       </w:rPr>
     </w:lvl>
   </w:abstractNum>
+  <w:abstractNum w:abstractNumId="37" w15:restartNumberingAfterBreak="0">
+    <w:nsid w:val="72E4682B"/>
+    <w:multiLevelType w:val="hybridMultilevel"/>
+    <w:tmpl w:val="3320CF64"/>
+    <w:lvl w:ilvl="0" w:tplc="08090001">
+      <w:start w:val="1"/>
+      <w:numFmt w:val="bullet"/>
+      <w:lvlText w:val=""/>
+      <w:lvlJc w:val="left"/>
+      <w:pPr>
+        <w:ind w:left="720" w:hanging="360"/>
+      </w:pPr>
+      <w:rPr>
+        <w:rFonts w:ascii="Symbol" w:hAnsi="Symbol" w:hint="default"/>
+      </w:rPr>
+    </w:lvl>
+    <w:lvl w:ilvl="1" w:tplc="08090003" w:tentative="1">
+      <w:start w:val="1"/>
+      <w:numFmt w:val="bullet"/>
+      <w:lvlText w:val="o"/>
+      <w:lvlJc w:val="left"/>
+      <w:pPr>
+        <w:ind w:left="1440" w:hanging="360"/>
+      </w:pPr>
+      <w:rPr>
+        <w:rFonts w:ascii="Courier New" w:hAnsi="Courier New" w:cs="Courier New" w:hint="default"/>
+      </w:rPr>
+    </w:lvl>
+    <w:lvl w:ilvl="2" w:tplc="08090005" w:tentative="1">
+      <w:start w:val="1"/>
+      <w:numFmt w:val="bullet"/>
+      <w:lvlText w:val=""/>
+      <w:lvlJc w:val="left"/>
+      <w:pPr>
+        <w:ind w:left="2160" w:hanging="360"/>
+      </w:pPr>
+      <w:rPr>
+        <w:rFonts w:ascii="Wingdings" w:hAnsi="Wingdings" w:hint="default"/>
+      </w:rPr>
+    </w:lvl>
+    <w:lvl w:ilvl="3" w:tplc="08090001" w:tentative="1">
+      <w:start w:val="1"/>
+      <w:numFmt w:val="bullet"/>
+      <w:lvlText w:val=""/>
+      <w:lvlJc w:val="left"/>
+      <w:pPr>
+        <w:ind w:left="2880" w:hanging="360"/>
+      </w:pPr>
+      <w:rPr>
+        <w:rFonts w:ascii="Symbol" w:hAnsi="Symbol" w:hint="default"/>
+      </w:rPr>
+    </w:lvl>
+    <w:lvl w:ilvl="4" w:tplc="08090003" w:tentative="1">
+      <w:start w:val="1"/>
+      <w:numFmt w:val="bullet"/>
+      <w:lvlText w:val="o"/>
+      <w:lvlJc w:val="left"/>
+      <w:pPr>
+        <w:ind w:left="3600" w:hanging="360"/>
+      </w:pPr>
+      <w:rPr>
+        <w:rFonts w:ascii="Courier New" w:hAnsi="Courier New" w:cs="Courier New" w:hint="default"/>
+      </w:rPr>
+    </w:lvl>
+    <w:lvl w:ilvl="5" w:tplc="08090005" w:tentative="1">
+      <w:start w:val="1"/>
+      <w:numFmt w:val="bullet"/>
+      <w:lvlText w:val=""/>
+      <w:lvlJc w:val="left"/>
+      <w:pPr>
+        <w:ind w:left="4320" w:hanging="360"/>
+      </w:pPr>
+      <w:rPr>
+        <w:rFonts w:ascii="Wingdings" w:hAnsi="Wingdings" w:hint="default"/>
+      </w:rPr>
+    </w:lvl>
+    <w:lvl w:ilvl="6" w:tplc="08090001" w:tentative="1">
+      <w:start w:val="1"/>
+      <w:numFmt w:val="bullet"/>
+      <w:lvlText w:val=""/>
+      <w:lvlJc w:val="left"/>
+      <w:pPr>
+        <w:ind w:left="5040" w:hanging="360"/>
+      </w:pPr>
+      <w:rPr>
+        <w:rFonts w:ascii="Symbol" w:hAnsi="Symbol" w:hint="default"/>
+      </w:rPr>
+    </w:lvl>
+    <w:lvl w:ilvl="7" w:tplc="08090003" w:tentative="1">
+      <w:start w:val="1"/>
+      <w:numFmt w:val="bullet"/>
+      <w:lvlText w:val="o"/>
+      <w:lvlJc w:val="left"/>
+      <w:pPr>
+        <w:ind w:left="5760" w:hanging="360"/>
+      </w:pPr>
+      <w:rPr>
+        <w:rFonts w:ascii="Courier New" w:hAnsi="Courier New" w:cs="Courier New" w:hint="default"/>
+      </w:rPr>
+    </w:lvl>
+    <w:lvl w:ilvl="8" w:tplc="08090005" w:tentative="1">
+      <w:start w:val="1"/>
+      <w:numFmt w:val="bullet"/>
+      <w:lvlText w:val=""/>
+      <w:lvlJc w:val="left"/>
+      <w:pPr>
+        <w:ind w:left="6480" w:hanging="360"/>
+      </w:pPr>
+      <w:rPr>
+        <w:rFonts w:ascii="Wingdings" w:hAnsi="Wingdings" w:hint="default"/>
+      </w:rPr>
+    </w:lvl>
+  </w:abstractNum>
   <w:num w:numId="1" w16cid:durableId="1974868929">
-    <w:abstractNumId w:val="2"/>
+    <w:abstractNumId w:val="5"/>
   </w:num>
   <w:num w:numId="2" w16cid:durableId="1810635607">
+    <w:abstractNumId w:val="35"/>
+  </w:num>
+  <w:num w:numId="3" w16cid:durableId="455485748">
     <w:abstractNumId w:val="22"/>
   </w:num>
-  <w:num w:numId="3" w16cid:durableId="455485748">
-    <w:abstractNumId w:val="10"/>
-  </w:num>
   <w:num w:numId="4" w16cid:durableId="2029288189">
-    <w:abstractNumId w:val="5"/>
+    <w:abstractNumId w:val="13"/>
   </w:num>
   <w:num w:numId="5" w16cid:durableId="197085612">
-    <w:abstractNumId w:val="21"/>
+    <w:abstractNumId w:val="34"/>
   </w:num>
   <w:num w:numId="6" w16cid:durableId="221450497">
-    <w:abstractNumId w:val="12"/>
+    <w:abstractNumId w:val="24"/>
   </w:num>
   <w:num w:numId="7" w16cid:durableId="2005084592">
-    <w:abstractNumId w:val="13"/>
+    <w:abstractNumId w:val="25"/>
   </w:num>
   <w:num w:numId="8" w16cid:durableId="37702280">
     <w:abstractNumId w:val="0"/>
   </w:num>
   <w:num w:numId="9" w16cid:durableId="355665691">
-    <w:abstractNumId w:val="15"/>
+    <w:abstractNumId w:val="28"/>
   </w:num>
   <w:num w:numId="10" w16cid:durableId="1236088103">
-    <w:abstractNumId w:val="2"/>
+    <w:abstractNumId w:val="5"/>
   </w:num>
   <w:num w:numId="11" w16cid:durableId="1541014322">
-    <w:abstractNumId w:val="15"/>
+    <w:abstractNumId w:val="28"/>
   </w:num>
   <w:num w:numId="12" w16cid:durableId="1434402749">
-    <w:abstractNumId w:val="20"/>
+    <w:abstractNumId w:val="33"/>
   </w:num>
   <w:num w:numId="13" w16cid:durableId="1282540745">
+    <w:abstractNumId w:val="31"/>
+  </w:num>
+  <w:num w:numId="14" w16cid:durableId="2020616299">
+    <w:abstractNumId w:val="30"/>
+  </w:num>
+  <w:num w:numId="15" w16cid:durableId="2005163332">
+    <w:abstractNumId w:val="29"/>
+  </w:num>
+  <w:num w:numId="16" w16cid:durableId="283930619">
+    <w:abstractNumId w:val="26"/>
+  </w:num>
+  <w:num w:numId="17" w16cid:durableId="1958415282">
+    <w:abstractNumId w:val="23"/>
+  </w:num>
+  <w:num w:numId="18" w16cid:durableId="94863306">
+    <w:abstractNumId w:val="7"/>
+  </w:num>
+  <w:num w:numId="19" w16cid:durableId="253326183">
+    <w:abstractNumId w:val="32"/>
+  </w:num>
+  <w:num w:numId="20" w16cid:durableId="109054474">
+    <w:abstractNumId w:val="16"/>
+  </w:num>
+  <w:num w:numId="21" w16cid:durableId="1510872476">
+    <w:abstractNumId w:val="14"/>
+  </w:num>
+  <w:num w:numId="22" w16cid:durableId="1522626147">
     <w:abstractNumId w:val="18"/>
   </w:num>
-  <w:num w:numId="14" w16cid:durableId="2020616299">
-    <w:abstractNumId w:val="17"/>
-  </w:num>
-  <w:num w:numId="15" w16cid:durableId="2005163332">
-    <w:abstractNumId w:val="16"/>
-  </w:num>
-  <w:num w:numId="16" w16cid:durableId="283930619">
-    <w:abstractNumId w:val="14"/>
-  </w:num>
-  <w:num w:numId="17" w16cid:durableId="1958415282">
-    <w:abstractNumId w:val="11"/>
-  </w:num>
-  <w:num w:numId="18" w16cid:durableId="94863306">
-    <w:abstractNumId w:val="4"/>
-  </w:num>
-  <w:num w:numId="19" w16cid:durableId="253326183">
+  <w:num w:numId="23" w16cid:durableId="1260021682">
     <w:abstractNumId w:val="19"/>
-  </w:num>
-  <w:num w:numId="20" w16cid:durableId="109054474">
-    <w:abstractNumId w:val="7"/>
-  </w:num>
-  <w:num w:numId="21" w16cid:durableId="1510872476">
-    <w:abstractNumId w:val="6"/>
-  </w:num>
-  <w:num w:numId="22" w16cid:durableId="1522626147">
-    <w:abstractNumId w:val="8"/>
-  </w:num>
-  <w:num w:numId="23" w16cid:durableId="1260021682">
-    <w:abstractNumId w:val="9"/>
   </w:num>
   <w:num w:numId="24" w16cid:durableId="1147278684">
     <w:abstractNumId w:val="1"/>
   </w:num>
   <w:num w:numId="25" w16cid:durableId="1931113518">
+    <w:abstractNumId w:val="6"/>
+  </w:num>
+  <w:num w:numId="26" w16cid:durableId="1193305982">
+    <w:abstractNumId w:val="36"/>
+  </w:num>
+  <w:num w:numId="27" w16cid:durableId="471944380">
     <w:abstractNumId w:val="3"/>
   </w:num>
-  <w:num w:numId="26" w16cid:durableId="1193305982">
-    <w:abstractNumId w:val="23"/>
+  <w:num w:numId="28" w16cid:durableId="855656719">
+    <w:abstractNumId w:val="15"/>
+  </w:num>
+  <w:num w:numId="29" w16cid:durableId="368652905">
+    <w:abstractNumId w:val="4"/>
+  </w:num>
+  <w:num w:numId="30" w16cid:durableId="246380939">
+    <w:abstractNumId w:val="21"/>
+  </w:num>
+  <w:num w:numId="31" w16cid:durableId="527840199">
+    <w:abstractNumId w:val="20"/>
+  </w:num>
+  <w:num w:numId="32" w16cid:durableId="1337727046">
+    <w:abstractNumId w:val="17"/>
+  </w:num>
+  <w:num w:numId="33" w16cid:durableId="701174328">
+    <w:abstractNumId w:val="9"/>
+  </w:num>
+  <w:num w:numId="34" w16cid:durableId="1391147679">
+    <w:abstractNumId w:val="12"/>
+  </w:num>
+  <w:num w:numId="35" w16cid:durableId="389497673">
+    <w:abstractNumId w:val="11"/>
+  </w:num>
+  <w:num w:numId="36" w16cid:durableId="871266622">
+    <w:abstractNumId w:val="10"/>
+  </w:num>
+  <w:num w:numId="37" w16cid:durableId="80181815">
+    <w:abstractNumId w:val="37"/>
+  </w:num>
+  <w:num w:numId="38" w16cid:durableId="1211263401">
+    <w:abstractNumId w:val="27"/>
+  </w:num>
+  <w:num w:numId="39" w16cid:durableId="2023507645">
+    <w:abstractNumId w:val="2"/>
+  </w:num>
+  <w:num w:numId="40" w16cid:durableId="1882548290">
+    <w:abstractNumId w:val="8"/>
   </w:num>
 </w:numbering>
 </file>
@@ -9397,6 +10665,50 @@
     <w:lsdException w:name="Emphasis" w:qFormat="1"/>
     <w:lsdException w:name="Normal (Web)" w:uiPriority="99"/>
     <w:lsdException w:name="HTML Typewriter" w:uiPriority="99"/>
+    <w:lsdException w:name="Normal Table" w:semiHidden="1" w:unhideWhenUsed="1"/>
+    <w:lsdException w:name="Table Simple 1" w:semiHidden="1" w:unhideWhenUsed="1"/>
+    <w:lsdException w:name="Table Simple 2" w:semiHidden="1" w:unhideWhenUsed="1"/>
+    <w:lsdException w:name="Table Simple 3" w:semiHidden="1" w:unhideWhenUsed="1"/>
+    <w:lsdException w:name="Table Classic 1" w:semiHidden="1" w:unhideWhenUsed="1"/>
+    <w:lsdException w:name="Table Classic 2" w:semiHidden="1" w:unhideWhenUsed="1"/>
+    <w:lsdException w:name="Table Classic 3" w:semiHidden="1" w:unhideWhenUsed="1"/>
+    <w:lsdException w:name="Table Classic 4" w:semiHidden="1" w:unhideWhenUsed="1"/>
+    <w:lsdException w:name="Table Colorful 1" w:semiHidden="1" w:unhideWhenUsed="1"/>
+    <w:lsdException w:name="Table Colorful 2" w:semiHidden="1" w:unhideWhenUsed="1"/>
+    <w:lsdException w:name="Table Colorful 3" w:semiHidden="1" w:unhideWhenUsed="1"/>
+    <w:lsdException w:name="Table Columns 1" w:semiHidden="1" w:unhideWhenUsed="1"/>
+    <w:lsdException w:name="Table Columns 2" w:semiHidden="1" w:unhideWhenUsed="1"/>
+    <w:lsdException w:name="Table Columns 3" w:semiHidden="1" w:unhideWhenUsed="1"/>
+    <w:lsdException w:name="Table Columns 4" w:semiHidden="1" w:unhideWhenUsed="1"/>
+    <w:lsdException w:name="Table Columns 5" w:semiHidden="1" w:unhideWhenUsed="1"/>
+    <w:lsdException w:name="Table Grid 1" w:semiHidden="1" w:unhideWhenUsed="1"/>
+    <w:lsdException w:name="Table Grid 2" w:semiHidden="1" w:unhideWhenUsed="1"/>
+    <w:lsdException w:name="Table Grid 3" w:semiHidden="1" w:unhideWhenUsed="1"/>
+    <w:lsdException w:name="Table Grid 4" w:semiHidden="1" w:unhideWhenUsed="1"/>
+    <w:lsdException w:name="Table Grid 5" w:semiHidden="1" w:unhideWhenUsed="1"/>
+    <w:lsdException w:name="Table Grid 6" w:semiHidden="1" w:unhideWhenUsed="1"/>
+    <w:lsdException w:name="Table Grid 7" w:semiHidden="1" w:unhideWhenUsed="1"/>
+    <w:lsdException w:name="Table Grid 8" w:semiHidden="1" w:unhideWhenUsed="1"/>
+    <w:lsdException w:name="Table List 1" w:semiHidden="1" w:unhideWhenUsed="1"/>
+    <w:lsdException w:name="Table List 2" w:semiHidden="1" w:unhideWhenUsed="1"/>
+    <w:lsdException w:name="Table List 3" w:semiHidden="1" w:unhideWhenUsed="1"/>
+    <w:lsdException w:name="Table List 4" w:semiHidden="1" w:unhideWhenUsed="1"/>
+    <w:lsdException w:name="Table List 5" w:semiHidden="1" w:unhideWhenUsed="1"/>
+    <w:lsdException w:name="Table List 6" w:semiHidden="1" w:unhideWhenUsed="1"/>
+    <w:lsdException w:name="Table List 7" w:semiHidden="1" w:unhideWhenUsed="1"/>
+    <w:lsdException w:name="Table List 8" w:semiHidden="1" w:unhideWhenUsed="1"/>
+    <w:lsdException w:name="Table 3D effects 1" w:semiHidden="1" w:unhideWhenUsed="1"/>
+    <w:lsdException w:name="Table 3D effects 2" w:semiHidden="1" w:unhideWhenUsed="1"/>
+    <w:lsdException w:name="Table 3D effects 3" w:semiHidden="1" w:unhideWhenUsed="1"/>
+    <w:lsdException w:name="Table Contemporary" w:semiHidden="1" w:unhideWhenUsed="1"/>
+    <w:lsdException w:name="Table Elegant" w:semiHidden="1" w:unhideWhenUsed="1"/>
+    <w:lsdException w:name="Table Professional" w:semiHidden="1" w:unhideWhenUsed="1"/>
+    <w:lsdException w:name="Table Subtle 1" w:semiHidden="1" w:unhideWhenUsed="1"/>
+    <w:lsdException w:name="Table Subtle 2" w:semiHidden="1" w:unhideWhenUsed="1"/>
+    <w:lsdException w:name="Table Web 1" w:semiHidden="1" w:unhideWhenUsed="1"/>
+    <w:lsdException w:name="Table Web 2" w:semiHidden="1" w:unhideWhenUsed="1"/>
+    <w:lsdException w:name="Table Web 3" w:semiHidden="1" w:unhideWhenUsed="1"/>
+    <w:lsdException w:name="Table Theme" w:semiHidden="1" w:unhideWhenUsed="1"/>
     <w:lsdException w:name="Placeholder Text" w:semiHidden="1" w:uiPriority="99"/>
     <w:lsdException w:name="No Spacing" w:uiPriority="1" w:qFormat="1"/>
     <w:lsdException w:name="Light Shading" w:uiPriority="60"/>
@@ -9818,11 +11130,14 @@
   </w:style>
   <w:style w:type="character" w:default="1" w:styleId="DefaultParagraphFont">
     <w:name w:val="Default Paragraph Font"/>
-    <w:semiHidden/>
+    <w:uiPriority w:val="1"/>
+    <w:unhideWhenUsed/>
   </w:style>
   <w:style w:type="table" w:default="1" w:styleId="TableNormal">
     <w:name w:val="Normal Table"/>
+    <w:uiPriority w:val="99"/>
     <w:semiHidden/>
+    <w:unhideWhenUsed/>
     <w:tblPr>
       <w:tblInd w:w="0" w:type="dxa"/>
       <w:tblCellMar>
@@ -9835,7 +11150,9 @@
   </w:style>
   <w:style w:type="numbering" w:default="1" w:styleId="NoList">
     <w:name w:val="No List"/>
+    <w:uiPriority w:val="99"/>
     <w:semiHidden/>
+    <w:unhideWhenUsed/>
   </w:style>
   <w:style w:type="paragraph" w:styleId="Caption">
     <w:name w:val="caption"/>
@@ -9935,9 +11252,6 @@
       <w:numPr>
         <w:numId w:val="6"/>
       </w:numPr>
-      <w:tabs>
-        <w:tab w:val="num" w:leader="none" w:pos="850"/>
-      </w:tabs>
       <w:spacing w:after="60"/>
     </w:pPr>
     <w:rPr>
@@ -9952,9 +11266,6 @@
       <w:numPr>
         <w:numId w:val="7"/>
       </w:numPr>
-      <w:tabs>
-        <w:tab w:val="num" w:leader="none" w:pos="851"/>
-      </w:tabs>
       <w:spacing w:after="60"/>
       <w:ind w:left="850" w:hanging="425"/>
     </w:pPr>
@@ -10420,6 +11731,47 @@
       <w:lang w:val="en-US"/>
     </w:rPr>
   </w:style>
+  <w:style w:type="paragraph" w:styleId="EndnoteText">
+    <w:name w:val="endnote text"/>
+    <w:basedOn w:val="Normal"/>
+    <w:link w:val="EndnoteTextChar"/>
+    <w:rsid w:val="00E06BE9"/>
+    <w:pPr>
+      <w:spacing w:before="0" w:after="0" w:line="240" w:lineRule="auto"/>
+    </w:pPr>
+    <w:rPr>
+      <w:sz w:val="20"/>
+      <w:szCs w:val="20"/>
+    </w:rPr>
+  </w:style>
+  <w:style w:type="character" w:customStyle="1" w:styleId="EndnoteTextChar">
+    <w:name w:val="Endnote Text Char"/>
+    <w:basedOn w:val="DefaultParagraphFont"/>
+    <w:link w:val="EndnoteText"/>
+    <w:rsid w:val="00E06BE9"/>
+    <w:rPr>
+      <w:lang w:val="hr-HR" w:eastAsia="en-US"/>
+    </w:rPr>
+  </w:style>
+  <w:style w:type="character" w:styleId="EndnoteReference">
+    <w:name w:val="endnote reference"/>
+    <w:basedOn w:val="DefaultParagraphFont"/>
+    <w:rsid w:val="00E06BE9"/>
+    <w:rPr>
+      <w:vertAlign w:val="superscript"/>
+    </w:rPr>
+  </w:style>
+  <w:style w:type="paragraph" w:styleId="ListParagraph">
+    <w:name w:val="List Paragraph"/>
+    <w:basedOn w:val="Normal"/>
+    <w:uiPriority w:val="34"/>
+    <w:qFormat/>
+    <w:rsid w:val="00E06BE9"/>
+    <w:pPr>
+      <w:ind w:left="720"/>
+      <w:contextualSpacing/>
+    </w:pPr>
+  </w:style>
 </w:styles>
 </file>
 
@@ -10739,6 +12091,25 @@
 </file>
 
 <file path=customXml/item1.xml><?xml version="1.0" encoding="utf-8"?>
+<p:properties xmlns:p="http://schemas.microsoft.com/office/2006/metadata/properties" xmlns:xsi="http://www.w3.org/2001/XMLSchema-instance" xmlns:pc="http://schemas.microsoft.com/office/infopath/2007/PartnerControls">
+  <documentManagement/>
+</p:properties>
+</file>
+
+<file path=customXml/item2.xml><?xml version="1.0" encoding="utf-8"?>
+<?mso-contentType ?>
+<FormTemplates xmlns="http://schemas.microsoft.com/sharepoint/v3/contenttype/forms">
+  <Display>DocumentLibraryForm</Display>
+  <Edit>DocumentLibraryForm</Edit>
+  <New>DocumentLibraryForm</New>
+</FormTemplates>
+</file>
+
+<file path=customXml/item3.xml><?xml version="1.0" encoding="utf-8"?>
+<b:Sources xmlns:b="http://schemas.openxmlformats.org/officeDocument/2006/bibliography" xmlns="http://schemas.openxmlformats.org/officeDocument/2006/bibliography" SelectedStyle="" StyleName=""/>
+</file>
+
+<file path=customXml/item4.xml><?xml version="1.0" encoding="utf-8"?>
 <ct:contentTypeSchema xmlns:ct="http://schemas.microsoft.com/office/2006/metadata/contentType" xmlns:ma="http://schemas.microsoft.com/office/2006/metadata/properties/metaAttributes" ct:_="" ma:_="" ma:contentTypeName="Dokument" ma:contentTypeID="0x0101008B745E83D8115245A8D1ADF80A3890BA" ma:contentTypeVersion="13" ma:contentTypeDescription="Stvaranje novog dokumenta." ma:contentTypeScope="" ma:versionID="a27f2829a275489d5984aa1a72490b89">
   <xsd:schema xmlns:xsd="http://www.w3.org/2001/XMLSchema" xmlns:xs="http://www.w3.org/2001/XMLSchema" xmlns:p="http://schemas.microsoft.com/office/2006/metadata/properties" xmlns:ns3="7c097320-6bba-49ec-a060-a2cd4188ceea" xmlns:ns4="c90fddfb-63ac-4e82-9923-c0faed2978db" targetNamespace="http://schemas.microsoft.com/office/2006/metadata/properties" ma:root="true" ma:fieldsID="d04262c8c13f3e7f52107fbeea22bf7e" ns3:_="" ns4:_="">
     <xsd:import namespace="7c097320-6bba-49ec-a060-a2cd4188ceea"/>
@@ -10961,26 +12332,32 @@
 </ct:contentTypeSchema>
 </file>
 
-<file path=customXml/item2.xml><?xml version="1.0" encoding="utf-8"?>
-<b:Sources xmlns:b="http://schemas.openxmlformats.org/officeDocument/2006/bibliography" xmlns="http://schemas.openxmlformats.org/officeDocument/2006/bibliography" SelectedStyle="" StyleName=""/>
+<file path=customXml/itemProps1.xml><?xml version="1.0" encoding="utf-8"?>
+<ds:datastoreItem xmlns:ds="http://schemas.openxmlformats.org/officeDocument/2006/customXml" ds:itemID="{E71BF759-535E-435C-B98B-D37791CE2CC8}">
+  <ds:schemaRefs>
+    <ds:schemaRef ds:uri="http://schemas.microsoft.com/office/2006/metadata/properties"/>
+    <ds:schemaRef ds:uri="http://schemas.microsoft.com/office/infopath/2007/PartnerControls"/>
+  </ds:schemaRefs>
+</ds:datastoreItem>
 </file>
 
-<file path=customXml/item3.xml><?xml version="1.0" encoding="utf-8"?>
-<?mso-contentType ?>
-<FormTemplates xmlns="http://schemas.microsoft.com/sharepoint/v3/contenttype/forms">
-  <Display>DocumentLibraryForm</Display>
-  <Edit>DocumentLibraryForm</Edit>
-  <New>DocumentLibraryForm</New>
-</FormTemplates>
+<file path=customXml/itemProps2.xml><?xml version="1.0" encoding="utf-8"?>
+<ds:datastoreItem xmlns:ds="http://schemas.openxmlformats.org/officeDocument/2006/customXml" ds:itemID="{1938C5F5-34C8-4331-979B-AD4F4FBB7811}">
+  <ds:schemaRefs>
+    <ds:schemaRef ds:uri="http://schemas.microsoft.com/sharepoint/v3/contenttype/forms"/>
+  </ds:schemaRefs>
+</ds:datastoreItem>
 </file>
 
-<file path=customXml/item4.xml><?xml version="1.0" encoding="utf-8"?>
-<p:properties xmlns:p="http://schemas.microsoft.com/office/2006/metadata/properties" xmlns:xsi="http://www.w3.org/2001/XMLSchema-instance" xmlns:pc="http://schemas.microsoft.com/office/infopath/2007/PartnerControls">
-  <documentManagement/>
-</p:properties>
+<file path=customXml/itemProps3.xml><?xml version="1.0" encoding="utf-8"?>
+<ds:datastoreItem xmlns:ds="http://schemas.openxmlformats.org/officeDocument/2006/customXml" ds:itemID="{8118E9C1-FB63-4F97-A222-D7ADC7999B27}">
+  <ds:schemaRefs>
+    <ds:schemaRef ds:uri="http://schemas.openxmlformats.org/officeDocument/2006/bibliography"/>
+  </ds:schemaRefs>
+</ds:datastoreItem>
 </file>
 
-<file path=customXml/itemProps1.xml><?xml version="1.0" encoding="utf-8"?>
+<file path=customXml/itemProps4.xml><?xml version="1.0" encoding="utf-8"?>
 <ds:datastoreItem xmlns:ds="http://schemas.openxmlformats.org/officeDocument/2006/customXml" ds:itemID="{C4F4A0A0-25B6-4F0C-9000-00BC1F5E7081}">
   <ds:schemaRefs>
     <ds:schemaRef ds:uri="http://schemas.microsoft.com/office/2006/metadata/contentType"/>
@@ -10997,29 +12374,4 @@
     <ds:schemaRef ds:uri="http://schemas.microsoft.com/internal/obd"/>
   </ds:schemaRefs>
 </ds:datastoreItem>
-</file>
-
-<file path=customXml/itemProps2.xml><?xml version="1.0" encoding="utf-8"?>
-<ds:datastoreItem xmlns:ds="http://schemas.openxmlformats.org/officeDocument/2006/customXml" ds:itemID="{8118E9C1-FB63-4F97-A222-D7ADC7999B27}">
-  <ds:schemaRefs>
-    <ds:schemaRef ds:uri="http://schemas.openxmlformats.org/officeDocument/2006/bibliography"/>
-  </ds:schemaRefs>
-</ds:datastoreItem>
-</file>
-
-<file path=customXml/itemProps3.xml><?xml version="1.0" encoding="utf-8"?>
-<ds:datastoreItem xmlns:ds="http://schemas.openxmlformats.org/officeDocument/2006/customXml" ds:itemID="{1938C5F5-34C8-4331-979B-AD4F4FBB7811}">
-  <ds:schemaRefs>
-    <ds:schemaRef ds:uri="http://schemas.microsoft.com/sharepoint/v3/contenttype/forms"/>
-  </ds:schemaRefs>
-</ds:datastoreItem>
-</file>
-
-<file path=customXml/itemProps4.xml><?xml version="1.0" encoding="utf-8"?>
-<ds:datastoreItem xmlns:ds="http://schemas.openxmlformats.org/officeDocument/2006/customXml" ds:itemID="{E71BF759-535E-435C-B98B-D37791CE2CC8}">
-  <ds:schemaRefs>
-    <ds:schemaRef ds:uri="http://schemas.microsoft.com/office/2006/metadata/properties"/>
-    <ds:schemaRef ds:uri="http://schemas.microsoft.com/office/infopath/2007/PartnerControls"/>
-  </ds:schemaRefs>
-</ds:datastoreItem>
 </file>
--- a/Diplomski_rad.docx
+++ b/Diplomski_rad.docx
@@ -476,6 +476,7 @@
       <w:r>
         <w:rPr>
           <w:rFonts w:ascii="TimesNewRomanPSMT" w:hAnsi="TimesNewRomanPSMT"/>
+          <w:noProof/>
           <w:color w:val="000000"/>
         </w:rPr>
         <w:drawing>
@@ -592,15 +593,6 @@
     </w:p>
     <w:p>
       <w:pPr>
-        <w:jc w:val="center"/>
-        <w:rPr>
-          <w:rFonts w:ascii="Arial" w:hAnsi="Arial" w:cs="Arial"/>
-          <w:sz w:val="28"/>
-        </w:rPr>
-      </w:pPr>
-    </w:p>
-    <w:p>
-      <w:pPr>
         <w:pStyle w:val="Podnaslov"/>
         <w:rPr>
           <w:lang w:val="hr-HR"/>
@@ -616,1329 +608,1653 @@
         </w:sectPr>
       </w:pPr>
     </w:p>
-    <w:p>
-      <w:pPr>
-        <w:pStyle w:val="Podnaslov"/>
+    <w:sdt>
+      <w:sdtPr>
         <w:rPr>
           <w:lang w:val="hr-HR"/>
         </w:rPr>
-      </w:pPr>
-      <w:r>
-        <w:rPr>
-          <w:lang w:val="hr-HR"/>
-        </w:rPr>
-        <w:lastRenderedPageBreak/>
-        <w:t>Sadržaj</w:t>
-      </w:r>
-    </w:p>
-    <w:p>
-      <w:pPr>
-        <w:pStyle w:val="TOC1"/>
-        <w:tabs>
-          <w:tab w:val="right" w:leader="dot" w:pos="8778"/>
-        </w:tabs>
-        <w:rPr>
-          <w:rFonts w:ascii="Calibri" w:hAnsi="Calibri"/>
-          <w:sz w:val="22"/>
-          <w:szCs w:val="22"/>
-          <w:lang w:eastAsia="hr-HR"/>
-        </w:rPr>
-      </w:pPr>
-      <w:r>
-        <w:fldChar w:fldCharType="begin"/>
-      </w:r>
-      <w:r>
-        <w:instrText xml:space="preserve"> TOC \o "1-3" \h \z </w:instrText>
-      </w:r>
-      <w:r>
-        <w:fldChar w:fldCharType="separate"/>
-      </w:r>
-      <w:hyperlink w:anchor="_Toc23263729" w:history="1">
-        <w:r>
-          <w:rPr>
-            <w:rStyle w:val="Hyperlink"/>
-          </w:rPr>
-          <w:t>Uvod</w:t>
-        </w:r>
-        <w:r>
-          <w:rPr>
-            <w:webHidden/>
-          </w:rPr>
-          <w:tab/>
-        </w:r>
-        <w:r>
-          <w:rPr>
-            <w:webHidden/>
-          </w:rPr>
-          <w:fldChar w:fldCharType="begin"/>
-        </w:r>
-        <w:r>
-          <w:rPr>
-            <w:webHidden/>
-          </w:rPr>
-          <w:instrText xml:space="preserve"> PAGEREF _Toc23263729 \h </w:instrText>
-        </w:r>
-        <w:r>
-          <w:rPr>
-            <w:webHidden/>
-          </w:rPr>
-        </w:r>
-        <w:r>
-          <w:rPr>
-            <w:webHidden/>
-          </w:rPr>
-          <w:fldChar w:fldCharType="separate"/>
-        </w:r>
-        <w:r>
-          <w:rPr>
-            <w:webHidden/>
-          </w:rPr>
-          <w:t>1</w:t>
-        </w:r>
-        <w:r>
-          <w:rPr>
-            <w:webHidden/>
-          </w:rPr>
-          <w:fldChar w:fldCharType="end"/>
-        </w:r>
-      </w:hyperlink>
-    </w:p>
-    <w:p>
-      <w:pPr>
-        <w:pStyle w:val="TOC1"/>
-        <w:tabs>
-          <w:tab w:val="left" w:pos="480"/>
-          <w:tab w:val="right" w:leader="dot" w:pos="8778"/>
-        </w:tabs>
-        <w:rPr>
-          <w:rFonts w:ascii="Calibri" w:hAnsi="Calibri"/>
-          <w:sz w:val="22"/>
-          <w:szCs w:val="22"/>
-          <w:lang w:eastAsia="hr-HR"/>
-        </w:rPr>
-      </w:pPr>
-      <w:hyperlink w:anchor="_Toc23263730" w:history="1">
-        <w:r>
-          <w:rPr>
-            <w:rStyle w:val="Hyperlink"/>
-          </w:rPr>
-          <w:t>1.</w:t>
-        </w:r>
-        <w:r>
-          <w:rPr>
-            <w:rFonts w:ascii="Calibri" w:hAnsi="Calibri"/>
-            <w:sz w:val="22"/>
-            <w:szCs w:val="22"/>
-            <w:lang w:eastAsia="hr-HR"/>
-          </w:rPr>
-          <w:tab/>
-        </w:r>
-        <w:r>
-          <w:rPr>
-            <w:rStyle w:val="Hyperlink"/>
-          </w:rPr>
-          <w:t>Naslov prvog poglavlja</w:t>
-        </w:r>
-        <w:r>
-          <w:rPr>
-            <w:webHidden/>
-          </w:rPr>
-          <w:tab/>
-        </w:r>
-        <w:r>
-          <w:rPr>
-            <w:webHidden/>
-          </w:rPr>
-          <w:fldChar w:fldCharType="begin"/>
-        </w:r>
-        <w:r>
-          <w:rPr>
-            <w:webHidden/>
-          </w:rPr>
-          <w:instrText xml:space="preserve"> PAGEREF _Toc23263730 \h </w:instrText>
-        </w:r>
-        <w:r>
-          <w:rPr>
-            <w:webHidden/>
-          </w:rPr>
-        </w:r>
-        <w:r>
-          <w:rPr>
-            <w:webHidden/>
-          </w:rPr>
-          <w:fldChar w:fldCharType="separate"/>
-        </w:r>
-        <w:r>
-          <w:rPr>
-            <w:webHidden/>
-          </w:rPr>
-          <w:t>2</w:t>
-        </w:r>
-        <w:r>
-          <w:rPr>
-            <w:webHidden/>
-          </w:rPr>
-          <w:fldChar w:fldCharType="end"/>
-        </w:r>
-      </w:hyperlink>
-    </w:p>
-    <w:p>
-      <w:pPr>
-        <w:pStyle w:val="TOC2"/>
-        <w:tabs>
-          <w:tab w:val="left" w:pos="960"/>
-          <w:tab w:val="right" w:leader="dot" w:pos="8778"/>
-        </w:tabs>
-        <w:rPr>
-          <w:rFonts w:ascii="Calibri" w:hAnsi="Calibri"/>
-          <w:sz w:val="22"/>
-          <w:szCs w:val="22"/>
-          <w:lang w:eastAsia="hr-HR"/>
-        </w:rPr>
-      </w:pPr>
-      <w:hyperlink w:anchor="_Toc23263731" w:history="1">
-        <w:r>
-          <w:rPr>
-            <w:rStyle w:val="Hyperlink"/>
-          </w:rPr>
-          <w:t>1.1.</w:t>
-        </w:r>
-        <w:r>
-          <w:rPr>
-            <w:rFonts w:ascii="Calibri" w:hAnsi="Calibri"/>
-            <w:sz w:val="22"/>
-            <w:szCs w:val="22"/>
-            <w:lang w:eastAsia="hr-HR"/>
-          </w:rPr>
-          <w:tab/>
-        </w:r>
-        <w:r>
-          <w:rPr>
-            <w:rStyle w:val="Hyperlink"/>
-          </w:rPr>
-          <w:t>Prvo potpoglavlje</w:t>
-        </w:r>
-        <w:r>
-          <w:rPr>
-            <w:webHidden/>
-          </w:rPr>
-          <w:tab/>
-        </w:r>
-        <w:r>
-          <w:rPr>
-            <w:webHidden/>
-          </w:rPr>
-          <w:fldChar w:fldCharType="begin"/>
-        </w:r>
-        <w:r>
-          <w:rPr>
-            <w:webHidden/>
-          </w:rPr>
-          <w:instrText xml:space="preserve"> PAGEREF _Toc23263731 \h </w:instrText>
-        </w:r>
-        <w:r>
-          <w:rPr>
-            <w:webHidden/>
-          </w:rPr>
-        </w:r>
-        <w:r>
-          <w:rPr>
-            <w:webHidden/>
-          </w:rPr>
-          <w:fldChar w:fldCharType="separate"/>
-        </w:r>
-        <w:r>
-          <w:rPr>
-            <w:webHidden/>
-          </w:rPr>
-          <w:t>2</w:t>
-        </w:r>
-        <w:r>
-          <w:rPr>
-            <w:webHidden/>
-          </w:rPr>
-          <w:fldChar w:fldCharType="end"/>
-        </w:r>
-      </w:hyperlink>
-    </w:p>
-    <w:p>
-      <w:pPr>
-        <w:pStyle w:val="TOC2"/>
-        <w:tabs>
-          <w:tab w:val="left" w:pos="960"/>
-          <w:tab w:val="right" w:leader="dot" w:pos="8778"/>
-        </w:tabs>
-        <w:rPr>
-          <w:rFonts w:ascii="Calibri" w:hAnsi="Calibri"/>
-          <w:sz w:val="22"/>
-          <w:szCs w:val="22"/>
-          <w:lang w:eastAsia="hr-HR"/>
-        </w:rPr>
-      </w:pPr>
-      <w:hyperlink w:anchor="_Toc23263732" w:history="1">
-        <w:r>
-          <w:rPr>
-            <w:rStyle w:val="Hyperlink"/>
-          </w:rPr>
-          <w:t>1.2.</w:t>
-        </w:r>
-        <w:r>
-          <w:rPr>
-            <w:rFonts w:ascii="Calibri" w:hAnsi="Calibri"/>
-            <w:sz w:val="22"/>
-            <w:szCs w:val="22"/>
-            <w:lang w:eastAsia="hr-HR"/>
-          </w:rPr>
-          <w:tab/>
-        </w:r>
-        <w:r>
-          <w:rPr>
-            <w:rStyle w:val="Hyperlink"/>
-          </w:rPr>
-          <w:t>Stilovi za tekst, naslove i podnaslove</w:t>
-        </w:r>
-        <w:r>
-          <w:rPr>
-            <w:webHidden/>
-          </w:rPr>
-          <w:tab/>
-        </w:r>
-        <w:r>
-          <w:rPr>
-            <w:webHidden/>
-          </w:rPr>
-          <w:fldChar w:fldCharType="begin"/>
-        </w:r>
-        <w:r>
-          <w:rPr>
-            <w:webHidden/>
-          </w:rPr>
-          <w:instrText xml:space="preserve"> PAGEREF _Toc23263732 \h </w:instrText>
-        </w:r>
-        <w:r>
-          <w:rPr>
-            <w:webHidden/>
-          </w:rPr>
-        </w:r>
-        <w:r>
-          <w:rPr>
-            <w:webHidden/>
-          </w:rPr>
-          <w:fldChar w:fldCharType="separate"/>
-        </w:r>
-        <w:r>
-          <w:rPr>
-            <w:webHidden/>
-          </w:rPr>
-          <w:t>2</w:t>
-        </w:r>
-        <w:r>
-          <w:rPr>
-            <w:webHidden/>
-          </w:rPr>
-          <w:fldChar w:fldCharType="end"/>
-        </w:r>
-      </w:hyperlink>
-    </w:p>
-    <w:p>
-      <w:pPr>
-        <w:pStyle w:val="TOC2"/>
-        <w:tabs>
-          <w:tab w:val="left" w:pos="960"/>
-          <w:tab w:val="right" w:leader="dot" w:pos="8778"/>
-        </w:tabs>
-        <w:rPr>
-          <w:rFonts w:ascii="Calibri" w:hAnsi="Calibri"/>
-          <w:sz w:val="22"/>
-          <w:szCs w:val="22"/>
-          <w:lang w:eastAsia="hr-HR"/>
-        </w:rPr>
-      </w:pPr>
-      <w:hyperlink w:anchor="_Toc23263733" w:history="1">
-        <w:r>
-          <w:rPr>
-            <w:rStyle w:val="Hyperlink"/>
-          </w:rPr>
-          <w:t>1.3.</w:t>
-        </w:r>
-        <w:r>
-          <w:rPr>
-            <w:rFonts w:ascii="Calibri" w:hAnsi="Calibri"/>
-            <w:sz w:val="22"/>
-            <w:szCs w:val="22"/>
-            <w:lang w:eastAsia="hr-HR"/>
-          </w:rPr>
-          <w:tab/>
-        </w:r>
-        <w:r>
-          <w:rPr>
-            <w:rStyle w:val="Hyperlink"/>
-          </w:rPr>
-          <w:t>Stilovi za nabrajanje</w:t>
-        </w:r>
-        <w:r>
-          <w:rPr>
-            <w:webHidden/>
-          </w:rPr>
-          <w:tab/>
-        </w:r>
-        <w:r>
-          <w:rPr>
-            <w:webHidden/>
-          </w:rPr>
-          <w:fldChar w:fldCharType="begin"/>
-        </w:r>
-        <w:r>
-          <w:rPr>
-            <w:webHidden/>
-          </w:rPr>
-          <w:instrText xml:space="preserve"> PAGEREF _Toc23263733 \h </w:instrText>
-        </w:r>
-        <w:r>
-          <w:rPr>
-            <w:webHidden/>
-          </w:rPr>
-        </w:r>
-        <w:r>
-          <w:rPr>
-            <w:webHidden/>
-          </w:rPr>
-          <w:fldChar w:fldCharType="separate"/>
-        </w:r>
-        <w:r>
-          <w:rPr>
-            <w:webHidden/>
-          </w:rPr>
-          <w:t>2</w:t>
-        </w:r>
-        <w:r>
-          <w:rPr>
-            <w:webHidden/>
-          </w:rPr>
-          <w:fldChar w:fldCharType="end"/>
-        </w:r>
-      </w:hyperlink>
-    </w:p>
-    <w:p>
-      <w:pPr>
-        <w:pStyle w:val="TOC3"/>
-        <w:tabs>
-          <w:tab w:val="left" w:pos="1440"/>
-          <w:tab w:val="right" w:leader="dot" w:pos="8778"/>
-        </w:tabs>
-        <w:rPr>
-          <w:rFonts w:ascii="Calibri" w:hAnsi="Calibri"/>
-          <w:sz w:val="22"/>
-          <w:szCs w:val="22"/>
-          <w:lang w:eastAsia="hr-HR"/>
-        </w:rPr>
-      </w:pPr>
-      <w:hyperlink w:anchor="_Toc23263734" w:history="1">
-        <w:r>
-          <w:rPr>
-            <w:rStyle w:val="Hyperlink"/>
-          </w:rPr>
-          <w:t>1.3.1.</w:t>
-        </w:r>
-        <w:r>
-          <w:rPr>
-            <w:rFonts w:ascii="Calibri" w:hAnsi="Calibri"/>
-            <w:sz w:val="22"/>
-            <w:szCs w:val="22"/>
-            <w:lang w:eastAsia="hr-HR"/>
-          </w:rPr>
-          <w:tab/>
-        </w:r>
-        <w:r>
-          <w:rPr>
-            <w:rStyle w:val="Hyperlink"/>
-          </w:rPr>
-          <w:t>Stilovi za nabrajanje s točkama i crticama</w:t>
-        </w:r>
-        <w:r>
-          <w:rPr>
-            <w:webHidden/>
-          </w:rPr>
-          <w:tab/>
-        </w:r>
-        <w:r>
-          <w:rPr>
-            <w:webHidden/>
-          </w:rPr>
-          <w:fldChar w:fldCharType="begin"/>
-        </w:r>
-        <w:r>
-          <w:rPr>
-            <w:webHidden/>
-          </w:rPr>
-          <w:instrText xml:space="preserve"> PAGEREF _Toc23263734 \h </w:instrText>
-        </w:r>
-        <w:r>
-          <w:rPr>
-            <w:webHidden/>
-          </w:rPr>
-        </w:r>
-        <w:r>
-          <w:rPr>
-            <w:webHidden/>
-          </w:rPr>
-          <w:fldChar w:fldCharType="separate"/>
-        </w:r>
-        <w:r>
-          <w:rPr>
-            <w:webHidden/>
-          </w:rPr>
-          <w:t>3</w:t>
-        </w:r>
-        <w:r>
-          <w:rPr>
-            <w:webHidden/>
-          </w:rPr>
-          <w:fldChar w:fldCharType="end"/>
-        </w:r>
-      </w:hyperlink>
-    </w:p>
-    <w:p>
-      <w:pPr>
-        <w:pStyle w:val="TOC2"/>
-        <w:tabs>
-          <w:tab w:val="left" w:pos="960"/>
-          <w:tab w:val="right" w:leader="dot" w:pos="8778"/>
-        </w:tabs>
-        <w:rPr>
-          <w:rFonts w:ascii="Calibri" w:hAnsi="Calibri"/>
-          <w:sz w:val="22"/>
-          <w:szCs w:val="22"/>
-          <w:lang w:eastAsia="hr-HR"/>
-        </w:rPr>
-      </w:pPr>
-      <w:hyperlink w:anchor="_Toc23263735" w:history="1">
-        <w:r>
-          <w:rPr>
-            <w:rStyle w:val="Hyperlink"/>
-          </w:rPr>
-          <w:t>1.4.</w:t>
-        </w:r>
-        <w:r>
-          <w:rPr>
-            <w:rFonts w:ascii="Calibri" w:hAnsi="Calibri"/>
-            <w:sz w:val="22"/>
-            <w:szCs w:val="22"/>
-            <w:lang w:eastAsia="hr-HR"/>
-          </w:rPr>
-          <w:tab/>
-        </w:r>
-        <w:r>
-          <w:rPr>
-            <w:rStyle w:val="Hyperlink"/>
-          </w:rPr>
-          <w:t>Slike</w:t>
-        </w:r>
-        <w:r>
-          <w:rPr>
-            <w:webHidden/>
-          </w:rPr>
-          <w:tab/>
-        </w:r>
-        <w:r>
-          <w:rPr>
-            <w:webHidden/>
-          </w:rPr>
-          <w:fldChar w:fldCharType="begin"/>
-        </w:r>
-        <w:r>
-          <w:rPr>
-            <w:webHidden/>
-          </w:rPr>
-          <w:instrText xml:space="preserve"> PAGEREF _Toc23263735 \h </w:instrText>
-        </w:r>
-        <w:r>
-          <w:rPr>
-            <w:webHidden/>
-          </w:rPr>
-        </w:r>
-        <w:r>
-          <w:rPr>
-            <w:webHidden/>
-          </w:rPr>
-          <w:fldChar w:fldCharType="separate"/>
-        </w:r>
-        <w:r>
-          <w:rPr>
-            <w:webHidden/>
-          </w:rPr>
-          <w:t>4</w:t>
-        </w:r>
-        <w:r>
-          <w:rPr>
-            <w:webHidden/>
-          </w:rPr>
-          <w:fldChar w:fldCharType="end"/>
-        </w:r>
-      </w:hyperlink>
-    </w:p>
-    <w:p>
-      <w:pPr>
-        <w:pStyle w:val="TOC2"/>
-        <w:tabs>
-          <w:tab w:val="left" w:pos="960"/>
-          <w:tab w:val="right" w:leader="dot" w:pos="8778"/>
-        </w:tabs>
-        <w:rPr>
-          <w:rFonts w:ascii="Calibri" w:hAnsi="Calibri"/>
-          <w:sz w:val="22"/>
-          <w:szCs w:val="22"/>
-          <w:lang w:eastAsia="hr-HR"/>
-        </w:rPr>
-      </w:pPr>
-      <w:hyperlink w:anchor="_Toc23263736" w:history="1">
-        <w:r>
-          <w:rPr>
-            <w:rStyle w:val="Hyperlink"/>
-          </w:rPr>
-          <w:t>1.5.</w:t>
-        </w:r>
-        <w:r>
-          <w:rPr>
-            <w:rFonts w:ascii="Calibri" w:hAnsi="Calibri"/>
-            <w:sz w:val="22"/>
-            <w:szCs w:val="22"/>
-            <w:lang w:eastAsia="hr-HR"/>
-          </w:rPr>
-          <w:tab/>
-        </w:r>
-        <w:r>
-          <w:rPr>
-            <w:rStyle w:val="Hyperlink"/>
-          </w:rPr>
-          <w:t>Tablice</w:t>
-        </w:r>
-        <w:r>
-          <w:rPr>
-            <w:webHidden/>
-          </w:rPr>
-          <w:tab/>
-        </w:r>
-        <w:r>
-          <w:rPr>
-            <w:webHidden/>
-          </w:rPr>
-          <w:fldChar w:fldCharType="begin"/>
-        </w:r>
-        <w:r>
-          <w:rPr>
-            <w:webHidden/>
-          </w:rPr>
-          <w:instrText xml:space="preserve"> PAGEREF _Toc23263736 \h </w:instrText>
-        </w:r>
-        <w:r>
-          <w:rPr>
-            <w:webHidden/>
-          </w:rPr>
-        </w:r>
-        <w:r>
-          <w:rPr>
-            <w:webHidden/>
-          </w:rPr>
-          <w:fldChar w:fldCharType="separate"/>
-        </w:r>
-        <w:r>
-          <w:rPr>
-            <w:webHidden/>
-          </w:rPr>
-          <w:t>6</w:t>
-        </w:r>
-        <w:r>
-          <w:rPr>
-            <w:webHidden/>
-          </w:rPr>
-          <w:fldChar w:fldCharType="end"/>
-        </w:r>
-      </w:hyperlink>
-    </w:p>
-    <w:p>
-      <w:pPr>
-        <w:pStyle w:val="TOC2"/>
-        <w:tabs>
-          <w:tab w:val="left" w:pos="960"/>
-          <w:tab w:val="right" w:leader="dot" w:pos="8778"/>
-        </w:tabs>
-        <w:rPr>
-          <w:rFonts w:ascii="Calibri" w:hAnsi="Calibri"/>
-          <w:sz w:val="22"/>
-          <w:szCs w:val="22"/>
-          <w:lang w:eastAsia="hr-HR"/>
-        </w:rPr>
-      </w:pPr>
-      <w:hyperlink w:anchor="_Toc23263737" w:history="1">
-        <w:r>
-          <w:rPr>
-            <w:rStyle w:val="Hyperlink"/>
-          </w:rPr>
-          <w:t>1.6.</w:t>
-        </w:r>
-        <w:r>
-          <w:rPr>
-            <w:rFonts w:ascii="Calibri" w:hAnsi="Calibri"/>
-            <w:sz w:val="22"/>
-            <w:szCs w:val="22"/>
-            <w:lang w:eastAsia="hr-HR"/>
-          </w:rPr>
-          <w:tab/>
-        </w:r>
-        <w:r>
-          <w:rPr>
-            <w:rStyle w:val="Hyperlink"/>
-          </w:rPr>
-          <w:t>Matematički izrazi</w:t>
-        </w:r>
-        <w:r>
-          <w:rPr>
-            <w:webHidden/>
-          </w:rPr>
-          <w:tab/>
-        </w:r>
-        <w:r>
-          <w:rPr>
-            <w:webHidden/>
-          </w:rPr>
-          <w:fldChar w:fldCharType="begin"/>
-        </w:r>
-        <w:r>
-          <w:rPr>
-            <w:webHidden/>
-          </w:rPr>
-          <w:instrText xml:space="preserve"> PAGEREF _Toc23263737 \h </w:instrText>
-        </w:r>
-        <w:r>
-          <w:rPr>
-            <w:webHidden/>
-          </w:rPr>
-        </w:r>
-        <w:r>
-          <w:rPr>
-            <w:webHidden/>
-          </w:rPr>
-          <w:fldChar w:fldCharType="separate"/>
-        </w:r>
-        <w:r>
-          <w:rPr>
-            <w:webHidden/>
-          </w:rPr>
-          <w:t>7</w:t>
-        </w:r>
-        <w:r>
-          <w:rPr>
-            <w:webHidden/>
-          </w:rPr>
-          <w:fldChar w:fldCharType="end"/>
-        </w:r>
-      </w:hyperlink>
-    </w:p>
-    <w:p>
-      <w:pPr>
-        <w:pStyle w:val="TOC2"/>
-        <w:tabs>
-          <w:tab w:val="left" w:pos="960"/>
-          <w:tab w:val="right" w:leader="dot" w:pos="8778"/>
-        </w:tabs>
-        <w:rPr>
-          <w:rFonts w:ascii="Calibri" w:hAnsi="Calibri"/>
-          <w:sz w:val="22"/>
-          <w:szCs w:val="22"/>
-          <w:lang w:eastAsia="hr-HR"/>
-        </w:rPr>
-      </w:pPr>
-      <w:hyperlink w:anchor="_Toc23263738" w:history="1">
-        <w:r>
-          <w:rPr>
-            <w:rStyle w:val="Hyperlink"/>
-          </w:rPr>
-          <w:t>1.7.</w:t>
-        </w:r>
-        <w:r>
-          <w:rPr>
-            <w:rFonts w:ascii="Calibri" w:hAnsi="Calibri"/>
-            <w:sz w:val="22"/>
-            <w:szCs w:val="22"/>
-            <w:lang w:eastAsia="hr-HR"/>
-          </w:rPr>
-          <w:tab/>
-        </w:r>
-        <w:r>
-          <w:rPr>
-            <w:rStyle w:val="Hyperlink"/>
-          </w:rPr>
-          <w:t>Programski kôd</w:t>
-        </w:r>
-        <w:r>
-          <w:rPr>
-            <w:webHidden/>
-          </w:rPr>
-          <w:tab/>
-        </w:r>
-        <w:r>
-          <w:rPr>
-            <w:webHidden/>
-          </w:rPr>
-          <w:fldChar w:fldCharType="begin"/>
-        </w:r>
-        <w:r>
-          <w:rPr>
-            <w:webHidden/>
-          </w:rPr>
-          <w:instrText xml:space="preserve"> PAGEREF _Toc23263738 \h </w:instrText>
-        </w:r>
-        <w:r>
-          <w:rPr>
-            <w:webHidden/>
-          </w:rPr>
-        </w:r>
-        <w:r>
-          <w:rPr>
-            <w:webHidden/>
-          </w:rPr>
-          <w:fldChar w:fldCharType="separate"/>
-        </w:r>
-        <w:r>
-          <w:rPr>
-            <w:webHidden/>
-          </w:rPr>
-          <w:t>7</w:t>
-        </w:r>
-        <w:r>
-          <w:rPr>
-            <w:webHidden/>
-          </w:rPr>
-          <w:fldChar w:fldCharType="end"/>
-        </w:r>
-      </w:hyperlink>
-    </w:p>
-    <w:p>
-      <w:pPr>
-        <w:pStyle w:val="TOC1"/>
-        <w:tabs>
-          <w:tab w:val="right" w:leader="dot" w:pos="8778"/>
-        </w:tabs>
-        <w:rPr>
-          <w:rFonts w:ascii="Calibri" w:hAnsi="Calibri"/>
-          <w:sz w:val="22"/>
-          <w:szCs w:val="22"/>
-          <w:lang w:eastAsia="hr-HR"/>
-        </w:rPr>
-      </w:pPr>
-      <w:hyperlink w:anchor="_Toc23263739" w:history="1">
-        <w:r>
-          <w:rPr>
-            <w:rStyle w:val="Hyperlink"/>
-          </w:rPr>
-          <w:t>Zaključak</w:t>
-        </w:r>
-        <w:r>
-          <w:rPr>
-            <w:webHidden/>
-          </w:rPr>
-          <w:tab/>
-        </w:r>
-        <w:r>
-          <w:rPr>
-            <w:webHidden/>
-          </w:rPr>
-          <w:fldChar w:fldCharType="begin"/>
-        </w:r>
-        <w:r>
-          <w:rPr>
-            <w:webHidden/>
-          </w:rPr>
-          <w:instrText xml:space="preserve"> PAGEREF _Toc23263739 \h </w:instrText>
-        </w:r>
-        <w:r>
-          <w:rPr>
-            <w:webHidden/>
-          </w:rPr>
-        </w:r>
-        <w:r>
-          <w:rPr>
-            <w:webHidden/>
-          </w:rPr>
-          <w:fldChar w:fldCharType="separate"/>
-        </w:r>
-        <w:r>
-          <w:rPr>
-            <w:webHidden/>
-          </w:rPr>
-          <w:t>9</w:t>
-        </w:r>
-        <w:r>
-          <w:rPr>
-            <w:webHidden/>
-          </w:rPr>
-          <w:fldChar w:fldCharType="end"/>
-        </w:r>
-      </w:hyperlink>
-    </w:p>
-    <w:p>
-      <w:pPr>
-        <w:pStyle w:val="TOC1"/>
-        <w:tabs>
-          <w:tab w:val="right" w:leader="dot" w:pos="8778"/>
-        </w:tabs>
-        <w:rPr>
-          <w:rFonts w:ascii="Calibri" w:hAnsi="Calibri"/>
-          <w:sz w:val="22"/>
-          <w:szCs w:val="22"/>
-          <w:lang w:eastAsia="hr-HR"/>
-        </w:rPr>
-      </w:pPr>
-      <w:hyperlink w:anchor="_Toc23263740" w:history="1">
-        <w:r>
-          <w:rPr>
-            <w:rStyle w:val="Hyperlink"/>
-          </w:rPr>
-          <w:t>Literatura</w:t>
-        </w:r>
-        <w:r>
-          <w:rPr>
-            <w:webHidden/>
-          </w:rPr>
-          <w:tab/>
-        </w:r>
-        <w:r>
-          <w:rPr>
-            <w:webHidden/>
-          </w:rPr>
-          <w:fldChar w:fldCharType="begin"/>
-        </w:r>
-        <w:r>
-          <w:rPr>
-            <w:webHidden/>
-          </w:rPr>
-          <w:instrText xml:space="preserve"> PAGEREF _Toc23263740 \h </w:instrText>
-        </w:r>
-        <w:r>
-          <w:rPr>
-            <w:webHidden/>
-          </w:rPr>
-        </w:r>
-        <w:r>
-          <w:rPr>
-            <w:webHidden/>
-          </w:rPr>
-          <w:fldChar w:fldCharType="separate"/>
-        </w:r>
-        <w:r>
-          <w:rPr>
-            <w:webHidden/>
-          </w:rPr>
-          <w:t>10</w:t>
-        </w:r>
-        <w:r>
-          <w:rPr>
-            <w:webHidden/>
-          </w:rPr>
-          <w:fldChar w:fldCharType="end"/>
-        </w:r>
-      </w:hyperlink>
-    </w:p>
-    <w:p>
-      <w:pPr>
-        <w:pStyle w:val="TOC1"/>
-        <w:tabs>
-          <w:tab w:val="right" w:leader="dot" w:pos="8778"/>
-        </w:tabs>
-        <w:rPr>
-          <w:rFonts w:ascii="Calibri" w:hAnsi="Calibri"/>
-          <w:sz w:val="22"/>
-          <w:szCs w:val="22"/>
-          <w:lang w:eastAsia="hr-HR"/>
-        </w:rPr>
-      </w:pPr>
-      <w:hyperlink w:anchor="_Toc23263741" w:history="1">
-        <w:r>
-          <w:rPr>
-            <w:rStyle w:val="Hyperlink"/>
-          </w:rPr>
-          <w:t>Sažetak</w:t>
-        </w:r>
-        <w:r>
-          <w:rPr>
-            <w:webHidden/>
-          </w:rPr>
-          <w:tab/>
-        </w:r>
-        <w:r>
-          <w:rPr>
-            <w:webHidden/>
-          </w:rPr>
-          <w:fldChar w:fldCharType="begin"/>
-        </w:r>
-        <w:r>
-          <w:rPr>
-            <w:webHidden/>
-          </w:rPr>
-          <w:instrText xml:space="preserve"> PAGEREF _Toc23263741 \h </w:instrText>
-        </w:r>
-        <w:r>
-          <w:rPr>
-            <w:webHidden/>
-          </w:rPr>
-        </w:r>
-        <w:r>
-          <w:rPr>
-            <w:webHidden/>
-          </w:rPr>
-          <w:fldChar w:fldCharType="separate"/>
-        </w:r>
-        <w:r>
-          <w:rPr>
-            <w:webHidden/>
-          </w:rPr>
-          <w:t>11</w:t>
-        </w:r>
-        <w:r>
-          <w:rPr>
-            <w:webHidden/>
-          </w:rPr>
-          <w:fldChar w:fldCharType="end"/>
-        </w:r>
-      </w:hyperlink>
-    </w:p>
-    <w:p>
-      <w:pPr>
-        <w:pStyle w:val="TOC1"/>
-        <w:tabs>
-          <w:tab w:val="right" w:leader="dot" w:pos="8778"/>
-        </w:tabs>
-        <w:rPr>
-          <w:rFonts w:ascii="Calibri" w:hAnsi="Calibri"/>
-          <w:sz w:val="22"/>
-          <w:szCs w:val="22"/>
-          <w:lang w:eastAsia="hr-HR"/>
-        </w:rPr>
-      </w:pPr>
-      <w:hyperlink w:anchor="_Toc23263742" w:history="1">
-        <w:r>
-          <w:rPr>
-            <w:rStyle w:val="Hyperlink"/>
-          </w:rPr>
-          <w:t>Summary</w:t>
-        </w:r>
-        <w:r>
-          <w:rPr>
-            <w:webHidden/>
-          </w:rPr>
-          <w:tab/>
-        </w:r>
-        <w:r>
-          <w:rPr>
-            <w:webHidden/>
-          </w:rPr>
-          <w:fldChar w:fldCharType="begin"/>
-        </w:r>
-        <w:r>
-          <w:rPr>
-            <w:webHidden/>
-          </w:rPr>
-          <w:instrText xml:space="preserve"> PAGEREF _Toc23263742 \h </w:instrText>
-        </w:r>
-        <w:r>
-          <w:rPr>
-            <w:webHidden/>
-          </w:rPr>
-        </w:r>
-        <w:r>
-          <w:rPr>
-            <w:webHidden/>
-          </w:rPr>
-          <w:fldChar w:fldCharType="separate"/>
-        </w:r>
-        <w:r>
-          <w:rPr>
-            <w:webHidden/>
-          </w:rPr>
-          <w:t>12</w:t>
-        </w:r>
-        <w:r>
-          <w:rPr>
-            <w:webHidden/>
-          </w:rPr>
-          <w:fldChar w:fldCharType="end"/>
-        </w:r>
-      </w:hyperlink>
-    </w:p>
-    <w:p>
-      <w:pPr>
-        <w:pStyle w:val="TOC1"/>
-        <w:tabs>
-          <w:tab w:val="right" w:leader="dot" w:pos="8778"/>
-        </w:tabs>
-        <w:rPr>
-          <w:rFonts w:ascii="Calibri" w:hAnsi="Calibri"/>
-          <w:sz w:val="22"/>
-          <w:szCs w:val="22"/>
-          <w:lang w:eastAsia="hr-HR"/>
-        </w:rPr>
-      </w:pPr>
-      <w:hyperlink w:anchor="_Toc23263743" w:history="1">
-        <w:r>
-          <w:rPr>
-            <w:rStyle w:val="Hyperlink"/>
-          </w:rPr>
-          <w:t>Skraćenice</w:t>
-        </w:r>
-        <w:r>
-          <w:rPr>
-            <w:webHidden/>
-          </w:rPr>
-          <w:tab/>
-        </w:r>
-        <w:r>
-          <w:rPr>
-            <w:webHidden/>
-          </w:rPr>
-          <w:fldChar w:fldCharType="begin"/>
-        </w:r>
-        <w:r>
-          <w:rPr>
-            <w:webHidden/>
-          </w:rPr>
-          <w:instrText xml:space="preserve"> PAGEREF _Toc23263743 \h </w:instrText>
-        </w:r>
-        <w:r>
-          <w:rPr>
-            <w:webHidden/>
-          </w:rPr>
-        </w:r>
-        <w:r>
-          <w:rPr>
-            <w:webHidden/>
-          </w:rPr>
-          <w:fldChar w:fldCharType="separate"/>
-        </w:r>
-        <w:r>
-          <w:rPr>
-            <w:webHidden/>
-          </w:rPr>
-          <w:t>13</w:t>
-        </w:r>
-        <w:r>
-          <w:rPr>
-            <w:webHidden/>
-          </w:rPr>
-          <w:fldChar w:fldCharType="end"/>
-        </w:r>
-      </w:hyperlink>
-    </w:p>
-    <w:p>
-      <w:pPr>
-        <w:pStyle w:val="TOC1"/>
-        <w:tabs>
-          <w:tab w:val="right" w:leader="dot" w:pos="8778"/>
-        </w:tabs>
-        <w:rPr>
-          <w:rFonts w:ascii="Calibri" w:hAnsi="Calibri"/>
-          <w:sz w:val="22"/>
-          <w:szCs w:val="22"/>
-          <w:lang w:eastAsia="hr-HR"/>
-        </w:rPr>
-      </w:pPr>
-      <w:hyperlink w:anchor="_Toc23263744" w:history="1">
-        <w:r>
-          <w:rPr>
-            <w:rStyle w:val="Hyperlink"/>
-          </w:rPr>
-          <w:t>Privitak</w:t>
-        </w:r>
-        <w:r>
-          <w:rPr>
-            <w:webHidden/>
-          </w:rPr>
-          <w:tab/>
-        </w:r>
-        <w:r>
-          <w:rPr>
-            <w:webHidden/>
-          </w:rPr>
-          <w:fldChar w:fldCharType="begin"/>
-        </w:r>
-        <w:r>
-          <w:rPr>
-            <w:webHidden/>
-          </w:rPr>
-          <w:instrText xml:space="preserve"> PAGEREF _Toc23263744 \h </w:instrText>
-        </w:r>
-        <w:r>
-          <w:rPr>
-            <w:webHidden/>
-          </w:rPr>
-        </w:r>
-        <w:r>
-          <w:rPr>
-            <w:webHidden/>
-          </w:rPr>
-          <w:fldChar w:fldCharType="separate"/>
-        </w:r>
-        <w:r>
-          <w:rPr>
-            <w:webHidden/>
-          </w:rPr>
-          <w:t>14</w:t>
-        </w:r>
-        <w:r>
-          <w:rPr>
-            <w:webHidden/>
-          </w:rPr>
-          <w:fldChar w:fldCharType="end"/>
-        </w:r>
-      </w:hyperlink>
-    </w:p>
-    <w:p>
-      <w:r>
-        <w:fldChar w:fldCharType="end"/>
-      </w:r>
-    </w:p>
-    <w:p/>
-    <w:p/>
-    <w:p/>
-    <w:p/>
-    <w:p/>
-    <w:p/>
-    <w:p/>
-    <w:p/>
-    <w:p>
-      <w:r>
-        <w:lastRenderedPageBreak/>
-        <w:t xml:space="preserve">Sadržaj se kreira automatski pomoću opcija </w:t>
-      </w:r>
-      <w:r>
-        <w:rPr>
+        <w:id w:val="653111008"/>
+        <w:docPartObj>
+          <w:docPartGallery w:val="Table of Contents"/>
+          <w:docPartUnique/>
+        </w:docPartObj>
+      </w:sdtPr>
+      <w:sdtEndPr>
+        <w:rPr>
+          <w:rFonts w:ascii="Times New Roman" w:eastAsia="Times New Roman" w:hAnsi="Times New Roman" w:cs="Times New Roman"/>
           <w:b/>
           <w:bCs/>
-        </w:rPr>
-        <w:t>References</w:t>
-      </w:r>
-      <w:r>
-        <w:t xml:space="preserve"> </w:t>
-      </w:r>
-      <w:r>
-        <w:t>–</w:t>
-      </w:r>
-      <w:r>
-        <w:t xml:space="preserve"> </w:t>
-      </w:r>
-      <w:r>
-        <w:rPr>
-          <w:b/>
-          <w:bCs/>
-        </w:rPr>
-        <w:t xml:space="preserve">Table of </w:t>
-      </w:r>
-      <w:r>
-        <w:rPr>
-          <w:b/>
-          <w:bCs/>
-        </w:rPr>
-        <w:t>Contents – Insert Table of Contents</w:t>
-      </w:r>
-      <w:r>
-        <w:t>. Nakon toga se otvara sljedeći prozor</w:t>
-      </w:r>
-      <w:r>
-        <w:t>:</w:t>
-      </w:r>
-    </w:p>
-    <w:p>
-      <w:pPr>
-        <w:jc w:val="center"/>
-      </w:pPr>
-      <w:r>
-        <w:drawing>
-          <wp:inline distT="0" distB="0" distL="0" distR="0" wp14:anchorId="15F73BC2" wp14:editId="4D187F5E">
-            <wp:extent cx="5577840" cy="5021580"/>
-            <wp:effectExtent l="0" t="0" r="0" b="0"/>
-            <wp:docPr id="2" name="Picture 4"/>
-            <wp:cNvGraphicFramePr>
-              <a:graphicFrameLocks xmlns:a="http://schemas.openxmlformats.org/drawingml/2006/main" noChangeAspect="1"/>
-            </wp:cNvGraphicFramePr>
-            <a:graphic xmlns:a="http://schemas.openxmlformats.org/drawingml/2006/main">
-              <a:graphicData uri="http://schemas.openxmlformats.org/drawingml/2006/picture">
-                <pic:pic xmlns:pic="http://schemas.openxmlformats.org/drawingml/2006/picture">
-                  <pic:nvPicPr>
-                    <pic:cNvPr id="0" name="Picture 2"/>
-                    <pic:cNvPicPr>
-                      <a:picLocks noChangeAspect="1" noChangeArrowheads="1"/>
-                    </pic:cNvPicPr>
-                  </pic:nvPicPr>
-                  <pic:blipFill>
-                    <a:blip r:embed="rId14">
-                      <a:extLst>
-                        <a:ext uri="{28A0092B-C50C-407E-A947-70E740481C1C}">
-                          <a14:useLocalDpi xmlns:a14="http://schemas.microsoft.com/office/drawing/2010/main" val="0"/>
-                        </a:ext>
-                      </a:extLst>
-                    </a:blip>
-                    <a:srcRect/>
-                    <a:stretch>
-                      <a:fillRect/>
-                    </a:stretch>
-                  </pic:blipFill>
-                  <pic:spPr bwMode="auto">
-                    <a:xfrm>
-                      <a:off x="0" y="0"/>
-                      <a:ext cx="5577840" cy="5021580"/>
-                    </a:xfrm>
-                    <a:prstGeom prst="rect">
-                      <a:avLst/>
-                    </a:prstGeom>
-                    <a:noFill/>
-                    <a:ln>
-                      <a:noFill/>
-                    </a:ln>
-                  </pic:spPr>
-                </pic:pic>
-              </a:graphicData>
-            </a:graphic>
-          </wp:inline>
-        </w:drawing>
-      </w:r>
-    </w:p>
-    <w:p>
-      <w:pPr>
-        <w:jc w:val="left"/>
-      </w:pPr>
-      <w:r>
-        <w:t>Za primjenu jednostavnog stila sadržaja</w:t>
-      </w:r>
-      <w:r>
-        <w:t xml:space="preserve"> (kao u ovom dokumentu)</w:t>
-      </w:r>
-      <w:r>
-        <w:t>, d</w:t>
-      </w:r>
-      <w:r>
-        <w:t xml:space="preserve">ovoljno </w:t>
-      </w:r>
-      <w:r>
-        <w:t xml:space="preserve">je samo odabrati opciju </w:t>
-      </w:r>
-      <w:r>
-        <w:t>[</w:t>
-      </w:r>
-      <w:r>
-        <w:t>OK</w:t>
-      </w:r>
-      <w:r>
-        <w:t>]</w:t>
-      </w:r>
-      <w:r>
-        <w:t>.</w:t>
-      </w:r>
-    </w:p>
+          <w:noProof/>
+          <w:color w:val="auto"/>
+          <w:sz w:val="24"/>
+          <w:szCs w:val="24"/>
+        </w:rPr>
+      </w:sdtEndPr>
+      <w:sdtContent>
+        <w:p>
+          <w:pPr>
+            <w:pStyle w:val="TOCHeading"/>
+            <w:rPr>
+              <w:lang w:val="hr-HR"/>
+            </w:rPr>
+          </w:pPr>
+          <w:r>
+            <w:rPr>
+              <w:lang w:val="hr-HR"/>
+            </w:rPr>
+            <w:t>Contents</w:t>
+          </w:r>
+        </w:p>
+        <w:p>
+          <w:pPr>
+            <w:pStyle w:val="TOC1"/>
+            <w:tabs>
+              <w:tab w:val="right" w:leader="dot" w:pos="8778"/>
+            </w:tabs>
+            <w:rPr>
+              <w:rFonts w:asciiTheme="minorHAnsi" w:eastAsiaTheme="minorEastAsia" w:hAnsiTheme="minorHAnsi" w:cstheme="minorBidi"/>
+              <w:noProof/>
+              <w:kern w:val="2"/>
+              <w:lang w:eastAsia="en-GB"/>
+              <w14:ligatures w14:val="standardContextual"/>
+            </w:rPr>
+          </w:pPr>
+          <w:r>
+            <w:fldChar w:fldCharType="begin"/>
+          </w:r>
+          <w:r>
+            <w:instrText xml:space="preserve"> TOC \o "1-3" \h \z \u </w:instrText>
+          </w:r>
+          <w:r>
+            <w:fldChar w:fldCharType="separate"/>
+          </w:r>
+          <w:hyperlink w:anchor="_Toc227185797" w:history="1">
+            <w:r>
+              <w:rPr>
+                <w:rStyle w:val="Hyperlink"/>
+                <w:noProof/>
+              </w:rPr>
+              <w:t>Uvod</w:t>
+            </w:r>
+            <w:r>
+              <w:rPr>
+                <w:noProof/>
+                <w:webHidden/>
+              </w:rPr>
+              <w:tab/>
+            </w:r>
+            <w:r>
+              <w:rPr>
+                <w:noProof/>
+                <w:webHidden/>
+              </w:rPr>
+              <w:fldChar w:fldCharType="begin"/>
+            </w:r>
+            <w:r>
+              <w:rPr>
+                <w:noProof/>
+                <w:webHidden/>
+              </w:rPr>
+              <w:instrText xml:space="preserve"> PAGEREF _Toc227185797 \h </w:instrText>
+            </w:r>
+            <w:r>
+              <w:rPr>
+                <w:noProof/>
+                <w:webHidden/>
+              </w:rPr>
+            </w:r>
+            <w:r>
+              <w:rPr>
+                <w:noProof/>
+                <w:webHidden/>
+              </w:rPr>
+              <w:fldChar w:fldCharType="separate"/>
+            </w:r>
+            <w:r>
+              <w:rPr>
+                <w:noProof/>
+                <w:webHidden/>
+              </w:rPr>
+              <w:t>1</w:t>
+            </w:r>
+            <w:r>
+              <w:rPr>
+                <w:noProof/>
+                <w:webHidden/>
+              </w:rPr>
+              <w:fldChar w:fldCharType="end"/>
+            </w:r>
+          </w:hyperlink>
+        </w:p>
+        <w:p>
+          <w:pPr>
+            <w:pStyle w:val="TOC1"/>
+            <w:tabs>
+              <w:tab w:val="left" w:pos="480"/>
+              <w:tab w:val="right" w:leader="dot" w:pos="8778"/>
+            </w:tabs>
+            <w:rPr>
+              <w:rFonts w:asciiTheme="minorHAnsi" w:eastAsiaTheme="minorEastAsia" w:hAnsiTheme="minorHAnsi" w:cstheme="minorBidi"/>
+              <w:noProof/>
+              <w:kern w:val="2"/>
+              <w:lang w:eastAsia="en-GB"/>
+              <w14:ligatures w14:val="standardContextual"/>
+            </w:rPr>
+          </w:pPr>
+          <w:hyperlink w:anchor="_Toc227185798" w:history="1">
+            <w:r>
+              <w:rPr>
+                <w:rStyle w:val="Hyperlink"/>
+                <w:noProof/>
+              </w:rPr>
+              <w:t>1.</w:t>
+            </w:r>
+            <w:r>
+              <w:rPr>
+                <w:rFonts w:asciiTheme="minorHAnsi" w:eastAsiaTheme="minorEastAsia" w:hAnsiTheme="minorHAnsi" w:cstheme="minorBidi"/>
+                <w:noProof/>
+                <w:kern w:val="2"/>
+                <w:lang w:eastAsia="en-GB"/>
+                <w14:ligatures w14:val="standardContextual"/>
+              </w:rPr>
+              <w:tab/>
+            </w:r>
+            <w:r>
+              <w:rPr>
+                <w:rStyle w:val="Hyperlink"/>
+                <w:noProof/>
+              </w:rPr>
+              <w:t>CRDT modeli</w:t>
+            </w:r>
+            <w:r>
+              <w:rPr>
+                <w:noProof/>
+                <w:webHidden/>
+              </w:rPr>
+              <w:tab/>
+            </w:r>
+            <w:r>
+              <w:rPr>
+                <w:noProof/>
+                <w:webHidden/>
+              </w:rPr>
+              <w:fldChar w:fldCharType="begin"/>
+            </w:r>
+            <w:r>
+              <w:rPr>
+                <w:noProof/>
+                <w:webHidden/>
+              </w:rPr>
+              <w:instrText xml:space="preserve"> PAGEREF _Toc227185798 \h </w:instrText>
+            </w:r>
+            <w:r>
+              <w:rPr>
+                <w:noProof/>
+                <w:webHidden/>
+              </w:rPr>
+            </w:r>
+            <w:r>
+              <w:rPr>
+                <w:noProof/>
+                <w:webHidden/>
+              </w:rPr>
+              <w:fldChar w:fldCharType="separate"/>
+            </w:r>
+            <w:r>
+              <w:rPr>
+                <w:noProof/>
+                <w:webHidden/>
+              </w:rPr>
+              <w:t>2</w:t>
+            </w:r>
+            <w:r>
+              <w:rPr>
+                <w:noProof/>
+                <w:webHidden/>
+              </w:rPr>
+              <w:fldChar w:fldCharType="end"/>
+            </w:r>
+          </w:hyperlink>
+        </w:p>
+        <w:p>
+          <w:pPr>
+            <w:pStyle w:val="TOC2"/>
+            <w:tabs>
+              <w:tab w:val="left" w:pos="960"/>
+              <w:tab w:val="right" w:leader="dot" w:pos="8778"/>
+            </w:tabs>
+            <w:rPr>
+              <w:rFonts w:asciiTheme="minorHAnsi" w:eastAsiaTheme="minorEastAsia" w:hAnsiTheme="minorHAnsi" w:cstheme="minorBidi"/>
+              <w:noProof/>
+              <w:kern w:val="2"/>
+              <w:lang w:eastAsia="en-GB"/>
+              <w14:ligatures w14:val="standardContextual"/>
+            </w:rPr>
+          </w:pPr>
+          <w:hyperlink w:anchor="_Toc227185799" w:history="1">
+            <w:r>
+              <w:rPr>
+                <w:rStyle w:val="Hyperlink"/>
+                <w:noProof/>
+              </w:rPr>
+              <w:t>1.1.</w:t>
+            </w:r>
+            <w:r>
+              <w:rPr>
+                <w:rFonts w:asciiTheme="minorHAnsi" w:eastAsiaTheme="minorEastAsia" w:hAnsiTheme="minorHAnsi" w:cstheme="minorBidi"/>
+                <w:noProof/>
+                <w:kern w:val="2"/>
+                <w:lang w:eastAsia="en-GB"/>
+                <w14:ligatures w14:val="standardContextual"/>
+              </w:rPr>
+              <w:tab/>
+            </w:r>
+            <w:r>
+              <w:rPr>
+                <w:rStyle w:val="Hyperlink"/>
+                <w:noProof/>
+              </w:rPr>
+              <w:t>Osnovni koncepti CRDT-a</w:t>
+            </w:r>
+            <w:r>
+              <w:rPr>
+                <w:noProof/>
+                <w:webHidden/>
+              </w:rPr>
+              <w:tab/>
+            </w:r>
+            <w:r>
+              <w:rPr>
+                <w:noProof/>
+                <w:webHidden/>
+              </w:rPr>
+              <w:fldChar w:fldCharType="begin"/>
+            </w:r>
+            <w:r>
+              <w:rPr>
+                <w:noProof/>
+                <w:webHidden/>
+              </w:rPr>
+              <w:instrText xml:space="preserve"> PAGEREF _Toc227185799 \h </w:instrText>
+            </w:r>
+            <w:r>
+              <w:rPr>
+                <w:noProof/>
+                <w:webHidden/>
+              </w:rPr>
+            </w:r>
+            <w:r>
+              <w:rPr>
+                <w:noProof/>
+                <w:webHidden/>
+              </w:rPr>
+              <w:fldChar w:fldCharType="separate"/>
+            </w:r>
+            <w:r>
+              <w:rPr>
+                <w:noProof/>
+                <w:webHidden/>
+              </w:rPr>
+              <w:t>2</w:t>
+            </w:r>
+            <w:r>
+              <w:rPr>
+                <w:noProof/>
+                <w:webHidden/>
+              </w:rPr>
+              <w:fldChar w:fldCharType="end"/>
+            </w:r>
+          </w:hyperlink>
+        </w:p>
+        <w:p>
+          <w:pPr>
+            <w:pStyle w:val="TOC2"/>
+            <w:tabs>
+              <w:tab w:val="left" w:pos="960"/>
+              <w:tab w:val="right" w:leader="dot" w:pos="8778"/>
+            </w:tabs>
+            <w:rPr>
+              <w:rFonts w:asciiTheme="minorHAnsi" w:eastAsiaTheme="minorEastAsia" w:hAnsiTheme="minorHAnsi" w:cstheme="minorBidi"/>
+              <w:noProof/>
+              <w:kern w:val="2"/>
+              <w:lang w:eastAsia="en-GB"/>
+              <w14:ligatures w14:val="standardContextual"/>
+            </w:rPr>
+          </w:pPr>
+          <w:hyperlink w:anchor="_Toc227185800" w:history="1">
+            <w:r>
+              <w:rPr>
+                <w:rStyle w:val="Hyperlink"/>
+                <w:noProof/>
+              </w:rPr>
+              <w:t>1.2.</w:t>
+            </w:r>
+            <w:r>
+              <w:rPr>
+                <w:rFonts w:asciiTheme="minorHAnsi" w:eastAsiaTheme="minorEastAsia" w:hAnsiTheme="minorHAnsi" w:cstheme="minorBidi"/>
+                <w:noProof/>
+                <w:kern w:val="2"/>
+                <w:lang w:eastAsia="en-GB"/>
+                <w14:ligatures w14:val="standardContextual"/>
+              </w:rPr>
+              <w:tab/>
+            </w:r>
+            <w:r>
+              <w:rPr>
+                <w:rStyle w:val="Hyperlink"/>
+                <w:noProof/>
+              </w:rPr>
+              <w:t>State-based CRDT (CvRDT)</w:t>
+            </w:r>
+            <w:r>
+              <w:rPr>
+                <w:noProof/>
+                <w:webHidden/>
+              </w:rPr>
+              <w:tab/>
+            </w:r>
+            <w:r>
+              <w:rPr>
+                <w:noProof/>
+                <w:webHidden/>
+              </w:rPr>
+              <w:fldChar w:fldCharType="begin"/>
+            </w:r>
+            <w:r>
+              <w:rPr>
+                <w:noProof/>
+                <w:webHidden/>
+              </w:rPr>
+              <w:instrText xml:space="preserve"> PAGEREF _Toc227185800 \h </w:instrText>
+            </w:r>
+            <w:r>
+              <w:rPr>
+                <w:noProof/>
+                <w:webHidden/>
+              </w:rPr>
+            </w:r>
+            <w:r>
+              <w:rPr>
+                <w:noProof/>
+                <w:webHidden/>
+              </w:rPr>
+              <w:fldChar w:fldCharType="separate"/>
+            </w:r>
+            <w:r>
+              <w:rPr>
+                <w:noProof/>
+                <w:webHidden/>
+              </w:rPr>
+              <w:t>3</w:t>
+            </w:r>
+            <w:r>
+              <w:rPr>
+                <w:noProof/>
+                <w:webHidden/>
+              </w:rPr>
+              <w:fldChar w:fldCharType="end"/>
+            </w:r>
+          </w:hyperlink>
+        </w:p>
+        <w:p>
+          <w:pPr>
+            <w:pStyle w:val="TOC3"/>
+            <w:tabs>
+              <w:tab w:val="left" w:pos="1440"/>
+              <w:tab w:val="right" w:leader="dot" w:pos="8778"/>
+            </w:tabs>
+            <w:rPr>
+              <w:rFonts w:asciiTheme="minorHAnsi" w:eastAsiaTheme="minorEastAsia" w:hAnsiTheme="minorHAnsi" w:cstheme="minorBidi"/>
+              <w:noProof/>
+              <w:kern w:val="2"/>
+              <w:lang w:eastAsia="en-GB"/>
+              <w14:ligatures w14:val="standardContextual"/>
+            </w:rPr>
+          </w:pPr>
+          <w:hyperlink w:anchor="_Toc227185801" w:history="1">
+            <w:r>
+              <w:rPr>
+                <w:rStyle w:val="Hyperlink"/>
+                <w:noProof/>
+              </w:rPr>
+              <w:t>1.2.1.</w:t>
+            </w:r>
+            <w:r>
+              <w:rPr>
+                <w:rFonts w:asciiTheme="minorHAnsi" w:eastAsiaTheme="minorEastAsia" w:hAnsiTheme="minorHAnsi" w:cstheme="minorBidi"/>
+                <w:noProof/>
+                <w:kern w:val="2"/>
+                <w:lang w:eastAsia="en-GB"/>
+                <w14:ligatures w14:val="standardContextual"/>
+              </w:rPr>
+              <w:tab/>
+            </w:r>
+            <w:r>
+              <w:rPr>
+                <w:rStyle w:val="Hyperlink"/>
+                <w:noProof/>
+              </w:rPr>
+              <w:t>Ideja i princip rada</w:t>
+            </w:r>
+            <w:r>
+              <w:rPr>
+                <w:noProof/>
+                <w:webHidden/>
+              </w:rPr>
+              <w:tab/>
+            </w:r>
+            <w:r>
+              <w:rPr>
+                <w:noProof/>
+                <w:webHidden/>
+              </w:rPr>
+              <w:fldChar w:fldCharType="begin"/>
+            </w:r>
+            <w:r>
+              <w:rPr>
+                <w:noProof/>
+                <w:webHidden/>
+              </w:rPr>
+              <w:instrText xml:space="preserve"> PAGEREF _Toc227185801 \h </w:instrText>
+            </w:r>
+            <w:r>
+              <w:rPr>
+                <w:noProof/>
+                <w:webHidden/>
+              </w:rPr>
+            </w:r>
+            <w:r>
+              <w:rPr>
+                <w:noProof/>
+                <w:webHidden/>
+              </w:rPr>
+              <w:fldChar w:fldCharType="separate"/>
+            </w:r>
+            <w:r>
+              <w:rPr>
+                <w:noProof/>
+                <w:webHidden/>
+              </w:rPr>
+              <w:t>3</w:t>
+            </w:r>
+            <w:r>
+              <w:rPr>
+                <w:noProof/>
+                <w:webHidden/>
+              </w:rPr>
+              <w:fldChar w:fldCharType="end"/>
+            </w:r>
+          </w:hyperlink>
+        </w:p>
+        <w:p>
+          <w:pPr>
+            <w:pStyle w:val="TOC3"/>
+            <w:tabs>
+              <w:tab w:val="left" w:pos="1440"/>
+              <w:tab w:val="right" w:leader="dot" w:pos="8778"/>
+            </w:tabs>
+            <w:rPr>
+              <w:rFonts w:asciiTheme="minorHAnsi" w:eastAsiaTheme="minorEastAsia" w:hAnsiTheme="minorHAnsi" w:cstheme="minorBidi"/>
+              <w:noProof/>
+              <w:kern w:val="2"/>
+              <w:lang w:eastAsia="en-GB"/>
+              <w14:ligatures w14:val="standardContextual"/>
+            </w:rPr>
+          </w:pPr>
+          <w:hyperlink w:anchor="_Toc227185802" w:history="1">
+            <w:r>
+              <w:rPr>
+                <w:rStyle w:val="Hyperlink"/>
+                <w:noProof/>
+              </w:rPr>
+              <w:t>1.2.2.</w:t>
+            </w:r>
+            <w:r>
+              <w:rPr>
+                <w:rFonts w:asciiTheme="minorHAnsi" w:eastAsiaTheme="minorEastAsia" w:hAnsiTheme="minorHAnsi" w:cstheme="minorBidi"/>
+                <w:noProof/>
+                <w:kern w:val="2"/>
+                <w:lang w:eastAsia="en-GB"/>
+                <w14:ligatures w14:val="standardContextual"/>
+              </w:rPr>
+              <w:tab/>
+            </w:r>
+            <w:r>
+              <w:rPr>
+                <w:rStyle w:val="Hyperlink"/>
+                <w:noProof/>
+              </w:rPr>
+              <w:t>Matematička osnova</w:t>
+            </w:r>
+            <w:r>
+              <w:rPr>
+                <w:noProof/>
+                <w:webHidden/>
+              </w:rPr>
+              <w:tab/>
+            </w:r>
+            <w:r>
+              <w:rPr>
+                <w:noProof/>
+                <w:webHidden/>
+              </w:rPr>
+              <w:fldChar w:fldCharType="begin"/>
+            </w:r>
+            <w:r>
+              <w:rPr>
+                <w:noProof/>
+                <w:webHidden/>
+              </w:rPr>
+              <w:instrText xml:space="preserve"> PAGEREF _Toc227185802 \h </w:instrText>
+            </w:r>
+            <w:r>
+              <w:rPr>
+                <w:noProof/>
+                <w:webHidden/>
+              </w:rPr>
+            </w:r>
+            <w:r>
+              <w:rPr>
+                <w:noProof/>
+                <w:webHidden/>
+              </w:rPr>
+              <w:fldChar w:fldCharType="separate"/>
+            </w:r>
+            <w:r>
+              <w:rPr>
+                <w:noProof/>
+                <w:webHidden/>
+              </w:rPr>
+              <w:t>4</w:t>
+            </w:r>
+            <w:r>
+              <w:rPr>
+                <w:noProof/>
+                <w:webHidden/>
+              </w:rPr>
+              <w:fldChar w:fldCharType="end"/>
+            </w:r>
+          </w:hyperlink>
+        </w:p>
+        <w:p>
+          <w:pPr>
+            <w:pStyle w:val="TOC3"/>
+            <w:tabs>
+              <w:tab w:val="left" w:pos="1440"/>
+              <w:tab w:val="right" w:leader="dot" w:pos="8778"/>
+            </w:tabs>
+            <w:rPr>
+              <w:rFonts w:asciiTheme="minorHAnsi" w:eastAsiaTheme="minorEastAsia" w:hAnsiTheme="minorHAnsi" w:cstheme="minorBidi"/>
+              <w:noProof/>
+              <w:kern w:val="2"/>
+              <w:lang w:eastAsia="en-GB"/>
+              <w14:ligatures w14:val="standardContextual"/>
+            </w:rPr>
+          </w:pPr>
+          <w:hyperlink w:anchor="_Toc227185803" w:history="1">
+            <w:r>
+              <w:rPr>
+                <w:rStyle w:val="Hyperlink"/>
+                <w:noProof/>
+              </w:rPr>
+              <w:t>1.2.3.</w:t>
+            </w:r>
+            <w:r>
+              <w:rPr>
+                <w:rFonts w:asciiTheme="minorHAnsi" w:eastAsiaTheme="minorEastAsia" w:hAnsiTheme="minorHAnsi" w:cstheme="minorBidi"/>
+                <w:noProof/>
+                <w:kern w:val="2"/>
+                <w:lang w:eastAsia="en-GB"/>
+                <w14:ligatures w14:val="standardContextual"/>
+              </w:rPr>
+              <w:tab/>
+            </w:r>
+            <w:r>
+              <w:rPr>
+                <w:rStyle w:val="Hyperlink"/>
+                <w:noProof/>
+              </w:rPr>
+              <w:t>Mehanizam spajanja (merge funkcija)</w:t>
+            </w:r>
+            <w:r>
+              <w:rPr>
+                <w:noProof/>
+                <w:webHidden/>
+              </w:rPr>
+              <w:tab/>
+            </w:r>
+            <w:r>
+              <w:rPr>
+                <w:noProof/>
+                <w:webHidden/>
+              </w:rPr>
+              <w:fldChar w:fldCharType="begin"/>
+            </w:r>
+            <w:r>
+              <w:rPr>
+                <w:noProof/>
+                <w:webHidden/>
+              </w:rPr>
+              <w:instrText xml:space="preserve"> PAGEREF _Toc227185803 \h </w:instrText>
+            </w:r>
+            <w:r>
+              <w:rPr>
+                <w:noProof/>
+                <w:webHidden/>
+              </w:rPr>
+            </w:r>
+            <w:r>
+              <w:rPr>
+                <w:noProof/>
+                <w:webHidden/>
+              </w:rPr>
+              <w:fldChar w:fldCharType="separate"/>
+            </w:r>
+            <w:r>
+              <w:rPr>
+                <w:noProof/>
+                <w:webHidden/>
+              </w:rPr>
+              <w:t>4</w:t>
+            </w:r>
+            <w:r>
+              <w:rPr>
+                <w:noProof/>
+                <w:webHidden/>
+              </w:rPr>
+              <w:fldChar w:fldCharType="end"/>
+            </w:r>
+          </w:hyperlink>
+        </w:p>
+        <w:p>
+          <w:pPr>
+            <w:pStyle w:val="TOC3"/>
+            <w:tabs>
+              <w:tab w:val="left" w:pos="1440"/>
+              <w:tab w:val="right" w:leader="dot" w:pos="8778"/>
+            </w:tabs>
+            <w:rPr>
+              <w:rFonts w:asciiTheme="minorHAnsi" w:eastAsiaTheme="minorEastAsia" w:hAnsiTheme="minorHAnsi" w:cstheme="minorBidi"/>
+              <w:noProof/>
+              <w:kern w:val="2"/>
+              <w:lang w:eastAsia="en-GB"/>
+              <w14:ligatures w14:val="standardContextual"/>
+            </w:rPr>
+          </w:pPr>
+          <w:hyperlink w:anchor="_Toc227185804" w:history="1">
+            <w:r>
+              <w:rPr>
+                <w:rStyle w:val="Hyperlink"/>
+                <w:noProof/>
+              </w:rPr>
+              <w:t>1.2.4.</w:t>
+            </w:r>
+            <w:r>
+              <w:rPr>
+                <w:rFonts w:asciiTheme="minorHAnsi" w:eastAsiaTheme="minorEastAsia" w:hAnsiTheme="minorHAnsi" w:cstheme="minorBidi"/>
+                <w:noProof/>
+                <w:kern w:val="2"/>
+                <w:lang w:eastAsia="en-GB"/>
+                <w14:ligatures w14:val="standardContextual"/>
+              </w:rPr>
+              <w:tab/>
+            </w:r>
+            <w:r>
+              <w:rPr>
+                <w:rStyle w:val="Hyperlink"/>
+                <w:noProof/>
+              </w:rPr>
+              <w:t>Primjeri state-based CRDT struktura</w:t>
+            </w:r>
+            <w:r>
+              <w:rPr>
+                <w:noProof/>
+                <w:webHidden/>
+              </w:rPr>
+              <w:tab/>
+            </w:r>
+            <w:r>
+              <w:rPr>
+                <w:noProof/>
+                <w:webHidden/>
+              </w:rPr>
+              <w:fldChar w:fldCharType="begin"/>
+            </w:r>
+            <w:r>
+              <w:rPr>
+                <w:noProof/>
+                <w:webHidden/>
+              </w:rPr>
+              <w:instrText xml:space="preserve"> PAGEREF _Toc227185804 \h </w:instrText>
+            </w:r>
+            <w:r>
+              <w:rPr>
+                <w:noProof/>
+                <w:webHidden/>
+              </w:rPr>
+            </w:r>
+            <w:r>
+              <w:rPr>
+                <w:noProof/>
+                <w:webHidden/>
+              </w:rPr>
+              <w:fldChar w:fldCharType="separate"/>
+            </w:r>
+            <w:r>
+              <w:rPr>
+                <w:noProof/>
+                <w:webHidden/>
+              </w:rPr>
+              <w:t>5</w:t>
+            </w:r>
+            <w:r>
+              <w:rPr>
+                <w:noProof/>
+                <w:webHidden/>
+              </w:rPr>
+              <w:fldChar w:fldCharType="end"/>
+            </w:r>
+          </w:hyperlink>
+        </w:p>
+        <w:p>
+          <w:pPr>
+            <w:pStyle w:val="TOC3"/>
+            <w:tabs>
+              <w:tab w:val="left" w:pos="1440"/>
+              <w:tab w:val="right" w:leader="dot" w:pos="8778"/>
+            </w:tabs>
+            <w:rPr>
+              <w:rFonts w:asciiTheme="minorHAnsi" w:eastAsiaTheme="minorEastAsia" w:hAnsiTheme="minorHAnsi" w:cstheme="minorBidi"/>
+              <w:noProof/>
+              <w:kern w:val="2"/>
+              <w:lang w:eastAsia="en-GB"/>
+              <w14:ligatures w14:val="standardContextual"/>
+            </w:rPr>
+          </w:pPr>
+          <w:hyperlink w:anchor="_Toc227185805" w:history="1">
+            <w:r>
+              <w:rPr>
+                <w:rStyle w:val="Hyperlink"/>
+                <w:noProof/>
+              </w:rPr>
+              <w:t>1.2.5.</w:t>
+            </w:r>
+            <w:r>
+              <w:rPr>
+                <w:rFonts w:asciiTheme="minorHAnsi" w:eastAsiaTheme="minorEastAsia" w:hAnsiTheme="minorHAnsi" w:cstheme="minorBidi"/>
+                <w:noProof/>
+                <w:kern w:val="2"/>
+                <w:lang w:eastAsia="en-GB"/>
+                <w14:ligatures w14:val="standardContextual"/>
+              </w:rPr>
+              <w:tab/>
+            </w:r>
+            <w:r>
+              <w:rPr>
+                <w:rStyle w:val="Hyperlink"/>
+                <w:noProof/>
+              </w:rPr>
+              <w:t>Prednosti state-based pristupa</w:t>
+            </w:r>
+            <w:r>
+              <w:rPr>
+                <w:noProof/>
+                <w:webHidden/>
+              </w:rPr>
+              <w:tab/>
+            </w:r>
+            <w:r>
+              <w:rPr>
+                <w:noProof/>
+                <w:webHidden/>
+              </w:rPr>
+              <w:fldChar w:fldCharType="begin"/>
+            </w:r>
+            <w:r>
+              <w:rPr>
+                <w:noProof/>
+                <w:webHidden/>
+              </w:rPr>
+              <w:instrText xml:space="preserve"> PAGEREF _Toc227185805 \h </w:instrText>
+            </w:r>
+            <w:r>
+              <w:rPr>
+                <w:noProof/>
+                <w:webHidden/>
+              </w:rPr>
+            </w:r>
+            <w:r>
+              <w:rPr>
+                <w:noProof/>
+                <w:webHidden/>
+              </w:rPr>
+              <w:fldChar w:fldCharType="separate"/>
+            </w:r>
+            <w:r>
+              <w:rPr>
+                <w:noProof/>
+                <w:webHidden/>
+              </w:rPr>
+              <w:t>5</w:t>
+            </w:r>
+            <w:r>
+              <w:rPr>
+                <w:noProof/>
+                <w:webHidden/>
+              </w:rPr>
+              <w:fldChar w:fldCharType="end"/>
+            </w:r>
+          </w:hyperlink>
+        </w:p>
+        <w:p>
+          <w:pPr>
+            <w:pStyle w:val="TOC3"/>
+            <w:tabs>
+              <w:tab w:val="left" w:pos="1440"/>
+              <w:tab w:val="right" w:leader="dot" w:pos="8778"/>
+            </w:tabs>
+            <w:rPr>
+              <w:rFonts w:asciiTheme="minorHAnsi" w:eastAsiaTheme="minorEastAsia" w:hAnsiTheme="minorHAnsi" w:cstheme="minorBidi"/>
+              <w:noProof/>
+              <w:kern w:val="2"/>
+              <w:lang w:eastAsia="en-GB"/>
+              <w14:ligatures w14:val="standardContextual"/>
+            </w:rPr>
+          </w:pPr>
+          <w:hyperlink w:anchor="_Toc227185806" w:history="1">
+            <w:r>
+              <w:rPr>
+                <w:rStyle w:val="Hyperlink"/>
+                <w:noProof/>
+              </w:rPr>
+              <w:t>1.2.6.</w:t>
+            </w:r>
+            <w:r>
+              <w:rPr>
+                <w:rFonts w:asciiTheme="minorHAnsi" w:eastAsiaTheme="minorEastAsia" w:hAnsiTheme="minorHAnsi" w:cstheme="minorBidi"/>
+                <w:noProof/>
+                <w:kern w:val="2"/>
+                <w:lang w:eastAsia="en-GB"/>
+                <w14:ligatures w14:val="standardContextual"/>
+              </w:rPr>
+              <w:tab/>
+            </w:r>
+            <w:r>
+              <w:rPr>
+                <w:rStyle w:val="Hyperlink"/>
+                <w:noProof/>
+              </w:rPr>
+              <w:t>Nedostaci i ograničenja</w:t>
+            </w:r>
+            <w:r>
+              <w:rPr>
+                <w:noProof/>
+                <w:webHidden/>
+              </w:rPr>
+              <w:tab/>
+            </w:r>
+            <w:r>
+              <w:rPr>
+                <w:noProof/>
+                <w:webHidden/>
+              </w:rPr>
+              <w:fldChar w:fldCharType="begin"/>
+            </w:r>
+            <w:r>
+              <w:rPr>
+                <w:noProof/>
+                <w:webHidden/>
+              </w:rPr>
+              <w:instrText xml:space="preserve"> PAGEREF _Toc227185806 \h </w:instrText>
+            </w:r>
+            <w:r>
+              <w:rPr>
+                <w:noProof/>
+                <w:webHidden/>
+              </w:rPr>
+            </w:r>
+            <w:r>
+              <w:rPr>
+                <w:noProof/>
+                <w:webHidden/>
+              </w:rPr>
+              <w:fldChar w:fldCharType="separate"/>
+            </w:r>
+            <w:r>
+              <w:rPr>
+                <w:noProof/>
+                <w:webHidden/>
+              </w:rPr>
+              <w:t>6</w:t>
+            </w:r>
+            <w:r>
+              <w:rPr>
+                <w:noProof/>
+                <w:webHidden/>
+              </w:rPr>
+              <w:fldChar w:fldCharType="end"/>
+            </w:r>
+          </w:hyperlink>
+        </w:p>
+        <w:p>
+          <w:pPr>
+            <w:pStyle w:val="TOC3"/>
+            <w:tabs>
+              <w:tab w:val="left" w:pos="1440"/>
+              <w:tab w:val="right" w:leader="dot" w:pos="8778"/>
+            </w:tabs>
+            <w:rPr>
+              <w:rFonts w:asciiTheme="minorHAnsi" w:eastAsiaTheme="minorEastAsia" w:hAnsiTheme="minorHAnsi" w:cstheme="minorBidi"/>
+              <w:noProof/>
+              <w:kern w:val="2"/>
+              <w:lang w:eastAsia="en-GB"/>
+              <w14:ligatures w14:val="standardContextual"/>
+            </w:rPr>
+          </w:pPr>
+          <w:hyperlink w:anchor="_Toc227185807" w:history="1">
+            <w:r>
+              <w:rPr>
+                <w:rStyle w:val="Hyperlink"/>
+                <w:noProof/>
+              </w:rPr>
+              <w:t>1.2.7.</w:t>
+            </w:r>
+            <w:r>
+              <w:rPr>
+                <w:rFonts w:asciiTheme="minorHAnsi" w:eastAsiaTheme="minorEastAsia" w:hAnsiTheme="minorHAnsi" w:cstheme="minorBidi"/>
+                <w:noProof/>
+                <w:kern w:val="2"/>
+                <w:lang w:eastAsia="en-GB"/>
+                <w14:ligatures w14:val="standardContextual"/>
+              </w:rPr>
+              <w:tab/>
+            </w:r>
+            <w:r>
+              <w:rPr>
+                <w:rStyle w:val="Hyperlink"/>
+                <w:noProof/>
+              </w:rPr>
+              <w:t>Optimizacije state-based CRDT-a</w:t>
+            </w:r>
+            <w:r>
+              <w:rPr>
+                <w:noProof/>
+                <w:webHidden/>
+              </w:rPr>
+              <w:tab/>
+            </w:r>
+            <w:r>
+              <w:rPr>
+                <w:noProof/>
+                <w:webHidden/>
+              </w:rPr>
+              <w:fldChar w:fldCharType="begin"/>
+            </w:r>
+            <w:r>
+              <w:rPr>
+                <w:noProof/>
+                <w:webHidden/>
+              </w:rPr>
+              <w:instrText xml:space="preserve"> PAGEREF _Toc227185807 \h </w:instrText>
+            </w:r>
+            <w:r>
+              <w:rPr>
+                <w:noProof/>
+                <w:webHidden/>
+              </w:rPr>
+            </w:r>
+            <w:r>
+              <w:rPr>
+                <w:noProof/>
+                <w:webHidden/>
+              </w:rPr>
+              <w:fldChar w:fldCharType="separate"/>
+            </w:r>
+            <w:r>
+              <w:rPr>
+                <w:noProof/>
+                <w:webHidden/>
+              </w:rPr>
+              <w:t>6</w:t>
+            </w:r>
+            <w:r>
+              <w:rPr>
+                <w:noProof/>
+                <w:webHidden/>
+              </w:rPr>
+              <w:fldChar w:fldCharType="end"/>
+            </w:r>
+          </w:hyperlink>
+        </w:p>
+        <w:p>
+          <w:pPr>
+            <w:pStyle w:val="TOC3"/>
+            <w:tabs>
+              <w:tab w:val="left" w:pos="1440"/>
+              <w:tab w:val="right" w:leader="dot" w:pos="8778"/>
+            </w:tabs>
+            <w:rPr>
+              <w:rFonts w:asciiTheme="minorHAnsi" w:eastAsiaTheme="minorEastAsia" w:hAnsiTheme="minorHAnsi" w:cstheme="minorBidi"/>
+              <w:noProof/>
+              <w:kern w:val="2"/>
+              <w:lang w:eastAsia="en-GB"/>
+              <w14:ligatures w14:val="standardContextual"/>
+            </w:rPr>
+          </w:pPr>
+          <w:hyperlink w:anchor="_Toc227185808" w:history="1">
+            <w:r>
+              <w:rPr>
+                <w:rStyle w:val="Hyperlink"/>
+                <w:noProof/>
+              </w:rPr>
+              <w:t>1.2.8.</w:t>
+            </w:r>
+            <w:r>
+              <w:rPr>
+                <w:rFonts w:asciiTheme="minorHAnsi" w:eastAsiaTheme="minorEastAsia" w:hAnsiTheme="minorHAnsi" w:cstheme="minorBidi"/>
+                <w:noProof/>
+                <w:kern w:val="2"/>
+                <w:lang w:eastAsia="en-GB"/>
+                <w14:ligatures w14:val="standardContextual"/>
+              </w:rPr>
+              <w:tab/>
+            </w:r>
+            <w:r>
+              <w:rPr>
+                <w:rStyle w:val="Hyperlink"/>
+                <w:noProof/>
+              </w:rPr>
+              <w:t>Primjena u stvarnim sustavima</w:t>
+            </w:r>
+            <w:r>
+              <w:rPr>
+                <w:noProof/>
+                <w:webHidden/>
+              </w:rPr>
+              <w:tab/>
+            </w:r>
+            <w:r>
+              <w:rPr>
+                <w:noProof/>
+                <w:webHidden/>
+              </w:rPr>
+              <w:fldChar w:fldCharType="begin"/>
+            </w:r>
+            <w:r>
+              <w:rPr>
+                <w:noProof/>
+                <w:webHidden/>
+              </w:rPr>
+              <w:instrText xml:space="preserve"> PAGEREF _Toc227185808 \h </w:instrText>
+            </w:r>
+            <w:r>
+              <w:rPr>
+                <w:noProof/>
+                <w:webHidden/>
+              </w:rPr>
+            </w:r>
+            <w:r>
+              <w:rPr>
+                <w:noProof/>
+                <w:webHidden/>
+              </w:rPr>
+              <w:fldChar w:fldCharType="separate"/>
+            </w:r>
+            <w:r>
+              <w:rPr>
+                <w:noProof/>
+                <w:webHidden/>
+              </w:rPr>
+              <w:t>6</w:t>
+            </w:r>
+            <w:r>
+              <w:rPr>
+                <w:noProof/>
+                <w:webHidden/>
+              </w:rPr>
+              <w:fldChar w:fldCharType="end"/>
+            </w:r>
+          </w:hyperlink>
+        </w:p>
+        <w:p>
+          <w:pPr>
+            <w:pStyle w:val="TOC2"/>
+            <w:tabs>
+              <w:tab w:val="left" w:pos="960"/>
+              <w:tab w:val="right" w:leader="dot" w:pos="8778"/>
+            </w:tabs>
+            <w:rPr>
+              <w:rFonts w:asciiTheme="minorHAnsi" w:eastAsiaTheme="minorEastAsia" w:hAnsiTheme="minorHAnsi" w:cstheme="minorBidi"/>
+              <w:noProof/>
+              <w:kern w:val="2"/>
+              <w:lang w:eastAsia="en-GB"/>
+              <w14:ligatures w14:val="standardContextual"/>
+            </w:rPr>
+          </w:pPr>
+          <w:hyperlink w:anchor="_Toc227185809" w:history="1">
+            <w:r>
+              <w:rPr>
+                <w:rStyle w:val="Hyperlink"/>
+                <w:noProof/>
+              </w:rPr>
+              <w:t>1.3.</w:t>
+            </w:r>
+            <w:r>
+              <w:rPr>
+                <w:rFonts w:asciiTheme="minorHAnsi" w:eastAsiaTheme="minorEastAsia" w:hAnsiTheme="minorHAnsi" w:cstheme="minorBidi"/>
+                <w:noProof/>
+                <w:kern w:val="2"/>
+                <w:lang w:eastAsia="en-GB"/>
+                <w14:ligatures w14:val="standardContextual"/>
+              </w:rPr>
+              <w:tab/>
+            </w:r>
+            <w:r>
+              <w:rPr>
+                <w:rStyle w:val="Hyperlink"/>
+                <w:noProof/>
+              </w:rPr>
+              <w:t>Operation-based CRDT (CmRDT)</w:t>
+            </w:r>
+            <w:r>
+              <w:rPr>
+                <w:noProof/>
+                <w:webHidden/>
+              </w:rPr>
+              <w:tab/>
+            </w:r>
+            <w:r>
+              <w:rPr>
+                <w:noProof/>
+                <w:webHidden/>
+              </w:rPr>
+              <w:fldChar w:fldCharType="begin"/>
+            </w:r>
+            <w:r>
+              <w:rPr>
+                <w:noProof/>
+                <w:webHidden/>
+              </w:rPr>
+              <w:instrText xml:space="preserve"> PAGEREF _Toc227185809 \h </w:instrText>
+            </w:r>
+            <w:r>
+              <w:rPr>
+                <w:noProof/>
+                <w:webHidden/>
+              </w:rPr>
+            </w:r>
+            <w:r>
+              <w:rPr>
+                <w:noProof/>
+                <w:webHidden/>
+              </w:rPr>
+              <w:fldChar w:fldCharType="separate"/>
+            </w:r>
+            <w:r>
+              <w:rPr>
+                <w:noProof/>
+                <w:webHidden/>
+              </w:rPr>
+              <w:t>7</w:t>
+            </w:r>
+            <w:r>
+              <w:rPr>
+                <w:noProof/>
+                <w:webHidden/>
+              </w:rPr>
+              <w:fldChar w:fldCharType="end"/>
+            </w:r>
+          </w:hyperlink>
+        </w:p>
+        <w:p>
+          <w:pPr>
+            <w:pStyle w:val="TOC1"/>
+            <w:tabs>
+              <w:tab w:val="right" w:leader="dot" w:pos="8778"/>
+            </w:tabs>
+            <w:rPr>
+              <w:rFonts w:asciiTheme="minorHAnsi" w:eastAsiaTheme="minorEastAsia" w:hAnsiTheme="minorHAnsi" w:cstheme="minorBidi"/>
+              <w:noProof/>
+              <w:kern w:val="2"/>
+              <w:lang w:eastAsia="en-GB"/>
+              <w14:ligatures w14:val="standardContextual"/>
+            </w:rPr>
+          </w:pPr>
+          <w:hyperlink w:anchor="_Toc227185810" w:history="1">
+            <w:r>
+              <w:rPr>
+                <w:rStyle w:val="Hyperlink"/>
+                <w:noProof/>
+              </w:rPr>
+              <w:t>Zaključak</w:t>
+            </w:r>
+            <w:r>
+              <w:rPr>
+                <w:noProof/>
+                <w:webHidden/>
+              </w:rPr>
+              <w:tab/>
+            </w:r>
+            <w:r>
+              <w:rPr>
+                <w:noProof/>
+                <w:webHidden/>
+              </w:rPr>
+              <w:fldChar w:fldCharType="begin"/>
+            </w:r>
+            <w:r>
+              <w:rPr>
+                <w:noProof/>
+                <w:webHidden/>
+              </w:rPr>
+              <w:instrText xml:space="preserve"> PAGEREF _Toc227185810 \h </w:instrText>
+            </w:r>
+            <w:r>
+              <w:rPr>
+                <w:noProof/>
+                <w:webHidden/>
+              </w:rPr>
+            </w:r>
+            <w:r>
+              <w:rPr>
+                <w:noProof/>
+                <w:webHidden/>
+              </w:rPr>
+              <w:fldChar w:fldCharType="separate"/>
+            </w:r>
+            <w:r>
+              <w:rPr>
+                <w:noProof/>
+                <w:webHidden/>
+              </w:rPr>
+              <w:t>10</w:t>
+            </w:r>
+            <w:r>
+              <w:rPr>
+                <w:noProof/>
+                <w:webHidden/>
+              </w:rPr>
+              <w:fldChar w:fldCharType="end"/>
+            </w:r>
+          </w:hyperlink>
+        </w:p>
+        <w:p>
+          <w:pPr>
+            <w:pStyle w:val="TOC1"/>
+            <w:tabs>
+              <w:tab w:val="right" w:leader="dot" w:pos="8778"/>
+            </w:tabs>
+            <w:rPr>
+              <w:rFonts w:asciiTheme="minorHAnsi" w:eastAsiaTheme="minorEastAsia" w:hAnsiTheme="minorHAnsi" w:cstheme="minorBidi"/>
+              <w:noProof/>
+              <w:kern w:val="2"/>
+              <w:lang w:eastAsia="en-GB"/>
+              <w14:ligatures w14:val="standardContextual"/>
+            </w:rPr>
+          </w:pPr>
+          <w:hyperlink w:anchor="_Toc227185811" w:history="1">
+            <w:r>
+              <w:rPr>
+                <w:rStyle w:val="Hyperlink"/>
+                <w:noProof/>
+              </w:rPr>
+              <w:t>Literatura</w:t>
+            </w:r>
+            <w:r>
+              <w:rPr>
+                <w:noProof/>
+                <w:webHidden/>
+              </w:rPr>
+              <w:tab/>
+            </w:r>
+            <w:r>
+              <w:rPr>
+                <w:noProof/>
+                <w:webHidden/>
+              </w:rPr>
+              <w:fldChar w:fldCharType="begin"/>
+            </w:r>
+            <w:r>
+              <w:rPr>
+                <w:noProof/>
+                <w:webHidden/>
+              </w:rPr>
+              <w:instrText xml:space="preserve"> PAGEREF _Toc227185811 \h </w:instrText>
+            </w:r>
+            <w:r>
+              <w:rPr>
+                <w:noProof/>
+                <w:webHidden/>
+              </w:rPr>
+            </w:r>
+            <w:r>
+              <w:rPr>
+                <w:noProof/>
+                <w:webHidden/>
+              </w:rPr>
+              <w:fldChar w:fldCharType="separate"/>
+            </w:r>
+            <w:r>
+              <w:rPr>
+                <w:noProof/>
+                <w:webHidden/>
+              </w:rPr>
+              <w:t>11</w:t>
+            </w:r>
+            <w:r>
+              <w:rPr>
+                <w:noProof/>
+                <w:webHidden/>
+              </w:rPr>
+              <w:fldChar w:fldCharType="end"/>
+            </w:r>
+          </w:hyperlink>
+        </w:p>
+        <w:p>
+          <w:pPr>
+            <w:pStyle w:val="TOC1"/>
+            <w:tabs>
+              <w:tab w:val="right" w:leader="dot" w:pos="8778"/>
+            </w:tabs>
+            <w:rPr>
+              <w:rFonts w:asciiTheme="minorHAnsi" w:eastAsiaTheme="minorEastAsia" w:hAnsiTheme="minorHAnsi" w:cstheme="minorBidi"/>
+              <w:noProof/>
+              <w:kern w:val="2"/>
+              <w:lang w:eastAsia="en-GB"/>
+              <w14:ligatures w14:val="standardContextual"/>
+            </w:rPr>
+          </w:pPr>
+          <w:hyperlink w:anchor="_Toc227185812" w:history="1">
+            <w:r>
+              <w:rPr>
+                <w:rStyle w:val="Hyperlink"/>
+                <w:noProof/>
+              </w:rPr>
+              <w:t>Sažetak</w:t>
+            </w:r>
+            <w:r>
+              <w:rPr>
+                <w:noProof/>
+                <w:webHidden/>
+              </w:rPr>
+              <w:tab/>
+            </w:r>
+            <w:r>
+              <w:rPr>
+                <w:noProof/>
+                <w:webHidden/>
+              </w:rPr>
+              <w:fldChar w:fldCharType="begin"/>
+            </w:r>
+            <w:r>
+              <w:rPr>
+                <w:noProof/>
+                <w:webHidden/>
+              </w:rPr>
+              <w:instrText xml:space="preserve"> PAGEREF _Toc227185812 \h </w:instrText>
+            </w:r>
+            <w:r>
+              <w:rPr>
+                <w:noProof/>
+                <w:webHidden/>
+              </w:rPr>
+            </w:r>
+            <w:r>
+              <w:rPr>
+                <w:noProof/>
+                <w:webHidden/>
+              </w:rPr>
+              <w:fldChar w:fldCharType="separate"/>
+            </w:r>
+            <w:r>
+              <w:rPr>
+                <w:noProof/>
+                <w:webHidden/>
+              </w:rPr>
+              <w:t>12</w:t>
+            </w:r>
+            <w:r>
+              <w:rPr>
+                <w:noProof/>
+                <w:webHidden/>
+              </w:rPr>
+              <w:fldChar w:fldCharType="end"/>
+            </w:r>
+          </w:hyperlink>
+        </w:p>
+        <w:p>
+          <w:pPr>
+            <w:pStyle w:val="TOC1"/>
+            <w:tabs>
+              <w:tab w:val="right" w:leader="dot" w:pos="8778"/>
+            </w:tabs>
+            <w:rPr>
+              <w:rFonts w:asciiTheme="minorHAnsi" w:eastAsiaTheme="minorEastAsia" w:hAnsiTheme="minorHAnsi" w:cstheme="minorBidi"/>
+              <w:noProof/>
+              <w:kern w:val="2"/>
+              <w:lang w:eastAsia="en-GB"/>
+              <w14:ligatures w14:val="standardContextual"/>
+            </w:rPr>
+          </w:pPr>
+          <w:hyperlink w:anchor="_Toc227185813" w:history="1">
+            <w:r>
+              <w:rPr>
+                <w:rStyle w:val="Hyperlink"/>
+                <w:noProof/>
+              </w:rPr>
+              <w:t>Summary</w:t>
+            </w:r>
+            <w:r>
+              <w:rPr>
+                <w:noProof/>
+                <w:webHidden/>
+              </w:rPr>
+              <w:tab/>
+            </w:r>
+            <w:r>
+              <w:rPr>
+                <w:noProof/>
+                <w:webHidden/>
+              </w:rPr>
+              <w:fldChar w:fldCharType="begin"/>
+            </w:r>
+            <w:r>
+              <w:rPr>
+                <w:noProof/>
+                <w:webHidden/>
+              </w:rPr>
+              <w:instrText xml:space="preserve"> PAGEREF _Toc227185813 \h </w:instrText>
+            </w:r>
+            <w:r>
+              <w:rPr>
+                <w:noProof/>
+                <w:webHidden/>
+              </w:rPr>
+            </w:r>
+            <w:r>
+              <w:rPr>
+                <w:noProof/>
+                <w:webHidden/>
+              </w:rPr>
+              <w:fldChar w:fldCharType="separate"/>
+            </w:r>
+            <w:r>
+              <w:rPr>
+                <w:noProof/>
+                <w:webHidden/>
+              </w:rPr>
+              <w:t>13</w:t>
+            </w:r>
+            <w:r>
+              <w:rPr>
+                <w:noProof/>
+                <w:webHidden/>
+              </w:rPr>
+              <w:fldChar w:fldCharType="end"/>
+            </w:r>
+          </w:hyperlink>
+        </w:p>
+        <w:p>
+          <w:pPr>
+            <w:pStyle w:val="TOC1"/>
+            <w:tabs>
+              <w:tab w:val="right" w:leader="dot" w:pos="8778"/>
+            </w:tabs>
+            <w:rPr>
+              <w:rFonts w:asciiTheme="minorHAnsi" w:eastAsiaTheme="minorEastAsia" w:hAnsiTheme="minorHAnsi" w:cstheme="minorBidi"/>
+              <w:noProof/>
+              <w:kern w:val="2"/>
+              <w:lang w:eastAsia="en-GB"/>
+              <w14:ligatures w14:val="standardContextual"/>
+            </w:rPr>
+          </w:pPr>
+          <w:hyperlink w:anchor="_Toc227185814" w:history="1">
+            <w:r>
+              <w:rPr>
+                <w:rStyle w:val="Hyperlink"/>
+                <w:noProof/>
+              </w:rPr>
+              <w:t>Skraćenice</w:t>
+            </w:r>
+            <w:r>
+              <w:rPr>
+                <w:noProof/>
+                <w:webHidden/>
+              </w:rPr>
+              <w:tab/>
+            </w:r>
+            <w:r>
+              <w:rPr>
+                <w:noProof/>
+                <w:webHidden/>
+              </w:rPr>
+              <w:fldChar w:fldCharType="begin"/>
+            </w:r>
+            <w:r>
+              <w:rPr>
+                <w:noProof/>
+                <w:webHidden/>
+              </w:rPr>
+              <w:instrText xml:space="preserve"> PAGEREF _Toc227185814 \h </w:instrText>
+            </w:r>
+            <w:r>
+              <w:rPr>
+                <w:noProof/>
+                <w:webHidden/>
+              </w:rPr>
+            </w:r>
+            <w:r>
+              <w:rPr>
+                <w:noProof/>
+                <w:webHidden/>
+              </w:rPr>
+              <w:fldChar w:fldCharType="separate"/>
+            </w:r>
+            <w:r>
+              <w:rPr>
+                <w:noProof/>
+                <w:webHidden/>
+              </w:rPr>
+              <w:t>14</w:t>
+            </w:r>
+            <w:r>
+              <w:rPr>
+                <w:noProof/>
+                <w:webHidden/>
+              </w:rPr>
+              <w:fldChar w:fldCharType="end"/>
+            </w:r>
+          </w:hyperlink>
+        </w:p>
+        <w:p>
+          <w:pPr>
+            <w:pStyle w:val="TOC1"/>
+            <w:tabs>
+              <w:tab w:val="right" w:leader="dot" w:pos="8778"/>
+            </w:tabs>
+            <w:rPr>
+              <w:rFonts w:asciiTheme="minorHAnsi" w:eastAsiaTheme="minorEastAsia" w:hAnsiTheme="minorHAnsi" w:cstheme="minorBidi"/>
+              <w:noProof/>
+              <w:kern w:val="2"/>
+              <w:lang w:eastAsia="en-GB"/>
+              <w14:ligatures w14:val="standardContextual"/>
+            </w:rPr>
+          </w:pPr>
+          <w:hyperlink w:anchor="_Toc227185815" w:history="1">
+            <w:r>
+              <w:rPr>
+                <w:rStyle w:val="Hyperlink"/>
+                <w:noProof/>
+              </w:rPr>
+              <w:t>Privitak</w:t>
+            </w:r>
+            <w:r>
+              <w:rPr>
+                <w:noProof/>
+                <w:webHidden/>
+              </w:rPr>
+              <w:tab/>
+            </w:r>
+            <w:r>
+              <w:rPr>
+                <w:noProof/>
+                <w:webHidden/>
+              </w:rPr>
+              <w:fldChar w:fldCharType="begin"/>
+            </w:r>
+            <w:r>
+              <w:rPr>
+                <w:noProof/>
+                <w:webHidden/>
+              </w:rPr>
+              <w:instrText xml:space="preserve"> PAGEREF _Toc227185815 \h </w:instrText>
+            </w:r>
+            <w:r>
+              <w:rPr>
+                <w:noProof/>
+                <w:webHidden/>
+              </w:rPr>
+            </w:r>
+            <w:r>
+              <w:rPr>
+                <w:noProof/>
+                <w:webHidden/>
+              </w:rPr>
+              <w:fldChar w:fldCharType="separate"/>
+            </w:r>
+            <w:r>
+              <w:rPr>
+                <w:noProof/>
+                <w:webHidden/>
+              </w:rPr>
+              <w:t>15</w:t>
+            </w:r>
+            <w:r>
+              <w:rPr>
+                <w:noProof/>
+                <w:webHidden/>
+              </w:rPr>
+              <w:fldChar w:fldCharType="end"/>
+            </w:r>
+          </w:hyperlink>
+        </w:p>
+        <w:p>
+          <w:r>
+            <w:rPr>
+              <w:b/>
+              <w:bCs/>
+              <w:noProof/>
+            </w:rPr>
+            <w:fldChar w:fldCharType="end"/>
+          </w:r>
+        </w:p>
+      </w:sdtContent>
+    </w:sdt>
     <w:p>
       <w:pPr>
         <w:jc w:val="left"/>
         <w:sectPr>
-          <w:footerReference w:type="first" r:id="rId15"/>
+          <w:footerReference w:type="first" r:id="rId14"/>
           <w:pgSz w:w="11907" w:h="16840" w:code="9"/>
           <w:pgMar w:top="1418" w:right="1418" w:bottom="1418" w:left="1701" w:header="851" w:footer="567" w:gutter="0"/>
           <w:pgNumType w:fmt="lowerRoman"/>
@@ -1957,11 +2273,13 @@
         </w:numPr>
       </w:pPr>
       <w:bookmarkStart w:id="1" w:name="_Toc23263729"/>
+      <w:bookmarkStart w:id="2" w:name="_Toc227185797"/>
       <w:r>
         <w:lastRenderedPageBreak/>
         <w:t>Uvod</w:t>
       </w:r>
       <w:bookmarkEnd w:id="1"/>
+      <w:bookmarkEnd w:id="2"/>
     </w:p>
     <w:p>
       <w:r>
@@ -2015,10 +2333,12 @@
       <w:pPr>
         <w:pStyle w:val="Heading1"/>
       </w:pPr>
+      <w:bookmarkStart w:id="3" w:name="_Toc227185798"/>
       <w:r>
         <w:lastRenderedPageBreak/>
         <w:t>CRDT modeli</w:t>
       </w:r>
+      <w:bookmarkEnd w:id="3"/>
     </w:p>
     <w:p>
       <w:r>
@@ -2049,9 +2369,11 @@
       <w:pPr>
         <w:pStyle w:val="Heading2"/>
       </w:pPr>
+      <w:bookmarkStart w:id="4" w:name="_Toc227185799"/>
       <w:r>
         <w:t>Osnovni koncepti CRDT-a</w:t>
       </w:r>
+      <w:bookmarkEnd w:id="4"/>
     </w:p>
     <w:p>
       <w:r>
@@ -2222,9 +2544,11 @@
       <w:pPr>
         <w:pStyle w:val="Heading2"/>
       </w:pPr>
+      <w:bookmarkStart w:id="5" w:name="_Toc227185800"/>
       <w:r>
         <w:t>State-based CRDT (CvRDT)</w:t>
       </w:r>
+      <w:bookmarkEnd w:id="5"/>
     </w:p>
     <w:p>
       <w:r>
@@ -2255,12 +2579,11 @@
       <w:pPr>
         <w:pStyle w:val="Heading3"/>
       </w:pPr>
-      <w:r>
-        <w:t>I</w:t>
-      </w:r>
-      <w:r>
-        <w:t>deja i princip rada</w:t>
-      </w:r>
+      <w:bookmarkStart w:id="6" w:name="_Toc227185801"/>
+      <w:r>
+        <w:t>Ideja i princip rada</w:t>
+      </w:r>
+      <w:bookmarkEnd w:id="6"/>
     </w:p>
     <w:p>
       <w:r>
@@ -2290,13 +2613,7 @@
         </w:numPr>
       </w:pPr>
       <w:r>
-        <w:t xml:space="preserve">Lokalna izmjena </w:t>
-      </w:r>
-      <w:r>
-        <w:t>-</w:t>
-      </w:r>
-      <w:r>
-        <w:t xml:space="preserve"> čvor primjenjuje promjenu nad svojom lokalnom replikom. </w:t>
+        <w:t xml:space="preserve">Lokalna izmjena - čvor primjenjuje promjenu nad svojom lokalnom replikom. </w:t>
       </w:r>
     </w:p>
     <w:p>
@@ -2307,13 +2624,7 @@
         </w:numPr>
       </w:pPr>
       <w:r>
-        <w:t xml:space="preserve">Razmjena stanja </w:t>
-      </w:r>
-      <w:r>
-        <w:t>-</w:t>
-      </w:r>
-      <w:r>
-        <w:t xml:space="preserve"> čvor šalje svoje trenutno stanje drugim replikama. </w:t>
+        <w:t xml:space="preserve">Razmjena stanja - čvor šalje svoje trenutno stanje drugim replikama. </w:t>
       </w:r>
     </w:p>
     <w:p>
@@ -2324,13 +2635,7 @@
         </w:numPr>
       </w:pPr>
       <w:r>
-        <w:t xml:space="preserve">Spajanje (merge) </w:t>
-      </w:r>
-      <w:r>
-        <w:t>-</w:t>
-      </w:r>
-      <w:r>
-        <w:t xml:space="preserve"> primljeno stanje kombinira se s lokalnim stanjem koristeći determinističku funkciju. </w:t>
+        <w:t xml:space="preserve">Spajanje (merge) - primljeno stanje kombinira se s lokalnim stanjem koristeći determinističku funkciju. </w:t>
       </w:r>
     </w:p>
     <w:p>
@@ -2353,10 +2658,12 @@
       <w:pPr>
         <w:pStyle w:val="Heading3"/>
       </w:pPr>
+      <w:bookmarkStart w:id="7" w:name="_Toc227185802"/>
       <w:r>
         <w:lastRenderedPageBreak/>
         <w:t>Matematička osnova</w:t>
       </w:r>
+      <w:bookmarkEnd w:id="7"/>
     </w:p>
     <w:p>
       <w:r>
@@ -2479,9 +2786,11 @@
       <w:pPr>
         <w:pStyle w:val="Heading3"/>
       </w:pPr>
+      <w:bookmarkStart w:id="8" w:name="_Toc227185803"/>
       <w:r>
         <w:t>Mehanizam spajanja (merge funkcija)</w:t>
       </w:r>
+      <w:bookmarkEnd w:id="8"/>
     </w:p>
     <w:p>
       <w:r>
@@ -2568,10 +2877,12 @@
       <w:pPr>
         <w:pStyle w:val="Heading3"/>
       </w:pPr>
+      <w:bookmarkStart w:id="9" w:name="_Toc227185804"/>
       <w:r>
         <w:lastRenderedPageBreak/>
         <w:t>Primjeri state-based CRDT struktura</w:t>
       </w:r>
+      <w:bookmarkEnd w:id="9"/>
     </w:p>
     <w:p>
       <w:pPr>
@@ -2765,9 +3076,11 @@
       <w:pPr>
         <w:pStyle w:val="Heading3"/>
       </w:pPr>
+      <w:bookmarkStart w:id="10" w:name="_Toc227185805"/>
       <w:r>
         <w:t>Prednosti state-based pristupa</w:t>
       </w:r>
+      <w:bookmarkEnd w:id="10"/>
     </w:p>
     <w:p>
       <w:r>
@@ -2783,13 +3096,7 @@
         </w:numPr>
       </w:pPr>
       <w:r>
-        <w:t>Jednostavnost implementacije</w:t>
-      </w:r>
-      <w:r>
-        <w:t xml:space="preserve"> - n</w:t>
-      </w:r>
-      <w:r>
-        <w:t>ema potrebe za kompleksnim protokolima za razmjenu operacija.</w:t>
+        <w:t>Jednostavnost implementacije - nema potrebe za kompleksnim protokolima za razmjenu operacija.</w:t>
       </w:r>
     </w:p>
     <w:p>
@@ -2802,13 +3109,7 @@
       </w:pPr>
       <w:r>
         <w:lastRenderedPageBreak/>
-        <w:t>Otpornost na mrežne probleme</w:t>
-      </w:r>
-      <w:r>
-        <w:t xml:space="preserve"> - s</w:t>
-      </w:r>
-      <w:r>
-        <w:t>ustav tolerira gubitak, dupliciranje i promjenu redoslijeda poruka.</w:t>
+        <w:t>Otpornost na mrežne probleme - sustav tolerira gubitak, dupliciranje i promjenu redoslijeda poruka.</w:t>
       </w:r>
     </w:p>
     <w:p>
@@ -2820,16 +3121,7 @@
         </w:numPr>
       </w:pPr>
       <w:r>
-        <w:t>N</w:t>
-      </w:r>
-      <w:r>
-        <w:t>eovisnost o redoslijedu poruka</w:t>
-      </w:r>
-      <w:r>
-        <w:t xml:space="preserve"> - z</w:t>
-      </w:r>
-      <w:r>
-        <w:t>bog idempotentnosti i komutativnosti nije važno kojim redoslijedom stanja dolaze.</w:t>
+        <w:t>Neovisnost o redoslijedu poruka - zbog idempotentnosti i komutativnosti nije važno kojim redoslijedom stanja dolaze.</w:t>
       </w:r>
     </w:p>
     <w:p>
@@ -2841,22 +3133,18 @@
         </w:numPr>
       </w:pPr>
       <w:r>
-        <w:t>Pogodnost za offline-first aplikacije</w:t>
-      </w:r>
-      <w:r>
-        <w:t xml:space="preserve"> - k</w:t>
-      </w:r>
-      <w:r>
-        <w:t>lijenti mogu raditi potpuno lokalno i sinkronizirati se kasnije.</w:t>
+        <w:t>Pogodnost za offline-first aplikacije - klijenti mogu raditi potpuno lokalno i sinkronizirati se kasnije.</w:t>
       </w:r>
     </w:p>
     <w:p>
       <w:pPr>
         <w:pStyle w:val="Heading3"/>
       </w:pPr>
+      <w:bookmarkStart w:id="11" w:name="_Toc227185806"/>
       <w:r>
         <w:t>Nedostaci i ograničenja</w:t>
       </w:r>
+      <w:bookmarkEnd w:id="11"/>
     </w:p>
     <w:p>
       <w:r>
@@ -2872,13 +3160,7 @@
         </w:numPr>
       </w:pPr>
       <w:r>
-        <w:t>Velika količina podataka za prijenos</w:t>
-      </w:r>
-      <w:r>
-        <w:t xml:space="preserve"> - s</w:t>
-      </w:r>
-      <w:r>
-        <w:t>vaka sinkronizacija uključuje slanje cijelog stanja, što može biti problem kod velikih struktura.</w:t>
+        <w:t>Velika količina podataka za prijenos - svaka sinkronizacija uključuje slanje cijelog stanja, što može biti problem kod velikih struktura.</w:t>
       </w:r>
     </w:p>
     <w:p>
@@ -2890,13 +3172,7 @@
         </w:numPr>
       </w:pPr>
       <w:r>
-        <w:t>Rast memorijskih zahtjeva</w:t>
-      </w:r>
-      <w:r>
-        <w:t xml:space="preserve"> - s</w:t>
-      </w:r>
-      <w:r>
-        <w:t>tanje može rasti tijekom vremena (npr. pohrana metapodataka).</w:t>
+        <w:t>Rast memorijskih zahtjeva - stanje može rasti tijekom vremena (npr. pohrana metapodataka).</w:t>
       </w:r>
     </w:p>
     <w:p>
@@ -2908,22 +3184,18 @@
         </w:numPr>
       </w:pPr>
       <w:r>
-        <w:t>Manja efikasnost kod čestih promjena</w:t>
-      </w:r>
-      <w:r>
-        <w:t xml:space="preserve"> - u</w:t>
-      </w:r>
-      <w:r>
-        <w:t xml:space="preserve"> usporedbi s operation-based pristupom, prijenos cijelog stanja može biti neefikasan.</w:t>
+        <w:t>Manja efikasnost kod čestih promjena - u usporedbi s operation-based pristupom, prijenos cijelog stanja može biti neefikasan.</w:t>
       </w:r>
     </w:p>
     <w:p>
       <w:pPr>
         <w:pStyle w:val="Heading3"/>
       </w:pPr>
+      <w:bookmarkStart w:id="12" w:name="_Toc227185807"/>
       <w:r>
         <w:t>Optimizacije state-based CRDT-a</w:t>
       </w:r>
+      <w:bookmarkEnd w:id="12"/>
     </w:p>
     <w:p>
       <w:r>
@@ -2939,13 +3211,7 @@
         </w:numPr>
       </w:pPr>
       <w:r>
-        <w:t>Delta-state CRDT (Δ-CRDT)</w:t>
-      </w:r>
-      <w:r>
-        <w:t xml:space="preserve"> - u</w:t>
-      </w:r>
-      <w:r>
-        <w:t>mjesto slanja cijelog stanja, šalju se samo promjene</w:t>
+        <w:t>Delta-state CRDT (Δ-CRDT) - umjesto slanja cijelog stanja, šalju se samo promjene</w:t>
       </w:r>
     </w:p>
     <w:p>
@@ -2957,13 +3223,7 @@
         </w:numPr>
       </w:pPr>
       <w:r>
-        <w:t>Kompresija stanja</w:t>
-      </w:r>
-      <w:r>
-        <w:t xml:space="preserve"> - u</w:t>
-      </w:r>
-      <w:r>
-        <w:t>klanjanje zastarjelih ili redundantnih podataka.</w:t>
+        <w:t>Kompresija stanja - uklanjanje zastarjelih ili redundantnih podataka.</w:t>
       </w:r>
     </w:p>
     <w:p>
@@ -2975,33 +3235,21 @@
         </w:numPr>
       </w:pPr>
       <w:r>
-        <w:t>Periodična sinkronizacija</w:t>
-      </w:r>
-      <w:r>
-        <w:t xml:space="preserve"> - u</w:t>
-      </w:r>
-      <w:r>
-        <w:t>mjesto stalne razmjene, sinkronizacija se vrši u određenim intervalima.</w:t>
+        <w:t>Periodična sinkronizacija - umjesto stalne razmjene, sinkronizacija se vrši u određenim intervalima.</w:t>
       </w:r>
     </w:p>
     <w:p>
       <w:pPr>
         <w:pStyle w:val="Heading3"/>
       </w:pPr>
+      <w:bookmarkStart w:id="13" w:name="_Toc227185808"/>
       <w:r>
         <w:t>Primjena u stvarnim sustavima</w:t>
       </w:r>
-    </w:p>
-    <w:p>
-      <w:pPr>
-        <w:rPr>
-          <w:lang w:val="en-GB"/>
-        </w:rPr>
-      </w:pPr>
-      <w:r>
-        <w:rPr>
-          <w:lang w:val="en-GB"/>
-        </w:rPr>
+      <w:bookmarkEnd w:id="13"/>
+    </w:p>
+    <w:p>
+      <w:r>
         <w:t>State-based CRDT modeli koriste se u različitim sustavima:</w:t>
       </w:r>
     </w:p>
@@ -3011,14 +3259,8 @@
           <w:ilvl w:val="0"/>
           <w:numId w:val="40"/>
         </w:numPr>
-        <w:rPr>
-          <w:lang w:val="en-GB"/>
-        </w:rPr>
-      </w:pPr>
-      <w:r>
-        <w:rPr>
-          <w:lang w:val="en-GB"/>
-        </w:rPr>
+      </w:pPr>
+      <w:r>
         <w:t xml:space="preserve">distribuirane baze podataka, </w:t>
       </w:r>
     </w:p>
@@ -3028,14 +3270,8 @@
           <w:ilvl w:val="0"/>
           <w:numId w:val="40"/>
         </w:numPr>
-        <w:rPr>
-          <w:lang w:val="en-GB"/>
-        </w:rPr>
-      </w:pPr>
-      <w:r>
-        <w:rPr>
-          <w:lang w:val="en-GB"/>
-        </w:rPr>
+      </w:pPr>
+      <w:r>
         <w:t xml:space="preserve">offline-first web i mobilne aplikacije, </w:t>
       </w:r>
     </w:p>
@@ -3045,14 +3281,8 @@
           <w:ilvl w:val="0"/>
           <w:numId w:val="40"/>
         </w:numPr>
-        <w:rPr>
-          <w:lang w:val="en-GB"/>
-        </w:rPr>
-      </w:pPr>
-      <w:r>
-        <w:rPr>
-          <w:lang w:val="en-GB"/>
-        </w:rPr>
+      </w:pPr>
+      <w:r>
         <w:t xml:space="preserve">sustavi za kolaboraciju (npr. dijeljenje podataka), </w:t>
       </w:r>
     </w:p>
@@ -3062,27 +3292,13 @@
           <w:ilvl w:val="0"/>
           <w:numId w:val="40"/>
         </w:numPr>
-        <w:rPr>
-          <w:lang w:val="en-GB"/>
-        </w:rPr>
-      </w:pPr>
-      <w:r>
-        <w:rPr>
-          <w:lang w:val="en-GB"/>
-        </w:rPr>
+      </w:pPr>
+      <w:r>
         <w:t xml:space="preserve">cache sustavi i edge computing. </w:t>
       </w:r>
     </w:p>
     <w:p>
-      <w:pPr>
-        <w:rPr>
-          <w:lang w:val="en-GB"/>
-        </w:rPr>
-      </w:pPr>
-      <w:r>
-        <w:rPr>
-          <w:lang w:val="en-GB"/>
-        </w:rPr>
+      <w:r>
         <w:t>Posebno su korisni u okruženjima gdje mreža nije pouzdana ili gdje je latencija visoka.</w:t>
       </w:r>
     </w:p>
@@ -3092,223 +3308,1009 @@
       <w:pPr>
         <w:pStyle w:val="Heading2"/>
       </w:pPr>
+      <w:bookmarkStart w:id="14" w:name="_Toc227185809"/>
       <w:r>
         <w:t>Operation-based CRDT (CmRDT)</w:t>
       </w:r>
-    </w:p>
-    <w:p>
+      <w:bookmarkEnd w:id="14"/>
+    </w:p>
+    <w:p>
+      <w:pPr>
+        <w:pStyle w:val="NormalWeb"/>
+        <w:rPr>
+          <w:lang w:eastAsia="en-GB"/>
+        </w:rPr>
+      </w:pPr>
       <w:r>
         <w:t>Operation-based CRDT modeli (</w:t>
+      </w:r>
+      <w:r>
+        <w:rPr>
+          <w:rStyle w:val="Emphasis"/>
+        </w:rPr>
+        <w:t>Commutative Replicated Data Types</w:t>
+      </w:r>
+      <w:r>
+        <w:t>, CmRDT) predstavljaju alternativni pristup implementaciji konfliktno-slobodnih repliciranih tipova podataka. Za razliku od state-based modela, koji se oslanja na razmjenu cjelokupnog stanja, operation-based CRDT temelji se na razmjeni operacija koje su primijenjene nad podacima.</w:t>
+      </w:r>
+    </w:p>
+    <w:p>
+      <w:pPr>
+        <w:pStyle w:val="NormalWeb"/>
+      </w:pPr>
+      <w:r>
+        <w:t>Ovaj pristup omogućuje efikasniju komunikaciju između replika, ali uz dodatne zahtjeve u pogledu pouzdanosti i redoslijeda isporuke poruka.</w:t>
+      </w:r>
+    </w:p>
+    <w:p>
+      <w:pPr>
+        <w:pStyle w:val="Heading3"/>
+      </w:pPr>
+      <w:r>
+        <w:t>Osnovna ideja i način rada</w:t>
+      </w:r>
+    </w:p>
+    <w:p>
+      <w:r>
+        <w:t>U operation-based CRDT modelu svaka promjena nad podacima modelira se kao operacija koja se izvršava lokalno, a zatim propagira drugim replikama.</w:t>
+      </w:r>
+    </w:p>
+    <w:p>
+      <w:r>
+        <w:t>Proces rada uključuje sljedeće korake:</w:t>
+      </w:r>
+    </w:p>
+    <w:p>
+      <w:pPr>
+        <w:numPr>
+          <w:ilvl w:val="0"/>
+          <w:numId w:val="41"/>
+        </w:numPr>
+      </w:pPr>
+      <w:r>
+        <w:t xml:space="preserve">Generiranje operacije – korisnik izvršava akciju (npr. dodavanje elementa), čime nastaje operacija. </w:t>
+      </w:r>
+    </w:p>
+    <w:p>
+      <w:pPr>
+        <w:numPr>
+          <w:ilvl w:val="0"/>
+          <w:numId w:val="41"/>
+        </w:numPr>
+      </w:pPr>
+      <w:r>
+        <w:t xml:space="preserve">Lokalna primjena – operacija se odmah primjenjuje na lokalnoj replici. </w:t>
+      </w:r>
+    </w:p>
+    <w:p>
+      <w:pPr>
+        <w:numPr>
+          <w:ilvl w:val="0"/>
+          <w:numId w:val="41"/>
+        </w:numPr>
+      </w:pPr>
+      <w:r>
+        <w:t xml:space="preserve">Distribucija operacije – operacija se šalje ostalim čvorovima u sustavu. </w:t>
+      </w:r>
+    </w:p>
+    <w:p>
+      <w:pPr>
+        <w:numPr>
+          <w:ilvl w:val="0"/>
+          <w:numId w:val="41"/>
+        </w:numPr>
+      </w:pPr>
+      <w:r>
+        <w:t xml:space="preserve">Primjena na udaljenim replikama – svaka replika primjenjuje primljenu operaciju. </w:t>
+      </w:r>
+    </w:p>
+    <w:p>
+      <w:r>
+        <w:t>Za razliku od state-based modela, ovdje se ne šalje cjelokupno stanje, već samo informacije o promjeni.</w:t>
+      </w:r>
+    </w:p>
+    <w:p>
+      <w:pPr>
+        <w:pStyle w:val="Heading3"/>
+      </w:pPr>
+      <w:r>
+        <w:t>Zahtjevi sustava</w:t>
+      </w:r>
+    </w:p>
+    <w:p>
+      <w:r>
+        <w:t>Kako bi operation-based CRDT modeli garantirali ispravnost i konvergenciju, sustav mora zadovoljiti određene uvjete:</w:t>
+      </w:r>
+    </w:p>
+    <w:p>
+      <w:pPr>
+        <w:numPr>
+          <w:ilvl w:val="0"/>
+          <w:numId w:val="42"/>
+        </w:numPr>
+      </w:pPr>
+      <w:r>
+        <w:t>Pouzdana isporuka poruka</w:t>
+      </w:r>
+      <w:r>
+        <w:t xml:space="preserve"> - </w:t>
+      </w:r>
+      <w:r>
+        <w:t>Sve operacije moraju biti dostavljene svim replikama (bez gubitaka).</w:t>
+      </w:r>
+    </w:p>
+    <w:p>
+      <w:pPr>
+        <w:numPr>
+          <w:ilvl w:val="0"/>
+          <w:numId w:val="42"/>
+        </w:numPr>
+      </w:pPr>
+      <w:r>
+        <w:t>Jedinstvena isporuka</w:t>
+      </w:r>
+      <w:r>
+        <w:t xml:space="preserve"> </w:t>
+      </w:r>
+      <w:r>
+        <w:t>(</w:t>
+      </w:r>
+      <w:r>
+        <w:t>točno jednom</w:t>
+      </w:r>
+      <w:r>
+        <w:t xml:space="preserve"> ili </w:t>
+      </w:r>
+      <w:r>
+        <w:t>barem jednom</w:t>
+      </w:r>
+      <w:r>
+        <w:t xml:space="preserve"> uz idempotentnost)</w:t>
+      </w:r>
+      <w:r>
+        <w:t xml:space="preserve"> - </w:t>
+      </w:r>
+      <w:r>
+        <w:t>Operacije se ne smiju izgubiti, a duplicirane operacije ne smiju narušiti konzistentnost.</w:t>
+      </w:r>
+    </w:p>
+    <w:p>
+      <w:pPr>
+        <w:numPr>
+          <w:ilvl w:val="0"/>
+          <w:numId w:val="42"/>
+        </w:numPr>
+      </w:pPr>
+      <w:r>
+        <w:lastRenderedPageBreak/>
+        <w:t>Uzročni redoslijed</w:t>
+      </w:r>
+      <w:r>
+        <w:t xml:space="preserve"> - </w:t>
+      </w:r>
+      <w:r>
+        <w:t>Operacije koje su međusobno uzročno povezane moraju biti primijenjene u ispravnom redoslijedu.</w:t>
+      </w:r>
+    </w:p>
+    <w:p>
+      <w:r>
+        <w:t>Ako ovi uvjeti nisu zadovoljeni, može doći do divergencije između replika.</w:t>
+      </w:r>
+    </w:p>
+    <w:p>
+      <w:pPr>
+        <w:pStyle w:val="Heading3"/>
+      </w:pPr>
+      <w:r>
+        <w:t>Svojstva operacija</w:t>
+      </w:r>
+    </w:p>
+    <w:p>
+      <w:r>
+        <w:t>Ključna karakteristika operation-based CRDT-a je da operacije moraju biti:</w:t>
+      </w:r>
+    </w:p>
+    <w:p>
+      <w:pPr>
+        <w:numPr>
+          <w:ilvl w:val="0"/>
+          <w:numId w:val="43"/>
+        </w:numPr>
+      </w:pPr>
+      <w:r>
+        <w:t>Komutativne – redoslijed primjene operacija ne utječe na rezultat:</w:t>
+      </w:r>
+    </w:p>
+    <w:p>
+      <m:oMathPara>
+        <m:oMath>
+          <m:r>
+            <w:rPr>
+              <w:rFonts w:ascii="Cambria Math" w:hAnsi="Cambria Math"/>
+            </w:rPr>
+            <m:t>o</m:t>
+          </m:r>
+          <m:sSub>
+            <m:sSubPr>
+              <m:ctrlPr>
+                <w:rPr>
+                  <w:rFonts w:ascii="Cambria Math" w:hAnsi="Cambria Math"/>
+                </w:rPr>
+              </m:ctrlPr>
+            </m:sSubPr>
+            <m:e>
+              <m:r>
+                <w:rPr>
+                  <w:rFonts w:ascii="Cambria Math" w:hAnsi="Cambria Math"/>
+                </w:rPr>
+                <m:t>p</m:t>
+              </m:r>
+            </m:e>
+            <m:sub>
+              <m:r>
+                <w:rPr>
+                  <w:rFonts w:ascii="Cambria Math" w:hAnsi="Cambria Math"/>
+                </w:rPr>
+                <m:t>1</m:t>
+              </m:r>
+            </m:sub>
+          </m:sSub>
+          <m:r>
+            <w:rPr>
+              <w:rFonts w:ascii="Cambria Math" w:hAnsi="Cambria Math"/>
+            </w:rPr>
+            <m:t>(o</m:t>
+          </m:r>
+          <m:sSub>
+            <m:sSubPr>
+              <m:ctrlPr>
+                <w:rPr>
+                  <w:rFonts w:ascii="Cambria Math" w:hAnsi="Cambria Math"/>
+                </w:rPr>
+              </m:ctrlPr>
+            </m:sSubPr>
+            <m:e>
+              <m:r>
+                <w:rPr>
+                  <w:rFonts w:ascii="Cambria Math" w:hAnsi="Cambria Math"/>
+                </w:rPr>
+                <m:t>p</m:t>
+              </m:r>
+            </m:e>
+            <m:sub>
+              <m:r>
+                <w:rPr>
+                  <w:rFonts w:ascii="Cambria Math" w:hAnsi="Cambria Math"/>
+                </w:rPr>
+                <m:t>2</m:t>
+              </m:r>
+            </m:sub>
+          </m:sSub>
+          <m:r>
+            <w:rPr>
+              <w:rFonts w:ascii="Cambria Math" w:hAnsi="Cambria Math"/>
+            </w:rPr>
+            <m:t>(s))=o</m:t>
+          </m:r>
+          <m:sSub>
+            <m:sSubPr>
+              <m:ctrlPr>
+                <w:rPr>
+                  <w:rFonts w:ascii="Cambria Math" w:hAnsi="Cambria Math"/>
+                </w:rPr>
+              </m:ctrlPr>
+            </m:sSubPr>
+            <m:e>
+              <m:r>
+                <w:rPr>
+                  <w:rFonts w:ascii="Cambria Math" w:hAnsi="Cambria Math"/>
+                </w:rPr>
+                <m:t>p</m:t>
+              </m:r>
+            </m:e>
+            <m:sub>
+              <m:r>
+                <w:rPr>
+                  <w:rFonts w:ascii="Cambria Math" w:hAnsi="Cambria Math"/>
+                </w:rPr>
+                <m:t>2</m:t>
+              </m:r>
+            </m:sub>
+          </m:sSub>
+          <m:r>
+            <w:rPr>
+              <w:rFonts w:ascii="Cambria Math" w:hAnsi="Cambria Math"/>
+            </w:rPr>
+            <m:t>(o</m:t>
+          </m:r>
+          <m:sSub>
+            <m:sSubPr>
+              <m:ctrlPr>
+                <w:rPr>
+                  <w:rFonts w:ascii="Cambria Math" w:hAnsi="Cambria Math"/>
+                </w:rPr>
+              </m:ctrlPr>
+            </m:sSubPr>
+            <m:e>
+              <m:r>
+                <w:rPr>
+                  <w:rFonts w:ascii="Cambria Math" w:hAnsi="Cambria Math"/>
+                </w:rPr>
+                <m:t>p</m:t>
+              </m:r>
+            </m:e>
+            <m:sub>
+              <m:r>
+                <w:rPr>
+                  <w:rFonts w:ascii="Cambria Math" w:hAnsi="Cambria Math"/>
+                </w:rPr>
+                <m:t>1</m:t>
+              </m:r>
+            </m:sub>
+          </m:sSub>
+          <m:r>
+            <w:rPr>
+              <w:rFonts w:ascii="Cambria Math" w:hAnsi="Cambria Math"/>
+            </w:rPr>
+            <m:t>(s))</m:t>
+          </m:r>
+        </m:oMath>
+      </m:oMathPara>
+    </w:p>
+    <w:p>
+      <w:pPr>
+        <w:numPr>
+          <w:ilvl w:val="0"/>
+          <w:numId w:val="43"/>
+        </w:numPr>
+      </w:pPr>
+      <w:r>
+        <w:t xml:space="preserve">Determinističke – ista operacija uvijek daje isti rezultat na svim replikama. </w:t>
+      </w:r>
+    </w:p>
+    <w:p>
+      <w:r>
+        <w:t>Za razliku od state-based modela, gdje se svojstva odnose na funkciju spajanja, ovdje se zahtjevi odnose na same operacije.</w:t>
+      </w:r>
+    </w:p>
+    <w:p>
+      <w:pPr>
+        <w:pStyle w:val="Heading3"/>
+      </w:pPr>
+      <w:r>
+        <w:t>Struktura operacija</w:t>
+      </w:r>
+    </w:p>
+    <w:p>
+      <w:r>
+        <w:t>Operacije u CmRDT modelu obično se dijele u dvije faze:</w:t>
+      </w:r>
+    </w:p>
+    <w:p>
+      <w:pPr>
+        <w:numPr>
+          <w:ilvl w:val="0"/>
+          <w:numId w:val="44"/>
+        </w:numPr>
+      </w:pPr>
+      <w:r>
+        <w:t xml:space="preserve">Generator operacije (prepare phase) </w:t>
+      </w:r>
+    </w:p>
+    <w:p>
+      <w:pPr>
+        <w:numPr>
+          <w:ilvl w:val="1"/>
+          <w:numId w:val="44"/>
+        </w:numPr>
+        <w:tabs>
+          <w:tab w:val="num" w:pos="1440"/>
+        </w:tabs>
+      </w:pPr>
+      <w:r>
+        <w:t xml:space="preserve">Izvodi se lokalno. </w:t>
+      </w:r>
+    </w:p>
+    <w:p>
+      <w:pPr>
+        <w:numPr>
+          <w:ilvl w:val="1"/>
+          <w:numId w:val="44"/>
+        </w:numPr>
+        <w:tabs>
+          <w:tab w:val="num" w:pos="1440"/>
+        </w:tabs>
+      </w:pPr>
+      <w:r>
+        <w:t xml:space="preserve">Generira operaciju i eventualne metapodatke (npr. timestamp, identifikator čvora). </w:t>
+      </w:r>
+    </w:p>
+    <w:p>
+      <w:pPr>
+        <w:numPr>
+          <w:ilvl w:val="0"/>
+          <w:numId w:val="44"/>
+        </w:numPr>
+      </w:pPr>
+      <w:r>
+        <w:t xml:space="preserve">Efekt operacije (effect phase) </w:t>
+      </w:r>
+    </w:p>
+    <w:p>
+      <w:pPr>
+        <w:numPr>
+          <w:ilvl w:val="1"/>
+          <w:numId w:val="44"/>
+        </w:numPr>
+        <w:tabs>
+          <w:tab w:val="num" w:pos="1440"/>
+        </w:tabs>
+      </w:pPr>
+      <w:r>
+        <w:t xml:space="preserve">Primjenjuje se na svim replikama. </w:t>
+      </w:r>
+    </w:p>
+    <w:p>
+      <w:pPr>
+        <w:numPr>
+          <w:ilvl w:val="1"/>
+          <w:numId w:val="44"/>
+        </w:numPr>
+        <w:tabs>
+          <w:tab w:val="num" w:pos="1440"/>
+        </w:tabs>
+      </w:pPr>
+      <w:r>
+        <w:t xml:space="preserve">Mora biti komutativan s drugim operacijama. </w:t>
+      </w:r>
+    </w:p>
+    <w:p>
+      <w:r>
+        <w:t>Ova podjela omogućuje fleksibilnost u dizajnu i osigurava konzistentnost sustava.</w:t>
+      </w:r>
+    </w:p>
+    <w:p>
+      <w:pPr>
+        <w:pStyle w:val="Heading3"/>
+      </w:pPr>
+      <w:r>
+        <w:t>Primjeri operation-based CRDT struktura</w:t>
+      </w:r>
+    </w:p>
+    <w:p>
+      <w:pPr>
+        <w:pStyle w:val="Heading4"/>
+      </w:pPr>
+      <w:r>
+        <w:t>PN-Counter</w:t>
+      </w:r>
+    </w:p>
+    <w:p>
+      <w:r>
+        <w:t>PN-Counter u operation-based varijanti koristi operacije:</w:t>
+      </w:r>
+    </w:p>
+    <w:p>
+      <w:pPr>
+        <w:numPr>
+          <w:ilvl w:val="0"/>
+          <w:numId w:val="45"/>
+        </w:numPr>
+      </w:pPr>
+      <w:r>
+        <w:t>Uvećaj (increment</w:t>
+      </w:r>
+      <w:r>
+        <w:t>)</w:t>
+      </w:r>
+    </w:p>
+    <w:p>
+      <w:pPr>
+        <w:numPr>
+          <w:ilvl w:val="0"/>
+          <w:numId w:val="45"/>
+        </w:numPr>
+      </w:pPr>
+      <w:r>
+        <w:t>Smanji (</w:t>
+      </w:r>
+      <w:r>
+        <w:t>decrement</w:t>
+      </w:r>
+      <w:r>
+        <w:t>)</w:t>
+      </w:r>
+      <w:r>
+        <w:t xml:space="preserve"> </w:t>
+      </w:r>
+    </w:p>
+    <w:p>
+      <w:r>
+        <w:lastRenderedPageBreak/>
+        <w:t>Svaka operacija se propagira drugim replikama, koje je primjenjuju na vlastito stanje.</w:t>
+      </w:r>
+    </w:p>
+    <w:p>
+      <w:r>
+        <w:t>Za razliku od state-based verzije, ovdje nije potrebno slati cijelo stanje, već samo operacije koje mijenjaju vrijednost.</w:t>
+      </w:r>
+    </w:p>
+    <w:p>
+      <w:pPr>
+        <w:pStyle w:val="Heading4"/>
+      </w:pPr>
+      <w:r>
+        <w:t>OR-Set (Observed-Remove Set)</w:t>
+      </w:r>
+    </w:p>
+    <w:p>
+      <w:r>
+        <w:t>Operation-based OR-Set koristi operacije:</w:t>
+      </w:r>
+    </w:p>
+    <w:p>
+      <w:pPr>
+        <w:numPr>
+          <w:ilvl w:val="0"/>
+          <w:numId w:val="46"/>
+        </w:numPr>
+      </w:pPr>
+      <w:r>
+        <w:t>Dodaj</w:t>
+      </w:r>
+      <w:r>
+        <w:t xml:space="preserve"> </w:t>
+      </w:r>
+      <w:r>
+        <w:t>(</w:t>
+      </w:r>
+      <w:r>
+        <w:t>add</w:t>
+      </w:r>
+      <w:r>
+        <w:t xml:space="preserve">) </w:t>
+      </w:r>
+    </w:p>
+    <w:p>
+      <w:pPr>
+        <w:numPr>
+          <w:ilvl w:val="0"/>
+          <w:numId w:val="46"/>
+        </w:numPr>
+      </w:pPr>
+      <w:r>
+        <w:t>Ukloni</w:t>
+      </w:r>
+      <w:r>
+        <w:t xml:space="preserve"> </w:t>
+      </w:r>
+      <w:r>
+        <w:t>(</w:t>
+      </w:r>
+      <w:r>
+        <w:t>remove</w:t>
+      </w:r>
+      <w:r>
+        <w:t xml:space="preserve">) </w:t>
+      </w:r>
+    </w:p>
+    <w:p>
+      <w:r>
+        <w:t>Svako dodavanje elementa dobiva jedinstveni identifikator. Uklanjanje uklanja samo specifične instance elementa koje su prethodno poznate.</w:t>
+      </w:r>
+    </w:p>
+    <w:p>
+      <w:r>
+        <w:t>Ovaj pristup omogućuje pravilno rješavanje konflikata između paralelnih operacija dodavanja i uklanjanja.</w:t>
+      </w:r>
+    </w:p>
+    <w:p>
+      <w:pPr>
+        <w:pStyle w:val="Heading4"/>
+      </w:pPr>
+      <w:r>
+        <w:t>CRDT liste i sekvence</w:t>
+      </w:r>
+    </w:p>
+    <w:p>
+      <w:r>
+        <w:t>Operation-based CRDT posebno su pogodni za implementaciju kolaborativnih editora (npr. uređivanje teksta u stvarnom vremenu).</w:t>
+      </w:r>
+    </w:p>
+    <w:p>
+      <w:r>
+        <w:t>Primjeri operacija uključuju:</w:t>
+      </w:r>
+    </w:p>
+    <w:p>
+      <w:pPr>
+        <w:numPr>
+          <w:ilvl w:val="0"/>
+          <w:numId w:val="47"/>
+        </w:numPr>
+      </w:pPr>
+      <w:r>
+        <w:t xml:space="preserve">umetanje znaka na određenu poziciju, </w:t>
+      </w:r>
+    </w:p>
+    <w:p>
+      <w:pPr>
+        <w:numPr>
+          <w:ilvl w:val="0"/>
+          <w:numId w:val="47"/>
+        </w:numPr>
+      </w:pPr>
+      <w:r>
+        <w:t xml:space="preserve">brisanje znaka, </w:t>
+      </w:r>
+    </w:p>
+    <w:p>
+      <w:pPr>
+        <w:numPr>
+          <w:ilvl w:val="0"/>
+          <w:numId w:val="47"/>
+        </w:numPr>
+      </w:pPr>
+      <w:r>
+        <w:t xml:space="preserve">pomicanje kursora. </w:t>
+      </w:r>
+    </w:p>
+    <w:p>
+      <w:r>
+        <w:t>Za očuvanje konzistentnosti koriste se dodatni metapodaci, poput:</w:t>
+      </w:r>
+    </w:p>
+    <w:p>
+      <w:pPr>
+        <w:numPr>
+          <w:ilvl w:val="0"/>
+          <w:numId w:val="48"/>
+        </w:numPr>
+      </w:pPr>
+      <w:r>
+        <w:t xml:space="preserve">jedinstvenih identifikatora elemenata, </w:t>
+      </w:r>
+    </w:p>
+    <w:p>
+      <w:pPr>
+        <w:numPr>
+          <w:ilvl w:val="0"/>
+          <w:numId w:val="48"/>
+        </w:numPr>
+      </w:pPr>
+      <w:r>
+        <w:t>vektorskih satova (</w:t>
       </w:r>
       <w:r>
         <w:rPr>
           <w:i/>
           <w:iCs/>
         </w:rPr>
-        <w:t>Commutative Replicated Data Types</w:t>
-      </w:r>
-      <w:r>
-        <w:t>, CmRDT) temelje se na razmjeni operacija umjesto stanja. Svaka promjena se modelira kao operacija koja se propagira drugim replikama.</w:t>
-      </w:r>
-    </w:p>
-    <w:p>
-      <w:r>
-        <w:t>Ključne karakteristike:</w:t>
-      </w:r>
-    </w:p>
-    <w:p>
-      <w:pPr>
+        <w:t>vector clocks</w:t>
+      </w:r>
+      <w:r>
+        <w:t>).</w:t>
+      </w:r>
+    </w:p>
+    <w:p>
+      <w:pPr>
+        <w:pStyle w:val="Heading3"/>
+      </w:pPr>
+      <w:r>
+        <w:t>Prednosti operation-based pristupa</w:t>
+      </w:r>
+    </w:p>
+    <w:p>
+      <w:r>
+        <w:t>Operation-based CRDT modeli nude nekoliko važnih prednosti:</w:t>
+      </w:r>
+    </w:p>
+    <w:p>
+      <w:pPr>
+        <w:pStyle w:val="ListParagraph"/>
         <w:numPr>
           <w:ilvl w:val="0"/>
-          <w:numId w:val="19"/>
+          <w:numId w:val="49"/>
         </w:numPr>
       </w:pPr>
       <w:r>
-        <w:t xml:space="preserve">Čvorovi šalju samo operacije, ne cijelo stanje. </w:t>
-      </w:r>
-    </w:p>
-    <w:p>
-      <w:pPr>
+        <w:t>Manja količina podataka za prijenos</w:t>
+      </w:r>
+      <w:r>
+        <w:t xml:space="preserve"> - </w:t>
+      </w:r>
+      <w:r>
+        <w:t>Šalju se samo operacije, što značajno smanjuje mrežni promet.</w:t>
+      </w:r>
+    </w:p>
+    <w:p>
+      <w:pPr>
+        <w:pStyle w:val="ListParagraph"/>
         <w:numPr>
           <w:ilvl w:val="0"/>
-          <w:numId w:val="19"/>
+          <w:numId w:val="49"/>
         </w:numPr>
       </w:pPr>
       <w:r>
-        <w:t xml:space="preserve">Operacije moraju biti: </w:t>
-      </w:r>
-    </w:p>
-    <w:p>
-      <w:pPr>
-        <w:numPr>
-          <w:ilvl w:val="1"/>
-          <w:numId w:val="19"/>
-        </w:numPr>
-        <w:tabs>
-          <w:tab w:val="num" w:pos="1440"/>
-        </w:tabs>
-      </w:pPr>
-      <w:r>
-        <w:t>komutativne</w:t>
-      </w:r>
-    </w:p>
-    <w:p>
-      <w:pPr>
-        <w:numPr>
-          <w:ilvl w:val="1"/>
-          <w:numId w:val="19"/>
-        </w:numPr>
-        <w:tabs>
-          <w:tab w:val="num" w:pos="1440"/>
-        </w:tabs>
-      </w:pPr>
-      <w:r>
-        <w:t>determinističke</w:t>
-      </w:r>
-    </w:p>
-    <w:p>
-      <w:pPr>
+        <w:lastRenderedPageBreak/>
+        <w:t>Bolja skalabilnost</w:t>
+      </w:r>
+      <w:r>
+        <w:t xml:space="preserve"> - </w:t>
+      </w:r>
+      <w:r>
+        <w:t>Pogodni su za sustave s velikim brojem korisnika i čestim promjenama.</w:t>
+      </w:r>
+    </w:p>
+    <w:p>
+      <w:pPr>
+        <w:pStyle w:val="ListParagraph"/>
         <w:numPr>
           <w:ilvl w:val="0"/>
-          <w:numId w:val="19"/>
+          <w:numId w:val="49"/>
         </w:numPr>
       </w:pPr>
       <w:r>
-        <w:t xml:space="preserve">Sustav mora osigurati: </w:t>
-      </w:r>
-    </w:p>
-    <w:p>
-      <w:pPr>
-        <w:numPr>
-          <w:ilvl w:val="1"/>
-          <w:numId w:val="19"/>
-        </w:numPr>
-        <w:tabs>
-          <w:tab w:val="num" w:pos="1440"/>
-        </w:tabs>
-      </w:pPr>
-      <w:r>
-        <w:t>isporuku svih operacija (reliable delivery),</w:t>
-      </w:r>
-    </w:p>
-    <w:p>
-      <w:pPr>
-        <w:numPr>
-          <w:ilvl w:val="1"/>
-          <w:numId w:val="19"/>
-        </w:numPr>
-        <w:tabs>
-          <w:tab w:val="num" w:pos="1440"/>
-        </w:tabs>
-      </w:pPr>
-      <w:r>
-        <w:t>redoslijed koji omogućuje konzistentnost (često causal ordering</w:t>
-      </w:r>
-      <w:r>
-        <w:t>)</w:t>
-      </w:r>
-    </w:p>
-    <w:p>
-      <w:r>
-        <w:t>Primjer CmRDT-a je PN-Counter (Positive-Negative Counter):</w:t>
-      </w:r>
-    </w:p>
-    <w:p>
-      <w:pPr>
+        <w:t>Efikasnost u realnom vremenu</w:t>
+      </w:r>
+      <w:r>
+        <w:t xml:space="preserve"> - </w:t>
+      </w:r>
+      <w:r>
+        <w:t>Idealni za aplikacije koje zahtijevaju brzu sinkronizaciju (npr. kolaborativni alati).</w:t>
+      </w:r>
+    </w:p>
+    <w:p>
+      <w:pPr>
+        <w:pStyle w:val="ListParagraph"/>
         <w:numPr>
           <w:ilvl w:val="0"/>
-          <w:numId w:val="21"/>
+          <w:numId w:val="49"/>
         </w:numPr>
       </w:pPr>
       <w:r>
-        <w:t xml:space="preserve">Sastoji se od dva G-Countera (za povećanje i smanjenje). </w:t>
+        <w:t>Manje opterećenje memorije</w:t>
+      </w:r>
+      <w:r>
+        <w:t xml:space="preserve"> - </w:t>
+      </w:r>
+      <w:r>
+        <w:t>Nema potrebe za pohranom kompletnog povijesnog stanja.</w:t>
+      </w:r>
+    </w:p>
+    <w:p>
+      <w:pPr>
+        <w:pStyle w:val="Heading3"/>
+      </w:pPr>
+      <w:r>
+        <w:t>Nedostaci i izazovi</w:t>
+      </w:r>
+    </w:p>
+    <w:p>
+      <w:r>
+        <w:t>Unatoč prednostima, ovaj model ima i određene nedostatke:</w:t>
       </w:r>
     </w:p>
     <w:p>
       <w:pPr>
         <w:numPr>
           <w:ilvl w:val="0"/>
-          <w:numId w:val="21"/>
+          <w:numId w:val="50"/>
         </w:numPr>
       </w:pPr>
       <w:r>
-        <w:t xml:space="preserve">Operacije increment i decrement šalju se drugim čvorovima. </w:t>
+        <w:t>Složenija implementacija</w:t>
+      </w:r>
+      <w:r>
+        <w:t xml:space="preserve"> - </w:t>
+      </w:r>
+      <w:r>
+        <w:t>Potrebno je osigurati mehanizme za pouzdanu isporuku i redoslijed poruka.</w:t>
       </w:r>
     </w:p>
     <w:p>
       <w:pPr>
         <w:numPr>
           <w:ilvl w:val="0"/>
-          <w:numId w:val="21"/>
+          <w:numId w:val="50"/>
         </w:numPr>
       </w:pPr>
       <w:r>
-        <w:t>Konačna vrijednost = povećanja − smanjenja.</w:t>
-      </w:r>
-    </w:p>
-    <w:p>
-      <w:r>
-        <w:t>Prednosti:</w:t>
+        <w:t>Ovisnost o mrežnoj infrastrukturi</w:t>
+      </w:r>
+      <w:r>
+        <w:t xml:space="preserve"> - </w:t>
+      </w:r>
+      <w:r>
+        <w:t>Sustav mora garantirati dostavu operacija svim čvorovima.</w:t>
       </w:r>
     </w:p>
     <w:p>
       <w:pPr>
         <w:numPr>
           <w:ilvl w:val="0"/>
-          <w:numId w:val="22"/>
+          <w:numId w:val="50"/>
         </w:numPr>
       </w:pPr>
       <w:r>
-        <w:t xml:space="preserve">Manji promet podataka (šalju se samo operacije). </w:t>
+        <w:t>Problemi s offline radom</w:t>
+      </w:r>
+      <w:r>
+        <w:t xml:space="preserve"> - </w:t>
+      </w:r>
+      <w:r>
+        <w:t>Iako je moguć, zahtijeva dodatne mehanizme (npr. spremanje operacija i kasniju sinkronizaciju).</w:t>
       </w:r>
     </w:p>
     <w:p>
       <w:pPr>
         <w:numPr>
           <w:ilvl w:val="0"/>
-          <w:numId w:val="22"/>
+          <w:numId w:val="50"/>
         </w:numPr>
       </w:pPr>
       <w:r>
-        <w:t xml:space="preserve">Bolja skalabilnost za velike sustave. </w:t>
-      </w:r>
-    </w:p>
-    <w:p>
-      <w:r>
-        <w:t>Nedostaci:</w:t>
+        <w:t>Upravljanje metapodacima</w:t>
+      </w:r>
+      <w:r>
+        <w:t xml:space="preserve"> - </w:t>
+      </w:r>
+      <w:r>
+        <w:t>Operacije često zahtijevaju dodatne informacije (timestamp, ID), što povećava kompleksnost.</w:t>
+      </w:r>
+    </w:p>
+    <w:p>
+      <w:pPr>
+        <w:pStyle w:val="Heading3"/>
+      </w:pPr>
+      <w:r>
+        <w:t>Optimizacije i poboljšanja</w:t>
+      </w:r>
+    </w:p>
+    <w:p>
+      <w:r>
+        <w:t>Kako bi se poboljšala učinkovitost operation-based CRDT-a, koriste se različite tehnike:</w:t>
       </w:r>
     </w:p>
     <w:p>
       <w:pPr>
         <w:numPr>
           <w:ilvl w:val="0"/>
-          <w:numId w:val="23"/>
+          <w:numId w:val="51"/>
         </w:numPr>
       </w:pPr>
       <w:r>
-        <w:t xml:space="preserve">Zahtijeva pouzdanu mrežu i mehanizme za redoslijed poruka. </w:t>
+        <w:t>Batching</w:t>
+      </w:r>
+      <w:r>
+        <w:t xml:space="preserve"> operacija</w:t>
+      </w:r>
+      <w:r>
+        <w:t xml:space="preserve"> - </w:t>
+      </w:r>
+      <w:r>
+        <w:t>Grupiranje više operacija u jednu poruku.</w:t>
       </w:r>
     </w:p>
     <w:p>
       <w:pPr>
         <w:numPr>
           <w:ilvl w:val="0"/>
-          <w:numId w:val="23"/>
+          <w:numId w:val="51"/>
         </w:numPr>
       </w:pPr>
       <w:r>
-        <w:t>Složenija implementacija u odnosu na state-based pristup.</w:t>
-      </w:r>
-    </w:p>
-    <w:p>
-      <w:pPr>
-        <w:pStyle w:val="slika"/>
-        <w:keepNext/>
-        <w:jc w:val="both"/>
-        <w:rPr>
-          <w:lang w:val="hr-HR"/>
-        </w:rPr>
-      </w:pPr>
+        <w:t>Kompresija operacija</w:t>
+      </w:r>
+      <w:r>
+        <w:t xml:space="preserve"> - </w:t>
+      </w:r>
+      <w:r>
+        <w:t>Uklanjanje redundantnih ili zastarjelih operacija.</w:t>
+      </w:r>
+    </w:p>
+    <w:p>
+      <w:pPr>
+        <w:numPr>
+          <w:ilvl w:val="0"/>
+          <w:numId w:val="51"/>
+        </w:numPr>
+      </w:pPr>
+      <w:r>
+        <w:t xml:space="preserve">Korištenje </w:t>
+      </w:r>
+      <w:r>
+        <w:t xml:space="preserve">uzročnog emitiranja - </w:t>
+      </w:r>
+      <w:r>
+        <w:t>Osiguravanje ispravnog redoslijeda operacija.</w:t>
+      </w:r>
+    </w:p>
+    <w:p>
+      <w:pPr>
+        <w:numPr>
+          <w:ilvl w:val="0"/>
+          <w:numId w:val="51"/>
+        </w:numPr>
+      </w:pPr>
+      <w:r>
+        <w:t>Per</w:t>
+      </w:r>
+      <w:r>
+        <w:t>z</w:t>
+      </w:r>
+      <w:r>
+        <w:t>istencija operacija</w:t>
+      </w:r>
+      <w:r>
+        <w:t xml:space="preserve"> - </w:t>
+      </w:r>
+      <w:r>
+        <w:t>Pohrana operacija za kasniju sinkronizaciju u offline scenarijima.</w:t>
+      </w:r>
+    </w:p>
+    <w:p>
+      <w:pPr>
+        <w:pStyle w:val="Heading3"/>
+      </w:pPr>
+      <w:r>
+        <w:t>Primjena u stvarnim sustavima</w:t>
+      </w:r>
+    </w:p>
+    <w:p>
+      <w:r>
+        <w:t>Operation-based CRDT modeli koriste se u:</w:t>
+      </w:r>
+    </w:p>
+    <w:p>
+      <w:pPr>
+        <w:numPr>
+          <w:ilvl w:val="0"/>
+          <w:numId w:val="52"/>
+        </w:numPr>
+      </w:pPr>
+      <w:r>
+        <w:t xml:space="preserve">kolaborativnim editorima (npr. zajedničko uređivanje dokumenata), </w:t>
+      </w:r>
+    </w:p>
+    <w:p>
+      <w:pPr>
+        <w:numPr>
+          <w:ilvl w:val="0"/>
+          <w:numId w:val="52"/>
+        </w:numPr>
+      </w:pPr>
+      <w:r>
+        <w:t xml:space="preserve">chat aplikacijama, </w:t>
+      </w:r>
+    </w:p>
+    <w:p>
+      <w:pPr>
+        <w:numPr>
+          <w:ilvl w:val="0"/>
+          <w:numId w:val="52"/>
+        </w:numPr>
+      </w:pPr>
+      <w:r>
+        <w:lastRenderedPageBreak/>
+        <w:t xml:space="preserve">distribuiranim sustavima s visokom frekvencijom promjena, </w:t>
+      </w:r>
+    </w:p>
+    <w:p>
+      <w:pPr>
+        <w:numPr>
+          <w:ilvl w:val="0"/>
+          <w:numId w:val="52"/>
+        </w:numPr>
+      </w:pPr>
+      <w:r>
+        <w:t xml:space="preserve">real-time aplikacijama (npr. multiplayer igre, dashboardi). </w:t>
+      </w:r>
+    </w:p>
+    <w:p>
+      <w:r>
+        <w:t>Njihova sposobnost efikasne sinkronizacije čini ih posebno pogodnima za sustave s velikim brojem paralelnih operacija.</w:t>
+      </w:r>
     </w:p>
     <w:p>
       <w:pPr>
@@ -3663,12 +4665,14 @@
           <w:numId w:val="0"/>
         </w:numPr>
       </w:pPr>
-      <w:bookmarkStart w:id="2" w:name="_Toc23263739"/>
+      <w:bookmarkStart w:id="15" w:name="_Toc23263739"/>
+      <w:bookmarkStart w:id="16" w:name="_Toc227185810"/>
       <w:r>
         <w:lastRenderedPageBreak/>
         <w:t>Zaključak</w:t>
       </w:r>
-      <w:bookmarkEnd w:id="2"/>
+      <w:bookmarkEnd w:id="15"/>
+      <w:bookmarkEnd w:id="16"/>
     </w:p>
     <w:p>
       <w:r>
@@ -3701,12 +4705,14 @@
           <w:numId w:val="0"/>
         </w:numPr>
       </w:pPr>
-      <w:bookmarkStart w:id="3" w:name="_Toc23263740"/>
+      <w:bookmarkStart w:id="17" w:name="_Toc23263740"/>
+      <w:bookmarkStart w:id="18" w:name="_Toc227185811"/>
       <w:r>
         <w:lastRenderedPageBreak/>
         <w:t>Literatura</w:t>
       </w:r>
-      <w:bookmarkEnd w:id="3"/>
+      <w:bookmarkEnd w:id="17"/>
+      <w:bookmarkEnd w:id="18"/>
     </w:p>
     <w:p>
       <w:r>
@@ -4261,7 +5267,7 @@
         </w:rPr>
         <w:t xml:space="preserve">: </w:t>
       </w:r>
-      <w:hyperlink r:id="rId16" w:history="1">
+      <w:hyperlink r:id="rId15" w:history="1">
         <w:r>
           <w:rPr>
             <w:rStyle w:val="Hyperlink"/>
@@ -4632,12 +5638,14 @@
           <w:numId w:val="0"/>
         </w:numPr>
       </w:pPr>
-      <w:bookmarkStart w:id="4" w:name="_Toc23263741"/>
+      <w:bookmarkStart w:id="19" w:name="_Toc23263741"/>
+      <w:bookmarkStart w:id="20" w:name="_Toc227185812"/>
       <w:r>
         <w:lastRenderedPageBreak/>
         <w:t>Sažetak</w:t>
       </w:r>
-      <w:bookmarkEnd w:id="4"/>
+      <w:bookmarkEnd w:id="19"/>
+      <w:bookmarkEnd w:id="20"/>
     </w:p>
     <w:p>
       <w:r>
@@ -4666,12 +5674,14 @@
           <w:numId w:val="0"/>
         </w:numPr>
       </w:pPr>
-      <w:bookmarkStart w:id="5" w:name="_Toc23263742"/>
+      <w:bookmarkStart w:id="21" w:name="_Toc23263742"/>
+      <w:bookmarkStart w:id="22" w:name="_Toc227185813"/>
       <w:r>
         <w:lastRenderedPageBreak/>
         <w:t>Summary</w:t>
       </w:r>
-      <w:bookmarkEnd w:id="5"/>
+      <w:bookmarkEnd w:id="21"/>
+      <w:bookmarkEnd w:id="22"/>
     </w:p>
     <w:p>
       <w:r>
@@ -4689,12 +5699,14 @@
           <w:numId w:val="0"/>
         </w:numPr>
       </w:pPr>
-      <w:bookmarkStart w:id="6" w:name="_Toc23263743"/>
+      <w:bookmarkStart w:id="23" w:name="_Toc23263743"/>
+      <w:bookmarkStart w:id="24" w:name="_Toc227185814"/>
       <w:r>
         <w:lastRenderedPageBreak/>
         <w:t>Skraćenice</w:t>
       </w:r>
-      <w:bookmarkEnd w:id="6"/>
+      <w:bookmarkEnd w:id="23"/>
+      <w:bookmarkEnd w:id="24"/>
       <w:r>
         <w:t xml:space="preserve"> </w:t>
       </w:r>
@@ -4819,12 +5831,14 @@
           <w:numId w:val="0"/>
         </w:numPr>
       </w:pPr>
-      <w:bookmarkStart w:id="7" w:name="_Toc23263744"/>
+      <w:bookmarkStart w:id="25" w:name="_Toc23263744"/>
+      <w:bookmarkStart w:id="26" w:name="_Toc227185815"/>
       <w:r>
         <w:lastRenderedPageBreak/>
         <w:t>Privitak</w:t>
       </w:r>
-      <w:bookmarkEnd w:id="7"/>
+      <w:bookmarkEnd w:id="25"/>
+      <w:bookmarkEnd w:id="26"/>
     </w:p>
     <w:p>
       <w:r>
@@ -5143,7 +6157,7 @@
       <w:r>
         <w:t xml:space="preserve">), dostupan putem poveznice </w:t>
       </w:r>
-      <w:hyperlink r:id="rId17" w:history="1">
+      <w:hyperlink r:id="rId16" w:history="1">
         <w:r>
           <w:rPr>
             <w:rStyle w:val="Hyperlink"/>
@@ -5166,8 +6180,8 @@
       </w:pPr>
     </w:p>
     <w:sectPr>
-      <w:footerReference w:type="default" r:id="rId18"/>
-      <w:footerReference w:type="first" r:id="rId19"/>
+      <w:footerReference w:type="default" r:id="rId17"/>
+      <w:footerReference w:type="first" r:id="rId18"/>
       <w:pgSz w:w="11907" w:h="16840" w:code="9"/>
       <w:pgMar w:top="1418" w:right="1418" w:bottom="1418" w:left="1701" w:header="851" w:footer="567" w:gutter="0"/>
       <w:pgNumType w:start="1"/>
@@ -5215,7 +6229,10 @@
       <w:fldChar w:fldCharType="separate"/>
     </w:r>
     <w:r>
-      <w:t>iv</w:t>
+      <w:t>i</w:t>
+    </w:r>
+    <w:r>
+      <w:t>v</w:t>
     </w:r>
     <w:r>
       <w:fldChar w:fldCharType="end"/>
@@ -5258,7 +6275,13 @@
       <w:rPr>
         <w:rStyle w:val="PageNumber"/>
       </w:rPr>
-      <w:t>15</w:t>
+      <w:t>1</w:t>
+    </w:r>
+    <w:r>
+      <w:rPr>
+        <w:rStyle w:val="PageNumber"/>
+      </w:rPr>
+      <w:t>5</w:t>
     </w:r>
     <w:r>
       <w:rPr>
@@ -6769,6 +7792,155 @@
     </w:lvl>
   </w:abstractNum>
   <w:abstractNum w:abstractNumId="11" w15:restartNumberingAfterBreak="0">
+    <w:nsid w:val="1B802450"/>
+    <w:multiLevelType w:val="multilevel"/>
+    <w:tmpl w:val="95D20956"/>
+    <w:lvl w:ilvl="0">
+      <w:start w:val="1"/>
+      <w:numFmt w:val="bullet"/>
+      <w:lvlText w:val=""/>
+      <w:lvlJc w:val="left"/>
+      <w:pPr>
+        <w:tabs>
+          <w:tab w:val="num" w:pos="720"/>
+        </w:tabs>
+        <w:ind w:left="720" w:hanging="360"/>
+      </w:pPr>
+      <w:rPr>
+        <w:rFonts w:ascii="Symbol" w:hAnsi="Symbol" w:hint="default"/>
+        <w:sz w:val="20"/>
+      </w:rPr>
+    </w:lvl>
+    <w:lvl w:ilvl="1" w:tentative="1">
+      <w:start w:val="1"/>
+      <w:numFmt w:val="bullet"/>
+      <w:lvlText w:val="o"/>
+      <w:lvlJc w:val="left"/>
+      <w:pPr>
+        <w:tabs>
+          <w:tab w:val="num" w:pos="1440"/>
+        </w:tabs>
+        <w:ind w:left="1440" w:hanging="360"/>
+      </w:pPr>
+      <w:rPr>
+        <w:rFonts w:ascii="Courier New" w:hAnsi="Courier New" w:hint="default"/>
+        <w:sz w:val="20"/>
+      </w:rPr>
+    </w:lvl>
+    <w:lvl w:ilvl="2" w:tentative="1">
+      <w:start w:val="1"/>
+      <w:numFmt w:val="bullet"/>
+      <w:lvlText w:val=""/>
+      <w:lvlJc w:val="left"/>
+      <w:pPr>
+        <w:tabs>
+          <w:tab w:val="num" w:pos="2160"/>
+        </w:tabs>
+        <w:ind w:left="2160" w:hanging="360"/>
+      </w:pPr>
+      <w:rPr>
+        <w:rFonts w:ascii="Wingdings" w:hAnsi="Wingdings" w:hint="default"/>
+        <w:sz w:val="20"/>
+      </w:rPr>
+    </w:lvl>
+    <w:lvl w:ilvl="3" w:tentative="1">
+      <w:start w:val="1"/>
+      <w:numFmt w:val="bullet"/>
+      <w:lvlText w:val=""/>
+      <w:lvlJc w:val="left"/>
+      <w:pPr>
+        <w:tabs>
+          <w:tab w:val="num" w:pos="2880"/>
+        </w:tabs>
+        <w:ind w:left="2880" w:hanging="360"/>
+      </w:pPr>
+      <w:rPr>
+        <w:rFonts w:ascii="Wingdings" w:hAnsi="Wingdings" w:hint="default"/>
+        <w:sz w:val="20"/>
+      </w:rPr>
+    </w:lvl>
+    <w:lvl w:ilvl="4" w:tentative="1">
+      <w:start w:val="1"/>
+      <w:numFmt w:val="bullet"/>
+      <w:lvlText w:val=""/>
+      <w:lvlJc w:val="left"/>
+      <w:pPr>
+        <w:tabs>
+          <w:tab w:val="num" w:pos="3600"/>
+        </w:tabs>
+        <w:ind w:left="3600" w:hanging="360"/>
+      </w:pPr>
+      <w:rPr>
+        <w:rFonts w:ascii="Wingdings" w:hAnsi="Wingdings" w:hint="default"/>
+        <w:sz w:val="20"/>
+      </w:rPr>
+    </w:lvl>
+    <w:lvl w:ilvl="5" w:tentative="1">
+      <w:start w:val="1"/>
+      <w:numFmt w:val="bullet"/>
+      <w:lvlText w:val=""/>
+      <w:lvlJc w:val="left"/>
+      <w:pPr>
+        <w:tabs>
+          <w:tab w:val="num" w:pos="4320"/>
+        </w:tabs>
+        <w:ind w:left="4320" w:hanging="360"/>
+      </w:pPr>
+      <w:rPr>
+        <w:rFonts w:ascii="Wingdings" w:hAnsi="Wingdings" w:hint="default"/>
+        <w:sz w:val="20"/>
+      </w:rPr>
+    </w:lvl>
+    <w:lvl w:ilvl="6" w:tentative="1">
+      <w:start w:val="1"/>
+      <w:numFmt w:val="bullet"/>
+      <w:lvlText w:val=""/>
+      <w:lvlJc w:val="left"/>
+      <w:pPr>
+        <w:tabs>
+          <w:tab w:val="num" w:pos="5040"/>
+        </w:tabs>
+        <w:ind w:left="5040" w:hanging="360"/>
+      </w:pPr>
+      <w:rPr>
+        <w:rFonts w:ascii="Wingdings" w:hAnsi="Wingdings" w:hint="default"/>
+        <w:sz w:val="20"/>
+      </w:rPr>
+    </w:lvl>
+    <w:lvl w:ilvl="7" w:tentative="1">
+      <w:start w:val="1"/>
+      <w:numFmt w:val="bullet"/>
+      <w:lvlText w:val=""/>
+      <w:lvlJc w:val="left"/>
+      <w:pPr>
+        <w:tabs>
+          <w:tab w:val="num" w:pos="5760"/>
+        </w:tabs>
+        <w:ind w:left="5760" w:hanging="360"/>
+      </w:pPr>
+      <w:rPr>
+        <w:rFonts w:ascii="Wingdings" w:hAnsi="Wingdings" w:hint="default"/>
+        <w:sz w:val="20"/>
+      </w:rPr>
+    </w:lvl>
+    <w:lvl w:ilvl="8" w:tentative="1">
+      <w:start w:val="1"/>
+      <w:numFmt w:val="bullet"/>
+      <w:lvlText w:val=""/>
+      <w:lvlJc w:val="left"/>
+      <w:pPr>
+        <w:tabs>
+          <w:tab w:val="num" w:pos="6480"/>
+        </w:tabs>
+        <w:ind w:left="6480" w:hanging="360"/>
+      </w:pPr>
+      <w:rPr>
+        <w:rFonts w:ascii="Wingdings" w:hAnsi="Wingdings" w:hint="default"/>
+        <w:sz w:val="20"/>
+      </w:rPr>
+    </w:lvl>
+  </w:abstractNum>
+  <w:abstractNum w:abstractNumId="12" w15:restartNumberingAfterBreak="0">
     <w:nsid w:val="1EA966AB"/>
     <w:multiLevelType w:val="multilevel"/>
     <w:tmpl w:val="028E8036"/>
@@ -6917,7 +8089,120 @@
       </w:rPr>
     </w:lvl>
   </w:abstractNum>
-  <w:abstractNum w:abstractNumId="12" w15:restartNumberingAfterBreak="0">
+  <w:abstractNum w:abstractNumId="13" w15:restartNumberingAfterBreak="0">
+    <w:nsid w:val="1F2F7A67"/>
+    <w:multiLevelType w:val="multilevel"/>
+    <w:tmpl w:val="21E80E56"/>
+    <w:lvl w:ilvl="0">
+      <w:start w:val="1"/>
+      <w:numFmt w:val="decimal"/>
+      <w:lvlText w:val="%1."/>
+      <w:lvlJc w:val="left"/>
+      <w:pPr>
+        <w:tabs>
+          <w:tab w:val="num" w:pos="720"/>
+        </w:tabs>
+        <w:ind w:left="720" w:hanging="360"/>
+      </w:pPr>
+    </w:lvl>
+    <w:lvl w:ilvl="1" w:tentative="1">
+      <w:start w:val="1"/>
+      <w:numFmt w:val="decimal"/>
+      <w:lvlText w:val="%2."/>
+      <w:lvlJc w:val="left"/>
+      <w:pPr>
+        <w:tabs>
+          <w:tab w:val="num" w:pos="1440"/>
+        </w:tabs>
+        <w:ind w:left="1440" w:hanging="360"/>
+      </w:pPr>
+    </w:lvl>
+    <w:lvl w:ilvl="2" w:tentative="1">
+      <w:start w:val="1"/>
+      <w:numFmt w:val="decimal"/>
+      <w:lvlText w:val="%3."/>
+      <w:lvlJc w:val="left"/>
+      <w:pPr>
+        <w:tabs>
+          <w:tab w:val="num" w:pos="2160"/>
+        </w:tabs>
+        <w:ind w:left="2160" w:hanging="360"/>
+      </w:pPr>
+    </w:lvl>
+    <w:lvl w:ilvl="3" w:tentative="1">
+      <w:start w:val="1"/>
+      <w:numFmt w:val="decimal"/>
+      <w:lvlText w:val="%4."/>
+      <w:lvlJc w:val="left"/>
+      <w:pPr>
+        <w:tabs>
+          <w:tab w:val="num" w:pos="2880"/>
+        </w:tabs>
+        <w:ind w:left="2880" w:hanging="360"/>
+      </w:pPr>
+    </w:lvl>
+    <w:lvl w:ilvl="4" w:tentative="1">
+      <w:start w:val="1"/>
+      <w:numFmt w:val="decimal"/>
+      <w:lvlText w:val="%5."/>
+      <w:lvlJc w:val="left"/>
+      <w:pPr>
+        <w:tabs>
+          <w:tab w:val="num" w:pos="3600"/>
+        </w:tabs>
+        <w:ind w:left="3600" w:hanging="360"/>
+      </w:pPr>
+    </w:lvl>
+    <w:lvl w:ilvl="5" w:tentative="1">
+      <w:start w:val="1"/>
+      <w:numFmt w:val="decimal"/>
+      <w:lvlText w:val="%6."/>
+      <w:lvlJc w:val="left"/>
+      <w:pPr>
+        <w:tabs>
+          <w:tab w:val="num" w:pos="4320"/>
+        </w:tabs>
+        <w:ind w:left="4320" w:hanging="360"/>
+      </w:pPr>
+    </w:lvl>
+    <w:lvl w:ilvl="6" w:tentative="1">
+      <w:start w:val="1"/>
+      <w:numFmt w:val="decimal"/>
+      <w:lvlText w:val="%7."/>
+      <w:lvlJc w:val="left"/>
+      <w:pPr>
+        <w:tabs>
+          <w:tab w:val="num" w:pos="5040"/>
+        </w:tabs>
+        <w:ind w:left="5040" w:hanging="360"/>
+      </w:pPr>
+    </w:lvl>
+    <w:lvl w:ilvl="7" w:tentative="1">
+      <w:start w:val="1"/>
+      <w:numFmt w:val="decimal"/>
+      <w:lvlText w:val="%8."/>
+      <w:lvlJc w:val="left"/>
+      <w:pPr>
+        <w:tabs>
+          <w:tab w:val="num" w:pos="5760"/>
+        </w:tabs>
+        <w:ind w:left="5760" w:hanging="360"/>
+      </w:pPr>
+    </w:lvl>
+    <w:lvl w:ilvl="8" w:tentative="1">
+      <w:start w:val="1"/>
+      <w:numFmt w:val="decimal"/>
+      <w:lvlText w:val="%9."/>
+      <w:lvlJc w:val="left"/>
+      <w:pPr>
+        <w:tabs>
+          <w:tab w:val="num" w:pos="6480"/>
+        </w:tabs>
+        <w:ind w:left="6480" w:hanging="360"/>
+      </w:pPr>
+    </w:lvl>
+  </w:abstractNum>
+  <w:abstractNum w:abstractNumId="14" w15:restartNumberingAfterBreak="0">
     <w:nsid w:val="1F4845D4"/>
     <w:multiLevelType w:val="multilevel"/>
     <w:tmpl w:val="4B36AB86"/>
@@ -7066,7 +8351,7 @@
       </w:rPr>
     </w:lvl>
   </w:abstractNum>
-  <w:abstractNum w:abstractNumId="13" w15:restartNumberingAfterBreak="0">
+  <w:abstractNum w:abstractNumId="15" w15:restartNumberingAfterBreak="0">
     <w:nsid w:val="1FE01CB2"/>
     <w:multiLevelType w:val="hybridMultilevel"/>
     <w:tmpl w:val="26C82CEE"/>
@@ -7183,7 +8468,7 @@
       </w:pPr>
     </w:lvl>
   </w:abstractNum>
-  <w:abstractNum w:abstractNumId="14" w15:restartNumberingAfterBreak="0">
+  <w:abstractNum w:abstractNumId="16" w15:restartNumberingAfterBreak="0">
     <w:nsid w:val="20FB70D7"/>
     <w:multiLevelType w:val="multilevel"/>
     <w:tmpl w:val="700884CA"/>
@@ -7332,7 +8617,7 @@
       </w:rPr>
     </w:lvl>
   </w:abstractNum>
-  <w:abstractNum w:abstractNumId="15" w15:restartNumberingAfterBreak="0">
+  <w:abstractNum w:abstractNumId="17" w15:restartNumberingAfterBreak="0">
     <w:nsid w:val="225127A4"/>
     <w:multiLevelType w:val="multilevel"/>
     <w:tmpl w:val="CF2A17CC"/>
@@ -7481,7 +8766,7 @@
       </w:rPr>
     </w:lvl>
   </w:abstractNum>
-  <w:abstractNum w:abstractNumId="16" w15:restartNumberingAfterBreak="0">
+  <w:abstractNum w:abstractNumId="18" w15:restartNumberingAfterBreak="0">
     <w:nsid w:val="234831F0"/>
     <w:multiLevelType w:val="multilevel"/>
     <w:tmpl w:val="06E000C6"/>
@@ -7630,7 +8915,7 @@
       </w:rPr>
     </w:lvl>
   </w:abstractNum>
-  <w:abstractNum w:abstractNumId="17" w15:restartNumberingAfterBreak="0">
+  <w:abstractNum w:abstractNumId="19" w15:restartNumberingAfterBreak="0">
     <w:nsid w:val="29B12858"/>
     <w:multiLevelType w:val="multilevel"/>
     <w:tmpl w:val="FF701DB8"/>
@@ -7779,7 +9064,7 @@
       </w:rPr>
     </w:lvl>
   </w:abstractNum>
-  <w:abstractNum w:abstractNumId="18" w15:restartNumberingAfterBreak="0">
+  <w:abstractNum w:abstractNumId="20" w15:restartNumberingAfterBreak="0">
     <w:nsid w:val="2BBE6273"/>
     <w:multiLevelType w:val="multilevel"/>
     <w:tmpl w:val="29423912"/>
@@ -7928,7 +9213,7 @@
       </w:rPr>
     </w:lvl>
   </w:abstractNum>
-  <w:abstractNum w:abstractNumId="19" w15:restartNumberingAfterBreak="0">
+  <w:abstractNum w:abstractNumId="21" w15:restartNumberingAfterBreak="0">
     <w:nsid w:val="2C2839AC"/>
     <w:multiLevelType w:val="multilevel"/>
     <w:tmpl w:val="832A61A6"/>
@@ -8077,7 +9362,7 @@
       </w:rPr>
     </w:lvl>
   </w:abstractNum>
-  <w:abstractNum w:abstractNumId="20" w15:restartNumberingAfterBreak="0">
+  <w:abstractNum w:abstractNumId="22" w15:restartNumberingAfterBreak="0">
     <w:nsid w:val="2CF14E1D"/>
     <w:multiLevelType w:val="multilevel"/>
     <w:tmpl w:val="F23EB73E"/>
@@ -8226,7 +9511,305 @@
       </w:rPr>
     </w:lvl>
   </w:abstractNum>
-  <w:abstractNum w:abstractNumId="21" w15:restartNumberingAfterBreak="0">
+  <w:abstractNum w:abstractNumId="23" w15:restartNumberingAfterBreak="0">
+    <w:nsid w:val="2D717FA9"/>
+    <w:multiLevelType w:val="multilevel"/>
+    <w:tmpl w:val="7C2E9826"/>
+    <w:lvl w:ilvl="0">
+      <w:start w:val="1"/>
+      <w:numFmt w:val="bullet"/>
+      <w:lvlText w:val=""/>
+      <w:lvlJc w:val="left"/>
+      <w:pPr>
+        <w:tabs>
+          <w:tab w:val="num" w:pos="720"/>
+        </w:tabs>
+        <w:ind w:left="720" w:hanging="360"/>
+      </w:pPr>
+      <w:rPr>
+        <w:rFonts w:ascii="Symbol" w:hAnsi="Symbol" w:hint="default"/>
+        <w:sz w:val="20"/>
+      </w:rPr>
+    </w:lvl>
+    <w:lvl w:ilvl="1" w:tentative="1">
+      <w:start w:val="1"/>
+      <w:numFmt w:val="bullet"/>
+      <w:lvlText w:val="o"/>
+      <w:lvlJc w:val="left"/>
+      <w:pPr>
+        <w:tabs>
+          <w:tab w:val="num" w:pos="1440"/>
+        </w:tabs>
+        <w:ind w:left="1440" w:hanging="360"/>
+      </w:pPr>
+      <w:rPr>
+        <w:rFonts w:ascii="Courier New" w:hAnsi="Courier New" w:hint="default"/>
+        <w:sz w:val="20"/>
+      </w:rPr>
+    </w:lvl>
+    <w:lvl w:ilvl="2" w:tentative="1">
+      <w:start w:val="1"/>
+      <w:numFmt w:val="bullet"/>
+      <w:lvlText w:val=""/>
+      <w:lvlJc w:val="left"/>
+      <w:pPr>
+        <w:tabs>
+          <w:tab w:val="num" w:pos="2160"/>
+        </w:tabs>
+        <w:ind w:left="2160" w:hanging="360"/>
+      </w:pPr>
+      <w:rPr>
+        <w:rFonts w:ascii="Wingdings" w:hAnsi="Wingdings" w:hint="default"/>
+        <w:sz w:val="20"/>
+      </w:rPr>
+    </w:lvl>
+    <w:lvl w:ilvl="3" w:tentative="1">
+      <w:start w:val="1"/>
+      <w:numFmt w:val="bullet"/>
+      <w:lvlText w:val=""/>
+      <w:lvlJc w:val="left"/>
+      <w:pPr>
+        <w:tabs>
+          <w:tab w:val="num" w:pos="2880"/>
+        </w:tabs>
+        <w:ind w:left="2880" w:hanging="360"/>
+      </w:pPr>
+      <w:rPr>
+        <w:rFonts w:ascii="Wingdings" w:hAnsi="Wingdings" w:hint="default"/>
+        <w:sz w:val="20"/>
+      </w:rPr>
+    </w:lvl>
+    <w:lvl w:ilvl="4" w:tentative="1">
+      <w:start w:val="1"/>
+      <w:numFmt w:val="bullet"/>
+      <w:lvlText w:val=""/>
+      <w:lvlJc w:val="left"/>
+      <w:pPr>
+        <w:tabs>
+          <w:tab w:val="num" w:pos="3600"/>
+        </w:tabs>
+        <w:ind w:left="3600" w:hanging="360"/>
+      </w:pPr>
+      <w:rPr>
+        <w:rFonts w:ascii="Wingdings" w:hAnsi="Wingdings" w:hint="default"/>
+        <w:sz w:val="20"/>
+      </w:rPr>
+    </w:lvl>
+    <w:lvl w:ilvl="5" w:tentative="1">
+      <w:start w:val="1"/>
+      <w:numFmt w:val="bullet"/>
+      <w:lvlText w:val=""/>
+      <w:lvlJc w:val="left"/>
+      <w:pPr>
+        <w:tabs>
+          <w:tab w:val="num" w:pos="4320"/>
+        </w:tabs>
+        <w:ind w:left="4320" w:hanging="360"/>
+      </w:pPr>
+      <w:rPr>
+        <w:rFonts w:ascii="Wingdings" w:hAnsi="Wingdings" w:hint="default"/>
+        <w:sz w:val="20"/>
+      </w:rPr>
+    </w:lvl>
+    <w:lvl w:ilvl="6" w:tentative="1">
+      <w:start w:val="1"/>
+      <w:numFmt w:val="bullet"/>
+      <w:lvlText w:val=""/>
+      <w:lvlJc w:val="left"/>
+      <w:pPr>
+        <w:tabs>
+          <w:tab w:val="num" w:pos="5040"/>
+        </w:tabs>
+        <w:ind w:left="5040" w:hanging="360"/>
+      </w:pPr>
+      <w:rPr>
+        <w:rFonts w:ascii="Wingdings" w:hAnsi="Wingdings" w:hint="default"/>
+        <w:sz w:val="20"/>
+      </w:rPr>
+    </w:lvl>
+    <w:lvl w:ilvl="7" w:tentative="1">
+      <w:start w:val="1"/>
+      <w:numFmt w:val="bullet"/>
+      <w:lvlText w:val=""/>
+      <w:lvlJc w:val="left"/>
+      <w:pPr>
+        <w:tabs>
+          <w:tab w:val="num" w:pos="5760"/>
+        </w:tabs>
+        <w:ind w:left="5760" w:hanging="360"/>
+      </w:pPr>
+      <w:rPr>
+        <w:rFonts w:ascii="Wingdings" w:hAnsi="Wingdings" w:hint="default"/>
+        <w:sz w:val="20"/>
+      </w:rPr>
+    </w:lvl>
+    <w:lvl w:ilvl="8" w:tentative="1">
+      <w:start w:val="1"/>
+      <w:numFmt w:val="bullet"/>
+      <w:lvlText w:val=""/>
+      <w:lvlJc w:val="left"/>
+      <w:pPr>
+        <w:tabs>
+          <w:tab w:val="num" w:pos="6480"/>
+        </w:tabs>
+        <w:ind w:left="6480" w:hanging="360"/>
+      </w:pPr>
+      <w:rPr>
+        <w:rFonts w:ascii="Wingdings" w:hAnsi="Wingdings" w:hint="default"/>
+        <w:sz w:val="20"/>
+      </w:rPr>
+    </w:lvl>
+  </w:abstractNum>
+  <w:abstractNum w:abstractNumId="24" w15:restartNumberingAfterBreak="0">
+    <w:nsid w:val="33312C0F"/>
+    <w:multiLevelType w:val="multilevel"/>
+    <w:tmpl w:val="D458CAB8"/>
+    <w:lvl w:ilvl="0">
+      <w:start w:val="1"/>
+      <w:numFmt w:val="bullet"/>
+      <w:lvlText w:val=""/>
+      <w:lvlJc w:val="left"/>
+      <w:pPr>
+        <w:tabs>
+          <w:tab w:val="num" w:pos="720"/>
+        </w:tabs>
+        <w:ind w:left="720" w:hanging="360"/>
+      </w:pPr>
+      <w:rPr>
+        <w:rFonts w:ascii="Symbol" w:hAnsi="Symbol" w:hint="default"/>
+        <w:sz w:val="20"/>
+      </w:rPr>
+    </w:lvl>
+    <w:lvl w:ilvl="1" w:tentative="1">
+      <w:start w:val="1"/>
+      <w:numFmt w:val="bullet"/>
+      <w:lvlText w:val="o"/>
+      <w:lvlJc w:val="left"/>
+      <w:pPr>
+        <w:tabs>
+          <w:tab w:val="num" w:pos="1440"/>
+        </w:tabs>
+        <w:ind w:left="1440" w:hanging="360"/>
+      </w:pPr>
+      <w:rPr>
+        <w:rFonts w:ascii="Courier New" w:hAnsi="Courier New" w:hint="default"/>
+        <w:sz w:val="20"/>
+      </w:rPr>
+    </w:lvl>
+    <w:lvl w:ilvl="2" w:tentative="1">
+      <w:start w:val="1"/>
+      <w:numFmt w:val="bullet"/>
+      <w:lvlText w:val=""/>
+      <w:lvlJc w:val="left"/>
+      <w:pPr>
+        <w:tabs>
+          <w:tab w:val="num" w:pos="2160"/>
+        </w:tabs>
+        <w:ind w:left="2160" w:hanging="360"/>
+      </w:pPr>
+      <w:rPr>
+        <w:rFonts w:ascii="Wingdings" w:hAnsi="Wingdings" w:hint="default"/>
+        <w:sz w:val="20"/>
+      </w:rPr>
+    </w:lvl>
+    <w:lvl w:ilvl="3" w:tentative="1">
+      <w:start w:val="1"/>
+      <w:numFmt w:val="bullet"/>
+      <w:lvlText w:val=""/>
+      <w:lvlJc w:val="left"/>
+      <w:pPr>
+        <w:tabs>
+          <w:tab w:val="num" w:pos="2880"/>
+        </w:tabs>
+        <w:ind w:left="2880" w:hanging="360"/>
+      </w:pPr>
+      <w:rPr>
+        <w:rFonts w:ascii="Wingdings" w:hAnsi="Wingdings" w:hint="default"/>
+        <w:sz w:val="20"/>
+      </w:rPr>
+    </w:lvl>
+    <w:lvl w:ilvl="4" w:tentative="1">
+      <w:start w:val="1"/>
+      <w:numFmt w:val="bullet"/>
+      <w:lvlText w:val=""/>
+      <w:lvlJc w:val="left"/>
+      <w:pPr>
+        <w:tabs>
+          <w:tab w:val="num" w:pos="3600"/>
+        </w:tabs>
+        <w:ind w:left="3600" w:hanging="360"/>
+      </w:pPr>
+      <w:rPr>
+        <w:rFonts w:ascii="Wingdings" w:hAnsi="Wingdings" w:hint="default"/>
+        <w:sz w:val="20"/>
+      </w:rPr>
+    </w:lvl>
+    <w:lvl w:ilvl="5" w:tentative="1">
+      <w:start w:val="1"/>
+      <w:numFmt w:val="bullet"/>
+      <w:lvlText w:val=""/>
+      <w:lvlJc w:val="left"/>
+      <w:pPr>
+        <w:tabs>
+          <w:tab w:val="num" w:pos="4320"/>
+        </w:tabs>
+        <w:ind w:left="4320" w:hanging="360"/>
+      </w:pPr>
+      <w:rPr>
+        <w:rFonts w:ascii="Wingdings" w:hAnsi="Wingdings" w:hint="default"/>
+        <w:sz w:val="20"/>
+      </w:rPr>
+    </w:lvl>
+    <w:lvl w:ilvl="6" w:tentative="1">
+      <w:start w:val="1"/>
+      <w:numFmt w:val="bullet"/>
+      <w:lvlText w:val=""/>
+      <w:lvlJc w:val="left"/>
+      <w:pPr>
+        <w:tabs>
+          <w:tab w:val="num" w:pos="5040"/>
+        </w:tabs>
+        <w:ind w:left="5040" w:hanging="360"/>
+      </w:pPr>
+      <w:rPr>
+        <w:rFonts w:ascii="Wingdings" w:hAnsi="Wingdings" w:hint="default"/>
+        <w:sz w:val="20"/>
+      </w:rPr>
+    </w:lvl>
+    <w:lvl w:ilvl="7" w:tentative="1">
+      <w:start w:val="1"/>
+      <w:numFmt w:val="bullet"/>
+      <w:lvlText w:val=""/>
+      <w:lvlJc w:val="left"/>
+      <w:pPr>
+        <w:tabs>
+          <w:tab w:val="num" w:pos="5760"/>
+        </w:tabs>
+        <w:ind w:left="5760" w:hanging="360"/>
+      </w:pPr>
+      <w:rPr>
+        <w:rFonts w:ascii="Wingdings" w:hAnsi="Wingdings" w:hint="default"/>
+        <w:sz w:val="20"/>
+      </w:rPr>
+    </w:lvl>
+    <w:lvl w:ilvl="8" w:tentative="1">
+      <w:start w:val="1"/>
+      <w:numFmt w:val="bullet"/>
+      <w:lvlText w:val=""/>
+      <w:lvlJc w:val="left"/>
+      <w:pPr>
+        <w:tabs>
+          <w:tab w:val="num" w:pos="6480"/>
+        </w:tabs>
+        <w:ind w:left="6480" w:hanging="360"/>
+      </w:pPr>
+      <w:rPr>
+        <w:rFonts w:ascii="Wingdings" w:hAnsi="Wingdings" w:hint="default"/>
+        <w:sz w:val="20"/>
+      </w:rPr>
+    </w:lvl>
+  </w:abstractNum>
+  <w:abstractNum w:abstractNumId="25" w15:restartNumberingAfterBreak="0">
     <w:nsid w:val="365D547E"/>
     <w:multiLevelType w:val="multilevel"/>
     <w:tmpl w:val="4E78E0C2"/>
@@ -8375,7 +9958,7 @@
       </w:rPr>
     </w:lvl>
   </w:abstractNum>
-  <w:abstractNum w:abstractNumId="22" w15:restartNumberingAfterBreak="0">
+  <w:abstractNum w:abstractNumId="26" w15:restartNumberingAfterBreak="0">
     <w:nsid w:val="3A7C6508"/>
     <w:multiLevelType w:val="hybridMultilevel"/>
     <w:tmpl w:val="3D7AF2BC"/>
@@ -8516,7 +10099,7 @@
       </w:rPr>
     </w:lvl>
   </w:abstractNum>
-  <w:abstractNum w:abstractNumId="23" w15:restartNumberingAfterBreak="0">
+  <w:abstractNum w:abstractNumId="27" w15:restartNumberingAfterBreak="0">
     <w:nsid w:val="3CC76EA2"/>
     <w:multiLevelType w:val="multilevel"/>
     <w:tmpl w:val="289C6AE2"/>
@@ -8665,7 +10248,7 @@
       </w:rPr>
     </w:lvl>
   </w:abstractNum>
-  <w:abstractNum w:abstractNumId="24" w15:restartNumberingAfterBreak="0">
+  <w:abstractNum w:abstractNumId="28" w15:restartNumberingAfterBreak="0">
     <w:nsid w:val="3D187FFD"/>
     <w:multiLevelType w:val="hybridMultilevel"/>
     <w:tmpl w:val="1700A63E"/>
@@ -8782,7 +10365,305 @@
       </w:pPr>
     </w:lvl>
   </w:abstractNum>
-  <w:abstractNum w:abstractNumId="25" w15:restartNumberingAfterBreak="0">
+  <w:abstractNum w:abstractNumId="29" w15:restartNumberingAfterBreak="0">
+    <w:nsid w:val="41A3504C"/>
+    <w:multiLevelType w:val="multilevel"/>
+    <w:tmpl w:val="9132B318"/>
+    <w:lvl w:ilvl="0">
+      <w:start w:val="1"/>
+      <w:numFmt w:val="bullet"/>
+      <w:lvlText w:val=""/>
+      <w:lvlJc w:val="left"/>
+      <w:pPr>
+        <w:tabs>
+          <w:tab w:val="num" w:pos="720"/>
+        </w:tabs>
+        <w:ind w:left="720" w:hanging="360"/>
+      </w:pPr>
+      <w:rPr>
+        <w:rFonts w:ascii="Symbol" w:hAnsi="Symbol" w:hint="default"/>
+        <w:sz w:val="20"/>
+      </w:rPr>
+    </w:lvl>
+    <w:lvl w:ilvl="1" w:tentative="1">
+      <w:start w:val="1"/>
+      <w:numFmt w:val="bullet"/>
+      <w:lvlText w:val="o"/>
+      <w:lvlJc w:val="left"/>
+      <w:pPr>
+        <w:tabs>
+          <w:tab w:val="num" w:pos="1440"/>
+        </w:tabs>
+        <w:ind w:left="1440" w:hanging="360"/>
+      </w:pPr>
+      <w:rPr>
+        <w:rFonts w:ascii="Courier New" w:hAnsi="Courier New" w:hint="default"/>
+        <w:sz w:val="20"/>
+      </w:rPr>
+    </w:lvl>
+    <w:lvl w:ilvl="2" w:tentative="1">
+      <w:start w:val="1"/>
+      <w:numFmt w:val="bullet"/>
+      <w:lvlText w:val=""/>
+      <w:lvlJc w:val="left"/>
+      <w:pPr>
+        <w:tabs>
+          <w:tab w:val="num" w:pos="2160"/>
+        </w:tabs>
+        <w:ind w:left="2160" w:hanging="360"/>
+      </w:pPr>
+      <w:rPr>
+        <w:rFonts w:ascii="Wingdings" w:hAnsi="Wingdings" w:hint="default"/>
+        <w:sz w:val="20"/>
+      </w:rPr>
+    </w:lvl>
+    <w:lvl w:ilvl="3" w:tentative="1">
+      <w:start w:val="1"/>
+      <w:numFmt w:val="bullet"/>
+      <w:lvlText w:val=""/>
+      <w:lvlJc w:val="left"/>
+      <w:pPr>
+        <w:tabs>
+          <w:tab w:val="num" w:pos="2880"/>
+        </w:tabs>
+        <w:ind w:left="2880" w:hanging="360"/>
+      </w:pPr>
+      <w:rPr>
+        <w:rFonts w:ascii="Wingdings" w:hAnsi="Wingdings" w:hint="default"/>
+        <w:sz w:val="20"/>
+      </w:rPr>
+    </w:lvl>
+    <w:lvl w:ilvl="4" w:tentative="1">
+      <w:start w:val="1"/>
+      <w:numFmt w:val="bullet"/>
+      <w:lvlText w:val=""/>
+      <w:lvlJc w:val="left"/>
+      <w:pPr>
+        <w:tabs>
+          <w:tab w:val="num" w:pos="3600"/>
+        </w:tabs>
+        <w:ind w:left="3600" w:hanging="360"/>
+      </w:pPr>
+      <w:rPr>
+        <w:rFonts w:ascii="Wingdings" w:hAnsi="Wingdings" w:hint="default"/>
+        <w:sz w:val="20"/>
+      </w:rPr>
+    </w:lvl>
+    <w:lvl w:ilvl="5" w:tentative="1">
+      <w:start w:val="1"/>
+      <w:numFmt w:val="bullet"/>
+      <w:lvlText w:val=""/>
+      <w:lvlJc w:val="left"/>
+      <w:pPr>
+        <w:tabs>
+          <w:tab w:val="num" w:pos="4320"/>
+        </w:tabs>
+        <w:ind w:left="4320" w:hanging="360"/>
+      </w:pPr>
+      <w:rPr>
+        <w:rFonts w:ascii="Wingdings" w:hAnsi="Wingdings" w:hint="default"/>
+        <w:sz w:val="20"/>
+      </w:rPr>
+    </w:lvl>
+    <w:lvl w:ilvl="6" w:tentative="1">
+      <w:start w:val="1"/>
+      <w:numFmt w:val="bullet"/>
+      <w:lvlText w:val=""/>
+      <w:lvlJc w:val="left"/>
+      <w:pPr>
+        <w:tabs>
+          <w:tab w:val="num" w:pos="5040"/>
+        </w:tabs>
+        <w:ind w:left="5040" w:hanging="360"/>
+      </w:pPr>
+      <w:rPr>
+        <w:rFonts w:ascii="Wingdings" w:hAnsi="Wingdings" w:hint="default"/>
+        <w:sz w:val="20"/>
+      </w:rPr>
+    </w:lvl>
+    <w:lvl w:ilvl="7" w:tentative="1">
+      <w:start w:val="1"/>
+      <w:numFmt w:val="bullet"/>
+      <w:lvlText w:val=""/>
+      <w:lvlJc w:val="left"/>
+      <w:pPr>
+        <w:tabs>
+          <w:tab w:val="num" w:pos="5760"/>
+        </w:tabs>
+        <w:ind w:left="5760" w:hanging="360"/>
+      </w:pPr>
+      <w:rPr>
+        <w:rFonts w:ascii="Wingdings" w:hAnsi="Wingdings" w:hint="default"/>
+        <w:sz w:val="20"/>
+      </w:rPr>
+    </w:lvl>
+    <w:lvl w:ilvl="8" w:tentative="1">
+      <w:start w:val="1"/>
+      <w:numFmt w:val="bullet"/>
+      <w:lvlText w:val=""/>
+      <w:lvlJc w:val="left"/>
+      <w:pPr>
+        <w:tabs>
+          <w:tab w:val="num" w:pos="6480"/>
+        </w:tabs>
+        <w:ind w:left="6480" w:hanging="360"/>
+      </w:pPr>
+      <w:rPr>
+        <w:rFonts w:ascii="Wingdings" w:hAnsi="Wingdings" w:hint="default"/>
+        <w:sz w:val="20"/>
+      </w:rPr>
+    </w:lvl>
+  </w:abstractNum>
+  <w:abstractNum w:abstractNumId="30" w15:restartNumberingAfterBreak="0">
+    <w:nsid w:val="42625A15"/>
+    <w:multiLevelType w:val="multilevel"/>
+    <w:tmpl w:val="5D2A8C22"/>
+    <w:lvl w:ilvl="0">
+      <w:start w:val="1"/>
+      <w:numFmt w:val="bullet"/>
+      <w:lvlText w:val=""/>
+      <w:lvlJc w:val="left"/>
+      <w:pPr>
+        <w:tabs>
+          <w:tab w:val="num" w:pos="720"/>
+        </w:tabs>
+        <w:ind w:left="720" w:hanging="360"/>
+      </w:pPr>
+      <w:rPr>
+        <w:rFonts w:ascii="Symbol" w:hAnsi="Symbol" w:hint="default"/>
+        <w:sz w:val="20"/>
+      </w:rPr>
+    </w:lvl>
+    <w:lvl w:ilvl="1" w:tentative="1">
+      <w:start w:val="1"/>
+      <w:numFmt w:val="bullet"/>
+      <w:lvlText w:val="o"/>
+      <w:lvlJc w:val="left"/>
+      <w:pPr>
+        <w:tabs>
+          <w:tab w:val="num" w:pos="1440"/>
+        </w:tabs>
+        <w:ind w:left="1440" w:hanging="360"/>
+      </w:pPr>
+      <w:rPr>
+        <w:rFonts w:ascii="Courier New" w:hAnsi="Courier New" w:hint="default"/>
+        <w:sz w:val="20"/>
+      </w:rPr>
+    </w:lvl>
+    <w:lvl w:ilvl="2" w:tentative="1">
+      <w:start w:val="1"/>
+      <w:numFmt w:val="bullet"/>
+      <w:lvlText w:val=""/>
+      <w:lvlJc w:val="left"/>
+      <w:pPr>
+        <w:tabs>
+          <w:tab w:val="num" w:pos="2160"/>
+        </w:tabs>
+        <w:ind w:left="2160" w:hanging="360"/>
+      </w:pPr>
+      <w:rPr>
+        <w:rFonts w:ascii="Wingdings" w:hAnsi="Wingdings" w:hint="default"/>
+        <w:sz w:val="20"/>
+      </w:rPr>
+    </w:lvl>
+    <w:lvl w:ilvl="3" w:tentative="1">
+      <w:start w:val="1"/>
+      <w:numFmt w:val="bullet"/>
+      <w:lvlText w:val=""/>
+      <w:lvlJc w:val="left"/>
+      <w:pPr>
+        <w:tabs>
+          <w:tab w:val="num" w:pos="2880"/>
+        </w:tabs>
+        <w:ind w:left="2880" w:hanging="360"/>
+      </w:pPr>
+      <w:rPr>
+        <w:rFonts w:ascii="Wingdings" w:hAnsi="Wingdings" w:hint="default"/>
+        <w:sz w:val="20"/>
+      </w:rPr>
+    </w:lvl>
+    <w:lvl w:ilvl="4" w:tentative="1">
+      <w:start w:val="1"/>
+      <w:numFmt w:val="bullet"/>
+      <w:lvlText w:val=""/>
+      <w:lvlJc w:val="left"/>
+      <w:pPr>
+        <w:tabs>
+          <w:tab w:val="num" w:pos="3600"/>
+        </w:tabs>
+        <w:ind w:left="3600" w:hanging="360"/>
+      </w:pPr>
+      <w:rPr>
+        <w:rFonts w:ascii="Wingdings" w:hAnsi="Wingdings" w:hint="default"/>
+        <w:sz w:val="20"/>
+      </w:rPr>
+    </w:lvl>
+    <w:lvl w:ilvl="5" w:tentative="1">
+      <w:start w:val="1"/>
+      <w:numFmt w:val="bullet"/>
+      <w:lvlText w:val=""/>
+      <w:lvlJc w:val="left"/>
+      <w:pPr>
+        <w:tabs>
+          <w:tab w:val="num" w:pos="4320"/>
+        </w:tabs>
+        <w:ind w:left="4320" w:hanging="360"/>
+      </w:pPr>
+      <w:rPr>
+        <w:rFonts w:ascii="Wingdings" w:hAnsi="Wingdings" w:hint="default"/>
+        <w:sz w:val="20"/>
+      </w:rPr>
+    </w:lvl>
+    <w:lvl w:ilvl="6" w:tentative="1">
+      <w:start w:val="1"/>
+      <w:numFmt w:val="bullet"/>
+      <w:lvlText w:val=""/>
+      <w:lvlJc w:val="left"/>
+      <w:pPr>
+        <w:tabs>
+          <w:tab w:val="num" w:pos="5040"/>
+        </w:tabs>
+        <w:ind w:left="5040" w:hanging="360"/>
+      </w:pPr>
+      <w:rPr>
+        <w:rFonts w:ascii="Wingdings" w:hAnsi="Wingdings" w:hint="default"/>
+        <w:sz w:val="20"/>
+      </w:rPr>
+    </w:lvl>
+    <w:lvl w:ilvl="7" w:tentative="1">
+      <w:start w:val="1"/>
+      <w:numFmt w:val="bullet"/>
+      <w:lvlText w:val=""/>
+      <w:lvlJc w:val="left"/>
+      <w:pPr>
+        <w:tabs>
+          <w:tab w:val="num" w:pos="5760"/>
+        </w:tabs>
+        <w:ind w:left="5760" w:hanging="360"/>
+      </w:pPr>
+      <w:rPr>
+        <w:rFonts w:ascii="Wingdings" w:hAnsi="Wingdings" w:hint="default"/>
+        <w:sz w:val="20"/>
+      </w:rPr>
+    </w:lvl>
+    <w:lvl w:ilvl="8" w:tentative="1">
+      <w:start w:val="1"/>
+      <w:numFmt w:val="bullet"/>
+      <w:lvlText w:val=""/>
+      <w:lvlJc w:val="left"/>
+      <w:pPr>
+        <w:tabs>
+          <w:tab w:val="num" w:pos="6480"/>
+        </w:tabs>
+        <w:ind w:left="6480" w:hanging="360"/>
+      </w:pPr>
+      <w:rPr>
+        <w:rFonts w:ascii="Wingdings" w:hAnsi="Wingdings" w:hint="default"/>
+        <w:sz w:val="20"/>
+      </w:rPr>
+    </w:lvl>
+  </w:abstractNum>
+  <w:abstractNum w:abstractNumId="31" w15:restartNumberingAfterBreak="0">
     <w:nsid w:val="442D4280"/>
     <w:multiLevelType w:val="hybridMultilevel"/>
     <w:tmpl w:val="EF3C80DE"/>
@@ -8899,7 +10780,120 @@
       </w:pPr>
     </w:lvl>
   </w:abstractNum>
-  <w:abstractNum w:abstractNumId="26" w15:restartNumberingAfterBreak="0">
+  <w:abstractNum w:abstractNumId="32" w15:restartNumberingAfterBreak="0">
+    <w:nsid w:val="49446EC1"/>
+    <w:multiLevelType w:val="multilevel"/>
+    <w:tmpl w:val="4C469588"/>
+    <w:lvl w:ilvl="0">
+      <w:start w:val="1"/>
+      <w:numFmt w:val="decimal"/>
+      <w:lvlText w:val="%1."/>
+      <w:lvlJc w:val="left"/>
+      <w:pPr>
+        <w:tabs>
+          <w:tab w:val="num" w:pos="720"/>
+        </w:tabs>
+        <w:ind w:left="720" w:hanging="360"/>
+      </w:pPr>
+    </w:lvl>
+    <w:lvl w:ilvl="1">
+      <w:start w:val="1"/>
+      <w:numFmt w:val="bullet"/>
+      <w:lvlText w:val=""/>
+      <w:lvlJc w:val="left"/>
+      <w:pPr>
+        <w:ind w:left="1440" w:hanging="360"/>
+      </w:pPr>
+      <w:rPr>
+        <w:rFonts w:ascii="Symbol" w:hAnsi="Symbol" w:cs="Symbol" w:hint="default"/>
+      </w:rPr>
+    </w:lvl>
+    <w:lvl w:ilvl="2" w:tentative="1">
+      <w:start w:val="1"/>
+      <w:numFmt w:val="decimal"/>
+      <w:lvlText w:val="%3."/>
+      <w:lvlJc w:val="left"/>
+      <w:pPr>
+        <w:tabs>
+          <w:tab w:val="num" w:pos="2160"/>
+        </w:tabs>
+        <w:ind w:left="2160" w:hanging="360"/>
+      </w:pPr>
+    </w:lvl>
+    <w:lvl w:ilvl="3" w:tentative="1">
+      <w:start w:val="1"/>
+      <w:numFmt w:val="decimal"/>
+      <w:lvlText w:val="%4."/>
+      <w:lvlJc w:val="left"/>
+      <w:pPr>
+        <w:tabs>
+          <w:tab w:val="num" w:pos="2880"/>
+        </w:tabs>
+        <w:ind w:left="2880" w:hanging="360"/>
+      </w:pPr>
+    </w:lvl>
+    <w:lvl w:ilvl="4" w:tentative="1">
+      <w:start w:val="1"/>
+      <w:numFmt w:val="decimal"/>
+      <w:lvlText w:val="%5."/>
+      <w:lvlJc w:val="left"/>
+      <w:pPr>
+        <w:tabs>
+          <w:tab w:val="num" w:pos="3600"/>
+        </w:tabs>
+        <w:ind w:left="3600" w:hanging="360"/>
+      </w:pPr>
+    </w:lvl>
+    <w:lvl w:ilvl="5" w:tentative="1">
+      <w:start w:val="1"/>
+      <w:numFmt w:val="decimal"/>
+      <w:lvlText w:val="%6."/>
+      <w:lvlJc w:val="left"/>
+      <w:pPr>
+        <w:tabs>
+          <w:tab w:val="num" w:pos="4320"/>
+        </w:tabs>
+        <w:ind w:left="4320" w:hanging="360"/>
+      </w:pPr>
+    </w:lvl>
+    <w:lvl w:ilvl="6" w:tentative="1">
+      <w:start w:val="1"/>
+      <w:numFmt w:val="decimal"/>
+      <w:lvlText w:val="%7."/>
+      <w:lvlJc w:val="left"/>
+      <w:pPr>
+        <w:tabs>
+          <w:tab w:val="num" w:pos="5040"/>
+        </w:tabs>
+        <w:ind w:left="5040" w:hanging="360"/>
+      </w:pPr>
+    </w:lvl>
+    <w:lvl w:ilvl="7" w:tentative="1">
+      <w:start w:val="1"/>
+      <w:numFmt w:val="decimal"/>
+      <w:lvlText w:val="%8."/>
+      <w:lvlJc w:val="left"/>
+      <w:pPr>
+        <w:tabs>
+          <w:tab w:val="num" w:pos="5760"/>
+        </w:tabs>
+        <w:ind w:left="5760" w:hanging="360"/>
+      </w:pPr>
+    </w:lvl>
+    <w:lvl w:ilvl="8" w:tentative="1">
+      <w:start w:val="1"/>
+      <w:numFmt w:val="decimal"/>
+      <w:lvlText w:val="%9."/>
+      <w:lvlJc w:val="left"/>
+      <w:pPr>
+        <w:tabs>
+          <w:tab w:val="num" w:pos="6480"/>
+        </w:tabs>
+        <w:ind w:left="6480" w:hanging="360"/>
+      </w:pPr>
+    </w:lvl>
+  </w:abstractNum>
+  <w:abstractNum w:abstractNumId="33" w15:restartNumberingAfterBreak="0">
     <w:nsid w:val="495C18A6"/>
     <w:multiLevelType w:val="multilevel"/>
     <w:tmpl w:val="A9A21C68"/>
@@ -9048,7 +11042,7 @@
       </w:rPr>
     </w:lvl>
   </w:abstractNum>
-  <w:abstractNum w:abstractNumId="27" w15:restartNumberingAfterBreak="0">
+  <w:abstractNum w:abstractNumId="34" w15:restartNumberingAfterBreak="0">
     <w:nsid w:val="4AB139E2"/>
     <w:multiLevelType w:val="hybridMultilevel"/>
     <w:tmpl w:val="BEB25C36"/>
@@ -9161,7 +11155,156 @@
       </w:rPr>
     </w:lvl>
   </w:abstractNum>
-  <w:abstractNum w:abstractNumId="28" w15:restartNumberingAfterBreak="0">
+  <w:abstractNum w:abstractNumId="35" w15:restartNumberingAfterBreak="0">
+    <w:nsid w:val="4D1A1A5B"/>
+    <w:multiLevelType w:val="multilevel"/>
+    <w:tmpl w:val="9F1A34E6"/>
+    <w:lvl w:ilvl="0">
+      <w:start w:val="1"/>
+      <w:numFmt w:val="bullet"/>
+      <w:lvlText w:val=""/>
+      <w:lvlJc w:val="left"/>
+      <w:pPr>
+        <w:tabs>
+          <w:tab w:val="num" w:pos="720"/>
+        </w:tabs>
+        <w:ind w:left="720" w:hanging="360"/>
+      </w:pPr>
+      <w:rPr>
+        <w:rFonts w:ascii="Symbol" w:hAnsi="Symbol" w:hint="default"/>
+        <w:sz w:val="20"/>
+      </w:rPr>
+    </w:lvl>
+    <w:lvl w:ilvl="1" w:tentative="1">
+      <w:start w:val="1"/>
+      <w:numFmt w:val="bullet"/>
+      <w:lvlText w:val="o"/>
+      <w:lvlJc w:val="left"/>
+      <w:pPr>
+        <w:tabs>
+          <w:tab w:val="num" w:pos="1440"/>
+        </w:tabs>
+        <w:ind w:left="1440" w:hanging="360"/>
+      </w:pPr>
+      <w:rPr>
+        <w:rFonts w:ascii="Courier New" w:hAnsi="Courier New" w:hint="default"/>
+        <w:sz w:val="20"/>
+      </w:rPr>
+    </w:lvl>
+    <w:lvl w:ilvl="2" w:tentative="1">
+      <w:start w:val="1"/>
+      <w:numFmt w:val="bullet"/>
+      <w:lvlText w:val=""/>
+      <w:lvlJc w:val="left"/>
+      <w:pPr>
+        <w:tabs>
+          <w:tab w:val="num" w:pos="2160"/>
+        </w:tabs>
+        <w:ind w:left="2160" w:hanging="360"/>
+      </w:pPr>
+      <w:rPr>
+        <w:rFonts w:ascii="Wingdings" w:hAnsi="Wingdings" w:hint="default"/>
+        <w:sz w:val="20"/>
+      </w:rPr>
+    </w:lvl>
+    <w:lvl w:ilvl="3" w:tentative="1">
+      <w:start w:val="1"/>
+      <w:numFmt w:val="bullet"/>
+      <w:lvlText w:val=""/>
+      <w:lvlJc w:val="left"/>
+      <w:pPr>
+        <w:tabs>
+          <w:tab w:val="num" w:pos="2880"/>
+        </w:tabs>
+        <w:ind w:left="2880" w:hanging="360"/>
+      </w:pPr>
+      <w:rPr>
+        <w:rFonts w:ascii="Wingdings" w:hAnsi="Wingdings" w:hint="default"/>
+        <w:sz w:val="20"/>
+      </w:rPr>
+    </w:lvl>
+    <w:lvl w:ilvl="4" w:tentative="1">
+      <w:start w:val="1"/>
+      <w:numFmt w:val="bullet"/>
+      <w:lvlText w:val=""/>
+      <w:lvlJc w:val="left"/>
+      <w:pPr>
+        <w:tabs>
+          <w:tab w:val="num" w:pos="3600"/>
+        </w:tabs>
+        <w:ind w:left="3600" w:hanging="360"/>
+      </w:pPr>
+      <w:rPr>
+        <w:rFonts w:ascii="Wingdings" w:hAnsi="Wingdings" w:hint="default"/>
+        <w:sz w:val="20"/>
+      </w:rPr>
+    </w:lvl>
+    <w:lvl w:ilvl="5" w:tentative="1">
+      <w:start w:val="1"/>
+      <w:numFmt w:val="bullet"/>
+      <w:lvlText w:val=""/>
+      <w:lvlJc w:val="left"/>
+      <w:pPr>
+        <w:tabs>
+          <w:tab w:val="num" w:pos="4320"/>
+        </w:tabs>
+        <w:ind w:left="4320" w:hanging="360"/>
+      </w:pPr>
+      <w:rPr>
+        <w:rFonts w:ascii="Wingdings" w:hAnsi="Wingdings" w:hint="default"/>
+        <w:sz w:val="20"/>
+      </w:rPr>
+    </w:lvl>
+    <w:lvl w:ilvl="6" w:tentative="1">
+      <w:start w:val="1"/>
+      <w:numFmt w:val="bullet"/>
+      <w:lvlText w:val=""/>
+      <w:lvlJc w:val="left"/>
+      <w:pPr>
+        <w:tabs>
+          <w:tab w:val="num" w:pos="5040"/>
+        </w:tabs>
+        <w:ind w:left="5040" w:hanging="360"/>
+      </w:pPr>
+      <w:rPr>
+        <w:rFonts w:ascii="Wingdings" w:hAnsi="Wingdings" w:hint="default"/>
+        <w:sz w:val="20"/>
+      </w:rPr>
+    </w:lvl>
+    <w:lvl w:ilvl="7" w:tentative="1">
+      <w:start w:val="1"/>
+      <w:numFmt w:val="bullet"/>
+      <w:lvlText w:val=""/>
+      <w:lvlJc w:val="left"/>
+      <w:pPr>
+        <w:tabs>
+          <w:tab w:val="num" w:pos="5760"/>
+        </w:tabs>
+        <w:ind w:left="5760" w:hanging="360"/>
+      </w:pPr>
+      <w:rPr>
+        <w:rFonts w:ascii="Wingdings" w:hAnsi="Wingdings" w:hint="default"/>
+        <w:sz w:val="20"/>
+      </w:rPr>
+    </w:lvl>
+    <w:lvl w:ilvl="8" w:tentative="1">
+      <w:start w:val="1"/>
+      <w:numFmt w:val="bullet"/>
+      <w:lvlText w:val=""/>
+      <w:lvlJc w:val="left"/>
+      <w:pPr>
+        <w:tabs>
+          <w:tab w:val="num" w:pos="6480"/>
+        </w:tabs>
+        <w:ind w:left="6480" w:hanging="360"/>
+      </w:pPr>
+      <w:rPr>
+        <w:rFonts w:ascii="Wingdings" w:hAnsi="Wingdings" w:hint="default"/>
+        <w:sz w:val="20"/>
+      </w:rPr>
+    </w:lvl>
+  </w:abstractNum>
+  <w:abstractNum w:abstractNumId="36" w15:restartNumberingAfterBreak="0">
     <w:nsid w:val="52681E8E"/>
     <w:multiLevelType w:val="hybridMultilevel"/>
     <w:tmpl w:val="B8D8CC1C"/>
@@ -9278,7 +11421,7 @@
       </w:pPr>
     </w:lvl>
   </w:abstractNum>
-  <w:abstractNum w:abstractNumId="29" w15:restartNumberingAfterBreak="0">
+  <w:abstractNum w:abstractNumId="37" w15:restartNumberingAfterBreak="0">
     <w:nsid w:val="55FB4499"/>
     <w:multiLevelType w:val="multilevel"/>
     <w:tmpl w:val="68A01994"/>
@@ -9423,7 +11566,7 @@
       </w:rPr>
     </w:lvl>
   </w:abstractNum>
-  <w:abstractNum w:abstractNumId="30" w15:restartNumberingAfterBreak="0">
+  <w:abstractNum w:abstractNumId="38" w15:restartNumberingAfterBreak="0">
     <w:nsid w:val="560C53A3"/>
     <w:multiLevelType w:val="multilevel"/>
     <w:tmpl w:val="DB80402A"/>
@@ -9572,7 +11715,7 @@
       </w:rPr>
     </w:lvl>
   </w:abstractNum>
-  <w:abstractNum w:abstractNumId="31" w15:restartNumberingAfterBreak="0">
+  <w:abstractNum w:abstractNumId="39" w15:restartNumberingAfterBreak="0">
     <w:nsid w:val="56776743"/>
     <w:multiLevelType w:val="multilevel"/>
     <w:tmpl w:val="A2B8ED70"/>
@@ -9721,7 +11864,156 @@
       </w:rPr>
     </w:lvl>
   </w:abstractNum>
-  <w:abstractNum w:abstractNumId="32" w15:restartNumberingAfterBreak="0">
+  <w:abstractNum w:abstractNumId="40" w15:restartNumberingAfterBreak="0">
+    <w:nsid w:val="58476A9B"/>
+    <w:multiLevelType w:val="multilevel"/>
+    <w:tmpl w:val="36EC88E6"/>
+    <w:lvl w:ilvl="0">
+      <w:start w:val="1"/>
+      <w:numFmt w:val="bullet"/>
+      <w:lvlText w:val=""/>
+      <w:lvlJc w:val="left"/>
+      <w:pPr>
+        <w:tabs>
+          <w:tab w:val="num" w:pos="720"/>
+        </w:tabs>
+        <w:ind w:left="720" w:hanging="360"/>
+      </w:pPr>
+      <w:rPr>
+        <w:rFonts w:ascii="Symbol" w:hAnsi="Symbol" w:hint="default"/>
+        <w:sz w:val="20"/>
+      </w:rPr>
+    </w:lvl>
+    <w:lvl w:ilvl="1" w:tentative="1">
+      <w:start w:val="1"/>
+      <w:numFmt w:val="bullet"/>
+      <w:lvlText w:val="o"/>
+      <w:lvlJc w:val="left"/>
+      <w:pPr>
+        <w:tabs>
+          <w:tab w:val="num" w:pos="1440"/>
+        </w:tabs>
+        <w:ind w:left="1440" w:hanging="360"/>
+      </w:pPr>
+      <w:rPr>
+        <w:rFonts w:ascii="Courier New" w:hAnsi="Courier New" w:hint="default"/>
+        <w:sz w:val="20"/>
+      </w:rPr>
+    </w:lvl>
+    <w:lvl w:ilvl="2" w:tentative="1">
+      <w:start w:val="1"/>
+      <w:numFmt w:val="bullet"/>
+      <w:lvlText w:val=""/>
+      <w:lvlJc w:val="left"/>
+      <w:pPr>
+        <w:tabs>
+          <w:tab w:val="num" w:pos="2160"/>
+        </w:tabs>
+        <w:ind w:left="2160" w:hanging="360"/>
+      </w:pPr>
+      <w:rPr>
+        <w:rFonts w:ascii="Wingdings" w:hAnsi="Wingdings" w:hint="default"/>
+        <w:sz w:val="20"/>
+      </w:rPr>
+    </w:lvl>
+    <w:lvl w:ilvl="3" w:tentative="1">
+      <w:start w:val="1"/>
+      <w:numFmt w:val="bullet"/>
+      <w:lvlText w:val=""/>
+      <w:lvlJc w:val="left"/>
+      <w:pPr>
+        <w:tabs>
+          <w:tab w:val="num" w:pos="2880"/>
+        </w:tabs>
+        <w:ind w:left="2880" w:hanging="360"/>
+      </w:pPr>
+      <w:rPr>
+        <w:rFonts w:ascii="Wingdings" w:hAnsi="Wingdings" w:hint="default"/>
+        <w:sz w:val="20"/>
+      </w:rPr>
+    </w:lvl>
+    <w:lvl w:ilvl="4" w:tentative="1">
+      <w:start w:val="1"/>
+      <w:numFmt w:val="bullet"/>
+      <w:lvlText w:val=""/>
+      <w:lvlJc w:val="left"/>
+      <w:pPr>
+        <w:tabs>
+          <w:tab w:val="num" w:pos="3600"/>
+        </w:tabs>
+        <w:ind w:left="3600" w:hanging="360"/>
+      </w:pPr>
+      <w:rPr>
+        <w:rFonts w:ascii="Wingdings" w:hAnsi="Wingdings" w:hint="default"/>
+        <w:sz w:val="20"/>
+      </w:rPr>
+    </w:lvl>
+    <w:lvl w:ilvl="5" w:tentative="1">
+      <w:start w:val="1"/>
+      <w:numFmt w:val="bullet"/>
+      <w:lvlText w:val=""/>
+      <w:lvlJc w:val="left"/>
+      <w:pPr>
+        <w:tabs>
+          <w:tab w:val="num" w:pos="4320"/>
+        </w:tabs>
+        <w:ind w:left="4320" w:hanging="360"/>
+      </w:pPr>
+      <w:rPr>
+        <w:rFonts w:ascii="Wingdings" w:hAnsi="Wingdings" w:hint="default"/>
+        <w:sz w:val="20"/>
+      </w:rPr>
+    </w:lvl>
+    <w:lvl w:ilvl="6" w:tentative="1">
+      <w:start w:val="1"/>
+      <w:numFmt w:val="bullet"/>
+      <w:lvlText w:val=""/>
+      <w:lvlJc w:val="left"/>
+      <w:pPr>
+        <w:tabs>
+          <w:tab w:val="num" w:pos="5040"/>
+        </w:tabs>
+        <w:ind w:left="5040" w:hanging="360"/>
+      </w:pPr>
+      <w:rPr>
+        <w:rFonts w:ascii="Wingdings" w:hAnsi="Wingdings" w:hint="default"/>
+        <w:sz w:val="20"/>
+      </w:rPr>
+    </w:lvl>
+    <w:lvl w:ilvl="7" w:tentative="1">
+      <w:start w:val="1"/>
+      <w:numFmt w:val="bullet"/>
+      <w:lvlText w:val=""/>
+      <w:lvlJc w:val="left"/>
+      <w:pPr>
+        <w:tabs>
+          <w:tab w:val="num" w:pos="5760"/>
+        </w:tabs>
+        <w:ind w:left="5760" w:hanging="360"/>
+      </w:pPr>
+      <w:rPr>
+        <w:rFonts w:ascii="Wingdings" w:hAnsi="Wingdings" w:hint="default"/>
+        <w:sz w:val="20"/>
+      </w:rPr>
+    </w:lvl>
+    <w:lvl w:ilvl="8" w:tentative="1">
+      <w:start w:val="1"/>
+      <w:numFmt w:val="bullet"/>
+      <w:lvlText w:val=""/>
+      <w:lvlJc w:val="left"/>
+      <w:pPr>
+        <w:tabs>
+          <w:tab w:val="num" w:pos="6480"/>
+        </w:tabs>
+        <w:ind w:left="6480" w:hanging="360"/>
+      </w:pPr>
+      <w:rPr>
+        <w:rFonts w:ascii="Wingdings" w:hAnsi="Wingdings" w:hint="default"/>
+        <w:sz w:val="20"/>
+      </w:rPr>
+    </w:lvl>
+  </w:abstractNum>
+  <w:abstractNum w:abstractNumId="41" w15:restartNumberingAfterBreak="0">
     <w:nsid w:val="5EBF1C74"/>
     <w:multiLevelType w:val="multilevel"/>
     <w:tmpl w:val="01D23C20"/>
@@ -9866,7 +12158,7 @@
       </w:rPr>
     </w:lvl>
   </w:abstractNum>
-  <w:abstractNum w:abstractNumId="33" w15:restartNumberingAfterBreak="0">
+  <w:abstractNum w:abstractNumId="42" w15:restartNumberingAfterBreak="0">
     <w:nsid w:val="60C5347C"/>
     <w:multiLevelType w:val="hybridMultilevel"/>
     <w:tmpl w:val="92008578"/>
@@ -9979,7 +12271,7 @@
       </w:rPr>
     </w:lvl>
   </w:abstractNum>
-  <w:abstractNum w:abstractNumId="34" w15:restartNumberingAfterBreak="0">
+  <w:abstractNum w:abstractNumId="43" w15:restartNumberingAfterBreak="0">
     <w:nsid w:val="612C3267"/>
     <w:multiLevelType w:val="hybridMultilevel"/>
     <w:tmpl w:val="8AE63E00"/>
@@ -10096,7 +12388,156 @@
       </w:pPr>
     </w:lvl>
   </w:abstractNum>
-  <w:abstractNum w:abstractNumId="35" w15:restartNumberingAfterBreak="0">
+  <w:abstractNum w:abstractNumId="44" w15:restartNumberingAfterBreak="0">
+    <w:nsid w:val="64E32CCB"/>
+    <w:multiLevelType w:val="multilevel"/>
+    <w:tmpl w:val="20942930"/>
+    <w:lvl w:ilvl="0">
+      <w:start w:val="1"/>
+      <w:numFmt w:val="bullet"/>
+      <w:lvlText w:val=""/>
+      <w:lvlJc w:val="left"/>
+      <w:pPr>
+        <w:tabs>
+          <w:tab w:val="num" w:pos="720"/>
+        </w:tabs>
+        <w:ind w:left="720" w:hanging="360"/>
+      </w:pPr>
+      <w:rPr>
+        <w:rFonts w:ascii="Symbol" w:hAnsi="Symbol" w:hint="default"/>
+        <w:sz w:val="20"/>
+      </w:rPr>
+    </w:lvl>
+    <w:lvl w:ilvl="1" w:tentative="1">
+      <w:start w:val="1"/>
+      <w:numFmt w:val="bullet"/>
+      <w:lvlText w:val="o"/>
+      <w:lvlJc w:val="left"/>
+      <w:pPr>
+        <w:tabs>
+          <w:tab w:val="num" w:pos="1440"/>
+        </w:tabs>
+        <w:ind w:left="1440" w:hanging="360"/>
+      </w:pPr>
+      <w:rPr>
+        <w:rFonts w:ascii="Courier New" w:hAnsi="Courier New" w:hint="default"/>
+        <w:sz w:val="20"/>
+      </w:rPr>
+    </w:lvl>
+    <w:lvl w:ilvl="2" w:tentative="1">
+      <w:start w:val="1"/>
+      <w:numFmt w:val="bullet"/>
+      <w:lvlText w:val=""/>
+      <w:lvlJc w:val="left"/>
+      <w:pPr>
+        <w:tabs>
+          <w:tab w:val="num" w:pos="2160"/>
+        </w:tabs>
+        <w:ind w:left="2160" w:hanging="360"/>
+      </w:pPr>
+      <w:rPr>
+        <w:rFonts w:ascii="Wingdings" w:hAnsi="Wingdings" w:hint="default"/>
+        <w:sz w:val="20"/>
+      </w:rPr>
+    </w:lvl>
+    <w:lvl w:ilvl="3" w:tentative="1">
+      <w:start w:val="1"/>
+      <w:numFmt w:val="bullet"/>
+      <w:lvlText w:val=""/>
+      <w:lvlJc w:val="left"/>
+      <w:pPr>
+        <w:tabs>
+          <w:tab w:val="num" w:pos="2880"/>
+        </w:tabs>
+        <w:ind w:left="2880" w:hanging="360"/>
+      </w:pPr>
+      <w:rPr>
+        <w:rFonts w:ascii="Wingdings" w:hAnsi="Wingdings" w:hint="default"/>
+        <w:sz w:val="20"/>
+      </w:rPr>
+    </w:lvl>
+    <w:lvl w:ilvl="4" w:tentative="1">
+      <w:start w:val="1"/>
+      <w:numFmt w:val="bullet"/>
+      <w:lvlText w:val=""/>
+      <w:lvlJc w:val="left"/>
+      <w:pPr>
+        <w:tabs>
+          <w:tab w:val="num" w:pos="3600"/>
+        </w:tabs>
+        <w:ind w:left="3600" w:hanging="360"/>
+      </w:pPr>
+      <w:rPr>
+        <w:rFonts w:ascii="Wingdings" w:hAnsi="Wingdings" w:hint="default"/>
+        <w:sz w:val="20"/>
+      </w:rPr>
+    </w:lvl>
+    <w:lvl w:ilvl="5" w:tentative="1">
+      <w:start w:val="1"/>
+      <w:numFmt w:val="bullet"/>
+      <w:lvlText w:val=""/>
+      <w:lvlJc w:val="left"/>
+      <w:pPr>
+        <w:tabs>
+          <w:tab w:val="num" w:pos="4320"/>
+        </w:tabs>
+        <w:ind w:left="4320" w:hanging="360"/>
+      </w:pPr>
+      <w:rPr>
+        <w:rFonts w:ascii="Wingdings" w:hAnsi="Wingdings" w:hint="default"/>
+        <w:sz w:val="20"/>
+      </w:rPr>
+    </w:lvl>
+    <w:lvl w:ilvl="6" w:tentative="1">
+      <w:start w:val="1"/>
+      <w:numFmt w:val="bullet"/>
+      <w:lvlText w:val=""/>
+      <w:lvlJc w:val="left"/>
+      <w:pPr>
+        <w:tabs>
+          <w:tab w:val="num" w:pos="5040"/>
+        </w:tabs>
+        <w:ind w:left="5040" w:hanging="360"/>
+      </w:pPr>
+      <w:rPr>
+        <w:rFonts w:ascii="Wingdings" w:hAnsi="Wingdings" w:hint="default"/>
+        <w:sz w:val="20"/>
+      </w:rPr>
+    </w:lvl>
+    <w:lvl w:ilvl="7" w:tentative="1">
+      <w:start w:val="1"/>
+      <w:numFmt w:val="bullet"/>
+      <w:lvlText w:val=""/>
+      <w:lvlJc w:val="left"/>
+      <w:pPr>
+        <w:tabs>
+          <w:tab w:val="num" w:pos="5760"/>
+        </w:tabs>
+        <w:ind w:left="5760" w:hanging="360"/>
+      </w:pPr>
+      <w:rPr>
+        <w:rFonts w:ascii="Wingdings" w:hAnsi="Wingdings" w:hint="default"/>
+        <w:sz w:val="20"/>
+      </w:rPr>
+    </w:lvl>
+    <w:lvl w:ilvl="8" w:tentative="1">
+      <w:start w:val="1"/>
+      <w:numFmt w:val="bullet"/>
+      <w:lvlText w:val=""/>
+      <w:lvlJc w:val="left"/>
+      <w:pPr>
+        <w:tabs>
+          <w:tab w:val="num" w:pos="6480"/>
+        </w:tabs>
+        <w:ind w:left="6480" w:hanging="360"/>
+      </w:pPr>
+      <w:rPr>
+        <w:rFonts w:ascii="Wingdings" w:hAnsi="Wingdings" w:hint="default"/>
+        <w:sz w:val="20"/>
+      </w:rPr>
+    </w:lvl>
+  </w:abstractNum>
+  <w:abstractNum w:abstractNumId="45" w15:restartNumberingAfterBreak="0">
     <w:nsid w:val="65A82A3D"/>
     <w:multiLevelType w:val="hybridMultilevel"/>
     <w:tmpl w:val="10CA8502"/>
@@ -10238,7 +12679,7 @@
       </w:rPr>
     </w:lvl>
   </w:abstractNum>
-  <w:abstractNum w:abstractNumId="36" w15:restartNumberingAfterBreak="0">
+  <w:abstractNum w:abstractNumId="46" w15:restartNumberingAfterBreak="0">
     <w:nsid w:val="65D73353"/>
     <w:multiLevelType w:val="multilevel"/>
     <w:tmpl w:val="88745DBC"/>
@@ -10387,7 +12828,7 @@
       </w:rPr>
     </w:lvl>
   </w:abstractNum>
-  <w:abstractNum w:abstractNumId="37" w15:restartNumberingAfterBreak="0">
+  <w:abstractNum w:abstractNumId="47" w15:restartNumberingAfterBreak="0">
     <w:nsid w:val="72E4682B"/>
     <w:multiLevelType w:val="hybridMultilevel"/>
     <w:tmpl w:val="3320CF64"/>
@@ -10497,6 +12938,268 @@
       </w:pPr>
       <w:rPr>
         <w:rFonts w:ascii="Wingdings" w:hAnsi="Wingdings" w:hint="default"/>
+      </w:rPr>
+    </w:lvl>
+  </w:abstractNum>
+  <w:abstractNum w:abstractNumId="48" w15:restartNumberingAfterBreak="0">
+    <w:nsid w:val="73F606D7"/>
+    <w:multiLevelType w:val="hybridMultilevel"/>
+    <w:tmpl w:val="13108D7E"/>
+    <w:lvl w:ilvl="0" w:tplc="08090001">
+      <w:start w:val="1"/>
+      <w:numFmt w:val="bullet"/>
+      <w:lvlText w:val=""/>
+      <w:lvlJc w:val="left"/>
+      <w:pPr>
+        <w:ind w:left="720" w:hanging="360"/>
+      </w:pPr>
+      <w:rPr>
+        <w:rFonts w:ascii="Symbol" w:hAnsi="Symbol" w:cs="Symbol" w:hint="default"/>
+      </w:rPr>
+    </w:lvl>
+    <w:lvl w:ilvl="1" w:tplc="08090003" w:tentative="1">
+      <w:start w:val="1"/>
+      <w:numFmt w:val="bullet"/>
+      <w:lvlText w:val="o"/>
+      <w:lvlJc w:val="left"/>
+      <w:pPr>
+        <w:ind w:left="1440" w:hanging="360"/>
+      </w:pPr>
+      <w:rPr>
+        <w:rFonts w:ascii="Courier New" w:hAnsi="Courier New" w:cs="Courier New" w:hint="default"/>
+      </w:rPr>
+    </w:lvl>
+    <w:lvl w:ilvl="2" w:tplc="08090005" w:tentative="1">
+      <w:start w:val="1"/>
+      <w:numFmt w:val="bullet"/>
+      <w:lvlText w:val=""/>
+      <w:lvlJc w:val="left"/>
+      <w:pPr>
+        <w:ind w:left="2160" w:hanging="360"/>
+      </w:pPr>
+      <w:rPr>
+        <w:rFonts w:ascii="Wingdings" w:hAnsi="Wingdings" w:hint="default"/>
+      </w:rPr>
+    </w:lvl>
+    <w:lvl w:ilvl="3" w:tplc="08090001" w:tentative="1">
+      <w:start w:val="1"/>
+      <w:numFmt w:val="bullet"/>
+      <w:lvlText w:val=""/>
+      <w:lvlJc w:val="left"/>
+      <w:pPr>
+        <w:ind w:left="2880" w:hanging="360"/>
+      </w:pPr>
+      <w:rPr>
+        <w:rFonts w:ascii="Symbol" w:hAnsi="Symbol" w:hint="default"/>
+      </w:rPr>
+    </w:lvl>
+    <w:lvl w:ilvl="4" w:tplc="08090003" w:tentative="1">
+      <w:start w:val="1"/>
+      <w:numFmt w:val="bullet"/>
+      <w:lvlText w:val="o"/>
+      <w:lvlJc w:val="left"/>
+      <w:pPr>
+        <w:ind w:left="3600" w:hanging="360"/>
+      </w:pPr>
+      <w:rPr>
+        <w:rFonts w:ascii="Courier New" w:hAnsi="Courier New" w:cs="Courier New" w:hint="default"/>
+      </w:rPr>
+    </w:lvl>
+    <w:lvl w:ilvl="5" w:tplc="08090005" w:tentative="1">
+      <w:start w:val="1"/>
+      <w:numFmt w:val="bullet"/>
+      <w:lvlText w:val=""/>
+      <w:lvlJc w:val="left"/>
+      <w:pPr>
+        <w:ind w:left="4320" w:hanging="360"/>
+      </w:pPr>
+      <w:rPr>
+        <w:rFonts w:ascii="Wingdings" w:hAnsi="Wingdings" w:hint="default"/>
+      </w:rPr>
+    </w:lvl>
+    <w:lvl w:ilvl="6" w:tplc="08090001" w:tentative="1">
+      <w:start w:val="1"/>
+      <w:numFmt w:val="bullet"/>
+      <w:lvlText w:val=""/>
+      <w:lvlJc w:val="left"/>
+      <w:pPr>
+        <w:ind w:left="5040" w:hanging="360"/>
+      </w:pPr>
+      <w:rPr>
+        <w:rFonts w:ascii="Symbol" w:hAnsi="Symbol" w:hint="default"/>
+      </w:rPr>
+    </w:lvl>
+    <w:lvl w:ilvl="7" w:tplc="08090003" w:tentative="1">
+      <w:start w:val="1"/>
+      <w:numFmt w:val="bullet"/>
+      <w:lvlText w:val="o"/>
+      <w:lvlJc w:val="left"/>
+      <w:pPr>
+        <w:ind w:left="5760" w:hanging="360"/>
+      </w:pPr>
+      <w:rPr>
+        <w:rFonts w:ascii="Courier New" w:hAnsi="Courier New" w:cs="Courier New" w:hint="default"/>
+      </w:rPr>
+    </w:lvl>
+    <w:lvl w:ilvl="8" w:tplc="08090005" w:tentative="1">
+      <w:start w:val="1"/>
+      <w:numFmt w:val="bullet"/>
+      <w:lvlText w:val=""/>
+      <w:lvlJc w:val="left"/>
+      <w:pPr>
+        <w:ind w:left="6480" w:hanging="360"/>
+      </w:pPr>
+      <w:rPr>
+        <w:rFonts w:ascii="Wingdings" w:hAnsi="Wingdings" w:hint="default"/>
+      </w:rPr>
+    </w:lvl>
+  </w:abstractNum>
+  <w:abstractNum w:abstractNumId="49" w15:restartNumberingAfterBreak="0">
+    <w:nsid w:val="7FBB75A3"/>
+    <w:multiLevelType w:val="multilevel"/>
+    <w:tmpl w:val="9DAEB0C2"/>
+    <w:lvl w:ilvl="0">
+      <w:start w:val="1"/>
+      <w:numFmt w:val="bullet"/>
+      <w:lvlText w:val=""/>
+      <w:lvlJc w:val="left"/>
+      <w:pPr>
+        <w:tabs>
+          <w:tab w:val="num" w:pos="720"/>
+        </w:tabs>
+        <w:ind w:left="720" w:hanging="360"/>
+      </w:pPr>
+      <w:rPr>
+        <w:rFonts w:ascii="Symbol" w:hAnsi="Symbol" w:hint="default"/>
+        <w:sz w:val="20"/>
+      </w:rPr>
+    </w:lvl>
+    <w:lvl w:ilvl="1" w:tentative="1">
+      <w:start w:val="1"/>
+      <w:numFmt w:val="bullet"/>
+      <w:lvlText w:val="o"/>
+      <w:lvlJc w:val="left"/>
+      <w:pPr>
+        <w:tabs>
+          <w:tab w:val="num" w:pos="1440"/>
+        </w:tabs>
+        <w:ind w:left="1440" w:hanging="360"/>
+      </w:pPr>
+      <w:rPr>
+        <w:rFonts w:ascii="Courier New" w:hAnsi="Courier New" w:hint="default"/>
+        <w:sz w:val="20"/>
+      </w:rPr>
+    </w:lvl>
+    <w:lvl w:ilvl="2" w:tentative="1">
+      <w:start w:val="1"/>
+      <w:numFmt w:val="bullet"/>
+      <w:lvlText w:val=""/>
+      <w:lvlJc w:val="left"/>
+      <w:pPr>
+        <w:tabs>
+          <w:tab w:val="num" w:pos="2160"/>
+        </w:tabs>
+        <w:ind w:left="2160" w:hanging="360"/>
+      </w:pPr>
+      <w:rPr>
+        <w:rFonts w:ascii="Wingdings" w:hAnsi="Wingdings" w:hint="default"/>
+        <w:sz w:val="20"/>
+      </w:rPr>
+    </w:lvl>
+    <w:lvl w:ilvl="3" w:tentative="1">
+      <w:start w:val="1"/>
+      <w:numFmt w:val="bullet"/>
+      <w:lvlText w:val=""/>
+      <w:lvlJc w:val="left"/>
+      <w:pPr>
+        <w:tabs>
+          <w:tab w:val="num" w:pos="2880"/>
+        </w:tabs>
+        <w:ind w:left="2880" w:hanging="360"/>
+      </w:pPr>
+      <w:rPr>
+        <w:rFonts w:ascii="Wingdings" w:hAnsi="Wingdings" w:hint="default"/>
+        <w:sz w:val="20"/>
+      </w:rPr>
+    </w:lvl>
+    <w:lvl w:ilvl="4" w:tentative="1">
+      <w:start w:val="1"/>
+      <w:numFmt w:val="bullet"/>
+      <w:lvlText w:val=""/>
+      <w:lvlJc w:val="left"/>
+      <w:pPr>
+        <w:tabs>
+          <w:tab w:val="num" w:pos="3600"/>
+        </w:tabs>
+        <w:ind w:left="3600" w:hanging="360"/>
+      </w:pPr>
+      <w:rPr>
+        <w:rFonts w:ascii="Wingdings" w:hAnsi="Wingdings" w:hint="default"/>
+        <w:sz w:val="20"/>
+      </w:rPr>
+    </w:lvl>
+    <w:lvl w:ilvl="5" w:tentative="1">
+      <w:start w:val="1"/>
+      <w:numFmt w:val="bullet"/>
+      <w:lvlText w:val=""/>
+      <w:lvlJc w:val="left"/>
+      <w:pPr>
+        <w:tabs>
+          <w:tab w:val="num" w:pos="4320"/>
+        </w:tabs>
+        <w:ind w:left="4320" w:hanging="360"/>
+      </w:pPr>
+      <w:rPr>
+        <w:rFonts w:ascii="Wingdings" w:hAnsi="Wingdings" w:hint="default"/>
+        <w:sz w:val="20"/>
+      </w:rPr>
+    </w:lvl>
+    <w:lvl w:ilvl="6" w:tentative="1">
+      <w:start w:val="1"/>
+      <w:numFmt w:val="bullet"/>
+      <w:lvlText w:val=""/>
+      <w:lvlJc w:val="left"/>
+      <w:pPr>
+        <w:tabs>
+          <w:tab w:val="num" w:pos="5040"/>
+        </w:tabs>
+        <w:ind w:left="5040" w:hanging="360"/>
+      </w:pPr>
+      <w:rPr>
+        <w:rFonts w:ascii="Wingdings" w:hAnsi="Wingdings" w:hint="default"/>
+        <w:sz w:val="20"/>
+      </w:rPr>
+    </w:lvl>
+    <w:lvl w:ilvl="7" w:tentative="1">
+      <w:start w:val="1"/>
+      <w:numFmt w:val="bullet"/>
+      <w:lvlText w:val=""/>
+      <w:lvlJc w:val="left"/>
+      <w:pPr>
+        <w:tabs>
+          <w:tab w:val="num" w:pos="5760"/>
+        </w:tabs>
+        <w:ind w:left="5760" w:hanging="360"/>
+      </w:pPr>
+      <w:rPr>
+        <w:rFonts w:ascii="Wingdings" w:hAnsi="Wingdings" w:hint="default"/>
+        <w:sz w:val="20"/>
+      </w:rPr>
+    </w:lvl>
+    <w:lvl w:ilvl="8" w:tentative="1">
+      <w:start w:val="1"/>
+      <w:numFmt w:val="bullet"/>
+      <w:lvlText w:val=""/>
+      <w:lvlJc w:val="left"/>
+      <w:pPr>
+        <w:tabs>
+          <w:tab w:val="num" w:pos="6480"/>
+        </w:tabs>
+        <w:ind w:left="6480" w:hanging="360"/>
+      </w:pPr>
+      <w:rPr>
+        <w:rFonts w:ascii="Wingdings" w:hAnsi="Wingdings" w:hint="default"/>
+        <w:sz w:val="20"/>
       </w:rPr>
     </w:lvl>
   </w:abstractNum>
@@ -10504,70 +13207,70 @@
     <w:abstractNumId w:val="5"/>
   </w:num>
   <w:num w:numId="2" w16cid:durableId="1810635607">
-    <w:abstractNumId w:val="35"/>
+    <w:abstractNumId w:val="45"/>
   </w:num>
   <w:num w:numId="3" w16cid:durableId="455485748">
-    <w:abstractNumId w:val="22"/>
+    <w:abstractNumId w:val="26"/>
   </w:num>
   <w:num w:numId="4" w16cid:durableId="2029288189">
-    <w:abstractNumId w:val="13"/>
+    <w:abstractNumId w:val="15"/>
   </w:num>
   <w:num w:numId="5" w16cid:durableId="197085612">
-    <w:abstractNumId w:val="34"/>
+    <w:abstractNumId w:val="43"/>
   </w:num>
   <w:num w:numId="6" w16cid:durableId="221450497">
-    <w:abstractNumId w:val="24"/>
+    <w:abstractNumId w:val="28"/>
   </w:num>
   <w:num w:numId="7" w16cid:durableId="2005084592">
-    <w:abstractNumId w:val="25"/>
+    <w:abstractNumId w:val="31"/>
   </w:num>
   <w:num w:numId="8" w16cid:durableId="37702280">
     <w:abstractNumId w:val="0"/>
   </w:num>
   <w:num w:numId="9" w16cid:durableId="355665691">
-    <w:abstractNumId w:val="28"/>
+    <w:abstractNumId w:val="36"/>
   </w:num>
   <w:num w:numId="10" w16cid:durableId="1236088103">
     <w:abstractNumId w:val="5"/>
   </w:num>
   <w:num w:numId="11" w16cid:durableId="1541014322">
-    <w:abstractNumId w:val="28"/>
+    <w:abstractNumId w:val="36"/>
   </w:num>
   <w:num w:numId="12" w16cid:durableId="1434402749">
+    <w:abstractNumId w:val="42"/>
+  </w:num>
+  <w:num w:numId="13" w16cid:durableId="1282540745">
+    <w:abstractNumId w:val="39"/>
+  </w:num>
+  <w:num w:numId="14" w16cid:durableId="2020616299">
+    <w:abstractNumId w:val="38"/>
+  </w:num>
+  <w:num w:numId="15" w16cid:durableId="2005163332">
+    <w:abstractNumId w:val="37"/>
+  </w:num>
+  <w:num w:numId="16" w16cid:durableId="283930619">
     <w:abstractNumId w:val="33"/>
   </w:num>
-  <w:num w:numId="13" w16cid:durableId="1282540745">
-    <w:abstractNumId w:val="31"/>
-  </w:num>
-  <w:num w:numId="14" w16cid:durableId="2020616299">
-    <w:abstractNumId w:val="30"/>
-  </w:num>
-  <w:num w:numId="15" w16cid:durableId="2005163332">
-    <w:abstractNumId w:val="29"/>
-  </w:num>
-  <w:num w:numId="16" w16cid:durableId="283930619">
-    <w:abstractNumId w:val="26"/>
-  </w:num>
   <w:num w:numId="17" w16cid:durableId="1958415282">
-    <w:abstractNumId w:val="23"/>
+    <w:abstractNumId w:val="27"/>
   </w:num>
   <w:num w:numId="18" w16cid:durableId="94863306">
     <w:abstractNumId w:val="7"/>
   </w:num>
   <w:num w:numId="19" w16cid:durableId="253326183">
-    <w:abstractNumId w:val="32"/>
+    <w:abstractNumId w:val="41"/>
   </w:num>
   <w:num w:numId="20" w16cid:durableId="109054474">
+    <w:abstractNumId w:val="18"/>
+  </w:num>
+  <w:num w:numId="21" w16cid:durableId="1510872476">
     <w:abstractNumId w:val="16"/>
   </w:num>
-  <w:num w:numId="21" w16cid:durableId="1510872476">
-    <w:abstractNumId w:val="14"/>
-  </w:num>
   <w:num w:numId="22" w16cid:durableId="1522626147">
-    <w:abstractNumId w:val="18"/>
+    <w:abstractNumId w:val="20"/>
   </w:num>
   <w:num w:numId="23" w16cid:durableId="1260021682">
-    <w:abstractNumId w:val="19"/>
+    <w:abstractNumId w:val="21"/>
   </w:num>
   <w:num w:numId="24" w16cid:durableId="1147278684">
     <w:abstractNumId w:val="1"/>
@@ -10576,49 +13279,85 @@
     <w:abstractNumId w:val="6"/>
   </w:num>
   <w:num w:numId="26" w16cid:durableId="1193305982">
-    <w:abstractNumId w:val="36"/>
+    <w:abstractNumId w:val="46"/>
   </w:num>
   <w:num w:numId="27" w16cid:durableId="471944380">
     <w:abstractNumId w:val="3"/>
   </w:num>
   <w:num w:numId="28" w16cid:durableId="855656719">
-    <w:abstractNumId w:val="15"/>
+    <w:abstractNumId w:val="17"/>
   </w:num>
   <w:num w:numId="29" w16cid:durableId="368652905">
     <w:abstractNumId w:val="4"/>
   </w:num>
   <w:num w:numId="30" w16cid:durableId="246380939">
-    <w:abstractNumId w:val="21"/>
+    <w:abstractNumId w:val="25"/>
   </w:num>
   <w:num w:numId="31" w16cid:durableId="527840199">
-    <w:abstractNumId w:val="20"/>
+    <w:abstractNumId w:val="22"/>
   </w:num>
   <w:num w:numId="32" w16cid:durableId="1337727046">
-    <w:abstractNumId w:val="17"/>
+    <w:abstractNumId w:val="19"/>
   </w:num>
   <w:num w:numId="33" w16cid:durableId="701174328">
     <w:abstractNumId w:val="9"/>
   </w:num>
   <w:num w:numId="34" w16cid:durableId="1391147679">
-    <w:abstractNumId w:val="12"/>
+    <w:abstractNumId w:val="14"/>
   </w:num>
   <w:num w:numId="35" w16cid:durableId="389497673">
-    <w:abstractNumId w:val="11"/>
+    <w:abstractNumId w:val="12"/>
   </w:num>
   <w:num w:numId="36" w16cid:durableId="871266622">
     <w:abstractNumId w:val="10"/>
   </w:num>
   <w:num w:numId="37" w16cid:durableId="80181815">
-    <w:abstractNumId w:val="37"/>
+    <w:abstractNumId w:val="47"/>
   </w:num>
   <w:num w:numId="38" w16cid:durableId="1211263401">
-    <w:abstractNumId w:val="27"/>
+    <w:abstractNumId w:val="34"/>
   </w:num>
   <w:num w:numId="39" w16cid:durableId="2023507645">
     <w:abstractNumId w:val="2"/>
   </w:num>
   <w:num w:numId="40" w16cid:durableId="1882548290">
     <w:abstractNumId w:val="8"/>
+  </w:num>
+  <w:num w:numId="41" w16cid:durableId="959413481">
+    <w:abstractNumId w:val="13"/>
+  </w:num>
+  <w:num w:numId="42" w16cid:durableId="980385119">
+    <w:abstractNumId w:val="49"/>
+  </w:num>
+  <w:num w:numId="43" w16cid:durableId="1176966992">
+    <w:abstractNumId w:val="23"/>
+  </w:num>
+  <w:num w:numId="44" w16cid:durableId="1782534473">
+    <w:abstractNumId w:val="32"/>
+  </w:num>
+  <w:num w:numId="45" w16cid:durableId="1237780768">
+    <w:abstractNumId w:val="30"/>
+  </w:num>
+  <w:num w:numId="46" w16cid:durableId="1233659558">
+    <w:abstractNumId w:val="11"/>
+  </w:num>
+  <w:num w:numId="47" w16cid:durableId="1002705445">
+    <w:abstractNumId w:val="44"/>
+  </w:num>
+  <w:num w:numId="48" w16cid:durableId="1710227877">
+    <w:abstractNumId w:val="35"/>
+  </w:num>
+  <w:num w:numId="49" w16cid:durableId="1741168464">
+    <w:abstractNumId w:val="48"/>
+  </w:num>
+  <w:num w:numId="50" w16cid:durableId="842549747">
+    <w:abstractNumId w:val="40"/>
+  </w:num>
+  <w:num w:numId="51" w16cid:durableId="649754490">
+    <w:abstractNumId w:val="29"/>
+  </w:num>
+  <w:num w:numId="52" w16cid:durableId="1455053495">
+    <w:abstractNumId w:val="24"/>
   </w:num>
 </w:numbering>
 </file>
@@ -10662,7 +13401,7 @@
     <w:lsdException w:name="Subtitle" w:qFormat="1"/>
     <w:lsdException w:name="Hyperlink" w:uiPriority="99"/>
     <w:lsdException w:name="Strong" w:qFormat="1"/>
-    <w:lsdException w:name="Emphasis" w:qFormat="1"/>
+    <w:lsdException w:name="Emphasis" w:uiPriority="20" w:qFormat="1"/>
     <w:lsdException w:name="Normal (Web)" w:uiPriority="99"/>
     <w:lsdException w:name="HTML Typewriter" w:uiPriority="99"/>
     <w:lsdException w:name="Normal Table" w:semiHidden="1" w:unhideWhenUsed="1"/>
@@ -11772,6 +14511,17 @@
       <w:contextualSpacing/>
     </w:pPr>
   </w:style>
+  <w:style w:type="character" w:styleId="Emphasis">
+    <w:name w:val="Emphasis"/>
+    <w:basedOn w:val="DefaultParagraphFont"/>
+    <w:uiPriority w:val="20"/>
+    <w:qFormat/>
+    <w:rsid w:val="008819FE"/>
+    <w:rPr>
+      <w:i/>
+      <w:iCs/>
+    </w:rPr>
+  </w:style>
 </w:styles>
 </file>
 
@@ -12091,25 +14841,6 @@
 </file>
 
 <file path=customXml/item1.xml><?xml version="1.0" encoding="utf-8"?>
-<p:properties xmlns:p="http://schemas.microsoft.com/office/2006/metadata/properties" xmlns:xsi="http://www.w3.org/2001/XMLSchema-instance" xmlns:pc="http://schemas.microsoft.com/office/infopath/2007/PartnerControls">
-  <documentManagement/>
-</p:properties>
-</file>
-
-<file path=customXml/item2.xml><?xml version="1.0" encoding="utf-8"?>
-<?mso-contentType ?>
-<FormTemplates xmlns="http://schemas.microsoft.com/sharepoint/v3/contenttype/forms">
-  <Display>DocumentLibraryForm</Display>
-  <Edit>DocumentLibraryForm</Edit>
-  <New>DocumentLibraryForm</New>
-</FormTemplates>
-</file>
-
-<file path=customXml/item3.xml><?xml version="1.0" encoding="utf-8"?>
-<b:Sources xmlns:b="http://schemas.openxmlformats.org/officeDocument/2006/bibliography" xmlns="http://schemas.openxmlformats.org/officeDocument/2006/bibliography" SelectedStyle="" StyleName=""/>
-</file>
-
-<file path=customXml/item4.xml><?xml version="1.0" encoding="utf-8"?>
 <ct:contentTypeSchema xmlns:ct="http://schemas.microsoft.com/office/2006/metadata/contentType" xmlns:ma="http://schemas.microsoft.com/office/2006/metadata/properties/metaAttributes" ct:_="" ma:_="" ma:contentTypeName="Dokument" ma:contentTypeID="0x0101008B745E83D8115245A8D1ADF80A3890BA" ma:contentTypeVersion="13" ma:contentTypeDescription="Stvaranje novog dokumenta." ma:contentTypeScope="" ma:versionID="a27f2829a275489d5984aa1a72490b89">
   <xsd:schema xmlns:xsd="http://www.w3.org/2001/XMLSchema" xmlns:xs="http://www.w3.org/2001/XMLSchema" xmlns:p="http://schemas.microsoft.com/office/2006/metadata/properties" xmlns:ns3="7c097320-6bba-49ec-a060-a2cd4188ceea" xmlns:ns4="c90fddfb-63ac-4e82-9923-c0faed2978db" targetNamespace="http://schemas.microsoft.com/office/2006/metadata/properties" ma:root="true" ma:fieldsID="d04262c8c13f3e7f52107fbeea22bf7e" ns3:_="" ns4:_="">
     <xsd:import namespace="7c097320-6bba-49ec-a060-a2cd4188ceea"/>
@@ -12332,32 +15063,26 @@
 </ct:contentTypeSchema>
 </file>
 
-<file path=customXml/itemProps1.xml><?xml version="1.0" encoding="utf-8"?>
-<ds:datastoreItem xmlns:ds="http://schemas.openxmlformats.org/officeDocument/2006/customXml" ds:itemID="{E71BF759-535E-435C-B98B-D37791CE2CC8}">
-  <ds:schemaRefs>
-    <ds:schemaRef ds:uri="http://schemas.microsoft.com/office/2006/metadata/properties"/>
-    <ds:schemaRef ds:uri="http://schemas.microsoft.com/office/infopath/2007/PartnerControls"/>
-  </ds:schemaRefs>
-</ds:datastoreItem>
+<file path=customXml/item2.xml><?xml version="1.0" encoding="utf-8"?>
+<b:Sources xmlns:b="http://schemas.openxmlformats.org/officeDocument/2006/bibliography" xmlns="http://schemas.openxmlformats.org/officeDocument/2006/bibliography" SelectedStyle="" StyleName=""/>
 </file>
 
-<file path=customXml/itemProps2.xml><?xml version="1.0" encoding="utf-8"?>
-<ds:datastoreItem xmlns:ds="http://schemas.openxmlformats.org/officeDocument/2006/customXml" ds:itemID="{1938C5F5-34C8-4331-979B-AD4F4FBB7811}">
-  <ds:schemaRefs>
-    <ds:schemaRef ds:uri="http://schemas.microsoft.com/sharepoint/v3/contenttype/forms"/>
-  </ds:schemaRefs>
-</ds:datastoreItem>
+<file path=customXml/item3.xml><?xml version="1.0" encoding="utf-8"?>
+<?mso-contentType ?>
+<FormTemplates xmlns="http://schemas.microsoft.com/sharepoint/v3/contenttype/forms">
+  <Display>DocumentLibraryForm</Display>
+  <Edit>DocumentLibraryForm</Edit>
+  <New>DocumentLibraryForm</New>
+</FormTemplates>
 </file>
 
-<file path=customXml/itemProps3.xml><?xml version="1.0" encoding="utf-8"?>
-<ds:datastoreItem xmlns:ds="http://schemas.openxmlformats.org/officeDocument/2006/customXml" ds:itemID="{8118E9C1-FB63-4F97-A222-D7ADC7999B27}">
-  <ds:schemaRefs>
-    <ds:schemaRef ds:uri="http://schemas.openxmlformats.org/officeDocument/2006/bibliography"/>
-  </ds:schemaRefs>
-</ds:datastoreItem>
+<file path=customXml/item4.xml><?xml version="1.0" encoding="utf-8"?>
+<p:properties xmlns:p="http://schemas.microsoft.com/office/2006/metadata/properties" xmlns:xsi="http://www.w3.org/2001/XMLSchema-instance" xmlns:pc="http://schemas.microsoft.com/office/infopath/2007/PartnerControls">
+  <documentManagement/>
+</p:properties>
 </file>
 
-<file path=customXml/itemProps4.xml><?xml version="1.0" encoding="utf-8"?>
+<file path=customXml/itemProps1.xml><?xml version="1.0" encoding="utf-8"?>
 <ds:datastoreItem xmlns:ds="http://schemas.openxmlformats.org/officeDocument/2006/customXml" ds:itemID="{C4F4A0A0-25B6-4F0C-9000-00BC1F5E7081}">
   <ds:schemaRefs>
     <ds:schemaRef ds:uri="http://schemas.microsoft.com/office/2006/metadata/contentType"/>
@@ -12374,4 +15099,29 @@
     <ds:schemaRef ds:uri="http://schemas.microsoft.com/internal/obd"/>
   </ds:schemaRefs>
 </ds:datastoreItem>
+</file>
+
+<file path=customXml/itemProps2.xml><?xml version="1.0" encoding="utf-8"?>
+<ds:datastoreItem xmlns:ds="http://schemas.openxmlformats.org/officeDocument/2006/customXml" ds:itemID="{8118E9C1-FB63-4F97-A222-D7ADC7999B27}">
+  <ds:schemaRefs>
+    <ds:schemaRef ds:uri="http://schemas.openxmlformats.org/officeDocument/2006/bibliography"/>
+  </ds:schemaRefs>
+</ds:datastoreItem>
+</file>
+
+<file path=customXml/itemProps3.xml><?xml version="1.0" encoding="utf-8"?>
+<ds:datastoreItem xmlns:ds="http://schemas.openxmlformats.org/officeDocument/2006/customXml" ds:itemID="{1938C5F5-34C8-4331-979B-AD4F4FBB7811}">
+  <ds:schemaRefs>
+    <ds:schemaRef ds:uri="http://schemas.microsoft.com/sharepoint/v3/contenttype/forms"/>
+  </ds:schemaRefs>
+</ds:datastoreItem>
+</file>
+
+<file path=customXml/itemProps4.xml><?xml version="1.0" encoding="utf-8"?>
+<ds:datastoreItem xmlns:ds="http://schemas.openxmlformats.org/officeDocument/2006/customXml" ds:itemID="{E71BF759-535E-435C-B98B-D37791CE2CC8}">
+  <ds:schemaRefs>
+    <ds:schemaRef ds:uri="http://schemas.microsoft.com/office/2006/metadata/properties"/>
+    <ds:schemaRef ds:uri="http://schemas.microsoft.com/office/infopath/2007/PartnerControls"/>
+  </ds:schemaRefs>
+</ds:datastoreItem>
 </file>